--- a/public/templates/contract_template.docx
+++ b/public/templates/contract_template.docx
@@ -10,25 +10,25 @@
           <w:rFonts w:ascii="Aptos" w:eastAsia="Aptos" w:hAnsi="Aptos" w:cs="Aptos"/>
           <w:b/>
           <w:bCs/>
-          <w:sz w:val="52"/>
-          <w:szCs w:val="52"/>
-        </w:rPr>
-      </w:pPr>
-      <w:r>
-        <w:rPr>
-          <w:rFonts w:ascii="Aptos" w:eastAsia="Aptos" w:hAnsi="Aptos" w:cs="Aptos"/>
-          <w:b/>
-          <w:bCs/>
-          <w:sz w:val="52"/>
-          <w:szCs w:val="52"/>
+          <w:sz w:val="40"/>
+          <w:szCs w:val="40"/>
+        </w:rPr>
+      </w:pPr>
+      <w:r>
+        <w:rPr>
+          <w:rFonts w:ascii="Aptos" w:eastAsia="Aptos" w:hAnsi="Aptos" w:cs="Aptos"/>
+          <w:b/>
+          <w:bCs/>
+          <w:sz w:val="40"/>
+          <w:szCs w:val="40"/>
         </w:rPr>
         <w:t>Employment Contract and Rules</w:t>
       </w:r>
       <w:r>
         <w:rPr>
           <w:rFonts w:ascii="Aptos" w:eastAsia="Aptos" w:hAnsi="Aptos" w:cs="Aptos"/>
-          <w:sz w:val="52"/>
-          <w:szCs w:val="52"/>
+          <w:sz w:val="40"/>
+          <w:szCs w:val="40"/>
         </w:rPr>
         <w:t xml:space="preserve"> </w:t>
       </w:r>
@@ -38,8 +38,8 @@
           <w:rFonts w:ascii="Aptos" w:eastAsia="Aptos" w:hAnsi="Aptos" w:cs="Aptos"/>
           <w:b/>
           <w:bCs/>
-          <w:sz w:val="52"/>
-          <w:szCs w:val="52"/>
+          <w:sz w:val="44"/>
+          <w:szCs w:val="44"/>
         </w:rPr>
         <w:t>สัญญาจ้างงานและระเบียบข้อบังคับเกี่ยวกับการทำงาน</w:t>
       </w:r>
@@ -82,21 +82,7 @@
         <w:rPr>
           <w:rFonts w:ascii="Aptos" w:eastAsia="Aptos" w:hAnsi="Aptos" w:cs="Aptos"/>
         </w:rPr>
-        <w:t xml:space="preserve"> เอกสารฉบับนี้ถือเป็นทั้งสัญญาจ้างงานและระเบียบข้อบังคับการทำงานที่ครอบคลุมเงื่อนไขการจ้างงานและความประพฤติ</w:t>
-      </w:r>
-      <w:proofErr w:type="spellStart"/>
-      <w:r>
-        <w:rPr>
-          <w:rFonts w:ascii="Aptos" w:eastAsia="Aptos" w:hAnsi="Aptos" w:cs="Aptos"/>
-        </w:rPr>
-        <w:t>ที่คาดหวังสำหรับพนักงานทุกคนของ</w:t>
-      </w:r>
-      <w:proofErr w:type="spellEnd"/>
-      <w:r>
-        <w:rPr>
-          <w:rFonts w:ascii="Aptos" w:eastAsia="Aptos" w:hAnsi="Aptos" w:cs="Aptos"/>
-        </w:rPr>
-        <w:t xml:space="preserve"> </w:t>
+        <w:t xml:space="preserve"> เอกสารฉบับนี้ถือเป็นทั้งสัญญาจ้างงานและระเบียบข้อบังคับการทำงานที่ครอบคลุมเงื่อนไขการจ้างงานและความประพฤติที่คาดหวังสำหรับพนักงานทุกคนของ </w:t>
       </w:r>
       <w:proofErr w:type="spellStart"/>
       <w:r>
@@ -545,37 +531,31 @@
           <w:b/>
           <w:bCs/>
         </w:rPr>
-        <w:t xml:space="preserve">Start Date / </w:t>
-      </w:r>
-      <w:proofErr w:type="spellStart"/>
-      <w:r>
-        <w:rPr>
-          <w:rFonts w:ascii="Aptos" w:eastAsia="Aptos" w:hAnsi="Aptos" w:cs="Aptos"/>
-          <w:b/>
-          <w:bCs/>
-        </w:rPr>
-        <w:t>วันเริ่มงาน</w:t>
-      </w:r>
-      <w:proofErr w:type="spellEnd"/>
-      <w:r>
-        <w:rPr>
-          <w:rFonts w:ascii="Aptos" w:eastAsia="Aptos" w:hAnsi="Aptos" w:cs="Aptos"/>
-          <w:b/>
-          <w:bCs/>
-        </w:rPr>
-        <w:t>:</w:t>
-      </w:r>
-      <w:r>
-        <w:rPr>
-          <w:rFonts w:ascii="Aptos" w:eastAsia="Aptos" w:hAnsi="Aptos" w:cs="Aptos"/>
-        </w:rPr>
-        <w:t xml:space="preserve"> </w:t>
-      </w:r>
-      <w:r>
-        <w:rPr>
-          <w:rFonts w:ascii="Aptos" w:eastAsia="Aptos" w:hAnsi="Aptos" w:cs="Aptos"/>
-        </w:rPr>
-        <w:t>{{START_DATE}}</w:t>
+        <w:t xml:space="preserve">Responsibilities / </w:t>
+      </w:r>
+      <w:proofErr w:type="spellStart"/>
+      <w:r>
+        <w:rPr>
+          <w:rFonts w:ascii="Browallia New" w:eastAsia="Aptos" w:hAnsi="Browallia New" w:cs="Browallia New"/>
+          <w:b/>
+          <w:bCs/>
+        </w:rPr>
+        <w:t>ความรับผิดชอบ</w:t>
+      </w:r>
+      <w:proofErr w:type="spellEnd"/>
+      <w:r>
+        <w:rPr>
+          <w:rFonts w:ascii="Aptos" w:eastAsia="Aptos" w:hAnsi="Aptos" w:cs="Aptos"/>
+          <w:b/>
+          <w:bCs/>
+        </w:rPr>
+        <w:t xml:space="preserve">: </w:t>
+      </w:r>
+      <w:r>
+        <w:rPr>
+          <w:rFonts w:ascii="Aptos" w:eastAsia="Aptos" w:hAnsi="Aptos" w:cs="Aptos"/>
+        </w:rPr>
+        <w:t>{{ROLE_RESPONSIBILITIES}}</w:t>
       </w:r>
     </w:p>
     <w:p>
@@ -596,6 +576,57 @@
           <w:b/>
           <w:bCs/>
         </w:rPr>
+        <w:t xml:space="preserve">Start Date / </w:t>
+      </w:r>
+      <w:proofErr w:type="spellStart"/>
+      <w:r>
+        <w:rPr>
+          <w:rFonts w:ascii="Aptos" w:eastAsia="Aptos" w:hAnsi="Aptos" w:cs="Aptos"/>
+          <w:b/>
+          <w:bCs/>
+        </w:rPr>
+        <w:t>วันเริ่มงาน</w:t>
+      </w:r>
+      <w:proofErr w:type="spellEnd"/>
+      <w:r>
+        <w:rPr>
+          <w:rFonts w:ascii="Aptos" w:eastAsia="Aptos" w:hAnsi="Aptos" w:cs="Aptos"/>
+          <w:b/>
+          <w:bCs/>
+        </w:rPr>
+        <w:t>:</w:t>
+      </w:r>
+      <w:r>
+        <w:rPr>
+          <w:rFonts w:ascii="Aptos" w:eastAsia="Aptos" w:hAnsi="Aptos" w:cs="Aptos"/>
+        </w:rPr>
+        <w:t xml:space="preserve"> </w:t>
+      </w:r>
+      <w:r>
+        <w:rPr>
+          <w:rFonts w:ascii="Aptos" w:eastAsia="Aptos" w:hAnsi="Aptos" w:cs="Aptos"/>
+        </w:rPr>
+        <w:t>{{START_DATE}}</w:t>
+      </w:r>
+    </w:p>
+    <w:p>
+      <w:pPr>
+        <w:pStyle w:val="ListParagraph"/>
+        <w:numPr>
+          <w:ilvl w:val="0"/>
+          <w:numId w:val="22"/>
+        </w:numPr>
+        <w:spacing w:before="240" w:after="240"/>
+        <w:rPr>
+          <w:rFonts w:ascii="Aptos" w:eastAsia="Aptos" w:hAnsi="Aptos" w:cs="Aptos"/>
+        </w:rPr>
+      </w:pPr>
+      <w:r>
+        <w:rPr>
+          <w:rFonts w:ascii="Aptos" w:eastAsia="Aptos" w:hAnsi="Aptos" w:cs="Aptos"/>
+          <w:b/>
+          <w:bCs/>
+        </w:rPr>
         <w:t xml:space="preserve">Work Location / </w:t>
       </w:r>
       <w:proofErr w:type="spellStart"/>
@@ -1145,21 +1176,7 @@
         <w:rPr>
           <w:rFonts w:ascii="Aptos" w:eastAsia="Aptos" w:hAnsi="Aptos" w:cs="Aptos"/>
         </w:rPr>
-        <w:t xml:space="preserve"> ลูกจ้างมีสิทธิได้รับสวัสดิการตามที่</w:t>
-      </w:r>
-      <w:proofErr w:type="spellStart"/>
-      <w:r>
-        <w:rPr>
-          <w:rFonts w:ascii="Aptos" w:eastAsia="Aptos" w:hAnsi="Aptos" w:cs="Aptos"/>
-        </w:rPr>
-        <w:t>ระบุไว้ในนโยบายสวัสดิการของบริษัท</w:t>
-      </w:r>
-      <w:proofErr w:type="spellEnd"/>
-      <w:r>
-        <w:rPr>
-          <w:rFonts w:ascii="Aptos" w:eastAsia="Aptos" w:hAnsi="Aptos" w:cs="Aptos"/>
-        </w:rPr>
-        <w:t xml:space="preserve"> </w:t>
+        <w:t xml:space="preserve"> ลูกจ้างมีสิทธิได้รับสวัสดิการตามที่ระบุไว้ในนโยบายสวัสดิการของบริษัท </w:t>
       </w:r>
       <w:proofErr w:type="spellStart"/>
       <w:r>
@@ -1236,14 +1253,14 @@
         <w:rPr>
           <w:rFonts w:ascii="Aptos" w:eastAsia="Aptos" w:hAnsi="Aptos" w:cs="Aptos"/>
         </w:rPr>
-        <w:t xml:space="preserve"> paid annual leave days per year after completing one (1) full year of uninterrupted service. For employees who have not yet completed one year of service, annual leave will be granted on a pro-rata basis. ลูกจ้างมีสิทธิลาหยุดพักผ่อนประจำปี</w:t>
-      </w:r>
-      <w:proofErr w:type="spellStart"/>
-      <w:r>
-        <w:rPr>
-          <w:rFonts w:ascii="Aptos" w:eastAsia="Aptos" w:hAnsi="Aptos" w:cs="Aptos"/>
-        </w:rPr>
-        <w:t>โดยได้รับค่าจ้างอย่างน้อย</w:t>
+        <w:t xml:space="preserve"> paid annual leave days per year after completing one (1) full year of uninterrupted service. For employees who have not yet completed one year of service, annual leave will be granted on a pro-rata basis. ลูกจ้างมีสิทธิลาหยุดพักผ่อนประจำปีโดยได้รับค่าจ้างอย่าง</w:t>
+      </w:r>
+      <w:proofErr w:type="spellStart"/>
+      <w:r>
+        <w:rPr>
+          <w:rFonts w:ascii="Aptos" w:eastAsia="Aptos" w:hAnsi="Aptos" w:cs="Aptos"/>
+        </w:rPr>
+        <w:t>น้อย</w:t>
       </w:r>
       <w:proofErr w:type="spellEnd"/>
       <w:r>
@@ -1715,21 +1732,7 @@
         <w:rPr>
           <w:rFonts w:ascii="Aptos" w:eastAsia="Aptos" w:hAnsi="Aptos" w:cs="Aptos"/>
         </w:rPr>
-        <w:t xml:space="preserve"> discount per day. พนักงานมีสิทธิได้รับส่วนลดค่าอาหารหนึ่งมื้อและ</w:t>
-      </w:r>
-      <w:proofErr w:type="spellStart"/>
-      <w:r>
-        <w:rPr>
-          <w:rFonts w:ascii="Aptos" w:eastAsia="Aptos" w:hAnsi="Aptos" w:cs="Aptos"/>
-        </w:rPr>
-        <w:t>เครื่องดื่มหนึ่งแก้วในราคาลด</w:t>
-      </w:r>
-      <w:proofErr w:type="spellEnd"/>
-      <w:r>
-        <w:rPr>
-          <w:rFonts w:ascii="Aptos" w:eastAsia="Aptos" w:hAnsi="Aptos" w:cs="Aptos"/>
-        </w:rPr>
-        <w:t xml:space="preserve"> </w:t>
+        <w:t xml:space="preserve"> discount per day. พนักงานมีสิทธิได้รับส่วนลดค่าอาหารหนึ่งมื้อและเครื่องดื่มหนึ่งแก้วในราคาลด </w:t>
       </w:r>
       <w:r>
         <w:rPr>
@@ -2321,14 +2324,14 @@
         <w:rPr>
           <w:rFonts w:ascii="Aptos" w:eastAsia="Aptos" w:hAnsi="Aptos" w:cs="Aptos"/>
         </w:rPr>
-        <w:t>months. ลูกจ้างจะต้องผ่านระยะเวลา</w:t>
-      </w:r>
-      <w:proofErr w:type="spellStart"/>
-      <w:r>
-        <w:rPr>
-          <w:rFonts w:ascii="Aptos" w:eastAsia="Aptos" w:hAnsi="Aptos" w:cs="Aptos"/>
-        </w:rPr>
-        <w:t>ทดลองงานเป็นเวลาสาม</w:t>
+        <w:t>months. ลูกจ้างจะต้องผ่านระยะเวลาทดลองงานเป็นเวลา</w:t>
+      </w:r>
+      <w:proofErr w:type="spellStart"/>
+      <w:r>
+        <w:rPr>
+          <w:rFonts w:ascii="Aptos" w:eastAsia="Aptos" w:hAnsi="Aptos" w:cs="Aptos"/>
+        </w:rPr>
+        <w:t>สาม</w:t>
       </w:r>
       <w:proofErr w:type="spellEnd"/>
       <w:r>
@@ -2424,14 +2427,14 @@
         <w:rPr>
           <w:rFonts w:ascii="Aptos" w:eastAsia="Aptos" w:hAnsi="Aptos" w:cs="Aptos"/>
         </w:rPr>
-        <w:t xml:space="preserve"> Employment may be terminated by either party with thirty (30) days written notice, subject to the provisions of Thai labor law. การจ้างงานอาจถูกยกเลิกโดยฝ่ายใดฝ่ายหนึ่งด้วยการแจ้ง</w:t>
-      </w:r>
-      <w:proofErr w:type="spellStart"/>
-      <w:r>
-        <w:rPr>
-          <w:rFonts w:ascii="Aptos" w:eastAsia="Aptos" w:hAnsi="Aptos" w:cs="Aptos"/>
-        </w:rPr>
-        <w:t>เป็นลายลักษณ์อักษรล่วงหน้าสามสิบ</w:t>
+        <w:t xml:space="preserve"> Employment may be terminated by either party with thirty (30) days written notice, subject to the provisions of Thai labor law. การจ้างงานอาจถูกยกเลิก</w:t>
+      </w:r>
+      <w:proofErr w:type="spellStart"/>
+      <w:r>
+        <w:rPr>
+          <w:rFonts w:ascii="Aptos" w:eastAsia="Aptos" w:hAnsi="Aptos" w:cs="Aptos"/>
+        </w:rPr>
+        <w:t>โดยฝ่ายใดฝ่ายหนึ่งด้วยการแจ้งเป็นลายลักษณ์อักษรล่วงหน้าสามสิบ</w:t>
       </w:r>
       <w:proofErr w:type="spellEnd"/>
       <w:r>
@@ -2637,14 +2640,14 @@
         <w:rPr>
           <w:rFonts w:ascii="Aptos" w:eastAsia="Aptos" w:hAnsi="Aptos" w:cs="Aptos"/>
         </w:rPr>
-        <w:t xml:space="preserve"> กฎระเบียบและแนวทางปฏิบัติที่ระบุไว้ในภาคผนวกของเอกสารฉบับนี้ถือเป็น</w:t>
-      </w:r>
-      <w:proofErr w:type="spellStart"/>
-      <w:r>
-        <w:rPr>
-          <w:rFonts w:ascii="Aptos" w:eastAsia="Aptos" w:hAnsi="Aptos" w:cs="Aptos"/>
-        </w:rPr>
-        <w:t>ส่วนสำคัญของข้อกำหนดการจ้างงาน</w:t>
+        <w:t xml:space="preserve"> กฎระเบียบและแนวทางปฏิบัติที่ระบุไว้</w:t>
+      </w:r>
+      <w:proofErr w:type="spellStart"/>
+      <w:r>
+        <w:rPr>
+          <w:rFonts w:ascii="Aptos" w:eastAsia="Aptos" w:hAnsi="Aptos" w:cs="Aptos"/>
+        </w:rPr>
+        <w:t>ในภาคผนวกของเอกสารฉบับนี้ถือเป็นส่วนสำคัญของข้อกำหนดการจ้างงาน</w:t>
       </w:r>
       <w:proofErr w:type="spellEnd"/>
       <w:r>
@@ -2733,7 +2736,7 @@
           <w:b/>
           <w:bCs/>
         </w:rPr>
-        <w:t>{{TRADING_NAME}}</w:t>
+        <w:t>{{COMPANY_LEGAL_NAME}}</w:t>
       </w:r>
       <w:r>
         <w:rPr>
@@ -2749,7 +2752,7 @@
           <w:b/>
           <w:bCs/>
         </w:rPr>
-        <w:t>{{TRADING_NAME}}</w:t>
+        <w:t>{{COMPANY_LEGAL_NAME}}</w:t>
       </w:r>
       <w:r>
         <w:rPr>
@@ -2783,7 +2786,7 @@
         <w:rPr>
           <w:rFonts w:ascii="Aptos" w:eastAsia="Aptos" w:hAnsi="Aptos" w:cs="Aptos"/>
         </w:rPr>
-        <w:t>{{TRADING_NAME}}</w:t>
+        <w:t>{{COMPANY_LEGAL_NAME}}</w:t>
       </w:r>
       <w:r>
         <w:rPr>
@@ -2837,7 +2840,7 @@
         <w:rPr>
           <w:rFonts w:ascii="Aptos" w:eastAsia="Aptos" w:hAnsi="Aptos" w:cs="Aptos"/>
         </w:rPr>
-        <w:t>{{TRADING_NAME}}</w:t>
+        <w:t>{{COMPANY_LEGAL_NAME}}</w:t>
       </w:r>
       <w:r>
         <w:rPr>
@@ -3345,16 +3348,8 @@
         <w:rPr>
           <w:rFonts w:ascii="Aptos" w:eastAsia="Aptos" w:hAnsi="Aptos" w:cs="Aptos"/>
         </w:rPr>
-        <w:t xml:space="preserve"> uniforms are provided to each employee free of charge. มีการจัดหาชุดยูนิฟอร์มให้พนักงาน</w:t>
-      </w:r>
-      <w:proofErr w:type="spellStart"/>
-      <w:r>
-        <w:rPr>
-          <w:rFonts w:ascii="Aptos" w:eastAsia="Aptos" w:hAnsi="Aptos" w:cs="Aptos"/>
-        </w:rPr>
-        <w:t>แต่ละคนฟรีจำนวน</w:t>
-      </w:r>
-      <w:proofErr w:type="spellEnd"/>
+        <w:t xml:space="preserve"> uniforms are provided to each employee free of charge. มีการจัดหาชุดยูนิฟอร์มให้พนักงานแต่ละคนฟรีจำนวน</w:t>
+      </w:r>
       <w:r>
         <w:rPr>
           <w:rFonts w:ascii="Aptos" w:eastAsia="Aptos" w:hAnsi="Aptos" w:cs="Aptos"/>
@@ -3632,21 +3627,7 @@
         <w:rPr>
           <w:rFonts w:ascii="Aptos" w:eastAsia="Aptos" w:hAnsi="Aptos" w:cs="Aptos"/>
         </w:rPr>
-        <w:t xml:space="preserve"> If an employee requests an additional uniform for reasons other than those stated above (e.g., personal preference, lost shirt), the employee will be charged a specified fee, which will be deducted from their salary. หากพนักงานร้องขอชุดเพิ่มเติมด้วย</w:t>
-      </w:r>
-      <w:proofErr w:type="spellStart"/>
-      <w:r>
-        <w:rPr>
-          <w:rFonts w:ascii="Aptos" w:eastAsia="Aptos" w:hAnsi="Aptos" w:cs="Aptos"/>
-        </w:rPr>
-        <w:t>เหตุผลอื่นนอกเหนือจากที่ระบุข้างต้น</w:t>
-      </w:r>
-      <w:proofErr w:type="spellEnd"/>
-      <w:r>
-        <w:rPr>
-          <w:rFonts w:ascii="Aptos" w:eastAsia="Aptos" w:hAnsi="Aptos" w:cs="Aptos"/>
-        </w:rPr>
-        <w:t xml:space="preserve"> (</w:t>
+        <w:t xml:space="preserve"> If an employee requests an additional uniform for reasons other than those stated above (e.g., personal preference, lost shirt), the employee will be charged a specified fee, which will be deducted from their salary. หากพนักงานร้องขอชุดเพิ่มเติมด้วยเหตุผลอื่นนอกเหนือจากที่ระบุข้างต้น (</w:t>
       </w:r>
       <w:proofErr w:type="spellStart"/>
       <w:r>
@@ -3977,7 +3958,7 @@
         <w:rPr>
           <w:rFonts w:ascii="Aptos" w:eastAsia="Aptos" w:hAnsi="Aptos" w:cs="Aptos"/>
         </w:rPr>
-        <w:t>{{TRADING_NAME}}</w:t>
+        <w:t>{{COMPANY_LEGAL_NAME}}</w:t>
       </w:r>
       <w:r>
         <w:rPr>
@@ -4017,7 +3998,7 @@
         <w:rPr>
           <w:rFonts w:ascii="Aptos" w:eastAsia="Aptos" w:hAnsi="Aptos" w:cs="Aptos"/>
         </w:rPr>
-        <w:t>{{TRADING_NAME}}</w:t>
+        <w:t>{{COMPANY_LEGAL_NAME}}</w:t>
       </w:r>
       <w:r>
         <w:rPr>
@@ -4288,7 +4269,7 @@
         <w:rPr>
           <w:rFonts w:ascii="Aptos" w:eastAsia="Aptos" w:hAnsi="Aptos" w:cs="Aptos"/>
         </w:rPr>
-        <w:t>{{TRADING_NAME}}</w:t>
+        <w:t>{{COMPANY_LEGAL_NAME}}</w:t>
       </w:r>
       <w:r>
         <w:rPr>
@@ -4328,7 +4309,7 @@
         <w:rPr>
           <w:rFonts w:ascii="Aptos" w:eastAsia="Aptos" w:hAnsi="Aptos" w:cs="Aptos"/>
         </w:rPr>
-        <w:t>{{TRADING_NAME}}</w:t>
+        <w:t>{{COMPANY_LEGAL_NAME}}</w:t>
       </w:r>
       <w:r>
         <w:rPr>
@@ -5537,40 +5518,26 @@
         <w:rPr>
           <w:rFonts w:ascii="Aptos" w:eastAsia="Aptos" w:hAnsi="Aptos" w:cs="Aptos"/>
         </w:rPr>
-        <w:t>{{TRADING_NAME}}</w:t>
-      </w:r>
-      <w:r>
-        <w:rPr>
-          <w:rFonts w:ascii="Aptos" w:eastAsia="Aptos" w:hAnsi="Aptos" w:cs="Aptos"/>
-        </w:rPr>
-        <w:t xml:space="preserve">'s operational needs. Employees will be notified of any </w:t>
+        <w:t>{{COMPANY_LEGAL_NAME}}</w:t>
+      </w:r>
+      <w:r>
+        <w:rPr>
+          <w:rFonts w:ascii="Aptos" w:eastAsia="Aptos" w:hAnsi="Aptos" w:cs="Aptos"/>
+        </w:rPr>
+        <w:t xml:space="preserve">'s operational needs. Employees will be </w:t>
       </w:r>
       <w:r>
         <w:rPr>
           <w:rFonts w:ascii="Aptos" w:eastAsia="Aptos" w:hAnsi="Aptos" w:cs="Aptos"/>
         </w:rPr>
         <w:lastRenderedPageBreak/>
-        <w:t>changes in a timely manner. นโยบายระเบียบการแต่งกายนี้อาจมีการปรับปรุงเป็นระยะเพื่อสะท้อนถึงการเปลี่ยนแปลงในมาตรฐานอุตสาหกรรมหรือ</w:t>
-      </w:r>
-      <w:proofErr w:type="spellStart"/>
-      <w:r>
-        <w:rPr>
-          <w:rFonts w:ascii="Aptos" w:eastAsia="Aptos" w:hAnsi="Aptos" w:cs="Aptos"/>
-        </w:rPr>
-        <w:t>ความต้องการในการดำเนินงานของ</w:t>
-      </w:r>
-      <w:proofErr w:type="spellEnd"/>
-      <w:r>
-        <w:rPr>
-          <w:rFonts w:ascii="Aptos" w:eastAsia="Aptos" w:hAnsi="Aptos" w:cs="Aptos"/>
-        </w:rPr>
-        <w:t xml:space="preserve"> </w:t>
-      </w:r>
-      <w:r>
-        <w:rPr>
-          <w:rFonts w:ascii="Aptos" w:eastAsia="Aptos" w:hAnsi="Aptos" w:cs="Aptos"/>
-        </w:rPr>
-        <w:t>{{TRADING_NAME}}</w:t>
+        <w:t xml:space="preserve">notified of any changes in a timely manner. นโยบายระเบียบการแต่งกายนี้อาจมีการปรับปรุงเป็นระยะเพื่อสะท้อนถึงการเปลี่ยนแปลงในมาตรฐานอุตสาหกรรมหรือความต้องการในการดำเนินงานของ </w:t>
+      </w:r>
+      <w:r>
+        <w:rPr>
+          <w:rFonts w:ascii="Aptos" w:eastAsia="Aptos" w:hAnsi="Aptos" w:cs="Aptos"/>
+        </w:rPr>
+        <w:t>{{COMPANY_LEGAL_NAME}}</w:t>
       </w:r>
       <w:r>
         <w:rPr>
@@ -5672,7 +5639,7 @@
           <w:b/>
           <w:bCs/>
         </w:rPr>
-        <w:t>{{TRADING_NAME}}</w:t>
+        <w:t>{{COMPANY_LEGAL_NAME}}</w:t>
       </w:r>
       <w:r>
         <w:rPr>
@@ -5686,14 +5653,14 @@
         <w:rPr>
           <w:rFonts w:ascii="Aptos" w:eastAsia="Aptos" w:hAnsi="Aptos" w:cs="Aptos"/>
         </w:rPr>
-        <w:t xml:space="preserve"> นโยบายนี้ระบุกฎทั่วไปและความคาดหวังเกี่ยวกับการเข้างานและการตรงต่อ</w:t>
-      </w:r>
-      <w:proofErr w:type="spellStart"/>
-      <w:r>
-        <w:rPr>
-          <w:rFonts w:ascii="Aptos" w:eastAsia="Aptos" w:hAnsi="Aptos" w:cs="Aptos"/>
-        </w:rPr>
-        <w:t>เวลาสำหรับพนักงานทุกคนของ</w:t>
+        <w:t xml:space="preserve"> นโยบายนี้ระบุกฎทั่วไปและความคาดหวัง</w:t>
+      </w:r>
+      <w:proofErr w:type="spellStart"/>
+      <w:r>
+        <w:rPr>
+          <w:rFonts w:ascii="Aptos" w:eastAsia="Aptos" w:hAnsi="Aptos" w:cs="Aptos"/>
+        </w:rPr>
+        <w:t>เกี่ยวกับการเข้างานและการตรงต่อเวลาสำหรับพนักงานทุกคนของ</w:t>
       </w:r>
       <w:proofErr w:type="spellEnd"/>
       <w:r>
@@ -5706,7 +5673,7 @@
         <w:rPr>
           <w:rFonts w:ascii="Aptos" w:eastAsia="Aptos" w:hAnsi="Aptos" w:cs="Aptos"/>
         </w:rPr>
-        <w:t>{{TRADING_NAME}}</w:t>
+        <w:t>{{COMPANY_LEGAL_NAME}}</w:t>
       </w:r>
       <w:r>
         <w:rPr>
@@ -6270,14 +6237,14 @@
         <w:rPr>
           <w:rFonts w:ascii="Aptos" w:eastAsia="Aptos" w:hAnsi="Aptos" w:cs="Aptos"/>
         </w:rPr>
-        <w:t xml:space="preserve"> Any employee who anticipates being late must notify their immediate supervisor as soon as possible, providing a reason for the delay and an estimated time of arrival. Notification should be made via phone call or message (preferably by LINE application). Employees are also encouraged to notify their colleagues. พนักงานคนใดที่คาดว่าจะมาสายต้อง</w:t>
-      </w:r>
-      <w:proofErr w:type="spellStart"/>
-      <w:r>
-        <w:rPr>
-          <w:rFonts w:ascii="Aptos" w:eastAsia="Aptos" w:hAnsi="Aptos" w:cs="Aptos"/>
-        </w:rPr>
-        <w:t>แจ้งหัวหน้างานโดยตรงให้เร็วที่สุด</w:t>
+        <w:t xml:space="preserve"> Any employee who anticipates being late must notify their immediate supervisor as soon as possible, providing a reason for the delay and an estimated time of arrival. Notification should be made via phone call or message (preferably by LINE application). Employees are also encouraged to notify their colleagues. พนักงานคน</w:t>
+      </w:r>
+      <w:proofErr w:type="spellStart"/>
+      <w:r>
+        <w:rPr>
+          <w:rFonts w:ascii="Aptos" w:eastAsia="Aptos" w:hAnsi="Aptos" w:cs="Aptos"/>
+        </w:rPr>
+        <w:t>ใดที่คาดว่าจะมาสายต้องแจ้งหัวหน้างานโดยตรงให้เร็วที่สุด</w:t>
       </w:r>
       <w:proofErr w:type="spellEnd"/>
       <w:r>
@@ -6439,21 +6406,7 @@
         <w:rPr>
           <w:rFonts w:ascii="Aptos" w:eastAsia="Aptos" w:hAnsi="Aptos" w:cs="Aptos"/>
         </w:rPr>
-        <w:t xml:space="preserve"> Consistent or unexplained lateness can disrupt restaurant operations and negatively impact team efficiency. Repeated instances of lateness will be addressed through the following progressive disciplinary actions: การมาสายอย่างสม่ำเสมอหรือไม่มีคำอธิบายสามารถขัดขวางการดำเนินงานของร้านอาหาร</w:t>
-      </w:r>
-      <w:proofErr w:type="spellStart"/>
-      <w:r>
-        <w:rPr>
-          <w:rFonts w:ascii="Aptos" w:eastAsia="Aptos" w:hAnsi="Aptos" w:cs="Aptos"/>
-        </w:rPr>
-        <w:t>และส่งผลเสียต่อประสิทธิภาพของทีม</w:t>
-      </w:r>
-      <w:proofErr w:type="spellEnd"/>
-      <w:r>
-        <w:rPr>
-          <w:rFonts w:ascii="Aptos" w:eastAsia="Aptos" w:hAnsi="Aptos" w:cs="Aptos"/>
-        </w:rPr>
-        <w:t xml:space="preserve"> </w:t>
+        <w:t xml:space="preserve"> Consistent or unexplained lateness can disrupt restaurant operations and negatively impact team efficiency. Repeated instances of lateness will be addressed through the following progressive disciplinary actions: การมาสายอย่างสม่ำเสมอหรือไม่มีคำอธิบายสามารถขัดขวางการดำเนินงานของร้านอาหารและส่งผลเสียต่อประสิทธิภาพของทีม </w:t>
       </w:r>
       <w:proofErr w:type="spellStart"/>
       <w:r>
@@ -6727,21 +6680,7 @@
         <w:rPr>
           <w:rFonts w:ascii="Aptos" w:eastAsia="Aptos" w:hAnsi="Aptos" w:cs="Aptos"/>
         </w:rPr>
-        <w:t xml:space="preserve"> Continued disregard for the punctuality rules may result in further disciplinary action up to and including termination of employment, in accordance with Thai labor law. The management reserves the right to determine appropriate action for persistent lateness beyond the progressive steps. การเพิกเฉยต่อกฎการตรงต่อเวลาอย่างต่อเนื่องอาจส่งผลให้มีการดำเนินการ</w:t>
-      </w:r>
-      <w:proofErr w:type="spellStart"/>
-      <w:r>
-        <w:rPr>
-          <w:rFonts w:ascii="Aptos" w:eastAsia="Aptos" w:hAnsi="Aptos" w:cs="Aptos"/>
-        </w:rPr>
-        <w:t>ทางวินัยเพิ่มเติมจนถึงขั้นเลิกจ้าง</w:t>
-      </w:r>
-      <w:proofErr w:type="spellEnd"/>
-      <w:r>
-        <w:rPr>
-          <w:rFonts w:ascii="Aptos" w:eastAsia="Aptos" w:hAnsi="Aptos" w:cs="Aptos"/>
-        </w:rPr>
-        <w:t xml:space="preserve"> </w:t>
+        <w:t xml:space="preserve"> Continued disregard for the punctuality rules may result in further disciplinary action up to and including termination of employment, in accordance with Thai labor law. The management reserves the right to determine appropriate action for persistent lateness beyond the progressive steps. การเพิกเฉยต่อกฎการตรงต่อเวลาอย่างต่อเนื่องอาจส่งผลให้มีการดำเนินการทางวินัยเพิ่มเติมจนถึงขั้นเลิกจ้าง </w:t>
       </w:r>
       <w:proofErr w:type="spellStart"/>
       <w:r>
@@ -6830,21 +6769,7 @@
         <w:rPr>
           <w:rFonts w:ascii="Aptos" w:eastAsia="Aptos" w:hAnsi="Aptos" w:cs="Aptos"/>
         </w:rPr>
-        <w:t xml:space="preserve"> If an employee is unable to come to work due to illness or any other unavoidable reason, they must notify their immediate supervisor as soon as possible, preferably at least one hour before their scheduled start time. หากพนักงานไม่สามารถมาทำงานได้เนื่องจากการเจ็บป่วย</w:t>
-      </w:r>
-      <w:proofErr w:type="spellStart"/>
-      <w:r>
-        <w:rPr>
-          <w:rFonts w:ascii="Aptos" w:eastAsia="Aptos" w:hAnsi="Aptos" w:cs="Aptos"/>
-        </w:rPr>
-        <w:t>หรือเหตุผลที่หลีกเลี่ยงไม่ได้อื่นใด</w:t>
-      </w:r>
-      <w:proofErr w:type="spellEnd"/>
-      <w:r>
-        <w:rPr>
-          <w:rFonts w:ascii="Aptos" w:eastAsia="Aptos" w:hAnsi="Aptos" w:cs="Aptos"/>
-        </w:rPr>
-        <w:t xml:space="preserve"> </w:t>
+        <w:t xml:space="preserve"> If an employee is unable to come to work due to illness or any other unavoidable reason, they must notify their immediate supervisor as soon as possible, preferably at least one hour before their scheduled start time. หากพนักงานไม่สามารถมาทำงานได้เนื่องจากการเจ็บป่วยหรือเหตุผลที่หลีกเลี่ยงไม่ได้อื่นใด </w:t>
       </w:r>
       <w:proofErr w:type="spellStart"/>
       <w:r>
@@ -7371,7 +7296,7 @@
           <w:b/>
           <w:bCs/>
         </w:rPr>
-        <w:t>{{TRADING_NAME}}</w:t>
+        <w:t>{{COMPANY_LEGAL_NAME}}</w:t>
       </w:r>
       <w:r>
         <w:rPr>
@@ -7405,7 +7330,7 @@
         <w:rPr>
           <w:rFonts w:ascii="Aptos" w:eastAsia="Aptos" w:hAnsi="Aptos" w:cs="Aptos"/>
         </w:rPr>
-        <w:t>{{TRADING_NAME}}</w:t>
+        <w:t>{{COMPANY_LEGAL_NAME}}</w:t>
       </w:r>
       <w:r>
         <w:rPr>
@@ -7506,7 +7431,7 @@
         <w:rPr>
           <w:rFonts w:ascii="Aptos" w:eastAsia="Aptos" w:hAnsi="Aptos" w:cs="Aptos"/>
         </w:rPr>
-        <w:t>{{TRADING_NAME}}</w:t>
+        <w:t>{{COMPANY_LEGAL_NAME}}</w:t>
       </w:r>
       <w:r>
         <w:rPr>
@@ -7544,7 +7469,7 @@
         <w:rPr>
           <w:rFonts w:ascii="Aptos" w:eastAsia="Aptos" w:hAnsi="Aptos" w:cs="Aptos"/>
         </w:rPr>
-        <w:t>{{TRADING_NAME}}</w:t>
+        <w:t>{{COMPANY_LEGAL_NAME}}</w:t>
       </w:r>
       <w:r>
         <w:rPr>
@@ -8065,6 +7990,24 @@
           <w:rFonts w:ascii="Aptos" w:eastAsia="Aptos" w:hAnsi="Aptos" w:cs="Aptos"/>
         </w:rPr>
       </w:pPr>
+      <w:r>
+        <w:rPr>
+          <w:rFonts w:ascii="Aptos" w:eastAsia="Aptos" w:hAnsi="Aptos" w:cs="Aptos"/>
+          <w:b/>
+          <w:bCs/>
+          <w:color w:val="1B1C1D"/>
+        </w:rPr>
+        <w:t>Date: ____________________</w:t>
+      </w:r>
+      <w:r>
+        <w:rPr>
+          <w:rFonts w:ascii="Aptos" w:eastAsia="Aptos" w:hAnsi="Aptos" w:cs="Aptos"/>
+          <w:b/>
+          <w:bCs/>
+          <w:color w:val="1B1C1D"/>
+        </w:rPr>
+        <w:tab/>
+      </w:r>
     </w:p>
     <w:p>
       <w:pPr>
@@ -8073,31 +8016,59 @@
           <w:rFonts w:ascii="Aptos" w:eastAsia="Aptos" w:hAnsi="Aptos" w:cs="Aptos"/>
           <w:b/>
           <w:bCs/>
-        </w:rPr>
-      </w:pPr>
-      <w:r>
-        <w:rPr>
-          <w:rFonts w:ascii="Aptos" w:eastAsia="Aptos" w:hAnsi="Aptos" w:cs="Aptos"/>
-          <w:b/>
-          <w:bCs/>
-        </w:rPr>
-        <w:t>Employee:</w:t>
-      </w:r>
-    </w:p>
-    <w:p>
-      <w:pPr>
-        <w:spacing w:after="240" w:line="276" w:lineRule="auto"/>
-        <w:rPr>
-          <w:rFonts w:ascii="Aptos" w:eastAsia="Aptos" w:hAnsi="Aptos" w:cs="Aptos"/>
           <w:color w:val="1B1C1D"/>
         </w:rPr>
       </w:pPr>
       <w:r>
         <w:rPr>
           <w:rFonts w:ascii="Aptos" w:eastAsia="Aptos" w:hAnsi="Aptos" w:cs="Aptos"/>
+          <w:b/>
+          <w:bCs/>
+        </w:rPr>
+        <w:t>Employee</w:t>
+      </w:r>
+      <w:r>
+        <w:rPr>
+          <w:rFonts w:ascii="Aptos" w:eastAsia="Aptos" w:hAnsi="Aptos" w:cs="Aptos"/>
+          <w:b/>
+          <w:bCs/>
+        </w:rPr>
+        <w:br/>
+      </w:r>
+      <w:r>
+        <w:rPr>
+          <w:rFonts w:ascii="Aptos" w:eastAsia="Aptos" w:hAnsi="Aptos" w:cs="Aptos"/>
+          <w:b/>
+          <w:bCs/>
+        </w:rPr>
+        <w:br/>
+      </w:r>
+      <w:proofErr w:type="spellStart"/>
+      <w:r>
+        <w:rPr>
+          <w:rFonts w:ascii="Aptos" w:eastAsia="Aptos" w:hAnsi="Aptos" w:cs="Aptos"/>
+          <w:b/>
+          <w:bCs/>
           <w:color w:val="1B1C1D"/>
         </w:rPr>
-        <w:t xml:space="preserve">Employee Name: </w:t>
+        <w:t>Employee</w:t>
+      </w:r>
+      <w:proofErr w:type="spellEnd"/>
+      <w:r>
+        <w:rPr>
+          <w:rFonts w:ascii="Aptos" w:eastAsia="Aptos" w:hAnsi="Aptos" w:cs="Aptos"/>
+          <w:b/>
+          <w:bCs/>
+          <w:color w:val="1B1C1D"/>
+        </w:rPr>
+        <w:t xml:space="preserve"> Name:</w:t>
+      </w:r>
+      <w:r>
+        <w:rPr>
+          <w:rFonts w:ascii="Aptos" w:eastAsia="Aptos" w:hAnsi="Aptos" w:cs="Aptos"/>
+          <w:color w:val="1B1C1D"/>
+        </w:rPr>
+        <w:t xml:space="preserve"> </w:t>
       </w:r>
       <w:r>
         <w:rPr>
@@ -8115,14 +8086,28 @@
         <w:rPr>
           <w:rFonts w:ascii="Aptos" w:eastAsia="Aptos" w:hAnsi="Aptos" w:cs="Aptos"/>
         </w:rPr>
-        <w:tab/>
-      </w:r>
-      <w:r>
-        <w:rPr>
-          <w:rFonts w:ascii="Aptos" w:eastAsia="Aptos" w:hAnsi="Aptos" w:cs="Aptos"/>
+        <w:br/>
+      </w:r>
+      <w:r>
+        <w:rPr>
+          <w:rFonts w:ascii="Aptos" w:eastAsia="Aptos" w:hAnsi="Aptos" w:cs="Aptos"/>
+          <w:b/>
+          <w:bCs/>
           <w:color w:val="1B1C1D"/>
         </w:rPr>
-        <w:t>Employee Signature: ____________________</w:t>
+        <w:t>Employee Signature</w:t>
+      </w:r>
+      <w:r>
+        <w:rPr>
+          <w:rFonts w:ascii="Aptos" w:eastAsia="Aptos" w:hAnsi="Aptos" w:cs="Aptos"/>
+          <w:b/>
+          <w:bCs/>
+          <w:color w:val="1B1C1D"/>
+        </w:rPr>
+        <w:t>:</w:t>
+      </w:r>
+      <w:r>
+        <w:t xml:space="preserve"> </w:t>
       </w:r>
       <w:r>
         <w:br/>
@@ -8167,19 +8152,17 @@
           <w:bCs/>
           <w:color w:val="1B1C1D"/>
         </w:rPr>
-        <w:t>):</w:t>
-      </w:r>
-    </w:p>
-    <w:p>
-      <w:pPr>
-        <w:spacing w:after="240" w:line="276" w:lineRule="auto"/>
+        <w:t>)</w:t>
+      </w:r>
+      <w:r>
         <w:rPr>
           <w:rFonts w:ascii="Aptos" w:eastAsia="Aptos" w:hAnsi="Aptos" w:cs="Aptos"/>
           <w:b/>
           <w:bCs/>
           <w:color w:val="1B1C1D"/>
         </w:rPr>
-      </w:pPr>
+        <w:t xml:space="preserve">, </w:t>
+      </w:r>
       <w:r>
         <w:rPr>
           <w:rFonts w:ascii="Aptos" w:eastAsia="Aptos" w:hAnsi="Aptos" w:cs="Aptos"/>
@@ -8189,28 +8172,24 @@
         </w:rPr>
         <w:t>Represented by:</w:t>
       </w:r>
-    </w:p>
-    <w:p>
-      <w:pPr>
-        <w:spacing w:after="240" w:line="276" w:lineRule="auto"/>
+      <w:r>
         <w:rPr>
           <w:rFonts w:ascii="Aptos" w:eastAsia="Aptos" w:hAnsi="Aptos" w:cs="Aptos"/>
           <w:b/>
           <w:bCs/>
           <w:color w:val="1B1C1D"/>
         </w:rPr>
-      </w:pPr>
-    </w:p>
-    <w:p>
-      <w:pPr>
-        <w:spacing w:after="240" w:line="276" w:lineRule="auto"/>
+        <w:br/>
+      </w:r>
+      <w:r>
         <w:rPr>
           <w:rFonts w:ascii="Aptos" w:eastAsia="Aptos" w:hAnsi="Aptos" w:cs="Aptos"/>
           <w:b/>
           <w:bCs/>
           <w:color w:val="1B1C1D"/>
         </w:rPr>
-      </w:pPr>
+        <w:t>{{#DIRECTORS}}</w:t>
+      </w:r>
       <w:r>
         <w:rPr>
           <w:rFonts w:ascii="Aptos" w:eastAsia="Aptos" w:hAnsi="Aptos" w:cs="Aptos"/>
@@ -8218,34 +8197,33 @@
           <w:bCs/>
           <w:color w:val="1B1C1D"/>
         </w:rPr>
-        <w:t>{{#DIRECTORS}}</w:t>
-      </w:r>
-    </w:p>
-    <w:p>
-      <w:pPr>
-        <w:spacing w:after="240" w:line="276" w:lineRule="auto"/>
+        <w:br/>
+      </w:r>
+      <w:r>
         <w:rPr>
           <w:rFonts w:ascii="Aptos" w:eastAsia="Aptos" w:hAnsi="Aptos" w:cs="Aptos"/>
           <w:b/>
           <w:bCs/>
           <w:color w:val="1B1C1D"/>
         </w:rPr>
-      </w:pPr>
-      <w:r>
-        <w:rPr>
-          <w:rFonts w:ascii="Aptos" w:eastAsia="Aptos" w:hAnsi="Aptos" w:cs="Aptos"/>
-          <w:b/>
-          <w:bCs/>
+        <w:lastRenderedPageBreak/>
+        <w:t xml:space="preserve">Director Name: </w:t>
+      </w:r>
+      <w:r>
+        <w:rPr>
+          <w:rFonts w:ascii="Aptos" w:eastAsia="Aptos" w:hAnsi="Aptos" w:cs="Aptos"/>
           <w:color w:val="1B1C1D"/>
         </w:rPr>
-        <w:t xml:space="preserve">Director Name: </w:t>
-      </w:r>
-      <w:r>
-        <w:rPr>
-          <w:rFonts w:ascii="Aptos" w:eastAsia="Aptos" w:hAnsi="Aptos" w:cs="Aptos"/>
+        <w:t>{{NAME}}</w:t>
+      </w:r>
+      <w:r>
+        <w:rPr>
+          <w:rFonts w:ascii="Aptos" w:eastAsia="Aptos" w:hAnsi="Aptos" w:cs="Aptos"/>
+          <w:b/>
+          <w:bCs/>
           <w:color w:val="1B1C1D"/>
         </w:rPr>
-        <w:t>{{NAME}}</w:t>
+        <w:br/>
       </w:r>
       <w:r>
         <w:rPr>
@@ -8254,7 +8232,16 @@
           <w:bCs/>
           <w:color w:val="1B1C1D"/>
         </w:rPr>
-        <w:tab/>
+        <w:t>Director Signature:</w:t>
+      </w:r>
+      <w:r>
+        <w:t xml:space="preserve"> </w:t>
+      </w:r>
+      <w:r>
+        <w:br/>
+      </w:r>
+      <w:r>
+        <w:br/>
       </w:r>
       <w:r>
         <w:rPr>
@@ -8263,123 +8250,7 @@
           <w:bCs/>
           <w:color w:val="1B1C1D"/>
         </w:rPr>
-        <w:tab/>
-      </w:r>
-      <w:r>
-        <w:rPr>
-          <w:rFonts w:ascii="Aptos" w:eastAsia="Aptos" w:hAnsi="Aptos" w:cs="Aptos"/>
-          <w:b/>
-          <w:bCs/>
-          <w:color w:val="1B1C1D"/>
-        </w:rPr>
-        <w:t>Director Signature: ____________________</w:t>
-      </w:r>
-    </w:p>
-    <w:p>
-      <w:pPr>
-        <w:spacing w:after="240" w:line="276" w:lineRule="auto"/>
-        <w:rPr>
-          <w:rFonts w:ascii="Aptos" w:eastAsia="Aptos" w:hAnsi="Aptos" w:cs="Aptos"/>
-          <w:b/>
-          <w:bCs/>
-          <w:color w:val="1B1C1D"/>
-        </w:rPr>
-      </w:pPr>
-    </w:p>
-    <w:p>
-      <w:pPr>
-        <w:spacing w:after="240" w:line="276" w:lineRule="auto"/>
-        <w:rPr>
-          <w:rFonts w:ascii="Aptos" w:eastAsia="Aptos" w:hAnsi="Aptos" w:cs="Aptos"/>
-          <w:b/>
-          <w:bCs/>
-          <w:color w:val="1B1C1D"/>
-        </w:rPr>
-      </w:pPr>
-      <w:r>
-        <w:rPr>
-          <w:rFonts w:ascii="Aptos" w:eastAsia="Aptos" w:hAnsi="Aptos" w:cs="Aptos"/>
-          <w:b/>
-          <w:bCs/>
-          <w:color w:val="1B1C1D"/>
-        </w:rPr>
         <w:t>{{/DIRECTORS}}</w:t>
-      </w:r>
-    </w:p>
-    <w:p>
-      <w:pPr>
-        <w:spacing w:after="240" w:line="276" w:lineRule="auto"/>
-        <w:rPr>
-          <w:rFonts w:ascii="Aptos" w:eastAsia="Aptos" w:hAnsi="Aptos" w:cs="Aptos"/>
-          <w:b/>
-          <w:bCs/>
-          <w:color w:val="1B1C1D"/>
-        </w:rPr>
-      </w:pPr>
-    </w:p>
-    <w:p>
-      <w:pPr>
-        <w:spacing w:after="240" w:line="276" w:lineRule="auto"/>
-        <w:rPr>
-          <w:rFonts w:ascii="Aptos" w:eastAsia="Aptos" w:hAnsi="Aptos" w:cs="Aptos"/>
-          <w:b/>
-          <w:bCs/>
-          <w:color w:val="1B1C1D"/>
-        </w:rPr>
-      </w:pPr>
-      <w:r>
-        <w:rPr>
-          <w:rFonts w:ascii="Aptos" w:eastAsia="Aptos" w:hAnsi="Aptos" w:cs="Aptos"/>
-          <w:b/>
-          <w:bCs/>
-          <w:color w:val="1B1C1D"/>
-        </w:rPr>
-        <w:t>Date: ____________________</w:t>
-      </w:r>
-      <w:r>
-        <w:rPr>
-          <w:rFonts w:ascii="Aptos" w:eastAsia="Aptos" w:hAnsi="Aptos" w:cs="Aptos"/>
-          <w:b/>
-          <w:bCs/>
-          <w:color w:val="1B1C1D"/>
-        </w:rPr>
-        <w:tab/>
-      </w:r>
-      <w:r>
-        <w:rPr>
-          <w:rFonts w:ascii="Aptos" w:eastAsia="Aptos" w:hAnsi="Aptos" w:cs="Aptos"/>
-          <w:b/>
-          <w:bCs/>
-          <w:color w:val="1B1C1D"/>
-        </w:rPr>
-        <w:tab/>
-      </w:r>
-      <w:r>
-        <w:rPr>
-          <w:rFonts w:ascii="Aptos" w:eastAsia="Aptos" w:hAnsi="Aptos" w:cs="Aptos"/>
-          <w:b/>
-          <w:bCs/>
-          <w:color w:val="1B1C1D"/>
-        </w:rPr>
-        <w:tab/>
-      </w:r>
-      <w:r>
-        <w:rPr>
-          <w:rFonts w:ascii="Aptos" w:eastAsia="Aptos" w:hAnsi="Aptos" w:cs="Aptos"/>
-          <w:b/>
-          <w:bCs/>
-          <w:color w:val="1B1C1D"/>
-        </w:rPr>
-        <w:tab/>
-      </w:r>
-      <w:r>
-        <w:rPr>
-          <w:rFonts w:ascii="Aptos" w:eastAsia="Aptos" w:hAnsi="Aptos" w:cs="Aptos"/>
-          <w:b/>
-          <w:bCs/>
-          <w:color w:val="1B1C1D"/>
-        </w:rPr>
-        <w:t>Company Seal:</w:t>
       </w:r>
     </w:p>
     <w:sectPr>
@@ -11696,7 +11567,6 @@
   <w:style w:type="character" w:default="1" w:styleId="DefaultParagraphFont">
     <w:name w:val="Default Paragraph Font"/>
     <w:uiPriority w:val="1"/>
-    <w:semiHidden/>
     <w:unhideWhenUsed/>
   </w:style>
   <w:style w:type="table" w:default="1" w:styleId="TableNormal">

--- a/public/templates/contract_template.docx
+++ b/public/templates/contract_template.docx
@@ -32,7 +32,6 @@
         </w:rPr>
         <w:t xml:space="preserve"> </w:t>
       </w:r>
-      <w:proofErr w:type="spellStart"/>
       <w:r>
         <w:rPr>
           <w:rFonts w:ascii="Aptos" w:eastAsia="Aptos" w:hAnsi="Aptos" w:cs="Aptos"/>
@@ -43,7 +42,6 @@
         </w:rPr>
         <w:t>สัญญาจ้างงานและระเบียบข้อบังคับเกี่ยวกับการทำงาน</w:t>
       </w:r>
-      <w:proofErr w:type="spellEnd"/>
     </w:p>
     <w:p>
       <w:pPr>
@@ -82,44 +80,8 @@
         <w:rPr>
           <w:rFonts w:ascii="Aptos" w:eastAsia="Aptos" w:hAnsi="Aptos" w:cs="Aptos"/>
         </w:rPr>
-        <w:t xml:space="preserve"> เอกสารฉบับนี้ถือเป็นทั้งสัญญาจ้างงานและระเบียบข้อบังคับการทำงานที่ครอบคลุมเงื่อนไขการจ้างงานและความประพฤติที่คาดหวังสำหรับพนักงานทุกคนของ </w:t>
-      </w:r>
-      <w:proofErr w:type="spellStart"/>
-      <w:r>
-        <w:rPr>
-          <w:rFonts w:ascii="Aptos" w:eastAsia="Aptos" w:hAnsi="Aptos" w:cs="Aptos"/>
-        </w:rPr>
-        <w:t>บริษัท</w:t>
-      </w:r>
-      <w:proofErr w:type="spellEnd"/>
-      <w:r>
-        <w:rPr>
-          <w:rFonts w:ascii="Aptos" w:eastAsia="Aptos" w:hAnsi="Aptos" w:cs="Aptos"/>
-        </w:rPr>
-        <w:t xml:space="preserve"> </w:t>
-      </w:r>
-      <w:proofErr w:type="spellStart"/>
-      <w:r>
-        <w:rPr>
-          <w:rFonts w:ascii="Aptos" w:eastAsia="Aptos" w:hAnsi="Aptos" w:cs="Aptos"/>
-        </w:rPr>
-        <w:t>ฟราเทอร์นิต้า</w:t>
-      </w:r>
-      <w:proofErr w:type="spellEnd"/>
-      <w:r>
-        <w:rPr>
-          <w:rFonts w:ascii="Aptos" w:eastAsia="Aptos" w:hAnsi="Aptos" w:cs="Aptos"/>
-        </w:rPr>
-        <w:t xml:space="preserve"> </w:t>
-      </w:r>
-      <w:proofErr w:type="spellStart"/>
-      <w:r>
-        <w:rPr>
-          <w:rFonts w:ascii="Aptos" w:eastAsia="Aptos" w:hAnsi="Aptos" w:cs="Aptos"/>
-        </w:rPr>
-        <w:t>จำกัด</w:t>
-      </w:r>
-      <w:proofErr w:type="spellEnd"/>
+        <w:t xml:space="preserve"> เอกสารฉบับนี้ถือเป็นทั้งสัญญาจ้างงานและระเบียบข้อบังคับการทำงานที่ครอบคลุมเงื่อนไขการจ้างงานและความประพฤติที่คาดหวังสำหรับพนักงานทุกคนของ บริษัท ฟราเทอร์นิต้า จำกัด</w:t>
+      </w:r>
     </w:p>
     <w:p>
       <w:pPr>
@@ -139,36 +101,8 @@
           <w:b/>
           <w:bCs/>
         </w:rPr>
-        <w:t xml:space="preserve">Part 1: Employment Contract / </w:t>
-      </w:r>
-      <w:proofErr w:type="spellStart"/>
-      <w:r>
-        <w:rPr>
-          <w:rFonts w:ascii="Aptos" w:eastAsia="Aptos" w:hAnsi="Aptos" w:cs="Aptos"/>
-          <w:b/>
-          <w:bCs/>
-        </w:rPr>
-        <w:t>ส่วนที่</w:t>
-      </w:r>
-      <w:proofErr w:type="spellEnd"/>
-      <w:r>
-        <w:rPr>
-          <w:rFonts w:ascii="Aptos" w:eastAsia="Aptos" w:hAnsi="Aptos" w:cs="Aptos"/>
-          <w:b/>
-          <w:bCs/>
-        </w:rPr>
-        <w:t xml:space="preserve"> 1: </w:t>
-      </w:r>
-      <w:proofErr w:type="spellStart"/>
-      <w:r>
-        <w:rPr>
-          <w:rFonts w:ascii="Aptos" w:eastAsia="Aptos" w:hAnsi="Aptos" w:cs="Aptos"/>
-          <w:b/>
-          <w:bCs/>
-        </w:rPr>
-        <w:t>สัญญาจ้างงาน</w:t>
-      </w:r>
-      <w:proofErr w:type="spellEnd"/>
+        <w:t>Part 1: Employment Contract / ส่วนที่ 1: สัญญาจ้างงาน</w:t>
+      </w:r>
     </w:p>
     <w:p>
       <w:pPr>
@@ -207,97 +141,27 @@
         <w:rPr>
           <w:rFonts w:ascii="Aptos" w:eastAsia="Aptos" w:hAnsi="Aptos" w:cs="Aptos"/>
         </w:rPr>
+        <w:t xml:space="preserve"> ส่วนนี้ระบุข้อกำหนดและเงื่อนไขพื้นฐานของการจ้างงานระหว่าง บริษัท </w:t>
+      </w:r>
+      <w:r>
+        <w:rPr>
+          <w:rFonts w:ascii="Aptos" w:eastAsia="Aptos" w:hAnsi="Aptos" w:cs="Aptos"/>
+          <w:b/>
+          <w:bCs/>
+        </w:rPr>
+        <w:t>{{COMPANY_LEGAL_NAME}}</w:t>
+      </w:r>
+      <w:r>
+        <w:rPr>
+          <w:rFonts w:ascii="Aptos" w:eastAsia="Aptos" w:hAnsi="Aptos" w:cs="Aptos"/>
+        </w:rPr>
         <w:t xml:space="preserve"> </w:t>
       </w:r>
-      <w:proofErr w:type="spellStart"/>
-      <w:r>
-        <w:rPr>
-          <w:rFonts w:ascii="Aptos" w:eastAsia="Aptos" w:hAnsi="Aptos" w:cs="Aptos"/>
-        </w:rPr>
-        <w:t>ส่วนนี้ระบุข้อกำหนดและเงื่อนไขพื้นฐานของการจ้างงานระหว่าง</w:t>
-      </w:r>
-      <w:proofErr w:type="spellEnd"/>
-      <w:r>
-        <w:rPr>
-          <w:rFonts w:ascii="Aptos" w:eastAsia="Aptos" w:hAnsi="Aptos" w:cs="Aptos"/>
-        </w:rPr>
-        <w:t xml:space="preserve"> </w:t>
-      </w:r>
-      <w:proofErr w:type="spellStart"/>
-      <w:r>
-        <w:rPr>
-          <w:rFonts w:ascii="Aptos" w:eastAsia="Aptos" w:hAnsi="Aptos" w:cs="Aptos"/>
-        </w:rPr>
-        <w:t>บริษัท</w:t>
-      </w:r>
-      <w:proofErr w:type="spellEnd"/>
-      <w:r>
-        <w:rPr>
-          <w:rFonts w:ascii="Aptos" w:eastAsia="Aptos" w:hAnsi="Aptos" w:cs="Aptos"/>
-        </w:rPr>
-        <w:t xml:space="preserve"> </w:t>
-      </w:r>
-      <w:r>
-        <w:rPr>
-          <w:rFonts w:ascii="Aptos" w:eastAsia="Aptos" w:hAnsi="Aptos" w:cs="Aptos"/>
-          <w:b/>
-          <w:bCs/>
-        </w:rPr>
-        <w:t>{{COMPANY_LEGAL_NAME}}</w:t>
-      </w:r>
-      <w:r>
-        <w:rPr>
-          <w:rFonts w:ascii="Aptos" w:eastAsia="Aptos" w:hAnsi="Aptos" w:cs="Aptos"/>
-        </w:rPr>
-        <w:t xml:space="preserve"> </w:t>
-      </w:r>
-      <w:r>
-        <w:rPr>
-          <w:rFonts w:ascii="Aptos" w:eastAsia="Aptos" w:hAnsi="Aptos" w:cs="Aptos"/>
-        </w:rPr>
-        <w:t>("</w:t>
-      </w:r>
-      <w:proofErr w:type="spellStart"/>
-      <w:r>
-        <w:rPr>
-          <w:rFonts w:ascii="Aptos" w:eastAsia="Aptos" w:hAnsi="Aptos" w:cs="Aptos"/>
-        </w:rPr>
-        <w:t>นายจ้าง</w:t>
-      </w:r>
-      <w:proofErr w:type="spellEnd"/>
-      <w:r>
-        <w:rPr>
-          <w:rFonts w:ascii="Aptos" w:eastAsia="Aptos" w:hAnsi="Aptos" w:cs="Aptos"/>
-        </w:rPr>
-        <w:t xml:space="preserve">") </w:t>
-      </w:r>
-      <w:proofErr w:type="spellStart"/>
-      <w:r>
-        <w:rPr>
-          <w:rFonts w:ascii="Aptos" w:eastAsia="Aptos" w:hAnsi="Aptos" w:cs="Aptos"/>
-        </w:rPr>
-        <w:t>และพนักงาน</w:t>
-      </w:r>
-      <w:proofErr w:type="spellEnd"/>
-      <w:r>
-        <w:rPr>
-          <w:rFonts w:ascii="Aptos" w:eastAsia="Aptos" w:hAnsi="Aptos" w:cs="Aptos"/>
-        </w:rPr>
-        <w:t xml:space="preserve"> ("</w:t>
-      </w:r>
-      <w:proofErr w:type="spellStart"/>
-      <w:r>
-        <w:rPr>
-          <w:rFonts w:ascii="Aptos" w:eastAsia="Aptos" w:hAnsi="Aptos" w:cs="Aptos"/>
-        </w:rPr>
-        <w:t>ลูกจ้าง</w:t>
-      </w:r>
-      <w:proofErr w:type="spellEnd"/>
-      <w:r>
-        <w:rPr>
-          <w:rFonts w:ascii="Aptos" w:eastAsia="Aptos" w:hAnsi="Aptos" w:cs="Aptos"/>
-        </w:rPr>
-        <w:t>")</w:t>
+      <w:r>
+        <w:rPr>
+          <w:rFonts w:ascii="Aptos" w:eastAsia="Aptos" w:hAnsi="Aptos" w:cs="Aptos"/>
+        </w:rPr>
+        <w:t>("นายจ้าง") และพนักงาน ("ลูกจ้าง")</w:t>
       </w:r>
     </w:p>
     <w:p>
@@ -317,18 +181,8 @@
           <w:b/>
           <w:bCs/>
         </w:rPr>
-        <w:t xml:space="preserve">1. Parties / </w:t>
-      </w:r>
-      <w:proofErr w:type="spellStart"/>
-      <w:r>
-        <w:rPr>
-          <w:rFonts w:ascii="Aptos" w:eastAsia="Aptos" w:hAnsi="Aptos" w:cs="Aptos"/>
-          <w:b/>
-          <w:bCs/>
-        </w:rPr>
-        <w:t>คู่สัญญา</w:t>
-      </w:r>
-      <w:proofErr w:type="spellEnd"/>
+        <w:t>1. Parties / คู่สัญญา</w:t>
+      </w:r>
     </w:p>
     <w:p>
       <w:pPr>
@@ -348,25 +202,7 @@
           <w:b/>
           <w:bCs/>
         </w:rPr>
-        <w:t xml:space="preserve">Employer / </w:t>
-      </w:r>
-      <w:proofErr w:type="spellStart"/>
-      <w:r>
-        <w:rPr>
-          <w:rFonts w:ascii="Aptos" w:eastAsia="Aptos" w:hAnsi="Aptos" w:cs="Aptos"/>
-          <w:b/>
-          <w:bCs/>
-        </w:rPr>
-        <w:t>นายจ้าง</w:t>
-      </w:r>
-      <w:proofErr w:type="spellEnd"/>
-      <w:r>
-        <w:rPr>
-          <w:rFonts w:ascii="Aptos" w:eastAsia="Aptos" w:hAnsi="Aptos" w:cs="Aptos"/>
-          <w:b/>
-          <w:bCs/>
-        </w:rPr>
-        <w:t>:</w:t>
+        <w:t>Employer / นายจ้าง:</w:t>
       </w:r>
       <w:r>
         <w:rPr>
@@ -399,25 +235,7 @@
           <w:b/>
           <w:bCs/>
         </w:rPr>
-        <w:t xml:space="preserve">Employee / </w:t>
-      </w:r>
-      <w:proofErr w:type="spellStart"/>
-      <w:r>
-        <w:rPr>
-          <w:rFonts w:ascii="Aptos" w:eastAsia="Aptos" w:hAnsi="Aptos" w:cs="Aptos"/>
-          <w:b/>
-          <w:bCs/>
-        </w:rPr>
-        <w:t>ลูกจ้าง</w:t>
-      </w:r>
-      <w:proofErr w:type="spellEnd"/>
-      <w:r>
-        <w:rPr>
-          <w:rFonts w:ascii="Aptos" w:eastAsia="Aptos" w:hAnsi="Aptos" w:cs="Aptos"/>
-          <w:b/>
-          <w:bCs/>
-        </w:rPr>
-        <w:t>:</w:t>
+        <w:t>Employee / ลูกจ้าง:</w:t>
       </w:r>
       <w:r>
         <w:rPr>
@@ -449,18 +267,8 @@
           <w:b/>
           <w:bCs/>
         </w:rPr>
-        <w:t xml:space="preserve">2. Job Details / </w:t>
-      </w:r>
-      <w:proofErr w:type="spellStart"/>
-      <w:r>
-        <w:rPr>
-          <w:rFonts w:ascii="Aptos" w:eastAsia="Aptos" w:hAnsi="Aptos" w:cs="Aptos"/>
-          <w:b/>
-          <w:bCs/>
-        </w:rPr>
-        <w:t>รายละเอียดงาน</w:t>
-      </w:r>
-      <w:proofErr w:type="spellEnd"/>
+        <w:t>2. Job Details / รายละเอียดงาน</w:t>
+      </w:r>
     </w:p>
     <w:p>
       <w:pPr>
@@ -480,25 +288,7 @@
           <w:b/>
           <w:bCs/>
         </w:rPr>
-        <w:t xml:space="preserve">Job Title / </w:t>
-      </w:r>
-      <w:proofErr w:type="spellStart"/>
-      <w:r>
-        <w:rPr>
-          <w:rFonts w:ascii="Aptos" w:eastAsia="Aptos" w:hAnsi="Aptos" w:cs="Aptos"/>
-          <w:b/>
-          <w:bCs/>
-        </w:rPr>
-        <w:t>ตำแหน่งงาน</w:t>
-      </w:r>
-      <w:proofErr w:type="spellEnd"/>
-      <w:r>
-        <w:rPr>
-          <w:rFonts w:ascii="Aptos" w:eastAsia="Aptos" w:hAnsi="Aptos" w:cs="Aptos"/>
-          <w:b/>
-          <w:bCs/>
-        </w:rPr>
-        <w:t>:</w:t>
+        <w:t>Job Title / ตำแหน่งงาน:</w:t>
       </w:r>
       <w:r>
         <w:rPr>
@@ -533,7 +323,6 @@
         </w:rPr>
         <w:t xml:space="preserve">Responsibilities / </w:t>
       </w:r>
-      <w:proofErr w:type="spellStart"/>
       <w:r>
         <w:rPr>
           <w:rFonts w:ascii="Browallia New" w:eastAsia="Aptos" w:hAnsi="Browallia New" w:cs="Browallia New"/>
@@ -542,21 +331,38 @@
         </w:rPr>
         <w:t>ความรับผิดชอบ</w:t>
       </w:r>
-      <w:proofErr w:type="spellEnd"/>
-      <w:r>
-        <w:rPr>
-          <w:rFonts w:ascii="Aptos" w:eastAsia="Aptos" w:hAnsi="Aptos" w:cs="Aptos"/>
-          <w:b/>
-          <w:bCs/>
-        </w:rPr>
-        <w:t xml:space="preserve">: </w:t>
-      </w:r>
+      <w:r>
+        <w:rPr>
+          <w:rFonts w:ascii="Aptos" w:eastAsia="Aptos" w:hAnsi="Aptos" w:cs="Aptos"/>
+          <w:b/>
+          <w:bCs/>
+        </w:rPr>
+        <w:t>:</w:t>
+      </w:r>
+    </w:p>
+    <w:p>
+      <w:pPr>
+        <w:pStyle w:val="ListParagraph"/>
+        <w:spacing w:before="240" w:after="240"/>
+        <w:rPr>
+          <w:rFonts w:ascii="Aptos" w:eastAsia="Aptos" w:hAnsi="Aptos" w:cs="Aptos"/>
+        </w:rPr>
+      </w:pPr>
       <w:r>
         <w:rPr>
           <w:rFonts w:ascii="Aptos" w:eastAsia="Aptos" w:hAnsi="Aptos" w:cs="Aptos"/>
         </w:rPr>
         <w:t>{{ROLE_RESPONSIBILITIES}}</w:t>
       </w:r>
+    </w:p>
+    <w:p>
+      <w:pPr>
+        <w:pStyle w:val="ListParagraph"/>
+        <w:spacing w:before="240" w:after="240"/>
+        <w:rPr>
+          <w:rFonts w:ascii="Aptos" w:eastAsia="Aptos" w:hAnsi="Aptos" w:cs="Aptos"/>
+        </w:rPr>
+      </w:pPr>
     </w:p>
     <w:p>
       <w:pPr>
@@ -576,25 +382,7 @@
           <w:b/>
           <w:bCs/>
         </w:rPr>
-        <w:t xml:space="preserve">Start Date / </w:t>
-      </w:r>
-      <w:proofErr w:type="spellStart"/>
-      <w:r>
-        <w:rPr>
-          <w:rFonts w:ascii="Aptos" w:eastAsia="Aptos" w:hAnsi="Aptos" w:cs="Aptos"/>
-          <w:b/>
-          <w:bCs/>
-        </w:rPr>
-        <w:t>วันเริ่มงาน</w:t>
-      </w:r>
-      <w:proofErr w:type="spellEnd"/>
-      <w:r>
-        <w:rPr>
-          <w:rFonts w:ascii="Aptos" w:eastAsia="Aptos" w:hAnsi="Aptos" w:cs="Aptos"/>
-          <w:b/>
-          <w:bCs/>
-        </w:rPr>
-        <w:t>:</w:t>
+        <w:t>Start Date / วันเริ่มงาน:</w:t>
       </w:r>
       <w:r>
         <w:rPr>
@@ -627,25 +415,7 @@
           <w:b/>
           <w:bCs/>
         </w:rPr>
-        <w:t xml:space="preserve">Work Location / </w:t>
-      </w:r>
-      <w:proofErr w:type="spellStart"/>
-      <w:r>
-        <w:rPr>
-          <w:rFonts w:ascii="Aptos" w:eastAsia="Aptos" w:hAnsi="Aptos" w:cs="Aptos"/>
-          <w:b/>
-          <w:bCs/>
-        </w:rPr>
-        <w:t>สถานที่ทำงาน</w:t>
-      </w:r>
-      <w:proofErr w:type="spellEnd"/>
-      <w:r>
-        <w:rPr>
-          <w:rFonts w:ascii="Aptos" w:eastAsia="Aptos" w:hAnsi="Aptos" w:cs="Aptos"/>
-          <w:b/>
-          <w:bCs/>
-        </w:rPr>
-        <w:t>:</w:t>
+        <w:t>Work Location / สถานที่ทำงาน:</w:t>
       </w:r>
       <w:r>
         <w:rPr>
@@ -689,18 +459,8 @@
           <w:b/>
           <w:bCs/>
         </w:rPr>
-        <w:t xml:space="preserve">3. Working Hours / </w:t>
-      </w:r>
-      <w:proofErr w:type="spellStart"/>
-      <w:r>
-        <w:rPr>
-          <w:rFonts w:ascii="Aptos" w:eastAsia="Aptos" w:hAnsi="Aptos" w:cs="Aptos"/>
-          <w:b/>
-          <w:bCs/>
-        </w:rPr>
-        <w:t>ชั่วโมงการทำงาน</w:t>
-      </w:r>
-      <w:proofErr w:type="spellEnd"/>
+        <w:t>3. Working Hours / ชั่วโมงการทำงาน</w:t>
+      </w:r>
     </w:p>
     <w:p>
       <w:pPr>
@@ -720,25 +480,7 @@
           <w:b/>
           <w:bCs/>
         </w:rPr>
-        <w:t xml:space="preserve">Standard Hours / </w:t>
-      </w:r>
-      <w:proofErr w:type="spellStart"/>
-      <w:r>
-        <w:rPr>
-          <w:rFonts w:ascii="Aptos" w:eastAsia="Aptos" w:hAnsi="Aptos" w:cs="Aptos"/>
-          <w:b/>
-          <w:bCs/>
-        </w:rPr>
-        <w:t>เวลามาตรฐาน</w:t>
-      </w:r>
-      <w:proofErr w:type="spellEnd"/>
-      <w:r>
-        <w:rPr>
-          <w:rFonts w:ascii="Aptos" w:eastAsia="Aptos" w:hAnsi="Aptos" w:cs="Aptos"/>
-          <w:b/>
-          <w:bCs/>
-        </w:rPr>
-        <w:t>:</w:t>
+        <w:t>Standard Hours / เวลามาตรฐาน:</w:t>
       </w:r>
       <w:r>
         <w:rPr>
@@ -765,45 +507,13 @@
           <w:b/>
           <w:bCs/>
         </w:rPr>
-        <w:t xml:space="preserve">Breaks / </w:t>
-      </w:r>
-      <w:proofErr w:type="spellStart"/>
-      <w:r>
-        <w:rPr>
-          <w:rFonts w:ascii="Aptos" w:eastAsia="Aptos" w:hAnsi="Aptos" w:cs="Aptos"/>
-          <w:b/>
-          <w:bCs/>
-        </w:rPr>
-        <w:t>เวลาพัก</w:t>
-      </w:r>
-      <w:proofErr w:type="spellEnd"/>
-      <w:r>
-        <w:rPr>
-          <w:rFonts w:ascii="Aptos" w:eastAsia="Aptos" w:hAnsi="Aptos" w:cs="Aptos"/>
-          <w:b/>
-          <w:bCs/>
-        </w:rPr>
-        <w:t>:</w:t>
-      </w:r>
-      <w:r>
-        <w:rPr>
-          <w:rFonts w:ascii="Aptos" w:eastAsia="Aptos" w:hAnsi="Aptos" w:cs="Aptos"/>
-        </w:rPr>
-        <w:t xml:space="preserve"> In accordance with Thai labor law, employees are entitled to a one-hour break after working five consecutive hours. </w:t>
-      </w:r>
-      <w:proofErr w:type="spellStart"/>
-      <w:r>
-        <w:rPr>
-          <w:rFonts w:ascii="Aptos" w:eastAsia="Aptos" w:hAnsi="Aptos" w:cs="Aptos"/>
-        </w:rPr>
-        <w:t>ตามกฎหมายคุ้มครองแรงงาน</w:t>
-      </w:r>
-      <w:proofErr w:type="spellEnd"/>
-      <w:r>
-        <w:rPr>
-          <w:rFonts w:ascii="Aptos" w:eastAsia="Aptos" w:hAnsi="Aptos" w:cs="Aptos"/>
-        </w:rPr>
-        <w:t xml:space="preserve"> พนักงานมีสิทธิได้รับเวลาพักหนึ่งชั่วโมงหลังจากทำงานติดต่อกันครบห้าชั่วโมง</w:t>
+        <w:t>Breaks / เวลาพัก:</w:t>
+      </w:r>
+      <w:r>
+        <w:rPr>
+          <w:rFonts w:ascii="Aptos" w:eastAsia="Aptos" w:hAnsi="Aptos" w:cs="Aptos"/>
+        </w:rPr>
+        <w:t xml:space="preserve"> In accordance with Thai labor law, employees are entitled to a one-hour break after working five consecutive hours. ตามกฎหมายคุ้มครองแรงงาน พนักงานมีสิทธิได้รับเวลาพักหนึ่งชั่วโมงหลังจากทำงานติดต่อกันครบห้าชั่วโมง</w:t>
       </w:r>
     </w:p>
     <w:p>
@@ -824,25 +534,8 @@
           <w:b/>
           <w:bCs/>
         </w:rPr>
-        <w:t xml:space="preserve">Break Scheduling / </w:t>
-      </w:r>
-      <w:proofErr w:type="spellStart"/>
-      <w:r>
-        <w:rPr>
-          <w:rFonts w:ascii="Aptos" w:eastAsia="Aptos" w:hAnsi="Aptos" w:cs="Aptos"/>
-          <w:b/>
-          <w:bCs/>
-        </w:rPr>
-        <w:t>การจัดตารางเวลาพัก</w:t>
-      </w:r>
-      <w:proofErr w:type="spellEnd"/>
-      <w:r>
-        <w:rPr>
-          <w:rFonts w:ascii="Aptos" w:eastAsia="Aptos" w:hAnsi="Aptos" w:cs="Aptos"/>
-          <w:b/>
-          <w:bCs/>
-        </w:rPr>
-        <w:t>:</w:t>
+        <w:lastRenderedPageBreak/>
+        <w:t>Break Scheduling / การจัดตารางเวลาพัก:</w:t>
       </w:r>
       <w:r>
         <w:rPr>
@@ -869,74 +562,13 @@
           <w:b/>
           <w:bCs/>
         </w:rPr>
-        <w:lastRenderedPageBreak/>
-        <w:t xml:space="preserve">Short Shifts / </w:t>
-      </w:r>
-      <w:proofErr w:type="spellStart"/>
-      <w:r>
-        <w:rPr>
-          <w:rFonts w:ascii="Aptos" w:eastAsia="Aptos" w:hAnsi="Aptos" w:cs="Aptos"/>
-          <w:b/>
-          <w:bCs/>
-        </w:rPr>
-        <w:t>กะงานระยะสั้น</w:t>
-      </w:r>
-      <w:proofErr w:type="spellEnd"/>
-      <w:r>
-        <w:rPr>
-          <w:rFonts w:ascii="Aptos" w:eastAsia="Aptos" w:hAnsi="Aptos" w:cs="Aptos"/>
-          <w:b/>
-          <w:bCs/>
-        </w:rPr>
-        <w:t>:</w:t>
-      </w:r>
-      <w:r>
-        <w:rPr>
-          <w:rFonts w:ascii="Aptos" w:eastAsia="Aptos" w:hAnsi="Aptos" w:cs="Aptos"/>
-        </w:rPr>
-        <w:t xml:space="preserve"> For employees working less than five hours, the break time, if any, will be determined by management based on the shift duration and operational requirements. </w:t>
-      </w:r>
-      <w:proofErr w:type="spellStart"/>
-      <w:r>
-        <w:rPr>
-          <w:rFonts w:ascii="Aptos" w:eastAsia="Aptos" w:hAnsi="Aptos" w:cs="Aptos"/>
-        </w:rPr>
-        <w:t>สำหรับพนักงานที่ทำงานน้อยกว่าห้าชั่วโมง</w:t>
-      </w:r>
-      <w:proofErr w:type="spellEnd"/>
-      <w:r>
-        <w:rPr>
-          <w:rFonts w:ascii="Aptos" w:eastAsia="Aptos" w:hAnsi="Aptos" w:cs="Aptos"/>
-        </w:rPr>
-        <w:t xml:space="preserve"> </w:t>
-      </w:r>
-      <w:proofErr w:type="spellStart"/>
-      <w:r>
-        <w:rPr>
-          <w:rFonts w:ascii="Aptos" w:eastAsia="Aptos" w:hAnsi="Aptos" w:cs="Aptos"/>
-        </w:rPr>
-        <w:t>เวลาพัก</w:t>
-      </w:r>
-      <w:proofErr w:type="spellEnd"/>
-      <w:r>
-        <w:rPr>
-          <w:rFonts w:ascii="Aptos" w:eastAsia="Aptos" w:hAnsi="Aptos" w:cs="Aptos"/>
-        </w:rPr>
-        <w:t xml:space="preserve"> (</w:t>
-      </w:r>
-      <w:proofErr w:type="spellStart"/>
-      <w:r>
-        <w:rPr>
-          <w:rFonts w:ascii="Aptos" w:eastAsia="Aptos" w:hAnsi="Aptos" w:cs="Aptos"/>
-        </w:rPr>
-        <w:t>ถ้ามี</w:t>
-      </w:r>
-      <w:proofErr w:type="spellEnd"/>
-      <w:r>
-        <w:rPr>
-          <w:rFonts w:ascii="Aptos" w:eastAsia="Aptos" w:hAnsi="Aptos" w:cs="Aptos"/>
-        </w:rPr>
-        <w:t>) จะถูกกำหนดโดยฝ่ายบริหารโดยพิจารณาจากระยะเวลาของกะและความต้องการในการดำเนินงาน</w:t>
+        <w:t>Short Shifts / กะงานระยะสั้น:</w:t>
+      </w:r>
+      <w:r>
+        <w:rPr>
+          <w:rFonts w:ascii="Aptos" w:eastAsia="Aptos" w:hAnsi="Aptos" w:cs="Aptos"/>
+        </w:rPr>
+        <w:t xml:space="preserve"> For employees working less than five hours, the break time, if any, will be determined by management based on the shift duration and operational requirements. สำหรับพนักงานที่ทำงานน้อยกว่าห้าชั่วโมง เวลาพัก (ถ้ามี) จะถูกกำหนดโดยฝ่ายบริหารโดยพิจารณาจากระยะเวลาของกะและความต้องการในการดำเนินงาน</w:t>
       </w:r>
     </w:p>
     <w:p>
@@ -956,18 +588,8 @@
           <w:b/>
           <w:bCs/>
         </w:rPr>
-        <w:t xml:space="preserve">4. Compensation / </w:t>
-      </w:r>
-      <w:proofErr w:type="spellStart"/>
-      <w:r>
-        <w:rPr>
-          <w:rFonts w:ascii="Aptos" w:eastAsia="Aptos" w:hAnsi="Aptos" w:cs="Aptos"/>
-          <w:b/>
-          <w:bCs/>
-        </w:rPr>
-        <w:t>ค่าตอบแทน</w:t>
-      </w:r>
-      <w:proofErr w:type="spellEnd"/>
+        <w:t>4. Compensation / ค่าตอบแทน</w:t>
+      </w:r>
     </w:p>
     <w:p>
       <w:pPr>
@@ -987,25 +609,7 @@
           <w:b/>
           <w:bCs/>
         </w:rPr>
-        <w:t xml:space="preserve">Salary / </w:t>
-      </w:r>
-      <w:proofErr w:type="spellStart"/>
-      <w:r>
-        <w:rPr>
-          <w:rFonts w:ascii="Aptos" w:eastAsia="Aptos" w:hAnsi="Aptos" w:cs="Aptos"/>
-          <w:b/>
-          <w:bCs/>
-        </w:rPr>
-        <w:t>เงินเดือน</w:t>
-      </w:r>
-      <w:proofErr w:type="spellEnd"/>
-      <w:r>
-        <w:rPr>
-          <w:rFonts w:ascii="Aptos" w:eastAsia="Aptos" w:hAnsi="Aptos" w:cs="Aptos"/>
-          <w:b/>
-          <w:bCs/>
-        </w:rPr>
-        <w:t>:</w:t>
+        <w:t>Salary / เงินเดือน:</w:t>
       </w:r>
       <w:r>
         <w:rPr>
@@ -1023,21 +627,7 @@
         <w:rPr>
           <w:rFonts w:ascii="Aptos" w:eastAsia="Aptos" w:hAnsi="Aptos" w:cs="Aptos"/>
         </w:rPr>
-        <w:t xml:space="preserve"> Baht per month. </w:t>
-      </w:r>
-      <w:proofErr w:type="spellStart"/>
-      <w:r>
-        <w:rPr>
-          <w:rFonts w:ascii="Aptos" w:eastAsia="Aptos" w:hAnsi="Aptos" w:cs="Aptos"/>
-        </w:rPr>
-        <w:t>เงินเดือนของพนักงานคือ</w:t>
-      </w:r>
-      <w:proofErr w:type="spellEnd"/>
-      <w:r>
-        <w:rPr>
-          <w:rFonts w:ascii="Aptos" w:eastAsia="Aptos" w:hAnsi="Aptos" w:cs="Aptos"/>
-        </w:rPr>
-        <w:t xml:space="preserve"> </w:t>
+        <w:t xml:space="preserve"> Baht per month. เงินเดือนของพนักงานคือ </w:t>
       </w:r>
       <w:r>
         <w:rPr>
@@ -1049,30 +639,8 @@
         <w:rPr>
           <w:rFonts w:ascii="Aptos" w:eastAsia="Aptos" w:hAnsi="Aptos" w:cs="Aptos"/>
         </w:rPr>
-        <w:t xml:space="preserve"> </w:t>
-      </w:r>
-      <w:proofErr w:type="spellStart"/>
-      <w:r>
-        <w:rPr>
-          <w:rFonts w:ascii="Aptos" w:eastAsia="Aptos" w:hAnsi="Aptos" w:cs="Aptos"/>
-        </w:rPr>
-        <w:t>บาท</w:t>
-      </w:r>
-      <w:proofErr w:type="spellEnd"/>
-      <w:r>
-        <w:rPr>
-          <w:rFonts w:ascii="Aptos" w:eastAsia="Aptos" w:hAnsi="Aptos" w:cs="Aptos"/>
-        </w:rPr>
-        <w:t xml:space="preserve"> </w:t>
-      </w:r>
-      <w:proofErr w:type="spellStart"/>
-      <w:r>
-        <w:rPr>
-          <w:rFonts w:ascii="Aptos" w:eastAsia="Aptos" w:hAnsi="Aptos" w:cs="Aptos"/>
-        </w:rPr>
-        <w:t>ต่อเดือน</w:t>
-      </w:r>
-      <w:proofErr w:type="spellEnd"/>
+        <w:t xml:space="preserve"> บาท ต่อเดือน</w:t>
+      </w:r>
     </w:p>
     <w:p>
       <w:pPr>
@@ -1092,40 +660,14 @@
           <w:b/>
           <w:bCs/>
         </w:rPr>
-        <w:t xml:space="preserve">Payment Schedule / </w:t>
-      </w:r>
-      <w:proofErr w:type="spellStart"/>
-      <w:r>
-        <w:rPr>
-          <w:rFonts w:ascii="Aptos" w:eastAsia="Aptos" w:hAnsi="Aptos" w:cs="Aptos"/>
-          <w:b/>
-          <w:bCs/>
-        </w:rPr>
-        <w:t>กำหนดการจ่ายเงิน</w:t>
-      </w:r>
-      <w:proofErr w:type="spellEnd"/>
-      <w:r>
-        <w:rPr>
-          <w:rFonts w:ascii="Aptos" w:eastAsia="Aptos" w:hAnsi="Aptos" w:cs="Aptos"/>
-          <w:b/>
-          <w:bCs/>
-        </w:rPr>
-        <w:t>:</w:t>
-      </w:r>
-      <w:r>
-        <w:rPr>
-          <w:rFonts w:ascii="Aptos" w:eastAsia="Aptos" w:hAnsi="Aptos" w:cs="Aptos"/>
-        </w:rPr>
-        <w:t xml:space="preserve"> Payment shall be made monthly. </w:t>
-      </w:r>
-      <w:proofErr w:type="spellStart"/>
-      <w:r>
-        <w:rPr>
-          <w:rFonts w:ascii="Aptos" w:eastAsia="Aptos" w:hAnsi="Aptos" w:cs="Aptos"/>
-        </w:rPr>
-        <w:t>การจ่ายเงินจะทำเป็นรายเดือน</w:t>
-      </w:r>
-      <w:proofErr w:type="spellEnd"/>
+        <w:t>Payment Schedule / กำหนดการจ่ายเงิน:</w:t>
+      </w:r>
+      <w:r>
+        <w:rPr>
+          <w:rFonts w:ascii="Aptos" w:eastAsia="Aptos" w:hAnsi="Aptos" w:cs="Aptos"/>
+        </w:rPr>
+        <w:t xml:space="preserve"> Payment shall be made monthly. การจ่ายเงินจะทำเป็นรายเดือน</w:t>
+      </w:r>
     </w:p>
     <w:p>
       <w:pPr>
@@ -1144,18 +686,8 @@
           <w:b/>
           <w:bCs/>
         </w:rPr>
-        <w:t xml:space="preserve">5. Benefits / </w:t>
-      </w:r>
-      <w:proofErr w:type="spellStart"/>
-      <w:r>
-        <w:rPr>
-          <w:rFonts w:ascii="Aptos" w:eastAsia="Aptos" w:hAnsi="Aptos" w:cs="Aptos"/>
-          <w:b/>
-          <w:bCs/>
-        </w:rPr>
-        <w:t>สวัสดิการ</w:t>
-      </w:r>
-      <w:proofErr w:type="spellEnd"/>
+        <w:t>5. Benefits / สวัสดิการ</w:t>
+      </w:r>
     </w:p>
     <w:p>
       <w:pPr>
@@ -1176,21 +708,7 @@
         <w:rPr>
           <w:rFonts w:ascii="Aptos" w:eastAsia="Aptos" w:hAnsi="Aptos" w:cs="Aptos"/>
         </w:rPr>
-        <w:t xml:space="preserve"> ลูกจ้างมีสิทธิได้รับสวัสดิการตามที่ระบุไว้ในนโยบายสวัสดิการของบริษัท </w:t>
-      </w:r>
-      <w:proofErr w:type="spellStart"/>
-      <w:r>
-        <w:rPr>
-          <w:rFonts w:ascii="Aptos" w:eastAsia="Aptos" w:hAnsi="Aptos" w:cs="Aptos"/>
-        </w:rPr>
-        <w:t>ซึ่งอาจรวมถึง</w:t>
-      </w:r>
-      <w:proofErr w:type="spellEnd"/>
-      <w:r>
-        <w:rPr>
-          <w:rFonts w:ascii="Aptos" w:eastAsia="Aptos" w:hAnsi="Aptos" w:cs="Aptos"/>
-        </w:rPr>
-        <w:t>:</w:t>
+        <w:t xml:space="preserve"> ลูกจ้างมีสิทธิได้รับสวัสดิการตามที่ระบุไว้ในนโยบายสวัสดิการของบริษัท ซึ่งอาจรวมถึง:</w:t>
       </w:r>
     </w:p>
     <w:p>
@@ -1211,25 +729,7 @@
           <w:b/>
           <w:bCs/>
         </w:rPr>
-        <w:t xml:space="preserve">Annual Holiday Entitlement / </w:t>
-      </w:r>
-      <w:proofErr w:type="spellStart"/>
-      <w:r>
-        <w:rPr>
-          <w:rFonts w:ascii="Aptos" w:eastAsia="Aptos" w:hAnsi="Aptos" w:cs="Aptos"/>
-          <w:b/>
-          <w:bCs/>
-        </w:rPr>
-        <w:t>สิทธิวันหยุดพักผ่อนประจำปี</w:t>
-      </w:r>
-      <w:proofErr w:type="spellEnd"/>
-      <w:r>
-        <w:rPr>
-          <w:rFonts w:ascii="Aptos" w:eastAsia="Aptos" w:hAnsi="Aptos" w:cs="Aptos"/>
-          <w:b/>
-          <w:bCs/>
-        </w:rPr>
-        <w:t>:</w:t>
+        <w:t>Annual Holiday Entitlement / สิทธิวันหยุดพักผ่อนประจำปี:</w:t>
       </w:r>
       <w:r>
         <w:rPr>
@@ -1253,16 +753,8 @@
         <w:rPr>
           <w:rFonts w:ascii="Aptos" w:eastAsia="Aptos" w:hAnsi="Aptos" w:cs="Aptos"/>
         </w:rPr>
-        <w:t xml:space="preserve"> paid annual leave days per year after completing one (1) full year of uninterrupted service. For employees who have not yet completed one year of service, annual leave will be granted on a pro-rata basis. ลูกจ้างมีสิทธิลาหยุดพักผ่อนประจำปีโดยได้รับค่าจ้างอย่าง</w:t>
-      </w:r>
-      <w:proofErr w:type="spellStart"/>
-      <w:r>
-        <w:rPr>
-          <w:rFonts w:ascii="Aptos" w:eastAsia="Aptos" w:hAnsi="Aptos" w:cs="Aptos"/>
-        </w:rPr>
-        <w:t>น้อย</w:t>
-      </w:r>
-      <w:proofErr w:type="spellEnd"/>
+        <w:t xml:space="preserve"> paid annual leave days per year after completing one (1) full year of uninterrupted service. For employees who have not yet completed one year of service, annual leave will be granted on a pro-rata basis. ลูกจ้างมีสิทธิลาหยุดพักผ่อนประจำปีโดยได้รับค่าจ้างอย่างน้อย</w:t>
+      </w:r>
       <w:r>
         <w:rPr>
           <w:rFonts w:ascii="Aptos" w:eastAsia="Aptos" w:hAnsi="Aptos" w:cs="Aptos"/>
@@ -1273,72 +765,8 @@
         <w:rPr>
           <w:rFonts w:ascii="Aptos" w:eastAsia="Aptos" w:hAnsi="Aptos" w:cs="Aptos"/>
         </w:rPr>
-        <w:t xml:space="preserve"> </w:t>
-      </w:r>
-      <w:proofErr w:type="spellStart"/>
-      <w:r>
-        <w:rPr>
-          <w:rFonts w:ascii="Aptos" w:eastAsia="Aptos" w:hAnsi="Aptos" w:cs="Aptos"/>
-        </w:rPr>
-        <w:t>วันต่อปี</w:t>
-      </w:r>
-      <w:proofErr w:type="spellEnd"/>
-      <w:r>
-        <w:rPr>
-          <w:rFonts w:ascii="Aptos" w:eastAsia="Aptos" w:hAnsi="Aptos" w:cs="Aptos"/>
-        </w:rPr>
-        <w:t xml:space="preserve"> </w:t>
-      </w:r>
-      <w:proofErr w:type="spellStart"/>
-      <w:r>
-        <w:rPr>
-          <w:rFonts w:ascii="Aptos" w:eastAsia="Aptos" w:hAnsi="Aptos" w:cs="Aptos"/>
-        </w:rPr>
-        <w:t>หลังจากทำงานติดต่อกันครบหนึ่ง</w:t>
-      </w:r>
-      <w:proofErr w:type="spellEnd"/>
-      <w:r>
-        <w:rPr>
-          <w:rFonts w:ascii="Aptos" w:eastAsia="Aptos" w:hAnsi="Aptos" w:cs="Aptos"/>
-        </w:rPr>
-        <w:t xml:space="preserve"> (1) </w:t>
-      </w:r>
-      <w:proofErr w:type="spellStart"/>
-      <w:r>
-        <w:rPr>
-          <w:rFonts w:ascii="Aptos" w:eastAsia="Aptos" w:hAnsi="Aptos" w:cs="Aptos"/>
-        </w:rPr>
-        <w:t>ปี</w:t>
-      </w:r>
-      <w:proofErr w:type="spellEnd"/>
-      <w:r>
-        <w:rPr>
-          <w:rFonts w:ascii="Aptos" w:eastAsia="Aptos" w:hAnsi="Aptos" w:cs="Aptos"/>
-        </w:rPr>
-        <w:t xml:space="preserve"> </w:t>
-      </w:r>
-      <w:proofErr w:type="spellStart"/>
-      <w:r>
-        <w:rPr>
-          <w:rFonts w:ascii="Aptos" w:eastAsia="Aptos" w:hAnsi="Aptos" w:cs="Aptos"/>
-        </w:rPr>
-        <w:t>สำหรับพนักงานที่ยังทำงานไม่ครบหนึ่งปี</w:t>
-      </w:r>
-      <w:proofErr w:type="spellEnd"/>
-      <w:r>
-        <w:rPr>
-          <w:rFonts w:ascii="Aptos" w:eastAsia="Aptos" w:hAnsi="Aptos" w:cs="Aptos"/>
-        </w:rPr>
-        <w:t xml:space="preserve"> </w:t>
-      </w:r>
-      <w:proofErr w:type="spellStart"/>
-      <w:r>
-        <w:rPr>
-          <w:rFonts w:ascii="Aptos" w:eastAsia="Aptos" w:hAnsi="Aptos" w:cs="Aptos"/>
-        </w:rPr>
-        <w:t>วันหยุดพักผ่อนประจำปีจะถูกจัดสรรให้ตามสัดส่วน</w:t>
-      </w:r>
-      <w:proofErr w:type="spellEnd"/>
+        <w:t xml:space="preserve"> วันต่อปี หลังจากทำงานติดต่อกันครบหนึ่ง (1) ปี สำหรับพนักงานที่ยังทำงานไม่ครบหนึ่งปี วันหยุดพักผ่อนประจำปีจะถูกจัดสรรให้ตามสัดส่วน</w:t>
+      </w:r>
     </w:p>
     <w:p>
       <w:pPr>
@@ -1358,25 +786,7 @@
           <w:b/>
           <w:bCs/>
         </w:rPr>
-        <w:t xml:space="preserve">Public Holidays / </w:t>
-      </w:r>
-      <w:proofErr w:type="spellStart"/>
-      <w:r>
-        <w:rPr>
-          <w:rFonts w:ascii="Aptos" w:eastAsia="Aptos" w:hAnsi="Aptos" w:cs="Aptos"/>
-          <w:b/>
-          <w:bCs/>
-        </w:rPr>
-        <w:t>วันหยุดตามประเพณี</w:t>
-      </w:r>
-      <w:proofErr w:type="spellEnd"/>
-      <w:r>
-        <w:rPr>
-          <w:rFonts w:ascii="Aptos" w:eastAsia="Aptos" w:hAnsi="Aptos" w:cs="Aptos"/>
-          <w:b/>
-          <w:bCs/>
-        </w:rPr>
-        <w:t>:</w:t>
+        <w:t>Public Holidays / วันหยุดตามประเพณี:</w:t>
       </w:r>
       <w:r>
         <w:rPr>
@@ -1394,21 +804,7 @@
         <w:rPr>
           <w:rFonts w:ascii="Aptos" w:eastAsia="Aptos" w:hAnsi="Aptos" w:cs="Aptos"/>
         </w:rPr>
-        <w:t xml:space="preserve"> paid public holidays per year, as specified by the Thai government. </w:t>
-      </w:r>
-      <w:proofErr w:type="spellStart"/>
-      <w:r>
-        <w:rPr>
-          <w:rFonts w:ascii="Aptos" w:eastAsia="Aptos" w:hAnsi="Aptos" w:cs="Aptos"/>
-        </w:rPr>
-        <w:t>นอกเหนือจากวันหยุดพักผ่อนประจำปี</w:t>
-      </w:r>
-      <w:proofErr w:type="spellEnd"/>
-      <w:r>
-        <w:rPr>
-          <w:rFonts w:ascii="Aptos" w:eastAsia="Aptos" w:hAnsi="Aptos" w:cs="Aptos"/>
-        </w:rPr>
-        <w:t xml:space="preserve"> นายจ้างจะกำหนดวันหยุดตามประเพณีโดยได้รับค่าจ้างอย่างน้อย</w:t>
+        <w:t xml:space="preserve"> paid public holidays per year, as specified by the Thai government. นอกเหนือจากวันหยุดพักผ่อนประจำปี นายจ้างจะกำหนดวันหยุดตามประเพณีโดยได้รับค่าจ้างอย่างน้อย</w:t>
       </w:r>
       <w:r>
         <w:rPr>
@@ -1420,30 +816,8 @@
         <w:rPr>
           <w:rFonts w:ascii="Aptos" w:eastAsia="Aptos" w:hAnsi="Aptos" w:cs="Aptos"/>
         </w:rPr>
-        <w:t xml:space="preserve"> </w:t>
-      </w:r>
-      <w:proofErr w:type="spellStart"/>
-      <w:r>
-        <w:rPr>
-          <w:rFonts w:ascii="Aptos" w:eastAsia="Aptos" w:hAnsi="Aptos" w:cs="Aptos"/>
-        </w:rPr>
-        <w:t>วันต่อปี</w:t>
-      </w:r>
-      <w:proofErr w:type="spellEnd"/>
-      <w:r>
-        <w:rPr>
-          <w:rFonts w:ascii="Aptos" w:eastAsia="Aptos" w:hAnsi="Aptos" w:cs="Aptos"/>
-        </w:rPr>
-        <w:t xml:space="preserve"> </w:t>
-      </w:r>
-      <w:proofErr w:type="spellStart"/>
-      <w:r>
-        <w:rPr>
-          <w:rFonts w:ascii="Aptos" w:eastAsia="Aptos" w:hAnsi="Aptos" w:cs="Aptos"/>
-        </w:rPr>
-        <w:t>ตามที่รัฐบาลไทยกำหนด</w:t>
-      </w:r>
-      <w:proofErr w:type="spellEnd"/>
+        <w:t xml:space="preserve"> วันต่อปี ตามที่รัฐบาลไทยกำหนด</w:t>
+      </w:r>
     </w:p>
     <w:p>
       <w:pPr>
@@ -1463,25 +837,7 @@
           <w:b/>
           <w:bCs/>
         </w:rPr>
-        <w:t xml:space="preserve">Paid Sick Leave / </w:t>
-      </w:r>
-      <w:proofErr w:type="spellStart"/>
-      <w:r>
-        <w:rPr>
-          <w:rFonts w:ascii="Aptos" w:eastAsia="Aptos" w:hAnsi="Aptos" w:cs="Aptos"/>
-          <w:b/>
-          <w:bCs/>
-        </w:rPr>
-        <w:t>วันลาป่วย</w:t>
-      </w:r>
-      <w:proofErr w:type="spellEnd"/>
-      <w:r>
-        <w:rPr>
-          <w:rFonts w:ascii="Aptos" w:eastAsia="Aptos" w:hAnsi="Aptos" w:cs="Aptos"/>
-          <w:b/>
-          <w:bCs/>
-        </w:rPr>
-        <w:t>:</w:t>
+        <w:t>Paid Sick Leave / วันลาป่วย:</w:t>
       </w:r>
       <w:r>
         <w:rPr>
@@ -1523,16 +879,8 @@
         <w:rPr>
           <w:rFonts w:ascii="Aptos" w:eastAsia="Aptos" w:hAnsi="Aptos" w:cs="Aptos"/>
         </w:rPr>
-        <w:t xml:space="preserve"> days of paid sick leave per year, contingent upon providing a medical certificate for absences of three (3) consecutive days or more. </w:t>
-      </w:r>
-      <w:proofErr w:type="spellStart"/>
-      <w:r>
-        <w:rPr>
-          <w:rFonts w:ascii="Aptos" w:eastAsia="Aptos" w:hAnsi="Aptos" w:cs="Aptos"/>
-        </w:rPr>
-        <w:t>ลูกจ้างมีสิทธิลาป่วยโดยได้รับค่าจ้างสูงสุด</w:t>
-      </w:r>
-      <w:proofErr w:type="spellEnd"/>
+        <w:t xml:space="preserve"> days of paid sick leave per year, contingent upon providing a medical certificate for absences of three (3) consecutive days or more. ลูกจ้างมีสิทธิลาป่วยโดยได้รับค่าจ้างสูงสุด</w:t>
+      </w:r>
       <w:r>
         <w:rPr>
           <w:rFonts w:ascii="Aptos" w:eastAsia="Aptos" w:hAnsi="Aptos" w:cs="Aptos"/>
@@ -1579,44 +927,8 @@
         <w:rPr>
           <w:rFonts w:ascii="Aptos" w:eastAsia="Aptos" w:hAnsi="Aptos" w:cs="Aptos"/>
         </w:rPr>
-        <w:t xml:space="preserve"> </w:t>
-      </w:r>
-      <w:proofErr w:type="spellStart"/>
-      <w:r>
-        <w:rPr>
-          <w:rFonts w:ascii="Aptos" w:eastAsia="Aptos" w:hAnsi="Aptos" w:cs="Aptos"/>
-        </w:rPr>
-        <w:t>วันต่อปี</w:t>
-      </w:r>
-      <w:proofErr w:type="spellEnd"/>
-      <w:r>
-        <w:rPr>
-          <w:rFonts w:ascii="Aptos" w:eastAsia="Aptos" w:hAnsi="Aptos" w:cs="Aptos"/>
-        </w:rPr>
-        <w:t xml:space="preserve"> </w:t>
-      </w:r>
-      <w:proofErr w:type="spellStart"/>
-      <w:r>
-        <w:rPr>
-          <w:rFonts w:ascii="Aptos" w:eastAsia="Aptos" w:hAnsi="Aptos" w:cs="Aptos"/>
-        </w:rPr>
-        <w:t>โดยต้องแสดงใบรับรองแพทย์สำหรับการลาป่วยติดต่อกันสาม</w:t>
-      </w:r>
-      <w:proofErr w:type="spellEnd"/>
-      <w:r>
-        <w:rPr>
-          <w:rFonts w:ascii="Aptos" w:eastAsia="Aptos" w:hAnsi="Aptos" w:cs="Aptos"/>
-        </w:rPr>
-        <w:t xml:space="preserve"> (3) </w:t>
-      </w:r>
-      <w:proofErr w:type="spellStart"/>
-      <w:r>
-        <w:rPr>
-          <w:rFonts w:ascii="Aptos" w:eastAsia="Aptos" w:hAnsi="Aptos" w:cs="Aptos"/>
-        </w:rPr>
-        <w:t>วันขึ้นไป</w:t>
-      </w:r>
-      <w:proofErr w:type="spellEnd"/>
+        <w:t xml:space="preserve"> วันต่อปี โดยต้องแสดงใบรับรองแพทย์สำหรับการลาป่วยติดต่อกันสาม (3) วันขึ้นไป</w:t>
+      </w:r>
     </w:p>
     <w:p>
       <w:pPr>
@@ -1636,25 +948,8 @@
           <w:b/>
           <w:bCs/>
         </w:rPr>
-        <w:t xml:space="preserve">Social Security Contributions / </w:t>
-      </w:r>
-      <w:proofErr w:type="spellStart"/>
-      <w:r>
-        <w:rPr>
-          <w:rFonts w:ascii="Aptos" w:eastAsia="Aptos" w:hAnsi="Aptos" w:cs="Aptos"/>
-          <w:b/>
-          <w:bCs/>
-        </w:rPr>
-        <w:t>เงินสมทบประกันสังคม</w:t>
-      </w:r>
-      <w:proofErr w:type="spellEnd"/>
-      <w:r>
-        <w:rPr>
-          <w:rFonts w:ascii="Aptos" w:eastAsia="Aptos" w:hAnsi="Aptos" w:cs="Aptos"/>
-          <w:b/>
-          <w:bCs/>
-        </w:rPr>
-        <w:t>:</w:t>
+        <w:lastRenderedPageBreak/>
+        <w:t>Social Security Contributions / เงินสมทบประกันสังคม:</w:t>
       </w:r>
       <w:r>
         <w:rPr>
@@ -1681,26 +976,7 @@
           <w:b/>
           <w:bCs/>
         </w:rPr>
-        <w:lastRenderedPageBreak/>
-        <w:t xml:space="preserve">Staff Meal Discount / </w:t>
-      </w:r>
-      <w:proofErr w:type="spellStart"/>
-      <w:r>
-        <w:rPr>
-          <w:rFonts w:ascii="Aptos" w:eastAsia="Aptos" w:hAnsi="Aptos" w:cs="Aptos"/>
-          <w:b/>
-          <w:bCs/>
-        </w:rPr>
-        <w:t>ส่วนลดค่าอาหารพนักงาน</w:t>
-      </w:r>
-      <w:proofErr w:type="spellEnd"/>
-      <w:r>
-        <w:rPr>
-          <w:rFonts w:ascii="Aptos" w:eastAsia="Aptos" w:hAnsi="Aptos" w:cs="Aptos"/>
-          <w:b/>
-          <w:bCs/>
-        </w:rPr>
-        <w:t>:</w:t>
+        <w:t>Staff Meal Discount / ส่วนลดค่าอาหารพนักงาน:</w:t>
       </w:r>
       <w:r>
         <w:rPr>
@@ -1712,62 +988,26 @@
         <w:rPr>
           <w:rFonts w:ascii="Aptos" w:eastAsia="Aptos" w:hAnsi="Aptos" w:cs="Aptos"/>
         </w:rPr>
-        <w:t>{{MEAL_DISCOUNT_PERCENT</w:t>
-      </w:r>
-      <w:proofErr w:type="gramStart"/>
-      <w:r>
-        <w:rPr>
-          <w:rFonts w:ascii="Aptos" w:eastAsia="Aptos" w:hAnsi="Aptos" w:cs="Aptos"/>
-        </w:rPr>
-        <w:t>}}</w:t>
-      </w:r>
-      <w:r>
-        <w:rPr>
-          <w:rFonts w:ascii="Aptos" w:eastAsia="Aptos" w:hAnsi="Aptos" w:cs="Aptos"/>
-        </w:rPr>
-        <w:t>%</w:t>
-      </w:r>
-      <w:proofErr w:type="gramEnd"/>
-      <w:r>
-        <w:rPr>
-          <w:rFonts w:ascii="Aptos" w:eastAsia="Aptos" w:hAnsi="Aptos" w:cs="Aptos"/>
-        </w:rPr>
-        <w:t xml:space="preserve"> discount per day. พนักงานมีสิทธิได้รับส่วนลดค่าอาหารหนึ่งมื้อและเครื่องดื่มหนึ่งแก้วในราคาลด </w:t>
-      </w:r>
-      <w:r>
-        <w:rPr>
-          <w:rFonts w:ascii="Aptos" w:eastAsia="Aptos" w:hAnsi="Aptos" w:cs="Aptos"/>
-        </w:rPr>
-        <w:t>{{MEAL_DISCOUNT_PERCENT</w:t>
-      </w:r>
-      <w:proofErr w:type="gramStart"/>
-      <w:r>
-        <w:rPr>
-          <w:rFonts w:ascii="Aptos" w:eastAsia="Aptos" w:hAnsi="Aptos" w:cs="Aptos"/>
-        </w:rPr>
-        <w:t>}}</w:t>
-      </w:r>
-      <w:r>
-        <w:rPr>
-          <w:rFonts w:ascii="Aptos" w:eastAsia="Aptos" w:hAnsi="Aptos" w:cs="Aptos"/>
-        </w:rPr>
-        <w:t>%</w:t>
-      </w:r>
-      <w:proofErr w:type="gramEnd"/>
-      <w:r>
-        <w:rPr>
-          <w:rFonts w:ascii="Aptos" w:eastAsia="Aptos" w:hAnsi="Aptos" w:cs="Aptos"/>
-        </w:rPr>
-        <w:t xml:space="preserve"> </w:t>
-      </w:r>
-      <w:proofErr w:type="spellStart"/>
-      <w:r>
-        <w:rPr>
-          <w:rFonts w:ascii="Aptos" w:eastAsia="Aptos" w:hAnsi="Aptos" w:cs="Aptos"/>
-        </w:rPr>
-        <w:t>ต่อวัน</w:t>
-      </w:r>
-      <w:proofErr w:type="spellEnd"/>
+        <w:t>{{MEAL_DISCOUNT_PERCENT}}</w:t>
+      </w:r>
+      <w:r>
+        <w:rPr>
+          <w:rFonts w:ascii="Aptos" w:eastAsia="Aptos" w:hAnsi="Aptos" w:cs="Aptos"/>
+        </w:rPr>
+        <w:t xml:space="preserve">% discount per day. พนักงานมีสิทธิได้รับส่วนลดค่าอาหารหนึ่งมื้อและเครื่องดื่มหนึ่งแก้วในราคาลด </w:t>
+      </w:r>
+      <w:r>
+        <w:rPr>
+          <w:rFonts w:ascii="Aptos" w:eastAsia="Aptos" w:hAnsi="Aptos" w:cs="Aptos"/>
+        </w:rPr>
+        <w:t>{{MEAL_DISCOUNT_PERCENT}}</w:t>
+      </w:r>
+      <w:r>
+        <w:rPr>
+          <w:rFonts w:ascii="Aptos" w:eastAsia="Aptos" w:hAnsi="Aptos" w:cs="Aptos"/>
+        </w:rPr>
+        <w:t>% ต่อวัน</w:t>
+      </w:r>
     </w:p>
     <w:p>
       <w:pPr>
@@ -1787,25 +1027,7 @@
           <w:b/>
           <w:bCs/>
         </w:rPr>
-        <w:t xml:space="preserve">Uniform / </w:t>
-      </w:r>
-      <w:proofErr w:type="spellStart"/>
-      <w:r>
-        <w:rPr>
-          <w:rFonts w:ascii="Aptos" w:eastAsia="Aptos" w:hAnsi="Aptos" w:cs="Aptos"/>
-          <w:b/>
-          <w:bCs/>
-        </w:rPr>
-        <w:t>เครื่องแบบพนักงาน</w:t>
-      </w:r>
-      <w:proofErr w:type="spellEnd"/>
-      <w:r>
-        <w:rPr>
-          <w:rFonts w:ascii="Aptos" w:eastAsia="Aptos" w:hAnsi="Aptos" w:cs="Aptos"/>
-          <w:b/>
-          <w:bCs/>
-        </w:rPr>
-        <w:t>:</w:t>
+        <w:t>Uniform / เครื่องแบบพนักงาน:</w:t>
       </w:r>
       <w:r>
         <w:rPr>
@@ -1883,16 +1105,8 @@
         <w:rPr>
           <w:rFonts w:ascii="Aptos" w:eastAsia="Aptos" w:hAnsi="Aptos" w:cs="Aptos"/>
         </w:rPr>
-        <w:t xml:space="preserve"> sets of uniforms. Additional uniforms may be provided under the conditions outlined in Annex A. All uniforms must be returned to the Employer upon termination of the contract. Failure to return uniforms will result in a deduction from the final salary payment. </w:t>
-      </w:r>
-      <w:proofErr w:type="spellStart"/>
-      <w:r>
-        <w:rPr>
-          <w:rFonts w:ascii="Aptos" w:eastAsia="Aptos" w:hAnsi="Aptos" w:cs="Aptos"/>
-        </w:rPr>
-        <w:t>นายจ้างจะจัดหาชุดยูนิฟอร์มให้จำนวน</w:t>
-      </w:r>
-      <w:proofErr w:type="spellEnd"/>
+        <w:t xml:space="preserve"> sets of uniforms. Additional uniforms may be provided under the conditions outlined in Annex A. All uniforms must be returned to the Employer upon termination of the contract. Failure to return uniforms will result in a deduction from the final salary payment. นายจ้างจะจัดหาชุดยูนิฟอร์มให้จำนวน</w:t>
+      </w:r>
       <w:r>
         <w:rPr>
           <w:rFonts w:ascii="Aptos" w:eastAsia="Aptos" w:hAnsi="Aptos" w:cs="Aptos"/>
@@ -1963,72 +1177,8 @@
         <w:rPr>
           <w:rFonts w:ascii="Aptos" w:eastAsia="Aptos" w:hAnsi="Aptos" w:cs="Aptos"/>
         </w:rPr>
-        <w:t xml:space="preserve"> </w:t>
-      </w:r>
-      <w:proofErr w:type="spellStart"/>
-      <w:r>
-        <w:rPr>
-          <w:rFonts w:ascii="Aptos" w:eastAsia="Aptos" w:hAnsi="Aptos" w:cs="Aptos"/>
-        </w:rPr>
-        <w:t>ชุด</w:t>
-      </w:r>
-      <w:proofErr w:type="spellEnd"/>
-      <w:r>
-        <w:rPr>
-          <w:rFonts w:ascii="Aptos" w:eastAsia="Aptos" w:hAnsi="Aptos" w:cs="Aptos"/>
-        </w:rPr>
-        <w:t xml:space="preserve"> </w:t>
-      </w:r>
-      <w:proofErr w:type="spellStart"/>
-      <w:r>
-        <w:rPr>
-          <w:rFonts w:ascii="Aptos" w:eastAsia="Aptos" w:hAnsi="Aptos" w:cs="Aptos"/>
-        </w:rPr>
-        <w:t>ชุดเพิ่มเติมอาจจัดให้ภายใต้เงื่อนไขที่ระบุในภาคผนวก</w:t>
-      </w:r>
-      <w:proofErr w:type="spellEnd"/>
-      <w:r>
-        <w:rPr>
-          <w:rFonts w:ascii="Aptos" w:eastAsia="Aptos" w:hAnsi="Aptos" w:cs="Aptos"/>
-        </w:rPr>
-        <w:t xml:space="preserve"> ก. </w:t>
-      </w:r>
-      <w:proofErr w:type="spellStart"/>
-      <w:r>
-        <w:rPr>
-          <w:rFonts w:ascii="Aptos" w:eastAsia="Aptos" w:hAnsi="Aptos" w:cs="Aptos"/>
-        </w:rPr>
-        <w:t>ต้องคืนชุดยูนิฟอร์มทั้งหมดแก่นายจ้างเมื่อสิ้นสุดสัญญาจ้าง</w:t>
-      </w:r>
-      <w:proofErr w:type="spellEnd"/>
-      <w:r>
-        <w:rPr>
-          <w:rFonts w:ascii="Aptos" w:eastAsia="Aptos" w:hAnsi="Aptos" w:cs="Aptos"/>
-        </w:rPr>
-        <w:t xml:space="preserve"> </w:t>
-      </w:r>
-      <w:proofErr w:type="spellStart"/>
-      <w:r>
-        <w:rPr>
-          <w:rFonts w:ascii="Aptos" w:eastAsia="Aptos" w:hAnsi="Aptos" w:cs="Aptos"/>
-        </w:rPr>
-        <w:t>หากไม่คืนชุด</w:t>
-      </w:r>
-      <w:proofErr w:type="spellEnd"/>
-      <w:r>
-        <w:rPr>
-          <w:rFonts w:ascii="Aptos" w:eastAsia="Aptos" w:hAnsi="Aptos" w:cs="Aptos"/>
-        </w:rPr>
-        <w:t xml:space="preserve"> </w:t>
-      </w:r>
-      <w:proofErr w:type="spellStart"/>
-      <w:r>
-        <w:rPr>
-          <w:rFonts w:ascii="Aptos" w:eastAsia="Aptos" w:hAnsi="Aptos" w:cs="Aptos"/>
-        </w:rPr>
-        <w:t>จะมีการหักเงินจากเงินเดือนงวดสุดท้าย</w:t>
-      </w:r>
-      <w:proofErr w:type="spellEnd"/>
+        <w:t xml:space="preserve"> ชุด ชุดเพิ่มเติมอาจจัดให้ภายใต้เงื่อนไขที่ระบุในภาคผนวก ก. ต้องคืนชุดยูนิฟอร์มทั้งหมดแก่นายจ้างเมื่อสิ้นสุดสัญญาจ้าง หากไม่คืนชุด จะมีการหักเงินจากเงินเดือนงวดสุดท้าย</w:t>
+      </w:r>
     </w:p>
     <w:p>
       <w:pPr>
@@ -2048,25 +1198,7 @@
           <w:b/>
           <w:bCs/>
         </w:rPr>
-        <w:t xml:space="preserve">Daily Allowance / </w:t>
-      </w:r>
-      <w:proofErr w:type="spellStart"/>
-      <w:r>
-        <w:rPr>
-          <w:rFonts w:ascii="Aptos" w:eastAsia="Aptos" w:hAnsi="Aptos" w:cs="Aptos"/>
-          <w:b/>
-          <w:bCs/>
-        </w:rPr>
-        <w:t>เบี้ยเลี้ยงรายวัน</w:t>
-      </w:r>
-      <w:proofErr w:type="spellEnd"/>
-      <w:r>
-        <w:rPr>
-          <w:rFonts w:ascii="Aptos" w:eastAsia="Aptos" w:hAnsi="Aptos" w:cs="Aptos"/>
-          <w:b/>
-          <w:bCs/>
-        </w:rPr>
-        <w:t>:</w:t>
+        <w:t>Daily Allowance / เบี้ยเลี้ยงรายวัน:</w:t>
       </w:r>
       <w:r>
         <w:rPr>
@@ -2120,16 +1252,8 @@
         <w:rPr>
           <w:rFonts w:ascii="Aptos" w:eastAsia="Aptos" w:hAnsi="Aptos" w:cs="Aptos"/>
         </w:rPr>
-        <w:t xml:space="preserve"> THB. The daily allowance will be paid in cash at the end of each service or added to the monthly salary payment. </w:t>
-      </w:r>
-      <w:proofErr w:type="spellStart"/>
-      <w:r>
-        <w:rPr>
-          <w:rFonts w:ascii="Aptos" w:eastAsia="Aptos" w:hAnsi="Aptos" w:cs="Aptos"/>
-        </w:rPr>
-        <w:t>พนักงานจะได้รับเบี้ยเลี้ยงรายวัน</w:t>
-      </w:r>
-      <w:proofErr w:type="spellEnd"/>
+        <w:t xml:space="preserve"> THB. The daily allowance will be paid in cash at the end of each service or added to the monthly salary payment. พนักงานจะได้รับเบี้ยเลี้ยงรายวัน</w:t>
+      </w:r>
       <w:r>
         <w:rPr>
           <w:rFonts w:ascii="Aptos" w:eastAsia="Aptos" w:hAnsi="Aptos" w:cs="Aptos"/>
@@ -2178,19 +1302,11 @@
         </w:rPr>
         <w:t xml:space="preserve"> </w:t>
       </w:r>
-      <w:proofErr w:type="spellStart"/>
-      <w:r>
-        <w:rPr>
-          <w:rFonts w:ascii="Aptos" w:eastAsia="Aptos" w:hAnsi="Aptos" w:cs="Aptos"/>
-        </w:rPr>
-        <w:t>บาท</w:t>
-      </w:r>
-      <w:proofErr w:type="spellEnd"/>
-      <w:r>
-        <w:rPr>
-          <w:rFonts w:ascii="Aptos" w:eastAsia="Aptos" w:hAnsi="Aptos" w:cs="Aptos"/>
-        </w:rPr>
-        <w:t xml:space="preserve"> เบี้ยเลี้ยงรายวันจะจ่ายเป็นเงินสดเมื่อสิ้นสุดการบริการแต่ละครั้งหรือรวมเข้ากับการจ่ายเงินเดือนรายเดือน</w:t>
+      <w:r>
+        <w:rPr>
+          <w:rFonts w:ascii="Aptos" w:eastAsia="Aptos" w:hAnsi="Aptos" w:cs="Aptos"/>
+        </w:rPr>
+        <w:t>บาท เบี้ยเลี้ยงรายวันจะจ่ายเป็นเงินสดเมื่อสิ้นสุดการบริการแต่ละครั้งหรือรวมเข้ากับการจ่ายเงินเดือนรายเดือน</w:t>
       </w:r>
     </w:p>
     <w:p>
@@ -2211,59 +1327,13 @@
           <w:b/>
           <w:bCs/>
         </w:rPr>
-        <w:t xml:space="preserve">Monthly Attendance Bonus / </w:t>
-      </w:r>
-      <w:proofErr w:type="spellStart"/>
-      <w:r>
-        <w:rPr>
-          <w:rFonts w:ascii="Aptos" w:eastAsia="Aptos" w:hAnsi="Aptos" w:cs="Aptos"/>
-          <w:b/>
-          <w:bCs/>
-        </w:rPr>
-        <w:t>โบนัสการเข้างานรายเดือน</w:t>
-      </w:r>
-      <w:proofErr w:type="spellEnd"/>
-      <w:r>
-        <w:rPr>
-          <w:rFonts w:ascii="Aptos" w:eastAsia="Aptos" w:hAnsi="Aptos" w:cs="Aptos"/>
-          <w:b/>
-          <w:bCs/>
-        </w:rPr>
-        <w:t>:</w:t>
-      </w:r>
-      <w:r>
-        <w:rPr>
-          <w:rFonts w:ascii="Aptos" w:eastAsia="Aptos" w:hAnsi="Aptos" w:cs="Aptos"/>
-        </w:rPr>
-        <w:t xml:space="preserve"> The Employee is eligible for a monthly attendance bonus, payable after the first month of employment. This bonus is contingent upon the employee having no instances of unexcused lateness or absence within the calendar month. </w:t>
-      </w:r>
-      <w:proofErr w:type="spellStart"/>
-      <w:r>
-        <w:rPr>
-          <w:rFonts w:ascii="Aptos" w:eastAsia="Aptos" w:hAnsi="Aptos" w:cs="Aptos"/>
-        </w:rPr>
-        <w:t>ลูกจ้างมีสิทธิได้รับโบนัสการเข้างานรายเดือน</w:t>
-      </w:r>
-      <w:proofErr w:type="spellEnd"/>
-      <w:r>
-        <w:rPr>
-          <w:rFonts w:ascii="Aptos" w:eastAsia="Aptos" w:hAnsi="Aptos" w:cs="Aptos"/>
-        </w:rPr>
-        <w:t xml:space="preserve"> </w:t>
-      </w:r>
-      <w:proofErr w:type="spellStart"/>
-      <w:r>
-        <w:rPr>
-          <w:rFonts w:ascii="Aptos" w:eastAsia="Aptos" w:hAnsi="Aptos" w:cs="Aptos"/>
-        </w:rPr>
-        <w:t>ซึ่งจ่ายหลังจากการจ้างงานเดือนแรก</w:t>
-      </w:r>
-      <w:proofErr w:type="spellEnd"/>
-      <w:r>
-        <w:rPr>
-          <w:rFonts w:ascii="Aptos" w:eastAsia="Aptos" w:hAnsi="Aptos" w:cs="Aptos"/>
-        </w:rPr>
-        <w:t xml:space="preserve"> โบนัสนี้ขึ้นอยู่กับว่าพนักงานไม่มีประวัติการมาสายหรือขาดงานโดยไม่มีเหตุผลอันสมควรภายในเดือนปฏิทินนั้นๆ</w:t>
+        <w:t>Monthly Attendance Bonus / โบนัสการเข้างานรายเดือน:</w:t>
+      </w:r>
+      <w:r>
+        <w:rPr>
+          <w:rFonts w:ascii="Aptos" w:eastAsia="Aptos" w:hAnsi="Aptos" w:cs="Aptos"/>
+        </w:rPr>
+        <w:t xml:space="preserve"> The Employee is eligible for a monthly attendance bonus, payable after the first month of employment. This bonus is contingent upon the employee having no instances of unexcused lateness or absence within the calendar month. ลูกจ้างมีสิทธิได้รับโบนัสการเข้างานรายเดือน ซึ่งจ่ายหลังจากการจ้างงานเดือนแรก โบนัสนี้ขึ้นอยู่กับว่าพนักงานไม่มีประวัติการมาสายหรือขาดงานโดยไม่มีเหตุผลอันสมควรภายในเดือนปฏิทินนั้นๆ</w:t>
       </w:r>
     </w:p>
     <w:p>
@@ -2283,18 +1353,8 @@
           <w:b/>
           <w:bCs/>
         </w:rPr>
-        <w:t xml:space="preserve">6. Probationary Period / </w:t>
-      </w:r>
-      <w:proofErr w:type="spellStart"/>
-      <w:r>
-        <w:rPr>
-          <w:rFonts w:ascii="Aptos" w:eastAsia="Aptos" w:hAnsi="Aptos" w:cs="Aptos"/>
-          <w:b/>
-          <w:bCs/>
-        </w:rPr>
-        <w:t>ระยะเวลาทดลองงาน</w:t>
-      </w:r>
-      <w:proofErr w:type="spellEnd"/>
+        <w:t>6. Probationary Period / ระยะเวลาทดลองงาน</w:t>
+      </w:r>
     </w:p>
     <w:p>
       <w:pPr>
@@ -2324,16 +1384,8 @@
         <w:rPr>
           <w:rFonts w:ascii="Aptos" w:eastAsia="Aptos" w:hAnsi="Aptos" w:cs="Aptos"/>
         </w:rPr>
-        <w:t>months. ลูกจ้างจะต้องผ่านระยะเวลาทดลองงานเป็นเวลา</w:t>
-      </w:r>
-      <w:proofErr w:type="spellStart"/>
-      <w:r>
-        <w:rPr>
-          <w:rFonts w:ascii="Aptos" w:eastAsia="Aptos" w:hAnsi="Aptos" w:cs="Aptos"/>
-        </w:rPr>
-        <w:t>สาม</w:t>
-      </w:r>
-      <w:proofErr w:type="spellEnd"/>
+        <w:t>months. ลูกจ้างจะต้องผ่านระยะเวลาทดลองงานเป็นเวลาสาม</w:t>
+      </w:r>
       <w:r>
         <w:rPr>
           <w:rFonts w:ascii="Aptos" w:eastAsia="Aptos" w:hAnsi="Aptos" w:cs="Aptos"/>
@@ -2344,16 +1396,8 @@
         <w:rPr>
           <w:rFonts w:ascii="Aptos" w:eastAsia="Aptos" w:hAnsi="Aptos" w:cs="Aptos"/>
         </w:rPr>
-        <w:t xml:space="preserve"> </w:t>
-      </w:r>
-      <w:proofErr w:type="spellStart"/>
-      <w:r>
-        <w:rPr>
-          <w:rFonts w:ascii="Aptos" w:eastAsia="Aptos" w:hAnsi="Aptos" w:cs="Aptos"/>
-        </w:rPr>
-        <w:t>เดือน</w:t>
-      </w:r>
-      <w:proofErr w:type="spellEnd"/>
+        <w:t xml:space="preserve"> เดือน</w:t>
+      </w:r>
     </w:p>
     <w:p>
       <w:pPr>
@@ -2372,18 +1416,8 @@
           <w:b/>
           <w:bCs/>
         </w:rPr>
-        <w:t xml:space="preserve">7. Termination of Employment / </w:t>
-      </w:r>
-      <w:proofErr w:type="spellStart"/>
-      <w:r>
-        <w:rPr>
-          <w:rFonts w:ascii="Aptos" w:eastAsia="Aptos" w:hAnsi="Aptos" w:cs="Aptos"/>
-          <w:b/>
-          <w:bCs/>
-        </w:rPr>
-        <w:t>การเลิกจ้าง</w:t>
-      </w:r>
-      <w:proofErr w:type="spellEnd"/>
+        <w:t>7. Termination of Employment / การเลิกจ้าง</w:t>
+      </w:r>
     </w:p>
     <w:p>
       <w:pPr>
@@ -2403,68 +1437,14 @@
           <w:b/>
           <w:bCs/>
         </w:rPr>
-        <w:t xml:space="preserve">Notice / </w:t>
-      </w:r>
-      <w:proofErr w:type="spellStart"/>
-      <w:r>
-        <w:rPr>
-          <w:rFonts w:ascii="Aptos" w:eastAsia="Aptos" w:hAnsi="Aptos" w:cs="Aptos"/>
-          <w:b/>
-          <w:bCs/>
-        </w:rPr>
-        <w:t>การแจ้งล่วงหน้า</w:t>
-      </w:r>
-      <w:proofErr w:type="spellEnd"/>
-      <w:r>
-        <w:rPr>
-          <w:rFonts w:ascii="Aptos" w:eastAsia="Aptos" w:hAnsi="Aptos" w:cs="Aptos"/>
-          <w:b/>
-          <w:bCs/>
-        </w:rPr>
-        <w:t>:</w:t>
-      </w:r>
-      <w:r>
-        <w:rPr>
-          <w:rFonts w:ascii="Aptos" w:eastAsia="Aptos" w:hAnsi="Aptos" w:cs="Aptos"/>
-        </w:rPr>
-        <w:t xml:space="preserve"> Employment may be terminated by either party with thirty (30) days written notice, subject to the provisions of Thai labor law. การจ้างงานอาจถูกยกเลิก</w:t>
-      </w:r>
-      <w:proofErr w:type="spellStart"/>
-      <w:r>
-        <w:rPr>
-          <w:rFonts w:ascii="Aptos" w:eastAsia="Aptos" w:hAnsi="Aptos" w:cs="Aptos"/>
-        </w:rPr>
-        <w:t>โดยฝ่ายใดฝ่ายหนึ่งด้วยการแจ้งเป็นลายลักษณ์อักษรล่วงหน้าสามสิบ</w:t>
-      </w:r>
-      <w:proofErr w:type="spellEnd"/>
-      <w:r>
-        <w:rPr>
-          <w:rFonts w:ascii="Aptos" w:eastAsia="Aptos" w:hAnsi="Aptos" w:cs="Aptos"/>
-        </w:rPr>
-        <w:t xml:space="preserve"> (30) </w:t>
-      </w:r>
-      <w:proofErr w:type="spellStart"/>
-      <w:r>
-        <w:rPr>
-          <w:rFonts w:ascii="Aptos" w:eastAsia="Aptos" w:hAnsi="Aptos" w:cs="Aptos"/>
-        </w:rPr>
-        <w:t>วัน</w:t>
-      </w:r>
-      <w:proofErr w:type="spellEnd"/>
-      <w:r>
-        <w:rPr>
-          <w:rFonts w:ascii="Aptos" w:eastAsia="Aptos" w:hAnsi="Aptos" w:cs="Aptos"/>
-        </w:rPr>
-        <w:t xml:space="preserve"> </w:t>
-      </w:r>
-      <w:proofErr w:type="spellStart"/>
-      <w:r>
-        <w:rPr>
-          <w:rFonts w:ascii="Aptos" w:eastAsia="Aptos" w:hAnsi="Aptos" w:cs="Aptos"/>
-        </w:rPr>
-        <w:t>ภายใต้บทบัญญัติของกฎหมายแรงงานไทย</w:t>
-      </w:r>
-      <w:proofErr w:type="spellEnd"/>
+        <w:t>Notice / การแจ้งล่วงหน้า:</w:t>
+      </w:r>
+      <w:r>
+        <w:rPr>
+          <w:rFonts w:ascii="Aptos" w:eastAsia="Aptos" w:hAnsi="Aptos" w:cs="Aptos"/>
+        </w:rPr>
+        <w:t xml:space="preserve"> Employment may be terminated by either party with thirty (30) days written notice, subject to the provisions of Thai labor law. การจ้างงานอาจถูกยกเลิกโดยฝ่ายใดฝ่ายหนึ่งด้วยการแจ้งเป็นลายลักษณ์อักษรล่วงหน้าสามสิบ (30) วัน ภายใต้บทบัญญัติของกฎหมายแรงงานไทย</w:t>
+      </w:r>
     </w:p>
     <w:p>
       <w:pPr>
@@ -2484,25 +1464,8 @@
           <w:b/>
           <w:bCs/>
         </w:rPr>
-        <w:t xml:space="preserve">Termination for Cause / </w:t>
-      </w:r>
-      <w:proofErr w:type="spellStart"/>
-      <w:r>
-        <w:rPr>
-          <w:rFonts w:ascii="Aptos" w:eastAsia="Aptos" w:hAnsi="Aptos" w:cs="Aptos"/>
-          <w:b/>
-          <w:bCs/>
-        </w:rPr>
-        <w:t>การเลิกจ้างโดยมีเหตุผล</w:t>
-      </w:r>
-      <w:proofErr w:type="spellEnd"/>
-      <w:r>
-        <w:rPr>
-          <w:rFonts w:ascii="Aptos" w:eastAsia="Aptos" w:hAnsi="Aptos" w:cs="Aptos"/>
-          <w:b/>
-          <w:bCs/>
-        </w:rPr>
-        <w:t>:</w:t>
+        <w:lastRenderedPageBreak/>
+        <w:t>Termination for Cause / การเลิกจ้างโดยมีเหตุผล:</w:t>
       </w:r>
       <w:r>
         <w:rPr>
@@ -2528,19 +1491,8 @@
           <w:b/>
           <w:bCs/>
         </w:rPr>
-        <w:lastRenderedPageBreak/>
-        <w:t xml:space="preserve">8. Governing Law / </w:t>
-      </w:r>
-      <w:proofErr w:type="spellStart"/>
-      <w:r>
-        <w:rPr>
-          <w:rFonts w:ascii="Aptos" w:eastAsia="Aptos" w:hAnsi="Aptos" w:cs="Aptos"/>
-          <w:b/>
-          <w:bCs/>
-        </w:rPr>
-        <w:t>กฎหมายที่ใช้บังคับ</w:t>
-      </w:r>
-      <w:proofErr w:type="spellEnd"/>
+        <w:t>8. Governing Law / กฎหมายที่ใช้บังคับ</w:t>
+      </w:r>
     </w:p>
     <w:p>
       <w:pPr>
@@ -2558,16 +1510,8 @@
         <w:rPr>
           <w:rFonts w:ascii="Aptos" w:eastAsia="Aptos" w:hAnsi="Aptos" w:cs="Aptos"/>
         </w:rPr>
-        <w:t xml:space="preserve">This contract shall be governed by and construed in accordance with the laws of Thailand. </w:t>
-      </w:r>
-      <w:proofErr w:type="spellStart"/>
-      <w:r>
-        <w:rPr>
-          <w:rFonts w:ascii="Aptos" w:eastAsia="Aptos" w:hAnsi="Aptos" w:cs="Aptos"/>
-        </w:rPr>
-        <w:t>สัญญานี้จะถูกควบคุมและตีความตามกฎหมายของประเทศไทย</w:t>
-      </w:r>
-      <w:proofErr w:type="spellEnd"/>
+        <w:t>This contract shall be governed by and construed in accordance with the laws of Thailand. สัญญานี้จะถูกควบคุมและตีความตามกฎหมายของประเทศไทย</w:t>
+      </w:r>
     </w:p>
     <w:p/>
     <w:p>
@@ -2588,36 +1532,8 @@
           <w:b/>
           <w:bCs/>
         </w:rPr>
-        <w:t xml:space="preserve">Part 2: Employee Rules and Guidelines / </w:t>
-      </w:r>
-      <w:proofErr w:type="spellStart"/>
-      <w:r>
-        <w:rPr>
-          <w:rFonts w:ascii="Aptos" w:eastAsia="Aptos" w:hAnsi="Aptos" w:cs="Aptos"/>
-          <w:b/>
-          <w:bCs/>
-        </w:rPr>
-        <w:t>ส่วนที่</w:t>
-      </w:r>
-      <w:proofErr w:type="spellEnd"/>
-      <w:r>
-        <w:rPr>
-          <w:rFonts w:ascii="Aptos" w:eastAsia="Aptos" w:hAnsi="Aptos" w:cs="Aptos"/>
-          <w:b/>
-          <w:bCs/>
-        </w:rPr>
-        <w:t xml:space="preserve"> 2: </w:t>
-      </w:r>
-      <w:proofErr w:type="spellStart"/>
-      <w:r>
-        <w:rPr>
-          <w:rFonts w:ascii="Aptos" w:eastAsia="Aptos" w:hAnsi="Aptos" w:cs="Aptos"/>
-          <w:b/>
-          <w:bCs/>
-        </w:rPr>
-        <w:t>กฎระเบียบและแนวทางปฏิบัติของพนักงาน</w:t>
-      </w:r>
-      <w:proofErr w:type="spellEnd"/>
+        <w:t>Part 2: Employee Rules and Guidelines / ส่วนที่ 2: กฎระเบียบและแนวทางปฏิบัติของพนักงาน</w:t>
+      </w:r>
     </w:p>
     <w:p>
       <w:pPr>
@@ -2640,30 +1556,8 @@
         <w:rPr>
           <w:rFonts w:ascii="Aptos" w:eastAsia="Aptos" w:hAnsi="Aptos" w:cs="Aptos"/>
         </w:rPr>
-        <w:t xml:space="preserve"> กฎระเบียบและแนวทางปฏิบัติที่ระบุไว้</w:t>
-      </w:r>
-      <w:proofErr w:type="spellStart"/>
-      <w:r>
-        <w:rPr>
-          <w:rFonts w:ascii="Aptos" w:eastAsia="Aptos" w:hAnsi="Aptos" w:cs="Aptos"/>
-        </w:rPr>
-        <w:t>ในภาคผนวกของเอกสารฉบับนี้ถือเป็นส่วนสำคัญของข้อกำหนดการจ้างงาน</w:t>
-      </w:r>
-      <w:proofErr w:type="spellEnd"/>
-      <w:r>
-        <w:rPr>
-          <w:rFonts w:ascii="Aptos" w:eastAsia="Aptos" w:hAnsi="Aptos" w:cs="Aptos"/>
-        </w:rPr>
-        <w:t xml:space="preserve"> </w:t>
-      </w:r>
-      <w:proofErr w:type="spellStart"/>
-      <w:r>
-        <w:rPr>
-          <w:rFonts w:ascii="Aptos" w:eastAsia="Aptos" w:hAnsi="Aptos" w:cs="Aptos"/>
-        </w:rPr>
-        <w:t>พนักงานทุกคนต้องปฏิบัติตามกฎและแนวทางปฏิบัติเหล่านี้เสมอ</w:t>
-      </w:r>
-      <w:proofErr w:type="spellEnd"/>
+        <w:t xml:space="preserve"> กฎระเบียบและแนวทางปฏิบัติที่ระบุไว้ในภาคผนวกของเอกสารฉบับนี้ถือเป็นส่วนสำคัญของข้อกำหนดการจ้างงาน พนักงานทุกคนต้องปฏิบัติตามกฎและแนวทางปฏิบัติเหล่านี้เสมอ</w:t>
+      </w:r>
     </w:p>
     <w:p>
       <w:pPr>
@@ -2682,36 +1576,8 @@
           <w:b/>
           <w:bCs/>
         </w:rPr>
-        <w:t xml:space="preserve">Annex A: Employee Dress Code Policy / </w:t>
-      </w:r>
-      <w:proofErr w:type="spellStart"/>
-      <w:r>
-        <w:rPr>
-          <w:rFonts w:ascii="Aptos" w:eastAsia="Aptos" w:hAnsi="Aptos" w:cs="Aptos"/>
-          <w:b/>
-          <w:bCs/>
-        </w:rPr>
-        <w:t>ภาคผนวก</w:t>
-      </w:r>
-      <w:proofErr w:type="spellEnd"/>
-      <w:r>
-        <w:rPr>
-          <w:rFonts w:ascii="Aptos" w:eastAsia="Aptos" w:hAnsi="Aptos" w:cs="Aptos"/>
-          <w:b/>
-          <w:bCs/>
-        </w:rPr>
-        <w:t xml:space="preserve"> ก: </w:t>
-      </w:r>
-      <w:proofErr w:type="spellStart"/>
-      <w:r>
-        <w:rPr>
-          <w:rFonts w:ascii="Aptos" w:eastAsia="Aptos" w:hAnsi="Aptos" w:cs="Aptos"/>
-          <w:b/>
-          <w:bCs/>
-        </w:rPr>
-        <w:t>นโยบายระเบียบการแต่งกายของพนักงาน</w:t>
-      </w:r>
-      <w:proofErr w:type="spellEnd"/>
+        <w:t>Annex A: Employee Dress Code Policy / ภาคผนวก ก: นโยบายระเบียบการแต่งกายของพนักงาน</w:t>
+      </w:r>
     </w:p>
     <w:p>
       <w:pPr>
@@ -2766,21 +1632,7 @@
         <w:rPr>
           <w:rFonts w:ascii="Aptos" w:eastAsia="Aptos" w:hAnsi="Aptos" w:cs="Aptos"/>
         </w:rPr>
-        <w:t xml:space="preserve"> </w:t>
-      </w:r>
-      <w:proofErr w:type="spellStart"/>
-      <w:r>
-        <w:rPr>
-          <w:rFonts w:ascii="Aptos" w:eastAsia="Aptos" w:hAnsi="Aptos" w:cs="Aptos"/>
-        </w:rPr>
-        <w:t>นโยบายนี้ระบุข้อกำหนดการแต่งกายสำหรับพนักงานทุกคนของ</w:t>
-      </w:r>
-      <w:proofErr w:type="spellEnd"/>
-      <w:r>
-        <w:rPr>
-          <w:rFonts w:ascii="Aptos" w:eastAsia="Aptos" w:hAnsi="Aptos" w:cs="Aptos"/>
-        </w:rPr>
-        <w:t xml:space="preserve"> </w:t>
+        <w:t xml:space="preserve"> นโยบายนี้ระบุข้อกำหนดการแต่งกายสำหรับพนักงานทุกคนของ </w:t>
       </w:r>
       <w:r>
         <w:rPr>
@@ -2792,49 +1644,7 @@
         <w:rPr>
           <w:rFonts w:ascii="Aptos" w:eastAsia="Aptos" w:hAnsi="Aptos" w:cs="Aptos"/>
         </w:rPr>
-        <w:t xml:space="preserve"> วัตถุประสงค์ของนโยบายนี้คือเพื่อให้แน่ใจว่าพนักงานทุกคนนำเสนอภาพลักษณ์ที่เป็นมืออาชีพ </w:t>
-      </w:r>
-      <w:proofErr w:type="spellStart"/>
-      <w:r>
-        <w:rPr>
-          <w:rFonts w:ascii="Aptos" w:eastAsia="Aptos" w:hAnsi="Aptos" w:cs="Aptos"/>
-        </w:rPr>
-        <w:t>สะอาด</w:t>
-      </w:r>
-      <w:proofErr w:type="spellEnd"/>
-      <w:r>
-        <w:rPr>
-          <w:rFonts w:ascii="Aptos" w:eastAsia="Aptos" w:hAnsi="Aptos" w:cs="Aptos"/>
-        </w:rPr>
-        <w:t xml:space="preserve"> </w:t>
-      </w:r>
-      <w:proofErr w:type="spellStart"/>
-      <w:r>
-        <w:rPr>
-          <w:rFonts w:ascii="Aptos" w:eastAsia="Aptos" w:hAnsi="Aptos" w:cs="Aptos"/>
-        </w:rPr>
-        <w:t>และสม่ำเสมอต่อลูกค้าของเรา</w:t>
-      </w:r>
-      <w:proofErr w:type="spellEnd"/>
-      <w:r>
-        <w:rPr>
-          <w:rFonts w:ascii="Aptos" w:eastAsia="Aptos" w:hAnsi="Aptos" w:cs="Aptos"/>
-        </w:rPr>
-        <w:t xml:space="preserve"> </w:t>
-      </w:r>
-      <w:proofErr w:type="spellStart"/>
-      <w:r>
-        <w:rPr>
-          <w:rFonts w:ascii="Aptos" w:eastAsia="Aptos" w:hAnsi="Aptos" w:cs="Aptos"/>
-        </w:rPr>
-        <w:t>สะท้อนถึงมาตรฐานระดับสูงของ</w:t>
-      </w:r>
-      <w:proofErr w:type="spellEnd"/>
-      <w:r>
-        <w:rPr>
-          <w:rFonts w:ascii="Aptos" w:eastAsia="Aptos" w:hAnsi="Aptos" w:cs="Aptos"/>
-        </w:rPr>
-        <w:t xml:space="preserve"> </w:t>
+        <w:t xml:space="preserve"> วัตถุประสงค์ของนโยบายนี้คือเพื่อให้แน่ใจว่าพนักงานทุกคนนำเสนอภาพลักษณ์ที่เป็นมืออาชีพ สะอาด และสม่ำเสมอต่อลูกค้าของเรา สะท้อนถึงมาตรฐานระดับสูงของ </w:t>
       </w:r>
       <w:r>
         <w:rPr>
@@ -2866,18 +1676,8 @@
           <w:b/>
           <w:bCs/>
         </w:rPr>
-        <w:t xml:space="preserve">1. General Principles / </w:t>
-      </w:r>
-      <w:proofErr w:type="spellStart"/>
-      <w:r>
-        <w:rPr>
-          <w:rFonts w:ascii="Aptos" w:eastAsia="Aptos" w:hAnsi="Aptos" w:cs="Aptos"/>
-          <w:b/>
-          <w:bCs/>
-        </w:rPr>
-        <w:t>หลักการทั่วไป</w:t>
-      </w:r>
-      <w:proofErr w:type="spellEnd"/>
+        <w:t>1. General Principles / หลักการทั่วไป</w:t>
+      </w:r>
     </w:p>
     <w:p>
       <w:pPr>
@@ -2897,25 +1697,7 @@
           <w:b/>
           <w:bCs/>
         </w:rPr>
-        <w:t xml:space="preserve">Hygiene / </w:t>
-      </w:r>
-      <w:proofErr w:type="spellStart"/>
-      <w:r>
-        <w:rPr>
-          <w:rFonts w:ascii="Aptos" w:eastAsia="Aptos" w:hAnsi="Aptos" w:cs="Aptos"/>
-          <w:b/>
-          <w:bCs/>
-        </w:rPr>
-        <w:t>สุขอนามัย</w:t>
-      </w:r>
-      <w:proofErr w:type="spellEnd"/>
-      <w:r>
-        <w:rPr>
-          <w:rFonts w:ascii="Aptos" w:eastAsia="Aptos" w:hAnsi="Aptos" w:cs="Aptos"/>
-          <w:b/>
-          <w:bCs/>
-        </w:rPr>
-        <w:t>:</w:t>
+        <w:t>Hygiene / สุขอนามัย:</w:t>
       </w:r>
       <w:r>
         <w:rPr>
@@ -2942,96 +1724,14 @@
           <w:b/>
           <w:bCs/>
         </w:rPr>
-        <w:t xml:space="preserve">Cleanliness / </w:t>
-      </w:r>
-      <w:proofErr w:type="spellStart"/>
-      <w:r>
-        <w:rPr>
-          <w:rFonts w:ascii="Aptos" w:eastAsia="Aptos" w:hAnsi="Aptos" w:cs="Aptos"/>
-          <w:b/>
-          <w:bCs/>
-        </w:rPr>
-        <w:t>ความสะอาด</w:t>
-      </w:r>
-      <w:proofErr w:type="spellEnd"/>
-      <w:r>
-        <w:rPr>
-          <w:rFonts w:ascii="Aptos" w:eastAsia="Aptos" w:hAnsi="Aptos" w:cs="Aptos"/>
-          <w:b/>
-          <w:bCs/>
-        </w:rPr>
-        <w:t>:</w:t>
-      </w:r>
-      <w:r>
-        <w:rPr>
-          <w:rFonts w:ascii="Aptos" w:eastAsia="Aptos" w:hAnsi="Aptos" w:cs="Aptos"/>
-        </w:rPr>
-        <w:t xml:space="preserve"> Clothing must be clean, well-maintained, and free of stains, tears, or excessive wear. </w:t>
-      </w:r>
-      <w:proofErr w:type="spellStart"/>
-      <w:r>
-        <w:rPr>
-          <w:rFonts w:ascii="Aptos" w:eastAsia="Aptos" w:hAnsi="Aptos" w:cs="Aptos"/>
-        </w:rPr>
-        <w:t>เสื้อผ้าต้องสะอาด</w:t>
-      </w:r>
-      <w:proofErr w:type="spellEnd"/>
-      <w:r>
-        <w:rPr>
-          <w:rFonts w:ascii="Aptos" w:eastAsia="Aptos" w:hAnsi="Aptos" w:cs="Aptos"/>
-        </w:rPr>
-        <w:t xml:space="preserve"> </w:t>
-      </w:r>
-      <w:proofErr w:type="spellStart"/>
-      <w:r>
-        <w:rPr>
-          <w:rFonts w:ascii="Aptos" w:eastAsia="Aptos" w:hAnsi="Aptos" w:cs="Aptos"/>
-        </w:rPr>
-        <w:t>ได้รับการดูแลอย่างดี</w:t>
-      </w:r>
-      <w:proofErr w:type="spellEnd"/>
-      <w:r>
-        <w:rPr>
-          <w:rFonts w:ascii="Aptos" w:eastAsia="Aptos" w:hAnsi="Aptos" w:cs="Aptos"/>
-        </w:rPr>
-        <w:t xml:space="preserve"> </w:t>
-      </w:r>
-      <w:proofErr w:type="spellStart"/>
-      <w:r>
-        <w:rPr>
-          <w:rFonts w:ascii="Aptos" w:eastAsia="Aptos" w:hAnsi="Aptos" w:cs="Aptos"/>
-        </w:rPr>
-        <w:t>และปราศจากคราบ</w:t>
-      </w:r>
-      <w:proofErr w:type="spellEnd"/>
-      <w:r>
-        <w:rPr>
-          <w:rFonts w:ascii="Aptos" w:eastAsia="Aptos" w:hAnsi="Aptos" w:cs="Aptos"/>
-        </w:rPr>
-        <w:t xml:space="preserve"> </w:t>
-      </w:r>
-      <w:proofErr w:type="spellStart"/>
-      <w:r>
-        <w:rPr>
-          <w:rFonts w:ascii="Aptos" w:eastAsia="Aptos" w:hAnsi="Aptos" w:cs="Aptos"/>
-        </w:rPr>
-        <w:t>รอยขาด</w:t>
-      </w:r>
-      <w:proofErr w:type="spellEnd"/>
-      <w:r>
-        <w:rPr>
-          <w:rFonts w:ascii="Aptos" w:eastAsia="Aptos" w:hAnsi="Aptos" w:cs="Aptos"/>
-        </w:rPr>
-        <w:t xml:space="preserve"> </w:t>
-      </w:r>
-      <w:proofErr w:type="spellStart"/>
-      <w:r>
-        <w:rPr>
-          <w:rFonts w:ascii="Aptos" w:eastAsia="Aptos" w:hAnsi="Aptos" w:cs="Aptos"/>
-        </w:rPr>
-        <w:t>หรือการสึกหรอมากเกินไป</w:t>
-      </w:r>
-      <w:proofErr w:type="spellEnd"/>
+        <w:t>Cleanliness / ความสะอาด:</w:t>
+      </w:r>
+      <w:r>
+        <w:rPr>
+          <w:rFonts w:ascii="Aptos" w:eastAsia="Aptos" w:hAnsi="Aptos" w:cs="Aptos"/>
+        </w:rPr>
+        <w:t xml:space="preserve"> Clothing must be clean, well-maintained, and free of stains, tears, or excessive wear. เสื้อผ้าต้องสะอาด ได้รับการดูแลอย่างดี และปราศจากคราบ รอยขาด หรือการสึกหรอมากเกินไป</w:t>
+      </w:r>
     </w:p>
     <w:p>
       <w:pPr>
@@ -3051,45 +1751,13 @@
           <w:b/>
           <w:bCs/>
         </w:rPr>
-        <w:t xml:space="preserve">Scope / </w:t>
-      </w:r>
-      <w:proofErr w:type="spellStart"/>
-      <w:r>
-        <w:rPr>
-          <w:rFonts w:ascii="Aptos" w:eastAsia="Aptos" w:hAnsi="Aptos" w:cs="Aptos"/>
-          <w:b/>
-          <w:bCs/>
-        </w:rPr>
-        <w:t>ขอบเขต</w:t>
-      </w:r>
-      <w:proofErr w:type="spellEnd"/>
-      <w:r>
-        <w:rPr>
-          <w:rFonts w:ascii="Aptos" w:eastAsia="Aptos" w:hAnsi="Aptos" w:cs="Aptos"/>
-          <w:b/>
-          <w:bCs/>
-        </w:rPr>
-        <w:t>:</w:t>
-      </w:r>
-      <w:r>
-        <w:rPr>
-          <w:rFonts w:ascii="Aptos" w:eastAsia="Aptos" w:hAnsi="Aptos" w:cs="Aptos"/>
-        </w:rPr>
-        <w:t xml:space="preserve"> The dress code applies to all employees during their working hours, including pre-shift preparation and post-shift duties performed on the premises. </w:t>
-      </w:r>
-      <w:proofErr w:type="spellStart"/>
-      <w:r>
-        <w:rPr>
-          <w:rFonts w:ascii="Aptos" w:eastAsia="Aptos" w:hAnsi="Aptos" w:cs="Aptos"/>
-        </w:rPr>
-        <w:t>ระเบียบการแต่งกายใช้กับพนักงานทุกคนในช่วงเวลาทำงาน</w:t>
-      </w:r>
-      <w:proofErr w:type="spellEnd"/>
-      <w:r>
-        <w:rPr>
-          <w:rFonts w:ascii="Aptos" w:eastAsia="Aptos" w:hAnsi="Aptos" w:cs="Aptos"/>
-        </w:rPr>
-        <w:t xml:space="preserve"> รวมถึงการเตรียมตัวก่อนเข้ากะและหน้าที่หลังเลิกกะที่ปฏิบัติในสถานที่</w:t>
+        <w:t>Scope / ขอบเขต:</w:t>
+      </w:r>
+      <w:r>
+        <w:rPr>
+          <w:rFonts w:ascii="Aptos" w:eastAsia="Aptos" w:hAnsi="Aptos" w:cs="Aptos"/>
+        </w:rPr>
+        <w:t xml:space="preserve"> The dress code applies to all employees during their working hours, including pre-shift preparation and post-shift duties performed on the premises. ระเบียบการแต่งกายใช้กับพนักงานทุกคนในช่วงเวลาทำงาน รวมถึงการเตรียมตัวก่อนเข้ากะและหน้าที่หลังเลิกกะที่ปฏิบัติในสถานที่</w:t>
       </w:r>
     </w:p>
     <w:p>
@@ -3109,18 +1777,8 @@
           <w:b/>
           <w:bCs/>
         </w:rPr>
-        <w:t xml:space="preserve">2. Specific Requirements by Role / </w:t>
-      </w:r>
-      <w:proofErr w:type="spellStart"/>
-      <w:r>
-        <w:rPr>
-          <w:rFonts w:ascii="Aptos" w:eastAsia="Aptos" w:hAnsi="Aptos" w:cs="Aptos"/>
-          <w:b/>
-          <w:bCs/>
-        </w:rPr>
-        <w:t>ข้อกำหนดเฉพาะตามบทบาท</w:t>
-      </w:r>
-      <w:proofErr w:type="spellEnd"/>
+        <w:t>2. Specific Requirements by Role / ข้อกำหนดเฉพาะตามบทบาท</w:t>
+      </w:r>
     </w:p>
     <w:p>
       <w:pPr>
@@ -3139,25 +1797,8 @@
           <w:b/>
           <w:bCs/>
         </w:rPr>
-        <w:t xml:space="preserve">All Staff / </w:t>
-      </w:r>
-      <w:proofErr w:type="spellStart"/>
-      <w:r>
-        <w:rPr>
-          <w:rFonts w:ascii="Aptos" w:eastAsia="Aptos" w:hAnsi="Aptos" w:cs="Aptos"/>
-          <w:b/>
-          <w:bCs/>
-        </w:rPr>
-        <w:t>พนักงานทุกคน</w:t>
-      </w:r>
-      <w:proofErr w:type="spellEnd"/>
-      <w:r>
-        <w:rPr>
-          <w:rFonts w:ascii="Aptos" w:eastAsia="Aptos" w:hAnsi="Aptos" w:cs="Aptos"/>
-          <w:b/>
-          <w:bCs/>
-        </w:rPr>
-        <w:t>:</w:t>
+        <w:lastRenderedPageBreak/>
+        <w:t>All Staff / พนักงานทุกคน:</w:t>
       </w:r>
     </w:p>
     <w:p>
@@ -3178,59 +1819,13 @@
           <w:b/>
           <w:bCs/>
         </w:rPr>
-        <w:t xml:space="preserve">Uniform / </w:t>
-      </w:r>
-      <w:proofErr w:type="spellStart"/>
-      <w:r>
-        <w:rPr>
-          <w:rFonts w:ascii="Aptos" w:eastAsia="Aptos" w:hAnsi="Aptos" w:cs="Aptos"/>
-          <w:b/>
-          <w:bCs/>
-        </w:rPr>
-        <w:t>เครื่องแบบ</w:t>
-      </w:r>
-      <w:proofErr w:type="spellEnd"/>
-      <w:r>
-        <w:rPr>
-          <w:rFonts w:ascii="Aptos" w:eastAsia="Aptos" w:hAnsi="Aptos" w:cs="Aptos"/>
-          <w:b/>
-          <w:bCs/>
-        </w:rPr>
-        <w:t>:</w:t>
-      </w:r>
-      <w:r>
-        <w:rPr>
-          <w:rFonts w:ascii="Aptos" w:eastAsia="Aptos" w:hAnsi="Aptos" w:cs="Aptos"/>
-        </w:rPr>
-        <w:t xml:space="preserve"> Designated uniform (provided by the Employer). </w:t>
-      </w:r>
-      <w:proofErr w:type="spellStart"/>
-      <w:r>
-        <w:rPr>
-          <w:rFonts w:ascii="Aptos" w:eastAsia="Aptos" w:hAnsi="Aptos" w:cs="Aptos"/>
-        </w:rPr>
-        <w:t>เครื่องแบบที่กำหนด</w:t>
-      </w:r>
-      <w:proofErr w:type="spellEnd"/>
-      <w:r>
-        <w:rPr>
-          <w:rFonts w:ascii="Aptos" w:eastAsia="Aptos" w:hAnsi="Aptos" w:cs="Aptos"/>
-        </w:rPr>
-        <w:t xml:space="preserve"> (</w:t>
-      </w:r>
-      <w:proofErr w:type="spellStart"/>
-      <w:r>
-        <w:rPr>
-          <w:rFonts w:ascii="Aptos" w:eastAsia="Aptos" w:hAnsi="Aptos" w:cs="Aptos"/>
-        </w:rPr>
-        <w:t>จัดหาโดยนายจ้าง</w:t>
-      </w:r>
-      <w:proofErr w:type="spellEnd"/>
-      <w:r>
-        <w:rPr>
-          <w:rFonts w:ascii="Aptos" w:eastAsia="Aptos" w:hAnsi="Aptos" w:cs="Aptos"/>
-        </w:rPr>
-        <w:t>)</w:t>
+        <w:t>Uniform / เครื่องแบบ:</w:t>
+      </w:r>
+      <w:r>
+        <w:rPr>
+          <w:rFonts w:ascii="Aptos" w:eastAsia="Aptos" w:hAnsi="Aptos" w:cs="Aptos"/>
+        </w:rPr>
+        <w:t xml:space="preserve"> Designated uniform (provided by the Employer). เครื่องแบบที่กำหนด (จัดหาโดยนายจ้าง)</w:t>
       </w:r>
     </w:p>
     <w:p>
@@ -3251,26 +1846,7 @@
           <w:b/>
           <w:bCs/>
         </w:rPr>
-        <w:lastRenderedPageBreak/>
-        <w:t xml:space="preserve">Provision / </w:t>
-      </w:r>
-      <w:proofErr w:type="spellStart"/>
-      <w:r>
-        <w:rPr>
-          <w:rFonts w:ascii="Aptos" w:eastAsia="Aptos" w:hAnsi="Aptos" w:cs="Aptos"/>
-          <w:b/>
-          <w:bCs/>
-        </w:rPr>
-        <w:t>การจัดหา</w:t>
-      </w:r>
-      <w:proofErr w:type="spellEnd"/>
-      <w:r>
-        <w:rPr>
-          <w:rFonts w:ascii="Aptos" w:eastAsia="Aptos" w:hAnsi="Aptos" w:cs="Aptos"/>
-          <w:b/>
-          <w:bCs/>
-        </w:rPr>
-        <w:t>:</w:t>
+        <w:t>Provision / การจัดหา:</w:t>
       </w:r>
       <w:r>
         <w:rPr>
@@ -3420,16 +1996,8 @@
         <w:rPr>
           <w:rFonts w:ascii="Aptos" w:eastAsia="Aptos" w:hAnsi="Aptos" w:cs="Aptos"/>
         </w:rPr>
-        <w:t xml:space="preserve"> </w:t>
-      </w:r>
-      <w:proofErr w:type="spellStart"/>
-      <w:r>
-        <w:rPr>
-          <w:rFonts w:ascii="Aptos" w:eastAsia="Aptos" w:hAnsi="Aptos" w:cs="Aptos"/>
-        </w:rPr>
-        <w:t>ชุด</w:t>
-      </w:r>
-      <w:proofErr w:type="spellEnd"/>
+        <w:t xml:space="preserve"> ชุด</w:t>
+      </w:r>
     </w:p>
     <w:p>
       <w:pPr>
@@ -3449,59 +2017,13 @@
           <w:b/>
           <w:bCs/>
         </w:rPr>
-        <w:t xml:space="preserve">Additional Uniforms / </w:t>
-      </w:r>
-      <w:proofErr w:type="spellStart"/>
-      <w:r>
-        <w:rPr>
-          <w:rFonts w:ascii="Aptos" w:eastAsia="Aptos" w:hAnsi="Aptos" w:cs="Aptos"/>
-          <w:b/>
-          <w:bCs/>
-        </w:rPr>
-        <w:t>ชุดเพิ่มเติม</w:t>
-      </w:r>
-      <w:proofErr w:type="spellEnd"/>
-      <w:r>
-        <w:rPr>
-          <w:rFonts w:ascii="Aptos" w:eastAsia="Aptos" w:hAnsi="Aptos" w:cs="Aptos"/>
-          <w:b/>
-          <w:bCs/>
-        </w:rPr>
-        <w:t>:</w:t>
-      </w:r>
-      <w:r>
-        <w:rPr>
-          <w:rFonts w:ascii="Aptos" w:eastAsia="Aptos" w:hAnsi="Aptos" w:cs="Aptos"/>
-        </w:rPr>
-        <w:t xml:space="preserve"> If an employee requires an additional uniform, the following conditions apply: </w:t>
-      </w:r>
-      <w:proofErr w:type="spellStart"/>
-      <w:r>
-        <w:rPr>
-          <w:rFonts w:ascii="Aptos" w:eastAsia="Aptos" w:hAnsi="Aptos" w:cs="Aptos"/>
-        </w:rPr>
-        <w:t>หากพนักงานต้องการชุดยูนิฟอร์มเพิ่มเติม</w:t>
-      </w:r>
-      <w:proofErr w:type="spellEnd"/>
-      <w:r>
-        <w:rPr>
-          <w:rFonts w:ascii="Aptos" w:eastAsia="Aptos" w:hAnsi="Aptos" w:cs="Aptos"/>
-        </w:rPr>
-        <w:t xml:space="preserve"> </w:t>
-      </w:r>
-      <w:proofErr w:type="spellStart"/>
-      <w:r>
-        <w:rPr>
-          <w:rFonts w:ascii="Aptos" w:eastAsia="Aptos" w:hAnsi="Aptos" w:cs="Aptos"/>
-        </w:rPr>
-        <w:t>จะมีเงื่อนไขดังนี้</w:t>
-      </w:r>
-      <w:proofErr w:type="spellEnd"/>
-      <w:r>
-        <w:rPr>
-          <w:rFonts w:ascii="Aptos" w:eastAsia="Aptos" w:hAnsi="Aptos" w:cs="Aptos"/>
-        </w:rPr>
-        <w:t>:</w:t>
+        <w:t>Additional Uniforms / ชุดเพิ่มเติม:</w:t>
+      </w:r>
+      <w:r>
+        <w:rPr>
+          <w:rFonts w:ascii="Aptos" w:eastAsia="Aptos" w:hAnsi="Aptos" w:cs="Aptos"/>
+        </w:rPr>
+        <w:t xml:space="preserve"> If an employee requires an additional uniform, the following conditions apply: หากพนักงานต้องการชุดยูนิฟอร์มเพิ่มเติม จะมีเงื่อนไขดังนี้:</w:t>
       </w:r>
     </w:p>
     <w:p>
@@ -3522,68 +2044,14 @@
           <w:b/>
           <w:bCs/>
         </w:rPr>
-        <w:t xml:space="preserve">Replacement / </w:t>
-      </w:r>
-      <w:proofErr w:type="spellStart"/>
-      <w:r>
-        <w:rPr>
-          <w:rFonts w:ascii="Aptos" w:eastAsia="Aptos" w:hAnsi="Aptos" w:cs="Aptos"/>
-          <w:b/>
-          <w:bCs/>
-        </w:rPr>
-        <w:t>การเปลี่ยนทดแทน</w:t>
-      </w:r>
-      <w:proofErr w:type="spellEnd"/>
-      <w:r>
-        <w:rPr>
-          <w:rFonts w:ascii="Aptos" w:eastAsia="Aptos" w:hAnsi="Aptos" w:cs="Aptos"/>
-          <w:b/>
-          <w:bCs/>
-        </w:rPr>
-        <w:t>:</w:t>
-      </w:r>
-      <w:r>
-        <w:rPr>
-          <w:rFonts w:ascii="Aptos" w:eastAsia="Aptos" w:hAnsi="Aptos" w:cs="Aptos"/>
-        </w:rPr>
-        <w:t xml:space="preserve"> A new uniform will be provided free of charge if the existing one is deemed by management to be too old, broken, or no longer fits. </w:t>
-      </w:r>
-      <w:proofErr w:type="spellStart"/>
-      <w:r>
-        <w:rPr>
-          <w:rFonts w:ascii="Aptos" w:eastAsia="Aptos" w:hAnsi="Aptos" w:cs="Aptos"/>
-        </w:rPr>
-        <w:t>จะมีการจัดหาชุดใหม่ให้ฟรีหากฝ่ายบริหารเห็นว่าชุดเดิมเก่าเกินไป</w:t>
-      </w:r>
-      <w:proofErr w:type="spellEnd"/>
-      <w:r>
-        <w:rPr>
-          <w:rFonts w:ascii="Aptos" w:eastAsia="Aptos" w:hAnsi="Aptos" w:cs="Aptos"/>
-        </w:rPr>
-        <w:t xml:space="preserve"> </w:t>
-      </w:r>
-      <w:proofErr w:type="spellStart"/>
-      <w:r>
-        <w:rPr>
-          <w:rFonts w:ascii="Aptos" w:eastAsia="Aptos" w:hAnsi="Aptos" w:cs="Aptos"/>
-        </w:rPr>
-        <w:t>ชำรุด</w:t>
-      </w:r>
-      <w:proofErr w:type="spellEnd"/>
-      <w:r>
-        <w:rPr>
-          <w:rFonts w:ascii="Aptos" w:eastAsia="Aptos" w:hAnsi="Aptos" w:cs="Aptos"/>
-        </w:rPr>
-        <w:t xml:space="preserve"> </w:t>
-      </w:r>
-      <w:proofErr w:type="spellStart"/>
-      <w:r>
-        <w:rPr>
-          <w:rFonts w:ascii="Aptos" w:eastAsia="Aptos" w:hAnsi="Aptos" w:cs="Aptos"/>
-        </w:rPr>
-        <w:t>หรือใส่ไม่ได้อีกต่อไป</w:t>
-      </w:r>
-      <w:proofErr w:type="spellEnd"/>
+        <w:t>Replacement / การเปลี่ยนทดแทน:</w:t>
+      </w:r>
+      <w:r>
+        <w:rPr>
+          <w:rFonts w:ascii="Aptos" w:eastAsia="Aptos" w:hAnsi="Aptos" w:cs="Aptos"/>
+        </w:rPr>
+        <w:t xml:space="preserve"> A new uniform will be provided free of charge if the existing one is deemed by management to be too old, broken, or no longer fits. จะมีการจัดหาชุดใหม่ให้ฟรีหากฝ่ายบริหารเห็นว่าชุดเดิมเก่าเกินไป ชำรุด หรือใส่ไม่ได้อีกต่อไป</w:t>
+      </w:r>
     </w:p>
     <w:p>
       <w:pPr>
@@ -3603,96 +2071,14 @@
           <w:b/>
           <w:bCs/>
         </w:rPr>
-        <w:t xml:space="preserve">Purchase / </w:t>
-      </w:r>
-      <w:proofErr w:type="spellStart"/>
-      <w:r>
-        <w:rPr>
-          <w:rFonts w:ascii="Aptos" w:eastAsia="Aptos" w:hAnsi="Aptos" w:cs="Aptos"/>
-          <w:b/>
-          <w:bCs/>
-        </w:rPr>
-        <w:t>การซื้อ</w:t>
-      </w:r>
-      <w:proofErr w:type="spellEnd"/>
-      <w:r>
-        <w:rPr>
-          <w:rFonts w:ascii="Aptos" w:eastAsia="Aptos" w:hAnsi="Aptos" w:cs="Aptos"/>
-          <w:b/>
-          <w:bCs/>
-        </w:rPr>
-        <w:t>:</w:t>
-      </w:r>
-      <w:r>
-        <w:rPr>
-          <w:rFonts w:ascii="Aptos" w:eastAsia="Aptos" w:hAnsi="Aptos" w:cs="Aptos"/>
-        </w:rPr>
-        <w:t xml:space="preserve"> If an employee requests an additional uniform for reasons other than those stated above (e.g., personal preference, lost shirt), the employee will be charged a specified fee, which will be deducted from their salary. หากพนักงานร้องขอชุดเพิ่มเติมด้วยเหตุผลอื่นนอกเหนือจากที่ระบุข้างต้น (</w:t>
-      </w:r>
-      <w:proofErr w:type="spellStart"/>
-      <w:r>
-        <w:rPr>
-          <w:rFonts w:ascii="Aptos" w:eastAsia="Aptos" w:hAnsi="Aptos" w:cs="Aptos"/>
-        </w:rPr>
-        <w:t>เช่น</w:t>
-      </w:r>
-      <w:proofErr w:type="spellEnd"/>
-      <w:r>
-        <w:rPr>
-          <w:rFonts w:ascii="Aptos" w:eastAsia="Aptos" w:hAnsi="Aptos" w:cs="Aptos"/>
-        </w:rPr>
-        <w:t xml:space="preserve"> </w:t>
-      </w:r>
-      <w:proofErr w:type="spellStart"/>
-      <w:r>
-        <w:rPr>
-          <w:rFonts w:ascii="Aptos" w:eastAsia="Aptos" w:hAnsi="Aptos" w:cs="Aptos"/>
-        </w:rPr>
-        <w:t>ความชอบส่วนตัว</w:t>
-      </w:r>
-      <w:proofErr w:type="spellEnd"/>
-      <w:r>
-        <w:rPr>
-          <w:rFonts w:ascii="Aptos" w:eastAsia="Aptos" w:hAnsi="Aptos" w:cs="Aptos"/>
-        </w:rPr>
-        <w:t xml:space="preserve"> </w:t>
-      </w:r>
-      <w:proofErr w:type="spellStart"/>
-      <w:r>
-        <w:rPr>
-          <w:rFonts w:ascii="Aptos" w:eastAsia="Aptos" w:hAnsi="Aptos" w:cs="Aptos"/>
-        </w:rPr>
-        <w:t>ทำเสื้อหาย</w:t>
-      </w:r>
-      <w:proofErr w:type="spellEnd"/>
-      <w:r>
-        <w:rPr>
-          <w:rFonts w:ascii="Aptos" w:eastAsia="Aptos" w:hAnsi="Aptos" w:cs="Aptos"/>
-        </w:rPr>
-        <w:t xml:space="preserve">) </w:t>
-      </w:r>
-      <w:proofErr w:type="spellStart"/>
-      <w:r>
-        <w:rPr>
-          <w:rFonts w:ascii="Aptos" w:eastAsia="Aptos" w:hAnsi="Aptos" w:cs="Aptos"/>
-        </w:rPr>
-        <w:t>พนักงานจะถูกเรียกเก็บค่าธรรมเนียมตามที่กำหนด</w:t>
-      </w:r>
-      <w:proofErr w:type="spellEnd"/>
-      <w:r>
-        <w:rPr>
-          <w:rFonts w:ascii="Aptos" w:eastAsia="Aptos" w:hAnsi="Aptos" w:cs="Aptos"/>
-        </w:rPr>
-        <w:t xml:space="preserve"> </w:t>
-      </w:r>
-      <w:proofErr w:type="spellStart"/>
-      <w:r>
-        <w:rPr>
-          <w:rFonts w:ascii="Aptos" w:eastAsia="Aptos" w:hAnsi="Aptos" w:cs="Aptos"/>
-        </w:rPr>
-        <w:t>ซึ่งจะถูกหักจากเงินเดือน</w:t>
-      </w:r>
-      <w:proofErr w:type="spellEnd"/>
+        <w:t>Purchase / การซื้อ:</w:t>
+      </w:r>
+      <w:r>
+        <w:rPr>
+          <w:rFonts w:ascii="Aptos" w:eastAsia="Aptos" w:hAnsi="Aptos" w:cs="Aptos"/>
+        </w:rPr>
+        <w:t xml:space="preserve"> If an employee requests an additional uniform for reasons other than those stated above (e.g., personal preference, lost shirt), the employee will be charged a specified fee, which will be deducted from their salary. หากพนักงานร้องขอชุดเพิ่มเติมด้วยเหตุผลอื่นนอกเหนือจากที่ระบุข้างต้น (เช่น ความชอบส่วนตัว ทำเสื้อหาย) พนักงานจะถูกเรียกเก็บค่าธรรมเนียมตามที่กำหนด ซึ่งจะถูกหักจากเงินเดือน</w:t>
+      </w:r>
     </w:p>
     <w:p>
       <w:pPr>
@@ -3712,115 +2098,13 @@
           <w:b/>
           <w:bCs/>
         </w:rPr>
-        <w:t xml:space="preserve">Bottoms / </w:t>
-      </w:r>
-      <w:proofErr w:type="spellStart"/>
-      <w:r>
-        <w:rPr>
-          <w:rFonts w:ascii="Aptos" w:eastAsia="Aptos" w:hAnsi="Aptos" w:cs="Aptos"/>
-          <w:b/>
-          <w:bCs/>
-        </w:rPr>
-        <w:t>ท่อนล่าง</w:t>
-      </w:r>
-      <w:proofErr w:type="spellEnd"/>
-      <w:r>
-        <w:rPr>
-          <w:rFonts w:ascii="Aptos" w:eastAsia="Aptos" w:hAnsi="Aptos" w:cs="Aptos"/>
-          <w:b/>
-          <w:bCs/>
-        </w:rPr>
-        <w:t>:</w:t>
-      </w:r>
-      <w:r>
-        <w:rPr>
-          <w:rFonts w:ascii="Aptos" w:eastAsia="Aptos" w:hAnsi="Aptos" w:cs="Aptos"/>
-        </w:rPr>
-        <w:t xml:space="preserve"> Dark-colored trousers or skirt (black, navy, or dark gray). Skirts should be of appropriate length (knee-length or longer). </w:t>
-      </w:r>
-      <w:proofErr w:type="spellStart"/>
-      <w:r>
-        <w:rPr>
-          <w:rFonts w:ascii="Aptos" w:eastAsia="Aptos" w:hAnsi="Aptos" w:cs="Aptos"/>
-        </w:rPr>
-        <w:t>กางเกงขายาวหรือกระโปรงสีเข้ม</w:t>
-      </w:r>
-      <w:proofErr w:type="spellEnd"/>
-      <w:r>
-        <w:rPr>
-          <w:rFonts w:ascii="Aptos" w:eastAsia="Aptos" w:hAnsi="Aptos" w:cs="Aptos"/>
-        </w:rPr>
-        <w:t xml:space="preserve"> (</w:t>
-      </w:r>
-      <w:proofErr w:type="spellStart"/>
-      <w:r>
-        <w:rPr>
-          <w:rFonts w:ascii="Aptos" w:eastAsia="Aptos" w:hAnsi="Aptos" w:cs="Aptos"/>
-        </w:rPr>
-        <w:t>ดำ</w:t>
-      </w:r>
-      <w:proofErr w:type="spellEnd"/>
-      <w:r>
-        <w:rPr>
-          <w:rFonts w:ascii="Aptos" w:eastAsia="Aptos" w:hAnsi="Aptos" w:cs="Aptos"/>
-        </w:rPr>
-        <w:t xml:space="preserve"> </w:t>
-      </w:r>
-      <w:proofErr w:type="spellStart"/>
-      <w:r>
-        <w:rPr>
-          <w:rFonts w:ascii="Aptos" w:eastAsia="Aptos" w:hAnsi="Aptos" w:cs="Aptos"/>
-        </w:rPr>
-        <w:t>กรมท่า</w:t>
-      </w:r>
-      <w:proofErr w:type="spellEnd"/>
-      <w:r>
-        <w:rPr>
-          <w:rFonts w:ascii="Aptos" w:eastAsia="Aptos" w:hAnsi="Aptos" w:cs="Aptos"/>
-        </w:rPr>
-        <w:t xml:space="preserve"> </w:t>
-      </w:r>
-      <w:proofErr w:type="spellStart"/>
-      <w:r>
-        <w:rPr>
-          <w:rFonts w:ascii="Aptos" w:eastAsia="Aptos" w:hAnsi="Aptos" w:cs="Aptos"/>
-        </w:rPr>
-        <w:t>หรือเทาเข้ม</w:t>
-      </w:r>
-      <w:proofErr w:type="spellEnd"/>
-      <w:r>
-        <w:rPr>
-          <w:rFonts w:ascii="Aptos" w:eastAsia="Aptos" w:hAnsi="Aptos" w:cs="Aptos"/>
-        </w:rPr>
-        <w:t xml:space="preserve">) </w:t>
-      </w:r>
-      <w:proofErr w:type="spellStart"/>
-      <w:r>
-        <w:rPr>
-          <w:rFonts w:ascii="Aptos" w:eastAsia="Aptos" w:hAnsi="Aptos" w:cs="Aptos"/>
-        </w:rPr>
-        <w:t>กระโปรงควรมีความยาวที่เหมาะสม</w:t>
-      </w:r>
-      <w:proofErr w:type="spellEnd"/>
-      <w:r>
-        <w:rPr>
-          <w:rFonts w:ascii="Aptos" w:eastAsia="Aptos" w:hAnsi="Aptos" w:cs="Aptos"/>
-        </w:rPr>
-        <w:t xml:space="preserve"> (</w:t>
-      </w:r>
-      <w:proofErr w:type="spellStart"/>
-      <w:r>
-        <w:rPr>
-          <w:rFonts w:ascii="Aptos" w:eastAsia="Aptos" w:hAnsi="Aptos" w:cs="Aptos"/>
-        </w:rPr>
-        <w:t>คลุมเข่าหรือยาวกว่า</w:t>
-      </w:r>
-      <w:proofErr w:type="spellEnd"/>
-      <w:r>
-        <w:rPr>
-          <w:rFonts w:ascii="Aptos" w:eastAsia="Aptos" w:hAnsi="Aptos" w:cs="Aptos"/>
-        </w:rPr>
-        <w:t>)</w:t>
+        <w:t>Bottoms / ท่อนล่าง:</w:t>
+      </w:r>
+      <w:r>
+        <w:rPr>
+          <w:rFonts w:ascii="Aptos" w:eastAsia="Aptos" w:hAnsi="Aptos" w:cs="Aptos"/>
+        </w:rPr>
+        <w:t xml:space="preserve"> Dark-colored trousers or skirt (black, navy, or dark gray). Skirts should be of appropriate length (knee-length or longer). กางเกงขายาวหรือกระโปรงสีเข้ม (ดำ กรมท่า หรือเทาเข้ม) กระโปรงควรมีความยาวที่เหมาะสม (คลุมเข่าหรือยาวกว่า)</w:t>
       </w:r>
     </w:p>
     <w:p>
@@ -3841,73 +2125,13 @@
           <w:b/>
           <w:bCs/>
         </w:rPr>
-        <w:t xml:space="preserve">Shoes / </w:t>
-      </w:r>
-      <w:proofErr w:type="spellStart"/>
-      <w:r>
-        <w:rPr>
-          <w:rFonts w:ascii="Aptos" w:eastAsia="Aptos" w:hAnsi="Aptos" w:cs="Aptos"/>
-          <w:b/>
-          <w:bCs/>
-        </w:rPr>
-        <w:t>รองเท้า</w:t>
-      </w:r>
-      <w:proofErr w:type="spellEnd"/>
-      <w:r>
-        <w:rPr>
-          <w:rFonts w:ascii="Aptos" w:eastAsia="Aptos" w:hAnsi="Aptos" w:cs="Aptos"/>
-          <w:b/>
-          <w:bCs/>
-        </w:rPr>
-        <w:t>:</w:t>
-      </w:r>
-      <w:r>
-        <w:rPr>
-          <w:rFonts w:ascii="Aptos" w:eastAsia="Aptos" w:hAnsi="Aptos" w:cs="Aptos"/>
-        </w:rPr>
-        <w:t xml:space="preserve"> Closed-toe, non-slip shoes (black). </w:t>
-      </w:r>
-      <w:proofErr w:type="spellStart"/>
-      <w:r>
-        <w:rPr>
-          <w:rFonts w:ascii="Aptos" w:eastAsia="Aptos" w:hAnsi="Aptos" w:cs="Aptos"/>
-        </w:rPr>
-        <w:t>รองเท้าหุ้มส้น</w:t>
-      </w:r>
-      <w:proofErr w:type="spellEnd"/>
-      <w:r>
-        <w:rPr>
-          <w:rFonts w:ascii="Aptos" w:eastAsia="Aptos" w:hAnsi="Aptos" w:cs="Aptos"/>
-        </w:rPr>
-        <w:t xml:space="preserve"> </w:t>
-      </w:r>
-      <w:proofErr w:type="spellStart"/>
-      <w:r>
-        <w:rPr>
-          <w:rFonts w:ascii="Aptos" w:eastAsia="Aptos" w:hAnsi="Aptos" w:cs="Aptos"/>
-        </w:rPr>
-        <w:t>พื้นกันลื่น</w:t>
-      </w:r>
-      <w:proofErr w:type="spellEnd"/>
-      <w:r>
-        <w:rPr>
-          <w:rFonts w:ascii="Aptos" w:eastAsia="Aptos" w:hAnsi="Aptos" w:cs="Aptos"/>
-        </w:rPr>
-        <w:t xml:space="preserve"> (</w:t>
-      </w:r>
-      <w:proofErr w:type="spellStart"/>
-      <w:r>
-        <w:rPr>
-          <w:rFonts w:ascii="Aptos" w:eastAsia="Aptos" w:hAnsi="Aptos" w:cs="Aptos"/>
-        </w:rPr>
-        <w:t>สีดำ</w:t>
-      </w:r>
-      <w:proofErr w:type="spellEnd"/>
-      <w:r>
-        <w:rPr>
-          <w:rFonts w:ascii="Aptos" w:eastAsia="Aptos" w:hAnsi="Aptos" w:cs="Aptos"/>
-        </w:rPr>
-        <w:t>)</w:t>
+        <w:t>Shoes / รองเท้า:</w:t>
+      </w:r>
+      <w:r>
+        <w:rPr>
+          <w:rFonts w:ascii="Aptos" w:eastAsia="Aptos" w:hAnsi="Aptos" w:cs="Aptos"/>
+        </w:rPr>
+        <w:t xml:space="preserve"> Closed-toe, non-slip shoes (black). รองเท้าหุ้มส้น พื้นกันลื่น (สีดำ)</w:t>
       </w:r>
     </w:p>
     <w:p>
@@ -3928,25 +2152,7 @@
           <w:b/>
           <w:bCs/>
         </w:rPr>
-        <w:t xml:space="preserve">Apron / </w:t>
-      </w:r>
-      <w:proofErr w:type="spellStart"/>
-      <w:r>
-        <w:rPr>
-          <w:rFonts w:ascii="Aptos" w:eastAsia="Aptos" w:hAnsi="Aptos" w:cs="Aptos"/>
-          <w:b/>
-          <w:bCs/>
-        </w:rPr>
-        <w:t>ผ้ากันเปื้อน</w:t>
-      </w:r>
-      <w:proofErr w:type="spellEnd"/>
-      <w:r>
-        <w:rPr>
-          <w:rFonts w:ascii="Aptos" w:eastAsia="Aptos" w:hAnsi="Aptos" w:cs="Aptos"/>
-          <w:b/>
-          <w:bCs/>
-        </w:rPr>
-        <w:t>:</w:t>
+        <w:t>Apron / ผ้ากันเปื้อน:</w:t>
       </w:r>
       <w:r>
         <w:rPr>
@@ -3964,35 +2170,7 @@
         <w:rPr>
           <w:rFonts w:ascii="Aptos" w:eastAsia="Aptos" w:hAnsi="Aptos" w:cs="Aptos"/>
         </w:rPr>
-        <w:t xml:space="preserve">), if applicable to the role. </w:t>
-      </w:r>
-      <w:proofErr w:type="spellStart"/>
-      <w:r>
-        <w:rPr>
-          <w:rFonts w:ascii="Aptos" w:eastAsia="Aptos" w:hAnsi="Aptos" w:cs="Aptos"/>
-        </w:rPr>
-        <w:t>ผ้ากันเปื้อนสะอาด</w:t>
-      </w:r>
-      <w:proofErr w:type="spellEnd"/>
-      <w:r>
-        <w:rPr>
-          <w:rFonts w:ascii="Aptos" w:eastAsia="Aptos" w:hAnsi="Aptos" w:cs="Aptos"/>
-        </w:rPr>
-        <w:t xml:space="preserve"> (</w:t>
-      </w:r>
-      <w:proofErr w:type="spellStart"/>
-      <w:r>
-        <w:rPr>
-          <w:rFonts w:ascii="Aptos" w:eastAsia="Aptos" w:hAnsi="Aptos" w:cs="Aptos"/>
-        </w:rPr>
-        <w:t>จัดหาโดย</w:t>
-      </w:r>
-      <w:proofErr w:type="spellEnd"/>
-      <w:r>
-        <w:rPr>
-          <w:rFonts w:ascii="Aptos" w:eastAsia="Aptos" w:hAnsi="Aptos" w:cs="Aptos"/>
-        </w:rPr>
-        <w:t xml:space="preserve"> </w:t>
+        <w:t xml:space="preserve">), if applicable to the role. ผ้ากันเปื้อนสะอาด (จัดหาโดย </w:t>
       </w:r>
       <w:r>
         <w:rPr>
@@ -4004,16 +2182,8 @@
         <w:rPr>
           <w:rFonts w:ascii="Aptos" w:eastAsia="Aptos" w:hAnsi="Aptos" w:cs="Aptos"/>
         </w:rPr>
-        <w:t xml:space="preserve">) </w:t>
-      </w:r>
-      <w:proofErr w:type="spellStart"/>
-      <w:r>
-        <w:rPr>
-          <w:rFonts w:ascii="Aptos" w:eastAsia="Aptos" w:hAnsi="Aptos" w:cs="Aptos"/>
-        </w:rPr>
-        <w:t>หากเกี่ยวข้องกับบทบาท</w:t>
-      </w:r>
-      <w:proofErr w:type="spellEnd"/>
+        <w:t>) หากเกี่ยวข้องกับบทบาท</w:t>
+      </w:r>
     </w:p>
     <w:p>
       <w:pPr>
@@ -4033,101 +2203,13 @@
           <w:b/>
           <w:bCs/>
         </w:rPr>
-        <w:t xml:space="preserve">Jewelry / </w:t>
-      </w:r>
-      <w:proofErr w:type="spellStart"/>
-      <w:r>
-        <w:rPr>
-          <w:rFonts w:ascii="Aptos" w:eastAsia="Aptos" w:hAnsi="Aptos" w:cs="Aptos"/>
-          <w:b/>
-          <w:bCs/>
-        </w:rPr>
-        <w:t>เครื่องประดับ</w:t>
-      </w:r>
-      <w:proofErr w:type="spellEnd"/>
-      <w:r>
-        <w:rPr>
-          <w:rFonts w:ascii="Aptos" w:eastAsia="Aptos" w:hAnsi="Aptos" w:cs="Aptos"/>
-          <w:b/>
-          <w:bCs/>
-        </w:rPr>
-        <w:t>:</w:t>
-      </w:r>
-      <w:r>
-        <w:rPr>
-          <w:rFonts w:ascii="Aptos" w:eastAsia="Aptos" w:hAnsi="Aptos" w:cs="Aptos"/>
-        </w:rPr>
-        <w:t xml:space="preserve"> Minimal jewelry (small earrings, simple necklaces, and rings are acceptable). </w:t>
-      </w:r>
-      <w:proofErr w:type="spellStart"/>
-      <w:r>
-        <w:rPr>
-          <w:rFonts w:ascii="Aptos" w:eastAsia="Aptos" w:hAnsi="Aptos" w:cs="Aptos"/>
-        </w:rPr>
-        <w:t>เครื่องประดับน้อยชิ้น</w:t>
-      </w:r>
-      <w:proofErr w:type="spellEnd"/>
-      <w:r>
-        <w:rPr>
-          <w:rFonts w:ascii="Aptos" w:eastAsia="Aptos" w:hAnsi="Aptos" w:cs="Aptos"/>
-        </w:rPr>
-        <w:t xml:space="preserve"> (</w:t>
-      </w:r>
-      <w:proofErr w:type="spellStart"/>
-      <w:r>
-        <w:rPr>
-          <w:rFonts w:ascii="Aptos" w:eastAsia="Aptos" w:hAnsi="Aptos" w:cs="Aptos"/>
-        </w:rPr>
-        <w:t>ต่างหูขนาดเล็ก</w:t>
-      </w:r>
-      <w:proofErr w:type="spellEnd"/>
-      <w:r>
-        <w:rPr>
-          <w:rFonts w:ascii="Aptos" w:eastAsia="Aptos" w:hAnsi="Aptos" w:cs="Aptos"/>
-        </w:rPr>
-        <w:t xml:space="preserve"> </w:t>
-      </w:r>
-      <w:proofErr w:type="spellStart"/>
-      <w:r>
-        <w:rPr>
-          <w:rFonts w:ascii="Aptos" w:eastAsia="Aptos" w:hAnsi="Aptos" w:cs="Aptos"/>
-        </w:rPr>
-        <w:t>สร้อยคอเรียบง่าย</w:t>
-      </w:r>
-      <w:proofErr w:type="spellEnd"/>
-      <w:r>
-        <w:rPr>
-          <w:rFonts w:ascii="Aptos" w:eastAsia="Aptos" w:hAnsi="Aptos" w:cs="Aptos"/>
-        </w:rPr>
-        <w:t xml:space="preserve"> </w:t>
-      </w:r>
-      <w:proofErr w:type="spellStart"/>
-      <w:r>
-        <w:rPr>
-          <w:rFonts w:ascii="Aptos" w:eastAsia="Aptos" w:hAnsi="Aptos" w:cs="Aptos"/>
-        </w:rPr>
-        <w:t>และแหวน</w:t>
-      </w:r>
-      <w:proofErr w:type="spellEnd"/>
-      <w:r>
-        <w:rPr>
-          <w:rFonts w:ascii="Aptos" w:eastAsia="Aptos" w:hAnsi="Aptos" w:cs="Aptos"/>
-        </w:rPr>
-        <w:t xml:space="preserve"> </w:t>
-      </w:r>
-      <w:proofErr w:type="spellStart"/>
-      <w:r>
-        <w:rPr>
-          <w:rFonts w:ascii="Aptos" w:eastAsia="Aptos" w:hAnsi="Aptos" w:cs="Aptos"/>
-        </w:rPr>
-        <w:t>เป็นที่ยอมรับได้</w:t>
-      </w:r>
-      <w:proofErr w:type="spellEnd"/>
-      <w:r>
-        <w:rPr>
-          <w:rFonts w:ascii="Aptos" w:eastAsia="Aptos" w:hAnsi="Aptos" w:cs="Aptos"/>
-        </w:rPr>
-        <w:t>)</w:t>
+        <w:t>Jewelry / เครื่องประดับ:</w:t>
+      </w:r>
+      <w:r>
+        <w:rPr>
+          <w:rFonts w:ascii="Aptos" w:eastAsia="Aptos" w:hAnsi="Aptos" w:cs="Aptos"/>
+        </w:rPr>
+        <w:t xml:space="preserve"> Minimal jewelry (small earrings, simple necklaces, and rings are acceptable). เครื่องประดับน้อยชิ้น (ต่างหูขนาดเล็ก สร้อยคอเรียบง่าย และแหวน เป็นที่ยอมรับได้)</w:t>
       </w:r>
     </w:p>
     <w:p>
@@ -4148,40 +2230,14 @@
           <w:b/>
           <w:bCs/>
         </w:rPr>
-        <w:t xml:space="preserve">Nails / </w:t>
-      </w:r>
-      <w:proofErr w:type="spellStart"/>
-      <w:r>
-        <w:rPr>
-          <w:rFonts w:ascii="Aptos" w:eastAsia="Aptos" w:hAnsi="Aptos" w:cs="Aptos"/>
-          <w:b/>
-          <w:bCs/>
-        </w:rPr>
-        <w:t>เล็บ</w:t>
-      </w:r>
-      <w:proofErr w:type="spellEnd"/>
-      <w:r>
-        <w:rPr>
-          <w:rFonts w:ascii="Aptos" w:eastAsia="Aptos" w:hAnsi="Aptos" w:cs="Aptos"/>
-          <w:b/>
-          <w:bCs/>
-        </w:rPr>
-        <w:t>:</w:t>
-      </w:r>
-      <w:r>
-        <w:rPr>
-          <w:rFonts w:ascii="Aptos" w:eastAsia="Aptos" w:hAnsi="Aptos" w:cs="Aptos"/>
-        </w:rPr>
-        <w:t xml:space="preserve"> No bright colored nail polish. </w:t>
-      </w:r>
-      <w:proofErr w:type="spellStart"/>
-      <w:r>
-        <w:rPr>
-          <w:rFonts w:ascii="Aptos" w:eastAsia="Aptos" w:hAnsi="Aptos" w:cs="Aptos"/>
-        </w:rPr>
-        <w:t>ห้ามทาเล็บสีฉูดฉาด</w:t>
-      </w:r>
-      <w:proofErr w:type="spellEnd"/>
+        <w:t>Nails / เล็บ:</w:t>
+      </w:r>
+      <w:r>
+        <w:rPr>
+          <w:rFonts w:ascii="Aptos" w:eastAsia="Aptos" w:hAnsi="Aptos" w:cs="Aptos"/>
+        </w:rPr>
+        <w:t xml:space="preserve"> No bright colored nail polish. ห้ามทาเล็บสีฉูดฉาด</w:t>
+      </w:r>
     </w:p>
     <w:p>
       <w:pPr>
@@ -4200,25 +2256,7 @@
           <w:b/>
           <w:bCs/>
         </w:rPr>
-        <w:t xml:space="preserve">Kitchen and Pizza Station Staff / </w:t>
-      </w:r>
-      <w:proofErr w:type="spellStart"/>
-      <w:r>
-        <w:rPr>
-          <w:rFonts w:ascii="Aptos" w:eastAsia="Aptos" w:hAnsi="Aptos" w:cs="Aptos"/>
-          <w:b/>
-          <w:bCs/>
-        </w:rPr>
-        <w:t>พนักงานครัวและแผนกพิซซ่า</w:t>
-      </w:r>
-      <w:proofErr w:type="spellEnd"/>
-      <w:r>
-        <w:rPr>
-          <w:rFonts w:ascii="Aptos" w:eastAsia="Aptos" w:hAnsi="Aptos" w:cs="Aptos"/>
-          <w:b/>
-          <w:bCs/>
-        </w:rPr>
-        <w:t>:</w:t>
+        <w:t>Kitchen and Pizza Station Staff / พนักงานครัวและแผนกพิซซ่า:</w:t>
       </w:r>
     </w:p>
     <w:p>
@@ -4239,25 +2277,7 @@
           <w:b/>
           <w:bCs/>
         </w:rPr>
-        <w:t xml:space="preserve">Apron / </w:t>
-      </w:r>
-      <w:proofErr w:type="spellStart"/>
-      <w:r>
-        <w:rPr>
-          <w:rFonts w:ascii="Aptos" w:eastAsia="Aptos" w:hAnsi="Aptos" w:cs="Aptos"/>
-          <w:b/>
-          <w:bCs/>
-        </w:rPr>
-        <w:t>ผ้ากันเปื้อน</w:t>
-      </w:r>
-      <w:proofErr w:type="spellEnd"/>
-      <w:r>
-        <w:rPr>
-          <w:rFonts w:ascii="Aptos" w:eastAsia="Aptos" w:hAnsi="Aptos" w:cs="Aptos"/>
-          <w:b/>
-          <w:bCs/>
-        </w:rPr>
-        <w:t>:</w:t>
+        <w:t>Apron / ผ้ากันเปื้อน:</w:t>
       </w:r>
       <w:r>
         <w:rPr>
@@ -4275,35 +2295,7 @@
         <w:rPr>
           <w:rFonts w:ascii="Aptos" w:eastAsia="Aptos" w:hAnsi="Aptos" w:cs="Aptos"/>
         </w:rPr>
-        <w:t xml:space="preserve">). </w:t>
-      </w:r>
-      <w:proofErr w:type="spellStart"/>
-      <w:r>
-        <w:rPr>
-          <w:rFonts w:ascii="Aptos" w:eastAsia="Aptos" w:hAnsi="Aptos" w:cs="Aptos"/>
-        </w:rPr>
-        <w:t>ผ้ากันเปื้อนสะอาด</w:t>
-      </w:r>
-      <w:proofErr w:type="spellEnd"/>
-      <w:r>
-        <w:rPr>
-          <w:rFonts w:ascii="Aptos" w:eastAsia="Aptos" w:hAnsi="Aptos" w:cs="Aptos"/>
-        </w:rPr>
-        <w:t xml:space="preserve"> (</w:t>
-      </w:r>
-      <w:proofErr w:type="spellStart"/>
-      <w:r>
-        <w:rPr>
-          <w:rFonts w:ascii="Aptos" w:eastAsia="Aptos" w:hAnsi="Aptos" w:cs="Aptos"/>
-        </w:rPr>
-        <w:t>จัดหาโดย</w:t>
-      </w:r>
-      <w:proofErr w:type="spellEnd"/>
-      <w:r>
-        <w:rPr>
-          <w:rFonts w:ascii="Aptos" w:eastAsia="Aptos" w:hAnsi="Aptos" w:cs="Aptos"/>
-        </w:rPr>
-        <w:t xml:space="preserve"> </w:t>
+        <w:t xml:space="preserve">). ผ้ากันเปื้อนสะอาด (จัดหาโดย </w:t>
       </w:r>
       <w:r>
         <w:rPr>
@@ -4336,54 +2328,14 @@
           <w:b/>
           <w:bCs/>
         </w:rPr>
-        <w:t xml:space="preserve">Jewelry / </w:t>
-      </w:r>
-      <w:proofErr w:type="spellStart"/>
-      <w:r>
-        <w:rPr>
-          <w:rFonts w:ascii="Aptos" w:eastAsia="Aptos" w:hAnsi="Aptos" w:cs="Aptos"/>
-          <w:b/>
-          <w:bCs/>
-        </w:rPr>
-        <w:t>เครื่องประดับ</w:t>
-      </w:r>
-      <w:proofErr w:type="spellEnd"/>
-      <w:r>
-        <w:rPr>
-          <w:rFonts w:ascii="Aptos" w:eastAsia="Aptos" w:hAnsi="Aptos" w:cs="Aptos"/>
-          <w:b/>
-          <w:bCs/>
-        </w:rPr>
-        <w:t>:</w:t>
-      </w:r>
-      <w:r>
-        <w:rPr>
-          <w:rFonts w:ascii="Aptos" w:eastAsia="Aptos" w:hAnsi="Aptos" w:cs="Aptos"/>
-        </w:rPr>
-        <w:t xml:space="preserve"> No jewelry, including rings, is permitted. </w:t>
-      </w:r>
-      <w:proofErr w:type="spellStart"/>
-      <w:r>
-        <w:rPr>
-          <w:rFonts w:ascii="Aptos" w:eastAsia="Aptos" w:hAnsi="Aptos" w:cs="Aptos"/>
-        </w:rPr>
-        <w:t>ไม่อนุญาตให้สวมเครื่องประดับ</w:t>
-      </w:r>
-      <w:proofErr w:type="spellEnd"/>
-      <w:r>
-        <w:rPr>
-          <w:rFonts w:ascii="Aptos" w:eastAsia="Aptos" w:hAnsi="Aptos" w:cs="Aptos"/>
-        </w:rPr>
-        <w:t xml:space="preserve"> </w:t>
-      </w:r>
-      <w:proofErr w:type="spellStart"/>
-      <w:r>
-        <w:rPr>
-          <w:rFonts w:ascii="Aptos" w:eastAsia="Aptos" w:hAnsi="Aptos" w:cs="Aptos"/>
-        </w:rPr>
-        <w:t>รวมถึงแหวน</w:t>
-      </w:r>
-      <w:proofErr w:type="spellEnd"/>
+        <w:t>Jewelry / เครื่องประดับ:</w:t>
+      </w:r>
+      <w:r>
+        <w:rPr>
+          <w:rFonts w:ascii="Aptos" w:eastAsia="Aptos" w:hAnsi="Aptos" w:cs="Aptos"/>
+        </w:rPr>
+        <w:t xml:space="preserve"> No jewelry, including rings, is permitted. ไม่อนุญาตให้สวมเครื่องประดับ รวมถึงแหวน</w:t>
+      </w:r>
     </w:p>
     <w:p>
       <w:pPr>
@@ -4403,59 +2355,13 @@
           <w:b/>
           <w:bCs/>
         </w:rPr>
-        <w:t xml:space="preserve">Headwear / </w:t>
-      </w:r>
-      <w:proofErr w:type="spellStart"/>
-      <w:r>
-        <w:rPr>
-          <w:rFonts w:ascii="Aptos" w:eastAsia="Aptos" w:hAnsi="Aptos" w:cs="Aptos"/>
-          <w:b/>
-          <w:bCs/>
-        </w:rPr>
-        <w:t>สิ่งปกคลุมศีรษะ</w:t>
-      </w:r>
-      <w:proofErr w:type="spellEnd"/>
-      <w:r>
-        <w:rPr>
-          <w:rFonts w:ascii="Aptos" w:eastAsia="Aptos" w:hAnsi="Aptos" w:cs="Aptos"/>
-          <w:b/>
-          <w:bCs/>
-        </w:rPr>
-        <w:t>:</w:t>
-      </w:r>
-      <w:r>
-        <w:rPr>
-          <w:rFonts w:ascii="Aptos" w:eastAsia="Aptos" w:hAnsi="Aptos" w:cs="Aptos"/>
-        </w:rPr>
-        <w:t xml:space="preserve"> Hairnet or hat (to completely contain hair). </w:t>
-      </w:r>
-      <w:proofErr w:type="spellStart"/>
-      <w:r>
-        <w:rPr>
-          <w:rFonts w:ascii="Aptos" w:eastAsia="Aptos" w:hAnsi="Aptos" w:cs="Aptos"/>
-        </w:rPr>
-        <w:t>ตาข่ายคลุมผมหรือหมวก</w:t>
-      </w:r>
-      <w:proofErr w:type="spellEnd"/>
-      <w:r>
-        <w:rPr>
-          <w:rFonts w:ascii="Aptos" w:eastAsia="Aptos" w:hAnsi="Aptos" w:cs="Aptos"/>
-        </w:rPr>
-        <w:t xml:space="preserve"> (</w:t>
-      </w:r>
-      <w:proofErr w:type="spellStart"/>
-      <w:r>
-        <w:rPr>
-          <w:rFonts w:ascii="Aptos" w:eastAsia="Aptos" w:hAnsi="Aptos" w:cs="Aptos"/>
-        </w:rPr>
-        <w:t>เพื่อเก็บผมให้มิดชิด</w:t>
-      </w:r>
-      <w:proofErr w:type="spellEnd"/>
-      <w:r>
-        <w:rPr>
-          <w:rFonts w:ascii="Aptos" w:eastAsia="Aptos" w:hAnsi="Aptos" w:cs="Aptos"/>
-        </w:rPr>
-        <w:t>)</w:t>
+        <w:t>Headwear / สิ่งปกคลุมศีรษะ:</w:t>
+      </w:r>
+      <w:r>
+        <w:rPr>
+          <w:rFonts w:ascii="Aptos" w:eastAsia="Aptos" w:hAnsi="Aptos" w:cs="Aptos"/>
+        </w:rPr>
+        <w:t xml:space="preserve"> Hairnet or hat (to completely contain hair). ตาข่ายคลุมผมหรือหมวก (เพื่อเก็บผมให้มิดชิด)</w:t>
       </w:r>
     </w:p>
     <w:p>
@@ -4475,18 +2381,8 @@
           <w:b/>
           <w:bCs/>
         </w:rPr>
-        <w:t xml:space="preserve">3. Prohibited Attire and Items / </w:t>
-      </w:r>
-      <w:proofErr w:type="spellStart"/>
-      <w:r>
-        <w:rPr>
-          <w:rFonts w:ascii="Aptos" w:eastAsia="Aptos" w:hAnsi="Aptos" w:cs="Aptos"/>
-          <w:b/>
-          <w:bCs/>
-        </w:rPr>
-        <w:t>การแต่งกายและสิ่งของต้องห้าม</w:t>
-      </w:r>
-      <w:proofErr w:type="spellEnd"/>
+        <w:t>3. Prohibited Attire and Items / การแต่งกายและสิ่งของต้องห้าม</w:t>
+      </w:r>
     </w:p>
     <w:p>
       <w:pPr>
@@ -4506,27 +2402,14 @@
           <w:b/>
           <w:bCs/>
         </w:rPr>
+        <w:lastRenderedPageBreak/>
         <w:t>The following items are prohibited for all staff members:</w:t>
       </w:r>
       <w:r>
         <w:rPr>
           <w:rFonts w:ascii="Aptos" w:eastAsia="Aptos" w:hAnsi="Aptos" w:cs="Aptos"/>
         </w:rPr>
-        <w:t xml:space="preserve"> </w:t>
-      </w:r>
-      <w:proofErr w:type="spellStart"/>
-      <w:r>
-        <w:rPr>
-          <w:rFonts w:ascii="Aptos" w:eastAsia="Aptos" w:hAnsi="Aptos" w:cs="Aptos"/>
-        </w:rPr>
-        <w:t>สิ่งของต่อไปนี้เป็นสิ่งต้องห้ามสำหรับพนักงานทุกคน</w:t>
-      </w:r>
-      <w:proofErr w:type="spellEnd"/>
-      <w:r>
-        <w:rPr>
-          <w:rFonts w:ascii="Aptos" w:eastAsia="Aptos" w:hAnsi="Aptos" w:cs="Aptos"/>
-        </w:rPr>
-        <w:t>:</w:t>
+        <w:t xml:space="preserve"> สิ่งของต่อไปนี้เป็นสิ่งต้องห้ามสำหรับพนักงานทุกคน:</w:t>
       </w:r>
     </w:p>
     <w:p>
@@ -4545,58 +2428,8 @@
         <w:rPr>
           <w:rFonts w:ascii="Aptos" w:eastAsia="Aptos" w:hAnsi="Aptos" w:cs="Aptos"/>
         </w:rPr>
-        <w:t xml:space="preserve">Jeans, leggings, shorts, or other casual pants. </w:t>
-      </w:r>
-      <w:proofErr w:type="spellStart"/>
-      <w:r>
-        <w:rPr>
-          <w:rFonts w:ascii="Aptos" w:eastAsia="Aptos" w:hAnsi="Aptos" w:cs="Aptos"/>
-        </w:rPr>
-        <w:t>กางเกงยีนส์</w:t>
-      </w:r>
-      <w:proofErr w:type="spellEnd"/>
-      <w:r>
-        <w:rPr>
-          <w:rFonts w:ascii="Aptos" w:eastAsia="Aptos" w:hAnsi="Aptos" w:cs="Aptos"/>
-        </w:rPr>
-        <w:t xml:space="preserve"> </w:t>
-      </w:r>
-      <w:proofErr w:type="spellStart"/>
-      <w:r>
-        <w:rPr>
-          <w:rFonts w:ascii="Aptos" w:eastAsia="Aptos" w:hAnsi="Aptos" w:cs="Aptos"/>
-        </w:rPr>
-        <w:t>เลกกิ้ง</w:t>
-      </w:r>
-      <w:proofErr w:type="spellEnd"/>
-      <w:r>
-        <w:rPr>
-          <w:rFonts w:ascii="Aptos" w:eastAsia="Aptos" w:hAnsi="Aptos" w:cs="Aptos"/>
-        </w:rPr>
-        <w:t xml:space="preserve"> </w:t>
-      </w:r>
-      <w:proofErr w:type="spellStart"/>
-      <w:r>
-        <w:rPr>
-          <w:rFonts w:ascii="Aptos" w:eastAsia="Aptos" w:hAnsi="Aptos" w:cs="Aptos"/>
-        </w:rPr>
-        <w:t>กางเกงขาสั้น</w:t>
-      </w:r>
-      <w:proofErr w:type="spellEnd"/>
-      <w:r>
-        <w:rPr>
-          <w:rFonts w:ascii="Aptos" w:eastAsia="Aptos" w:hAnsi="Aptos" w:cs="Aptos"/>
-        </w:rPr>
-        <w:t xml:space="preserve"> </w:t>
-      </w:r>
-      <w:proofErr w:type="spellStart"/>
-      <w:r>
-        <w:rPr>
-          <w:rFonts w:ascii="Aptos" w:eastAsia="Aptos" w:hAnsi="Aptos" w:cs="Aptos"/>
-        </w:rPr>
-        <w:t>หรือกางเกงลำลองอื่นๆ</w:t>
-      </w:r>
-      <w:proofErr w:type="spellEnd"/>
+        <w:t>Jeans, leggings, shorts, or other casual pants. กางเกงยีนส์ เลกกิ้ง กางเกงขาสั้น หรือกางเกงลำลองอื่นๆ</w:t>
+      </w:r>
     </w:p>
     <w:p>
       <w:pPr>
@@ -4614,63 +2447,7 @@
         <w:rPr>
           <w:rFonts w:ascii="Aptos" w:eastAsia="Aptos" w:hAnsi="Aptos" w:cs="Aptos"/>
         </w:rPr>
-        <w:t xml:space="preserve">T-shirts, tank tops, or other casual shirts (unless part of the designated uniform). </w:t>
-      </w:r>
-      <w:proofErr w:type="spellStart"/>
-      <w:r>
-        <w:rPr>
-          <w:rFonts w:ascii="Aptos" w:eastAsia="Aptos" w:hAnsi="Aptos" w:cs="Aptos"/>
-        </w:rPr>
-        <w:t>เสื้อยืด</w:t>
-      </w:r>
-      <w:proofErr w:type="spellEnd"/>
-      <w:r>
-        <w:rPr>
-          <w:rFonts w:ascii="Aptos" w:eastAsia="Aptos" w:hAnsi="Aptos" w:cs="Aptos"/>
-        </w:rPr>
-        <w:t xml:space="preserve"> </w:t>
-      </w:r>
-      <w:proofErr w:type="spellStart"/>
-      <w:r>
-        <w:rPr>
-          <w:rFonts w:ascii="Aptos" w:eastAsia="Aptos" w:hAnsi="Aptos" w:cs="Aptos"/>
-        </w:rPr>
-        <w:t>เสื้อกล้าม</w:t>
-      </w:r>
-      <w:proofErr w:type="spellEnd"/>
-      <w:r>
-        <w:rPr>
-          <w:rFonts w:ascii="Aptos" w:eastAsia="Aptos" w:hAnsi="Aptos" w:cs="Aptos"/>
-        </w:rPr>
-        <w:t xml:space="preserve"> </w:t>
-      </w:r>
-      <w:proofErr w:type="spellStart"/>
-      <w:r>
-        <w:rPr>
-          <w:rFonts w:ascii="Aptos" w:eastAsia="Aptos" w:hAnsi="Aptos" w:cs="Aptos"/>
-        </w:rPr>
-        <w:t>หรือเสื้อลำลองอื่นๆ</w:t>
-      </w:r>
-      <w:proofErr w:type="spellEnd"/>
-      <w:r>
-        <w:rPr>
-          <w:rFonts w:ascii="Aptos" w:eastAsia="Aptos" w:hAnsi="Aptos" w:cs="Aptos"/>
-        </w:rPr>
-        <w:t xml:space="preserve"> (</w:t>
-      </w:r>
-      <w:proofErr w:type="spellStart"/>
-      <w:r>
-        <w:rPr>
-          <w:rFonts w:ascii="Aptos" w:eastAsia="Aptos" w:hAnsi="Aptos" w:cs="Aptos"/>
-        </w:rPr>
-        <w:t>เว้นแต่จะเป็นส่วนหนึ่งของเครื่องแบบที่กำหนด</w:t>
-      </w:r>
-      <w:proofErr w:type="spellEnd"/>
-      <w:r>
-        <w:rPr>
-          <w:rFonts w:ascii="Aptos" w:eastAsia="Aptos" w:hAnsi="Aptos" w:cs="Aptos"/>
-        </w:rPr>
-        <w:t>)</w:t>
+        <w:t>T-shirts, tank tops, or other casual shirts (unless part of the designated uniform). เสื้อยืด เสื้อกล้าม หรือเสื้อลำลองอื่นๆ (เว้นแต่จะเป็นส่วนหนึ่งของเครื่องแบบที่กำหนด)</w:t>
       </w:r>
     </w:p>
     <w:p>
@@ -4689,17 +2466,8 @@
         <w:rPr>
           <w:rFonts w:ascii="Aptos" w:eastAsia="Aptos" w:hAnsi="Aptos" w:cs="Aptos"/>
         </w:rPr>
-        <w:lastRenderedPageBreak/>
-        <w:t xml:space="preserve">Open-toe shoes. </w:t>
-      </w:r>
-      <w:proofErr w:type="spellStart"/>
-      <w:r>
-        <w:rPr>
-          <w:rFonts w:ascii="Aptos" w:eastAsia="Aptos" w:hAnsi="Aptos" w:cs="Aptos"/>
-        </w:rPr>
-        <w:t>รองเท้าเปิดนิ้วเท้า</w:t>
-      </w:r>
-      <w:proofErr w:type="spellEnd"/>
+        <w:t>Open-toe shoes. รองเท้าเปิดนิ้วเท้า</w:t>
+      </w:r>
     </w:p>
     <w:p>
       <w:pPr>
@@ -4717,63 +2485,7 @@
         <w:rPr>
           <w:rFonts w:ascii="Aptos" w:eastAsia="Aptos" w:hAnsi="Aptos" w:cs="Aptos"/>
         </w:rPr>
-        <w:t xml:space="preserve">Athletic wear (e.g., sneakers, jogging suits). </w:t>
-      </w:r>
-      <w:proofErr w:type="spellStart"/>
-      <w:r>
-        <w:rPr>
-          <w:rFonts w:ascii="Aptos" w:eastAsia="Aptos" w:hAnsi="Aptos" w:cs="Aptos"/>
-        </w:rPr>
-        <w:t>ชุดกีฬา</w:t>
-      </w:r>
-      <w:proofErr w:type="spellEnd"/>
-      <w:r>
-        <w:rPr>
-          <w:rFonts w:ascii="Aptos" w:eastAsia="Aptos" w:hAnsi="Aptos" w:cs="Aptos"/>
-        </w:rPr>
-        <w:t xml:space="preserve"> (</w:t>
-      </w:r>
-      <w:proofErr w:type="spellStart"/>
-      <w:r>
-        <w:rPr>
-          <w:rFonts w:ascii="Aptos" w:eastAsia="Aptos" w:hAnsi="Aptos" w:cs="Aptos"/>
-        </w:rPr>
-        <w:t>เช่น</w:t>
-      </w:r>
-      <w:proofErr w:type="spellEnd"/>
-      <w:r>
-        <w:rPr>
-          <w:rFonts w:ascii="Aptos" w:eastAsia="Aptos" w:hAnsi="Aptos" w:cs="Aptos"/>
-        </w:rPr>
-        <w:t xml:space="preserve"> </w:t>
-      </w:r>
-      <w:proofErr w:type="spellStart"/>
-      <w:r>
-        <w:rPr>
-          <w:rFonts w:ascii="Aptos" w:eastAsia="Aptos" w:hAnsi="Aptos" w:cs="Aptos"/>
-        </w:rPr>
-        <w:t>รองเท้าผ้าใบ</w:t>
-      </w:r>
-      <w:proofErr w:type="spellEnd"/>
-      <w:r>
-        <w:rPr>
-          <w:rFonts w:ascii="Aptos" w:eastAsia="Aptos" w:hAnsi="Aptos" w:cs="Aptos"/>
-        </w:rPr>
-        <w:t xml:space="preserve"> </w:t>
-      </w:r>
-      <w:proofErr w:type="spellStart"/>
-      <w:r>
-        <w:rPr>
-          <w:rFonts w:ascii="Aptos" w:eastAsia="Aptos" w:hAnsi="Aptos" w:cs="Aptos"/>
-        </w:rPr>
-        <w:t>ชุดวิ่ง</w:t>
-      </w:r>
-      <w:proofErr w:type="spellEnd"/>
-      <w:r>
-        <w:rPr>
-          <w:rFonts w:ascii="Aptos" w:eastAsia="Aptos" w:hAnsi="Aptos" w:cs="Aptos"/>
-        </w:rPr>
-        <w:t>)</w:t>
+        <w:t>Athletic wear (e.g., sneakers, jogging suits). ชุดกีฬา (เช่น รองเท้าผ้าใบ ชุดวิ่ง)</w:t>
       </w:r>
     </w:p>
     <w:p>
@@ -4792,35 +2504,7 @@
         <w:rPr>
           <w:rFonts w:ascii="Aptos" w:eastAsia="Aptos" w:hAnsi="Aptos" w:cs="Aptos"/>
         </w:rPr>
-        <w:t xml:space="preserve">Hats or caps (except for kitchen and pizza station staff as required for hygiene). </w:t>
-      </w:r>
-      <w:proofErr w:type="spellStart"/>
-      <w:r>
-        <w:rPr>
-          <w:rFonts w:ascii="Aptos" w:eastAsia="Aptos" w:hAnsi="Aptos" w:cs="Aptos"/>
-        </w:rPr>
-        <w:t>หมวกหรือหมวกแก๊ป</w:t>
-      </w:r>
-      <w:proofErr w:type="spellEnd"/>
-      <w:r>
-        <w:rPr>
-          <w:rFonts w:ascii="Aptos" w:eastAsia="Aptos" w:hAnsi="Aptos" w:cs="Aptos"/>
-        </w:rPr>
-        <w:t xml:space="preserve"> (</w:t>
-      </w:r>
-      <w:proofErr w:type="spellStart"/>
-      <w:r>
-        <w:rPr>
-          <w:rFonts w:ascii="Aptos" w:eastAsia="Aptos" w:hAnsi="Aptos" w:cs="Aptos"/>
-        </w:rPr>
-        <w:t>ยกเว้นพนักงานครัวและแผนกพิซซ่าตามความจำเป็นด้านสุขอนามัย</w:t>
-      </w:r>
-      <w:proofErr w:type="spellEnd"/>
-      <w:r>
-        <w:rPr>
-          <w:rFonts w:ascii="Aptos" w:eastAsia="Aptos" w:hAnsi="Aptos" w:cs="Aptos"/>
-        </w:rPr>
-        <w:t>)</w:t>
+        <w:t>Hats or caps (except for kitchen and pizza station staff as required for hygiene). หมวกหรือหมวกแก๊ป (ยกเว้นพนักงานครัวและแผนกพิซซ่าตามความจำเป็นด้านสุขอนามัย)</w:t>
       </w:r>
     </w:p>
     <w:p>
@@ -4839,63 +2523,7 @@
         <w:rPr>
           <w:rFonts w:ascii="Aptos" w:eastAsia="Aptos" w:hAnsi="Aptos" w:cs="Aptos"/>
         </w:rPr>
-        <w:t xml:space="preserve">Excessive or distracting jewelry (For service staff, minimal jewelry is acceptable, as described in section 2). </w:t>
-      </w:r>
-      <w:proofErr w:type="spellStart"/>
-      <w:r>
-        <w:rPr>
-          <w:rFonts w:ascii="Aptos" w:eastAsia="Aptos" w:hAnsi="Aptos" w:cs="Aptos"/>
-        </w:rPr>
-        <w:t>เครื่องประดับที่มากเกินไปหรือดึงดูดความสนใจ</w:t>
-      </w:r>
-      <w:proofErr w:type="spellEnd"/>
-      <w:r>
-        <w:rPr>
-          <w:rFonts w:ascii="Aptos" w:eastAsia="Aptos" w:hAnsi="Aptos" w:cs="Aptos"/>
-        </w:rPr>
-        <w:t xml:space="preserve"> (</w:t>
-      </w:r>
-      <w:proofErr w:type="spellStart"/>
-      <w:r>
-        <w:rPr>
-          <w:rFonts w:ascii="Aptos" w:eastAsia="Aptos" w:hAnsi="Aptos" w:cs="Aptos"/>
-        </w:rPr>
-        <w:t>สำหรับพนักงานบริการ</w:t>
-      </w:r>
-      <w:proofErr w:type="spellEnd"/>
-      <w:r>
-        <w:rPr>
-          <w:rFonts w:ascii="Aptos" w:eastAsia="Aptos" w:hAnsi="Aptos" w:cs="Aptos"/>
-        </w:rPr>
-        <w:t xml:space="preserve"> </w:t>
-      </w:r>
-      <w:proofErr w:type="spellStart"/>
-      <w:r>
-        <w:rPr>
-          <w:rFonts w:ascii="Aptos" w:eastAsia="Aptos" w:hAnsi="Aptos" w:cs="Aptos"/>
-        </w:rPr>
-        <w:t>เครื่องประดับน้อยชิ้นเป็นที่ยอมรับได้</w:t>
-      </w:r>
-      <w:proofErr w:type="spellEnd"/>
-      <w:r>
-        <w:rPr>
-          <w:rFonts w:ascii="Aptos" w:eastAsia="Aptos" w:hAnsi="Aptos" w:cs="Aptos"/>
-        </w:rPr>
-        <w:t xml:space="preserve"> </w:t>
-      </w:r>
-      <w:proofErr w:type="spellStart"/>
-      <w:r>
-        <w:rPr>
-          <w:rFonts w:ascii="Aptos" w:eastAsia="Aptos" w:hAnsi="Aptos" w:cs="Aptos"/>
-        </w:rPr>
-        <w:t>ตามที่ระบุในข้อ</w:t>
-      </w:r>
-      <w:proofErr w:type="spellEnd"/>
-      <w:r>
-        <w:rPr>
-          <w:rFonts w:ascii="Aptos" w:eastAsia="Aptos" w:hAnsi="Aptos" w:cs="Aptos"/>
-        </w:rPr>
-        <w:t xml:space="preserve"> 2)</w:t>
+        <w:t>Excessive or distracting jewelry (For service staff, minimal jewelry is acceptable, as described in section 2). เครื่องประดับที่มากเกินไปหรือดึงดูดความสนใจ (สำหรับพนักงานบริการ เครื่องประดับน้อยชิ้นเป็นที่ยอมรับได้ ตามที่ระบุในข้อ 2)</w:t>
       </w:r>
     </w:p>
     <w:p>
@@ -4914,35 +2542,7 @@
         <w:rPr>
           <w:rFonts w:ascii="Aptos" w:eastAsia="Aptos" w:hAnsi="Aptos" w:cs="Aptos"/>
         </w:rPr>
-        <w:t xml:space="preserve">Visible tattoos that are offensive or inappropriate (management reserves the right to determine what is considered offensive). </w:t>
-      </w:r>
-      <w:proofErr w:type="spellStart"/>
-      <w:r>
-        <w:rPr>
-          <w:rFonts w:ascii="Aptos" w:eastAsia="Aptos" w:hAnsi="Aptos" w:cs="Aptos"/>
-        </w:rPr>
-        <w:t>รอยสักที่มองเห็นได้ซึ่งน่ารังเกียจหรือไม่เหมาะสม</w:t>
-      </w:r>
-      <w:proofErr w:type="spellEnd"/>
-      <w:r>
-        <w:rPr>
-          <w:rFonts w:ascii="Aptos" w:eastAsia="Aptos" w:hAnsi="Aptos" w:cs="Aptos"/>
-        </w:rPr>
-        <w:t xml:space="preserve"> (</w:t>
-      </w:r>
-      <w:proofErr w:type="spellStart"/>
-      <w:r>
-        <w:rPr>
-          <w:rFonts w:ascii="Aptos" w:eastAsia="Aptos" w:hAnsi="Aptos" w:cs="Aptos"/>
-        </w:rPr>
-        <w:t>ฝ่ายบริหารขอสงวนสิทธิ์ในการพิจารณาว่าสิ่งใดถือว่าน่ารังเกียจ</w:t>
-      </w:r>
-      <w:proofErr w:type="spellEnd"/>
-      <w:r>
-        <w:rPr>
-          <w:rFonts w:ascii="Aptos" w:eastAsia="Aptos" w:hAnsi="Aptos" w:cs="Aptos"/>
-        </w:rPr>
-        <w:t>)</w:t>
+        <w:t>Visible tattoos that are offensive or inappropriate (management reserves the right to determine what is considered offensive). รอยสักที่มองเห็นได้ซึ่งน่ารังเกียจหรือไม่เหมาะสม (ฝ่ายบริหารขอสงวนสิทธิ์ในการพิจารณาว่าสิ่งใดถือว่าน่ารังเกียจ)</w:t>
       </w:r>
     </w:p>
     <w:p>
@@ -4961,16 +2561,8 @@
         <w:rPr>
           <w:rFonts w:ascii="Aptos" w:eastAsia="Aptos" w:hAnsi="Aptos" w:cs="Aptos"/>
         </w:rPr>
-        <w:t xml:space="preserve">Strong perfumes or colognes. </w:t>
-      </w:r>
-      <w:proofErr w:type="spellStart"/>
-      <w:r>
-        <w:rPr>
-          <w:rFonts w:ascii="Aptos" w:eastAsia="Aptos" w:hAnsi="Aptos" w:cs="Aptos"/>
-        </w:rPr>
-        <w:t>น้ำหอมหรือโคโลญจน์ที่มีกลิ่นแรง</w:t>
-      </w:r>
-      <w:proofErr w:type="spellEnd"/>
+        <w:t>Strong perfumes or colognes. น้ำหอมหรือโคโลญจน์ที่มีกลิ่นแรง</w:t>
+      </w:r>
     </w:p>
     <w:p>
       <w:pPr>
@@ -4989,18 +2581,8 @@
           <w:b/>
           <w:bCs/>
         </w:rPr>
-        <w:t xml:space="preserve">4. Hair and Personal Grooming / </w:t>
-      </w:r>
-      <w:proofErr w:type="spellStart"/>
-      <w:r>
-        <w:rPr>
-          <w:rFonts w:ascii="Aptos" w:eastAsia="Aptos" w:hAnsi="Aptos" w:cs="Aptos"/>
-          <w:b/>
-          <w:bCs/>
-        </w:rPr>
-        <w:t>ทรงผมและการดูแลตนเอง</w:t>
-      </w:r>
-      <w:proofErr w:type="spellEnd"/>
+        <w:t>4. Hair and Personal Grooming / ทรงผมและการดูแลตนเอง</w:t>
+      </w:r>
     </w:p>
     <w:p>
       <w:pPr>
@@ -5020,68 +2602,14 @@
           <w:b/>
           <w:bCs/>
         </w:rPr>
-        <w:t xml:space="preserve">Hair / </w:t>
-      </w:r>
-      <w:proofErr w:type="spellStart"/>
-      <w:r>
-        <w:rPr>
-          <w:rFonts w:ascii="Aptos" w:eastAsia="Aptos" w:hAnsi="Aptos" w:cs="Aptos"/>
-          <w:b/>
-          <w:bCs/>
-        </w:rPr>
-        <w:t>ผม</w:t>
-      </w:r>
-      <w:proofErr w:type="spellEnd"/>
-      <w:r>
-        <w:rPr>
-          <w:rFonts w:ascii="Aptos" w:eastAsia="Aptos" w:hAnsi="Aptos" w:cs="Aptos"/>
-          <w:b/>
-          <w:bCs/>
-        </w:rPr>
-        <w:t>:</w:t>
-      </w:r>
-      <w:r>
-        <w:rPr>
-          <w:rFonts w:ascii="Aptos" w:eastAsia="Aptos" w:hAnsi="Aptos" w:cs="Aptos"/>
-        </w:rPr>
-        <w:t xml:space="preserve"> Hair must be clean, well-groomed, and styled in a professional manner. </w:t>
-      </w:r>
-      <w:proofErr w:type="spellStart"/>
-      <w:r>
-        <w:rPr>
-          <w:rFonts w:ascii="Aptos" w:eastAsia="Aptos" w:hAnsi="Aptos" w:cs="Aptos"/>
-        </w:rPr>
-        <w:t>ผมต้องสะอาด</w:t>
-      </w:r>
-      <w:proofErr w:type="spellEnd"/>
-      <w:r>
-        <w:rPr>
-          <w:rFonts w:ascii="Aptos" w:eastAsia="Aptos" w:hAnsi="Aptos" w:cs="Aptos"/>
-        </w:rPr>
-        <w:t xml:space="preserve"> </w:t>
-      </w:r>
-      <w:proofErr w:type="spellStart"/>
-      <w:r>
-        <w:rPr>
-          <w:rFonts w:ascii="Aptos" w:eastAsia="Aptos" w:hAnsi="Aptos" w:cs="Aptos"/>
-        </w:rPr>
-        <w:t>ได้รับการดูแลอย่างดี</w:t>
-      </w:r>
-      <w:proofErr w:type="spellEnd"/>
-      <w:r>
-        <w:rPr>
-          <w:rFonts w:ascii="Aptos" w:eastAsia="Aptos" w:hAnsi="Aptos" w:cs="Aptos"/>
-        </w:rPr>
-        <w:t xml:space="preserve"> </w:t>
-      </w:r>
-      <w:proofErr w:type="spellStart"/>
-      <w:r>
-        <w:rPr>
-          <w:rFonts w:ascii="Aptos" w:eastAsia="Aptos" w:hAnsi="Aptos" w:cs="Aptos"/>
-        </w:rPr>
-        <w:t>และจัดทรงอย่างเป็นมืออาชีพ</w:t>
-      </w:r>
-      <w:proofErr w:type="spellEnd"/>
+        <w:t>Hair / ผม:</w:t>
+      </w:r>
+      <w:r>
+        <w:rPr>
+          <w:rFonts w:ascii="Aptos" w:eastAsia="Aptos" w:hAnsi="Aptos" w:cs="Aptos"/>
+        </w:rPr>
+        <w:t xml:space="preserve"> Hair must be clean, well-groomed, and styled in a professional manner. ผมต้องสะอาด ได้รับการดูแลอย่างดี และจัดทรงอย่างเป็นมืออาชีพ</w:t>
+      </w:r>
     </w:p>
     <w:p>
       <w:pPr>
@@ -5101,45 +2629,13 @@
           <w:b/>
           <w:bCs/>
         </w:rPr>
-        <w:t xml:space="preserve">Long Hair / </w:t>
-      </w:r>
-      <w:proofErr w:type="spellStart"/>
-      <w:r>
-        <w:rPr>
-          <w:rFonts w:ascii="Aptos" w:eastAsia="Aptos" w:hAnsi="Aptos" w:cs="Aptos"/>
-          <w:b/>
-          <w:bCs/>
-        </w:rPr>
-        <w:t>ผมยาว</w:t>
-      </w:r>
-      <w:proofErr w:type="spellEnd"/>
-      <w:r>
-        <w:rPr>
-          <w:rFonts w:ascii="Aptos" w:eastAsia="Aptos" w:hAnsi="Aptos" w:cs="Aptos"/>
-          <w:b/>
-          <w:bCs/>
-        </w:rPr>
-        <w:t>:</w:t>
-      </w:r>
-      <w:r>
-        <w:rPr>
-          <w:rFonts w:ascii="Aptos" w:eastAsia="Aptos" w:hAnsi="Aptos" w:cs="Aptos"/>
-        </w:rPr>
-        <w:t xml:space="preserve"> Long hair must be tied back or secured in a neat and tidy manner, especially for those involved in food preparation or service. </w:t>
-      </w:r>
-      <w:proofErr w:type="spellStart"/>
-      <w:r>
-        <w:rPr>
-          <w:rFonts w:ascii="Aptos" w:eastAsia="Aptos" w:hAnsi="Aptos" w:cs="Aptos"/>
-        </w:rPr>
-        <w:t>ผมยาวต้องรวบหรือเก็บให้เรียบร้อย</w:t>
-      </w:r>
-      <w:proofErr w:type="spellEnd"/>
-      <w:r>
-        <w:rPr>
-          <w:rFonts w:ascii="Aptos" w:eastAsia="Aptos" w:hAnsi="Aptos" w:cs="Aptos"/>
-        </w:rPr>
-        <w:t xml:space="preserve"> โดยเฉพาะอย่างยิ่งสำหรับผู้ที่เกี่ยวข้องกับการเตรียมอาหารหรือการบริการ</w:t>
+        <w:t>Long Hair / ผมยาว:</w:t>
+      </w:r>
+      <w:r>
+        <w:rPr>
+          <w:rFonts w:ascii="Aptos" w:eastAsia="Aptos" w:hAnsi="Aptos" w:cs="Aptos"/>
+        </w:rPr>
+        <w:t xml:space="preserve"> Long hair must be tied back or secured in a neat and tidy manner, especially for those involved in food preparation or service. ผมยาวต้องรวบหรือเก็บให้เรียบร้อย โดยเฉพาะอย่างยิ่งสำหรับผู้ที่เกี่ยวข้องกับการเตรียมอาหารหรือการบริการ</w:t>
       </w:r>
     </w:p>
     <w:p>
@@ -5160,96 +2656,14 @@
           <w:b/>
           <w:bCs/>
         </w:rPr>
-        <w:t xml:space="preserve">Facial Hair / </w:t>
-      </w:r>
-      <w:proofErr w:type="spellStart"/>
-      <w:r>
-        <w:rPr>
-          <w:rFonts w:ascii="Aptos" w:eastAsia="Aptos" w:hAnsi="Aptos" w:cs="Aptos"/>
-          <w:b/>
-          <w:bCs/>
-        </w:rPr>
-        <w:t>หนวดเครา</w:t>
-      </w:r>
-      <w:proofErr w:type="spellEnd"/>
-      <w:r>
-        <w:rPr>
-          <w:rFonts w:ascii="Aptos" w:eastAsia="Aptos" w:hAnsi="Aptos" w:cs="Aptos"/>
-          <w:b/>
-          <w:bCs/>
-        </w:rPr>
-        <w:t>:</w:t>
-      </w:r>
-      <w:r>
-        <w:rPr>
-          <w:rFonts w:ascii="Aptos" w:eastAsia="Aptos" w:hAnsi="Aptos" w:cs="Aptos"/>
-        </w:rPr>
-        <w:t xml:space="preserve"> Facial hair (if any) must be clean, well-trimmed, and neat. </w:t>
-      </w:r>
-      <w:proofErr w:type="spellStart"/>
-      <w:r>
-        <w:rPr>
-          <w:rFonts w:ascii="Aptos" w:eastAsia="Aptos" w:hAnsi="Aptos" w:cs="Aptos"/>
-        </w:rPr>
-        <w:t>หนวดเครา</w:t>
-      </w:r>
-      <w:proofErr w:type="spellEnd"/>
-      <w:r>
-        <w:rPr>
-          <w:rFonts w:ascii="Aptos" w:eastAsia="Aptos" w:hAnsi="Aptos" w:cs="Aptos"/>
-        </w:rPr>
-        <w:t xml:space="preserve"> (</w:t>
-      </w:r>
-      <w:proofErr w:type="spellStart"/>
-      <w:r>
-        <w:rPr>
-          <w:rFonts w:ascii="Aptos" w:eastAsia="Aptos" w:hAnsi="Aptos" w:cs="Aptos"/>
-        </w:rPr>
-        <w:t>ถ้ามี</w:t>
-      </w:r>
-      <w:proofErr w:type="spellEnd"/>
-      <w:r>
-        <w:rPr>
-          <w:rFonts w:ascii="Aptos" w:eastAsia="Aptos" w:hAnsi="Aptos" w:cs="Aptos"/>
-        </w:rPr>
-        <w:t xml:space="preserve">) </w:t>
-      </w:r>
-      <w:proofErr w:type="spellStart"/>
-      <w:r>
-        <w:rPr>
-          <w:rFonts w:ascii="Aptos" w:eastAsia="Aptos" w:hAnsi="Aptos" w:cs="Aptos"/>
-        </w:rPr>
-        <w:t>ต้องสะอาด</w:t>
-      </w:r>
-      <w:proofErr w:type="spellEnd"/>
-      <w:r>
-        <w:rPr>
-          <w:rFonts w:ascii="Aptos" w:eastAsia="Aptos" w:hAnsi="Aptos" w:cs="Aptos"/>
-        </w:rPr>
-        <w:t xml:space="preserve"> </w:t>
-      </w:r>
-      <w:proofErr w:type="spellStart"/>
-      <w:r>
-        <w:rPr>
-          <w:rFonts w:ascii="Aptos" w:eastAsia="Aptos" w:hAnsi="Aptos" w:cs="Aptos"/>
-        </w:rPr>
-        <w:t>ได้รับการเล็มอย่างดี</w:t>
-      </w:r>
-      <w:proofErr w:type="spellEnd"/>
-      <w:r>
-        <w:rPr>
-          <w:rFonts w:ascii="Aptos" w:eastAsia="Aptos" w:hAnsi="Aptos" w:cs="Aptos"/>
-        </w:rPr>
-        <w:t xml:space="preserve"> </w:t>
-      </w:r>
-      <w:proofErr w:type="spellStart"/>
-      <w:r>
-        <w:rPr>
-          <w:rFonts w:ascii="Aptos" w:eastAsia="Aptos" w:hAnsi="Aptos" w:cs="Aptos"/>
-        </w:rPr>
-        <w:t>และเรียบร้อย</w:t>
-      </w:r>
-      <w:proofErr w:type="spellEnd"/>
+        <w:t>Facial Hair / หนวดเครา:</w:t>
+      </w:r>
+      <w:r>
+        <w:rPr>
+          <w:rFonts w:ascii="Aptos" w:eastAsia="Aptos" w:hAnsi="Aptos" w:cs="Aptos"/>
+        </w:rPr>
+        <w:t xml:space="preserve"> Facial hair (if any) must be clean, well-trimmed, and neat. หนวดเครา (ถ้ามี) ต้องสะอาด ได้รับการเล็มอย่างดี และเรียบร้อย</w:t>
+      </w:r>
     </w:p>
     <w:p>
       <w:pPr>
@@ -5268,18 +2682,8 @@
           <w:b/>
           <w:bCs/>
         </w:rPr>
-        <w:t xml:space="preserve">5. Enforcement / </w:t>
-      </w:r>
-      <w:proofErr w:type="spellStart"/>
-      <w:r>
-        <w:rPr>
-          <w:rFonts w:ascii="Aptos" w:eastAsia="Aptos" w:hAnsi="Aptos" w:cs="Aptos"/>
-          <w:b/>
-          <w:bCs/>
-        </w:rPr>
-        <w:t>การบังคับใช้</w:t>
-      </w:r>
-      <w:proofErr w:type="spellEnd"/>
+        <w:t>5. Enforcement / การบังคับใช้</w:t>
+      </w:r>
     </w:p>
     <w:p>
       <w:pPr>
@@ -5299,25 +2703,7 @@
           <w:b/>
           <w:bCs/>
         </w:rPr>
-        <w:t xml:space="preserve">Supervision / </w:t>
-      </w:r>
-      <w:proofErr w:type="spellStart"/>
-      <w:r>
-        <w:rPr>
-          <w:rFonts w:ascii="Aptos" w:eastAsia="Aptos" w:hAnsi="Aptos" w:cs="Aptos"/>
-          <w:b/>
-          <w:bCs/>
-        </w:rPr>
-        <w:t>การกำกับดูแล</w:t>
-      </w:r>
-      <w:proofErr w:type="spellEnd"/>
-      <w:r>
-        <w:rPr>
-          <w:rFonts w:ascii="Aptos" w:eastAsia="Aptos" w:hAnsi="Aptos" w:cs="Aptos"/>
-          <w:b/>
-          <w:bCs/>
-        </w:rPr>
-        <w:t>:</w:t>
+        <w:t>Supervision / การกำกับดูแล:</w:t>
       </w:r>
       <w:r>
         <w:rPr>
@@ -5344,25 +2730,7 @@
           <w:b/>
           <w:bCs/>
         </w:rPr>
-        <w:t xml:space="preserve">Non-compliance / </w:t>
-      </w:r>
-      <w:proofErr w:type="spellStart"/>
-      <w:r>
-        <w:rPr>
-          <w:rFonts w:ascii="Aptos" w:eastAsia="Aptos" w:hAnsi="Aptos" w:cs="Aptos"/>
-          <w:b/>
-          <w:bCs/>
-        </w:rPr>
-        <w:t>การไม่ปฏิบัติตาม</w:t>
-      </w:r>
-      <w:proofErr w:type="spellEnd"/>
-      <w:r>
-        <w:rPr>
-          <w:rFonts w:ascii="Aptos" w:eastAsia="Aptos" w:hAnsi="Aptos" w:cs="Aptos"/>
-          <w:b/>
-          <w:bCs/>
-        </w:rPr>
-        <w:t>:</w:t>
+        <w:t>Non-compliance / การไม่ปฏิบัติตาม:</w:t>
       </w:r>
       <w:r>
         <w:rPr>
@@ -5389,82 +2757,21 @@
           <w:b/>
           <w:bCs/>
         </w:rPr>
-        <w:t xml:space="preserve">Disciplinary Action / </w:t>
-      </w:r>
-      <w:proofErr w:type="spellStart"/>
-      <w:r>
-        <w:rPr>
-          <w:rFonts w:ascii="Aptos" w:eastAsia="Aptos" w:hAnsi="Aptos" w:cs="Aptos"/>
-          <w:b/>
-          <w:bCs/>
-        </w:rPr>
-        <w:t>การลงโทษทางวินัย</w:t>
-      </w:r>
-      <w:proofErr w:type="spellEnd"/>
-      <w:r>
-        <w:rPr>
-          <w:rFonts w:ascii="Aptos" w:eastAsia="Aptos" w:hAnsi="Aptos" w:cs="Aptos"/>
-          <w:b/>
-          <w:bCs/>
-        </w:rPr>
-        <w:t>:</w:t>
-      </w:r>
-      <w:r>
-        <w:rPr>
-          <w:rFonts w:ascii="Aptos" w:eastAsia="Aptos" w:hAnsi="Aptos" w:cs="Aptos"/>
-        </w:rPr>
-        <w:t xml:space="preserve"> Repeated violations of the dress code may result in disciplinary action, up to and including termination of employment, in accordance with Thai labor law. </w:t>
-      </w:r>
-      <w:proofErr w:type="spellStart"/>
-      <w:r>
-        <w:rPr>
-          <w:rFonts w:ascii="Aptos" w:eastAsia="Aptos" w:hAnsi="Aptos" w:cs="Aptos"/>
-        </w:rPr>
-        <w:t>การฝ่าฝืนระเบียบการแต่งกายซ้ำๆ</w:t>
-      </w:r>
-      <w:proofErr w:type="spellEnd"/>
-      <w:r>
-        <w:rPr>
-          <w:rFonts w:ascii="Aptos" w:eastAsia="Aptos" w:hAnsi="Aptos" w:cs="Aptos"/>
-        </w:rPr>
-        <w:t xml:space="preserve"> </w:t>
-      </w:r>
-      <w:proofErr w:type="spellStart"/>
-      <w:r>
-        <w:rPr>
-          <w:rFonts w:ascii="Aptos" w:eastAsia="Aptos" w:hAnsi="Aptos" w:cs="Aptos"/>
-        </w:rPr>
-        <w:t>อาจส่งผลให้มีการดำเนินการทางวินัย</w:t>
-      </w:r>
-      <w:proofErr w:type="spellEnd"/>
-      <w:r>
-        <w:rPr>
-          <w:rFonts w:ascii="Aptos" w:eastAsia="Aptos" w:hAnsi="Aptos" w:cs="Aptos"/>
-        </w:rPr>
-        <w:t xml:space="preserve"> </w:t>
-      </w:r>
-      <w:proofErr w:type="spellStart"/>
-      <w:r>
-        <w:rPr>
-          <w:rFonts w:ascii="Aptos" w:eastAsia="Aptos" w:hAnsi="Aptos" w:cs="Aptos"/>
-        </w:rPr>
-        <w:t>จนถึงขั้นเลิกจ้าง</w:t>
-      </w:r>
-      <w:proofErr w:type="spellEnd"/>
-      <w:r>
-        <w:rPr>
-          <w:rFonts w:ascii="Aptos" w:eastAsia="Aptos" w:hAnsi="Aptos" w:cs="Aptos"/>
-        </w:rPr>
-        <w:t xml:space="preserve"> </w:t>
-      </w:r>
-      <w:proofErr w:type="spellStart"/>
-      <w:r>
-        <w:rPr>
-          <w:rFonts w:ascii="Aptos" w:eastAsia="Aptos" w:hAnsi="Aptos" w:cs="Aptos"/>
-        </w:rPr>
-        <w:t>ตามกฎหมายแรงงานไทย</w:t>
-      </w:r>
-      <w:proofErr w:type="spellEnd"/>
+        <w:t>Disciplinary Action / การลงโทษทางวินัย:</w:t>
+      </w:r>
+      <w:r>
+        <w:rPr>
+          <w:rFonts w:ascii="Aptos" w:eastAsia="Aptos" w:hAnsi="Aptos" w:cs="Aptos"/>
+        </w:rPr>
+        <w:t xml:space="preserve"> Repeated violations of the dress code may result in disciplinary action, up to and including termination of employment, in accordance with </w:t>
+      </w:r>
+      <w:r>
+        <w:rPr>
+          <w:rFonts w:ascii="Aptos" w:eastAsia="Aptos" w:hAnsi="Aptos" w:cs="Aptos"/>
+        </w:rPr>
+        <w:lastRenderedPageBreak/>
+        <w:t>Thai labor law. การฝ่าฝืนระเบียบการแต่งกายซ้ำๆ อาจส่งผลให้มีการดำเนินการทางวินัย จนถึงขั้นเลิกจ้าง ตามกฎหมายแรงงานไทย</w:t>
+      </w:r>
     </w:p>
     <w:p>
       <w:pPr>
@@ -5483,18 +2790,8 @@
           <w:b/>
           <w:bCs/>
         </w:rPr>
-        <w:t xml:space="preserve">6. Policy Updates / </w:t>
-      </w:r>
-      <w:proofErr w:type="spellStart"/>
-      <w:r>
-        <w:rPr>
-          <w:rFonts w:ascii="Aptos" w:eastAsia="Aptos" w:hAnsi="Aptos" w:cs="Aptos"/>
-          <w:b/>
-          <w:bCs/>
-        </w:rPr>
-        <w:t>การปรับปรุงนโยบาย</w:t>
-      </w:r>
-      <w:proofErr w:type="spellEnd"/>
+        <w:t>6. Policy Updates / การปรับปรุงนโยบาย</w:t>
+      </w:r>
     </w:p>
     <w:p>
       <w:pPr>
@@ -5524,14 +2821,7 @@
         <w:rPr>
           <w:rFonts w:ascii="Aptos" w:eastAsia="Aptos" w:hAnsi="Aptos" w:cs="Aptos"/>
         </w:rPr>
-        <w:t xml:space="preserve">'s operational needs. Employees will be </w:t>
-      </w:r>
-      <w:r>
-        <w:rPr>
-          <w:rFonts w:ascii="Aptos" w:eastAsia="Aptos" w:hAnsi="Aptos" w:cs="Aptos"/>
-        </w:rPr>
-        <w:lastRenderedPageBreak/>
-        <w:t xml:space="preserve">notified of any changes in a timely manner. นโยบายระเบียบการแต่งกายนี้อาจมีการปรับปรุงเป็นระยะเพื่อสะท้อนถึงการเปลี่ยนแปลงในมาตรฐานอุตสาหกรรมหรือความต้องการในการดำเนินงานของ </w:t>
+        <w:t xml:space="preserve">'s operational needs. Employees will be notified of any changes in a timely manner. นโยบายระเบียบการแต่งกายนี้อาจมีการปรับปรุงเป็นระยะเพื่อสะท้อนถึงการเปลี่ยนแปลงในมาตรฐานอุตสาหกรรมหรือความต้องการในการดำเนินงานของ </w:t>
       </w:r>
       <w:r>
         <w:rPr>
@@ -5543,30 +2833,8 @@
         <w:rPr>
           <w:rFonts w:ascii="Aptos" w:eastAsia="Aptos" w:hAnsi="Aptos" w:cs="Aptos"/>
         </w:rPr>
-        <w:t xml:space="preserve"> </w:t>
-      </w:r>
-      <w:proofErr w:type="spellStart"/>
-      <w:r>
-        <w:rPr>
-          <w:rFonts w:ascii="Aptos" w:eastAsia="Aptos" w:hAnsi="Aptos" w:cs="Aptos"/>
-        </w:rPr>
-        <w:t>พนักงานจะได้รับแจ้งการเปลี่ยนแปลงใดๆ</w:t>
-      </w:r>
-      <w:proofErr w:type="spellEnd"/>
-      <w:r>
-        <w:rPr>
-          <w:rFonts w:ascii="Aptos" w:eastAsia="Aptos" w:hAnsi="Aptos" w:cs="Aptos"/>
-        </w:rPr>
-        <w:t xml:space="preserve"> </w:t>
-      </w:r>
-      <w:proofErr w:type="spellStart"/>
-      <w:r>
-        <w:rPr>
-          <w:rFonts w:ascii="Aptos" w:eastAsia="Aptos" w:hAnsi="Aptos" w:cs="Aptos"/>
-        </w:rPr>
-        <w:t>ในเวลาที่เหมาะสม</w:t>
-      </w:r>
-      <w:proofErr w:type="spellEnd"/>
+        <w:t xml:space="preserve"> พนักงานจะได้รับแจ้งการเปลี่ยนแปลงใดๆ ในเวลาที่เหมาะสม</w:t>
+      </w:r>
     </w:p>
     <w:p>
       <w:pPr>
@@ -5585,36 +2853,8 @@
           <w:b/>
           <w:bCs/>
         </w:rPr>
-        <w:t xml:space="preserve">Annex B: Work Attendance and Punctuality Rules / </w:t>
-      </w:r>
-      <w:proofErr w:type="spellStart"/>
-      <w:r>
-        <w:rPr>
-          <w:rFonts w:ascii="Aptos" w:eastAsia="Aptos" w:hAnsi="Aptos" w:cs="Aptos"/>
-          <w:b/>
-          <w:bCs/>
-        </w:rPr>
-        <w:t>ภาคผนวก</w:t>
-      </w:r>
-      <w:proofErr w:type="spellEnd"/>
-      <w:r>
-        <w:rPr>
-          <w:rFonts w:ascii="Aptos" w:eastAsia="Aptos" w:hAnsi="Aptos" w:cs="Aptos"/>
-          <w:b/>
-          <w:bCs/>
-        </w:rPr>
-        <w:t xml:space="preserve"> ข: </w:t>
-      </w:r>
-      <w:proofErr w:type="spellStart"/>
-      <w:r>
-        <w:rPr>
-          <w:rFonts w:ascii="Aptos" w:eastAsia="Aptos" w:hAnsi="Aptos" w:cs="Aptos"/>
-          <w:b/>
-          <w:bCs/>
-        </w:rPr>
-        <w:t>กฎการเข้างานและการตรงต่อเวลา</w:t>
-      </w:r>
-      <w:proofErr w:type="spellEnd"/>
+        <w:t>Annex B: Work Attendance and Punctuality Rules / ภาคผนวก ข: กฎการเข้างานและการตรงต่อเวลา</w:t>
+      </w:r>
     </w:p>
     <w:p>
       <w:pPr>
@@ -5653,21 +2893,7 @@
         <w:rPr>
           <w:rFonts w:ascii="Aptos" w:eastAsia="Aptos" w:hAnsi="Aptos" w:cs="Aptos"/>
         </w:rPr>
-        <w:t xml:space="preserve"> นโยบายนี้ระบุกฎทั่วไปและความคาดหวัง</w:t>
-      </w:r>
-      <w:proofErr w:type="spellStart"/>
-      <w:r>
-        <w:rPr>
-          <w:rFonts w:ascii="Aptos" w:eastAsia="Aptos" w:hAnsi="Aptos" w:cs="Aptos"/>
-        </w:rPr>
-        <w:t>เกี่ยวกับการเข้างานและการตรงต่อเวลาสำหรับพนักงานทุกคนของ</w:t>
-      </w:r>
-      <w:proofErr w:type="spellEnd"/>
-      <w:r>
-        <w:rPr>
-          <w:rFonts w:ascii="Aptos" w:eastAsia="Aptos" w:hAnsi="Aptos" w:cs="Aptos"/>
-        </w:rPr>
-        <w:t xml:space="preserve"> </w:t>
+        <w:t xml:space="preserve"> นโยบายนี้ระบุกฎทั่วไปและความคาดหวังเกี่ยวกับการเข้างานและการตรงต่อเวลาสำหรับพนักงานทุกคนของ </w:t>
       </w:r>
       <w:r>
         <w:rPr>
@@ -5679,44 +2905,8 @@
         <w:rPr>
           <w:rFonts w:ascii="Aptos" w:eastAsia="Aptos" w:hAnsi="Aptos" w:cs="Aptos"/>
         </w:rPr>
-        <w:t xml:space="preserve"> </w:t>
-      </w:r>
-      <w:proofErr w:type="spellStart"/>
-      <w:r>
-        <w:rPr>
-          <w:rFonts w:ascii="Aptos" w:eastAsia="Aptos" w:hAnsi="Aptos" w:cs="Aptos"/>
-        </w:rPr>
-        <w:t>กฎเหล่านี้ออกแบบมาเพื่อให้การดำเนินงานเป็นไปอย่างราบรื่น</w:t>
-      </w:r>
-      <w:proofErr w:type="spellEnd"/>
-      <w:r>
-        <w:rPr>
-          <w:rFonts w:ascii="Aptos" w:eastAsia="Aptos" w:hAnsi="Aptos" w:cs="Aptos"/>
-        </w:rPr>
-        <w:t xml:space="preserve"> </w:t>
-      </w:r>
-      <w:proofErr w:type="spellStart"/>
-      <w:r>
-        <w:rPr>
-          <w:rFonts w:ascii="Aptos" w:eastAsia="Aptos" w:hAnsi="Aptos" w:cs="Aptos"/>
-        </w:rPr>
-        <w:t>รักษาความยุติธรรม</w:t>
-      </w:r>
-      <w:proofErr w:type="spellEnd"/>
-      <w:r>
-        <w:rPr>
-          <w:rFonts w:ascii="Aptos" w:eastAsia="Aptos" w:hAnsi="Aptos" w:cs="Aptos"/>
-        </w:rPr>
-        <w:t xml:space="preserve"> </w:t>
-      </w:r>
-      <w:proofErr w:type="spellStart"/>
-      <w:r>
-        <w:rPr>
-          <w:rFonts w:ascii="Aptos" w:eastAsia="Aptos" w:hAnsi="Aptos" w:cs="Aptos"/>
-        </w:rPr>
-        <w:t>และปฏิบัติตามกฎหมายแรงงานไทย</w:t>
-      </w:r>
-      <w:proofErr w:type="spellEnd"/>
+        <w:t xml:space="preserve"> กฎเหล่านี้ออกแบบมาเพื่อให้การดำเนินงานเป็นไปอย่างราบรื่น รักษาความยุติธรรม และปฏิบัติตามกฎหมายแรงงานไทย</w:t>
+      </w:r>
     </w:p>
     <w:p>
       <w:pPr>
@@ -5735,18 +2925,8 @@
           <w:b/>
           <w:bCs/>
         </w:rPr>
-        <w:t xml:space="preserve">1. Standard Work Schedule / </w:t>
-      </w:r>
-      <w:proofErr w:type="spellStart"/>
-      <w:r>
-        <w:rPr>
-          <w:rFonts w:ascii="Aptos" w:eastAsia="Aptos" w:hAnsi="Aptos" w:cs="Aptos"/>
-          <w:b/>
-          <w:bCs/>
-        </w:rPr>
-        <w:t>ตารางการทำงานมาตรฐาน</w:t>
-      </w:r>
-      <w:proofErr w:type="spellEnd"/>
+        <w:t>1. Standard Work Schedule / ตารางการทำงานมาตรฐาน</w:t>
+      </w:r>
     </w:p>
     <w:p>
       <w:pPr>
@@ -5766,25 +2946,7 @@
           <w:b/>
           <w:bCs/>
         </w:rPr>
-        <w:t xml:space="preserve">Reporting Time / </w:t>
-      </w:r>
-      <w:proofErr w:type="spellStart"/>
-      <w:r>
-        <w:rPr>
-          <w:rFonts w:ascii="Aptos" w:eastAsia="Aptos" w:hAnsi="Aptos" w:cs="Aptos"/>
-          <w:b/>
-          <w:bCs/>
-        </w:rPr>
-        <w:t>เวลาเข้างาน</w:t>
-      </w:r>
-      <w:proofErr w:type="spellEnd"/>
-      <w:r>
-        <w:rPr>
-          <w:rFonts w:ascii="Aptos" w:eastAsia="Aptos" w:hAnsi="Aptos" w:cs="Aptos"/>
-          <w:b/>
-          <w:bCs/>
-        </w:rPr>
-        <w:t>:</w:t>
+        <w:t>Reporting Time / เวลาเข้างาน:</w:t>
       </w:r>
       <w:r>
         <w:rPr>
@@ -5820,104 +2982,38 @@
         <w:rPr>
           <w:rFonts w:ascii="Aptos" w:eastAsia="Aptos" w:hAnsi="Aptos" w:cs="Aptos"/>
         </w:rPr>
-        <w:t xml:space="preserve">daily, unless otherwise specified in your individual work schedule. </w:t>
-      </w:r>
-      <w:proofErr w:type="spellStart"/>
-      <w:r>
-        <w:rPr>
-          <w:rFonts w:ascii="Aptos" w:eastAsia="Aptos" w:hAnsi="Aptos" w:cs="Aptos"/>
-        </w:rPr>
-        <w:t>เวลาเข้างานมาตรฐานสำหรับพนักงานทุกคน</w:t>
-      </w:r>
-      <w:proofErr w:type="spellEnd"/>
+        <w:t xml:space="preserve">daily, unless otherwise specified in your individual work schedule. เวลาเข้างานมาตรฐานสำหรับพนักงานทุกคน ตามสัญญาจ้างงานของคุณ คือ </w:t>
+      </w:r>
+      <w:r>
+        <w:rPr>
+          <w:rFonts w:ascii="Aptos" w:eastAsia="Aptos" w:hAnsi="Aptos" w:cs="Aptos"/>
+        </w:rPr>
+        <w:t>{{STANDARD_START_TIME</w:t>
+      </w:r>
+      <w:r>
+        <w:rPr>
+          <w:rFonts w:ascii="Aptos" w:eastAsia="Aptos" w:hAnsi="Aptos" w:cs="Aptos"/>
+        </w:rPr>
+        <w:t>_TH</w:t>
+      </w:r>
+      <w:r>
+        <w:rPr>
+          <w:rFonts w:ascii="Aptos" w:eastAsia="Aptos" w:hAnsi="Aptos" w:cs="Aptos"/>
+        </w:rPr>
+        <w:t>}}</w:t>
+      </w:r>
       <w:r>
         <w:rPr>
           <w:rFonts w:ascii="Aptos" w:eastAsia="Aptos" w:hAnsi="Aptos" w:cs="Aptos"/>
         </w:rPr>
         <w:t xml:space="preserve"> </w:t>
       </w:r>
-      <w:proofErr w:type="spellStart"/>
-      <w:r>
-        <w:rPr>
-          <w:rFonts w:ascii="Aptos" w:eastAsia="Aptos" w:hAnsi="Aptos" w:cs="Aptos"/>
-        </w:rPr>
-        <w:t>ตามสัญญาจ้างงานของคุณ</w:t>
-      </w:r>
-      <w:proofErr w:type="spellEnd"/>
-      <w:r>
-        <w:rPr>
-          <w:rFonts w:ascii="Aptos" w:eastAsia="Aptos" w:hAnsi="Aptos" w:cs="Aptos"/>
-        </w:rPr>
-        <w:t xml:space="preserve"> </w:t>
-      </w:r>
-      <w:proofErr w:type="spellStart"/>
-      <w:r>
-        <w:rPr>
-          <w:rFonts w:ascii="Aptos" w:eastAsia="Aptos" w:hAnsi="Aptos" w:cs="Aptos"/>
-        </w:rPr>
-        <w:t>คือ</w:t>
-      </w:r>
-      <w:proofErr w:type="spellEnd"/>
-      <w:r>
-        <w:rPr>
-          <w:rFonts w:ascii="Aptos" w:eastAsia="Aptos" w:hAnsi="Aptos" w:cs="Aptos"/>
-        </w:rPr>
-        <w:t xml:space="preserve"> </w:t>
-      </w:r>
-      <w:r>
-        <w:rPr>
-          <w:rFonts w:ascii="Aptos" w:eastAsia="Aptos" w:hAnsi="Aptos" w:cs="Aptos"/>
-        </w:rPr>
-        <w:t>{{STANDARD_START_TIME</w:t>
-      </w:r>
-      <w:r>
-        <w:rPr>
-          <w:rFonts w:ascii="Aptos" w:eastAsia="Aptos" w:hAnsi="Aptos" w:cs="Aptos"/>
-        </w:rPr>
-        <w:t>_TH</w:t>
-      </w:r>
-      <w:proofErr w:type="gramStart"/>
-      <w:r>
-        <w:rPr>
-          <w:rFonts w:ascii="Aptos" w:eastAsia="Aptos" w:hAnsi="Aptos" w:cs="Aptos"/>
-        </w:rPr>
-        <w:t>}}</w:t>
-      </w:r>
-      <w:r>
-        <w:rPr>
-          <w:rFonts w:ascii="Aptos" w:eastAsia="Aptos" w:hAnsi="Aptos" w:cs="Aptos"/>
-        </w:rPr>
-        <w:t xml:space="preserve"> </w:t>
-      </w:r>
-      <w:r>
-        <w:rPr>
-          <w:rFonts w:ascii="Aptos" w:eastAsia="Aptos" w:hAnsi="Aptos" w:cs="Aptos"/>
-        </w:rPr>
-        <w:t xml:space="preserve"> </w:t>
-      </w:r>
-      <w:proofErr w:type="spellStart"/>
-      <w:r>
-        <w:rPr>
-          <w:rFonts w:ascii="Aptos" w:eastAsia="Aptos" w:hAnsi="Aptos" w:cs="Aptos"/>
-        </w:rPr>
-        <w:t>ทุกวัน</w:t>
-      </w:r>
-      <w:proofErr w:type="spellEnd"/>
-      <w:proofErr w:type="gramEnd"/>
-      <w:r>
-        <w:rPr>
-          <w:rFonts w:ascii="Aptos" w:eastAsia="Aptos" w:hAnsi="Aptos" w:cs="Aptos"/>
-        </w:rPr>
-        <w:t xml:space="preserve"> </w:t>
-      </w:r>
-      <w:proofErr w:type="spellStart"/>
-      <w:r>
-        <w:rPr>
-          <w:rFonts w:ascii="Aptos" w:eastAsia="Aptos" w:hAnsi="Aptos" w:cs="Aptos"/>
-        </w:rPr>
-        <w:t>เว้นแต่จะระบุไว้เป็นอย่างอื่นในตารางการทำงานส่วนบุคคลของคุณ</w:t>
-      </w:r>
-      <w:proofErr w:type="spellEnd"/>
+      <w:r>
+        <w:rPr>
+          <w:rFonts w:ascii="Aptos" w:eastAsia="Aptos" w:hAnsi="Aptos" w:cs="Aptos"/>
+        </w:rPr>
+        <w:t xml:space="preserve"> ทุกวัน เว้นแต่จะระบุไว้เป็นอย่างอื่นในตารางการทำงานส่วนบุคคลของคุณ</w:t>
+      </w:r>
     </w:p>
     <w:p>
       <w:pPr>
@@ -5937,45 +3033,13 @@
           <w:b/>
           <w:bCs/>
         </w:rPr>
-        <w:t xml:space="preserve">Readiness / </w:t>
-      </w:r>
-      <w:proofErr w:type="spellStart"/>
-      <w:r>
-        <w:rPr>
-          <w:rFonts w:ascii="Aptos" w:eastAsia="Aptos" w:hAnsi="Aptos" w:cs="Aptos"/>
-          <w:b/>
-          <w:bCs/>
-        </w:rPr>
-        <w:t>ความพร้อม</w:t>
-      </w:r>
-      <w:proofErr w:type="spellEnd"/>
-      <w:r>
-        <w:rPr>
-          <w:rFonts w:ascii="Aptos" w:eastAsia="Aptos" w:hAnsi="Aptos" w:cs="Aptos"/>
-          <w:b/>
-          <w:bCs/>
-        </w:rPr>
-        <w:t>:</w:t>
-      </w:r>
-      <w:r>
-        <w:rPr>
-          <w:rFonts w:ascii="Aptos" w:eastAsia="Aptos" w:hAnsi="Aptos" w:cs="Aptos"/>
-        </w:rPr>
-        <w:t xml:space="preserve"> Employees are expected to be ready to commence their duties promptly at their scheduled start time. This includes being dressed in the correct uniform and prepared for their assigned tasks. </w:t>
-      </w:r>
-      <w:proofErr w:type="spellStart"/>
-      <w:r>
-        <w:rPr>
-          <w:rFonts w:ascii="Aptos" w:eastAsia="Aptos" w:hAnsi="Aptos" w:cs="Aptos"/>
-        </w:rPr>
-        <w:t>พนักงานต้องพร้อมเริ่มปฏิบัติหน้าที่ทันทีตามเวลาเริ่มงานที่กำหนด</w:t>
-      </w:r>
-      <w:proofErr w:type="spellEnd"/>
-      <w:r>
-        <w:rPr>
-          <w:rFonts w:ascii="Aptos" w:eastAsia="Aptos" w:hAnsi="Aptos" w:cs="Aptos"/>
-        </w:rPr>
-        <w:t xml:space="preserve"> ซึ่งรวมถึงการแต่งกายด้วยเครื่องแบบที่ถูกต้องและเตรียมพร้อมสำหรับงานที่ได้รับมอบหมาย</w:t>
+        <w:t>Readiness / ความพร้อม:</w:t>
+      </w:r>
+      <w:r>
+        <w:rPr>
+          <w:rFonts w:ascii="Aptos" w:eastAsia="Aptos" w:hAnsi="Aptos" w:cs="Aptos"/>
+        </w:rPr>
+        <w:t xml:space="preserve"> Employees are expected to be ready to commence their duties promptly at their scheduled start time. This includes being dressed in the correct uniform and prepared for their assigned tasks. พนักงานต้องพร้อมเริ่มปฏิบัติหน้าที่ทันทีตามเวลาเริ่มงานที่กำหนด ซึ่งรวมถึงการแต่งกายด้วยเครื่องแบบที่ถูกต้องและเตรียมพร้อมสำหรับงานที่ได้รับมอบหมาย</w:t>
       </w:r>
     </w:p>
     <w:p>
@@ -5995,18 +3059,8 @@
           <w:b/>
           <w:bCs/>
         </w:rPr>
-        <w:t xml:space="preserve">2. Punctuality and Lateness / </w:t>
-      </w:r>
-      <w:proofErr w:type="spellStart"/>
-      <w:r>
-        <w:rPr>
-          <w:rFonts w:ascii="Aptos" w:eastAsia="Aptos" w:hAnsi="Aptos" w:cs="Aptos"/>
-          <w:b/>
-          <w:bCs/>
-        </w:rPr>
-        <w:t>การตรงต่อเวลาและการมาสาย</w:t>
-      </w:r>
-      <w:proofErr w:type="spellEnd"/>
+        <w:t>2. Punctuality and Lateness / การตรงต่อเวลาและการมาสาย</w:t>
+      </w:r>
     </w:p>
     <w:p>
       <w:pPr>
@@ -6026,82 +3080,14 @@
           <w:b/>
           <w:bCs/>
         </w:rPr>
-        <w:t xml:space="preserve">On-Time Arrival / </w:t>
-      </w:r>
-      <w:proofErr w:type="spellStart"/>
-      <w:r>
-        <w:rPr>
-          <w:rFonts w:ascii="Aptos" w:eastAsia="Aptos" w:hAnsi="Aptos" w:cs="Aptos"/>
-          <w:b/>
-          <w:bCs/>
-        </w:rPr>
-        <w:t>การมาถึงตรงเวลา</w:t>
-      </w:r>
-      <w:proofErr w:type="spellEnd"/>
-      <w:r>
-        <w:rPr>
-          <w:rFonts w:ascii="Aptos" w:eastAsia="Aptos" w:hAnsi="Aptos" w:cs="Aptos"/>
-          <w:b/>
-          <w:bCs/>
-        </w:rPr>
-        <w:t>:</w:t>
-      </w:r>
-      <w:r>
-        <w:rPr>
-          <w:rFonts w:ascii="Aptos" w:eastAsia="Aptos" w:hAnsi="Aptos" w:cs="Aptos"/>
-        </w:rPr>
-        <w:t xml:space="preserve"> Arriving on time is a fundamental expectation for all employees. Consistent punctuality demonstrates respect for colleagues, customers, and the operational needs of the restaurant. </w:t>
-      </w:r>
-      <w:proofErr w:type="spellStart"/>
-      <w:r>
-        <w:rPr>
-          <w:rFonts w:ascii="Aptos" w:eastAsia="Aptos" w:hAnsi="Aptos" w:cs="Aptos"/>
-        </w:rPr>
-        <w:t>การมาถึงตรงเวลาเป็นความคาดหวังพื้นฐานสำหรับพนักงานทุกคน</w:t>
-      </w:r>
-      <w:proofErr w:type="spellEnd"/>
-      <w:r>
-        <w:rPr>
-          <w:rFonts w:ascii="Aptos" w:eastAsia="Aptos" w:hAnsi="Aptos" w:cs="Aptos"/>
-        </w:rPr>
-        <w:t xml:space="preserve"> </w:t>
-      </w:r>
-      <w:proofErr w:type="spellStart"/>
-      <w:r>
-        <w:rPr>
-          <w:rFonts w:ascii="Aptos" w:eastAsia="Aptos" w:hAnsi="Aptos" w:cs="Aptos"/>
-        </w:rPr>
-        <w:t>การตรงต่อเวลาอย่างสม่ำเสมอแสดงถึงความเคารพต่อเพื่อนร่วมงาน</w:t>
-      </w:r>
-      <w:proofErr w:type="spellEnd"/>
-      <w:r>
-        <w:rPr>
-          <w:rFonts w:ascii="Aptos" w:eastAsia="Aptos" w:hAnsi="Aptos" w:cs="Aptos"/>
-        </w:rPr>
-        <w:t xml:space="preserve"> </w:t>
-      </w:r>
-      <w:proofErr w:type="spellStart"/>
-      <w:r>
-        <w:rPr>
-          <w:rFonts w:ascii="Aptos" w:eastAsia="Aptos" w:hAnsi="Aptos" w:cs="Aptos"/>
-        </w:rPr>
-        <w:t>ลูกค้า</w:t>
-      </w:r>
-      <w:proofErr w:type="spellEnd"/>
-      <w:r>
-        <w:rPr>
-          <w:rFonts w:ascii="Aptos" w:eastAsia="Aptos" w:hAnsi="Aptos" w:cs="Aptos"/>
-        </w:rPr>
-        <w:t xml:space="preserve"> </w:t>
-      </w:r>
-      <w:proofErr w:type="spellStart"/>
-      <w:r>
-        <w:rPr>
-          <w:rFonts w:ascii="Aptos" w:eastAsia="Aptos" w:hAnsi="Aptos" w:cs="Aptos"/>
-        </w:rPr>
-        <w:t>และความต้องการในการดำเนินงานของร้านอาหาร</w:t>
-      </w:r>
-      <w:proofErr w:type="spellEnd"/>
+        <w:t>On-Time Arrival / การมาถึงตรงเวลา:</w:t>
+      </w:r>
+      <w:r>
+        <w:rPr>
+          <w:rFonts w:ascii="Aptos" w:eastAsia="Aptos" w:hAnsi="Aptos" w:cs="Aptos"/>
+        </w:rPr>
+        <w:t xml:space="preserve"> Arriving on time is a fundamental expectation for all employees. Consistent punctuality demonstrates respect for colleagues, customers, and the operational needs of the restaurant. การมาถึงตรงเวลาเป็นความคาดหวังพื้นฐานสำหรับพนักงานทุกคน การตรงต่อเวลาอย่างสม่ำเสมอแสดงถึงความเคารพต่อเพื่อนร่วมงาน ลูกค้า และความต้องการในการดำเนินงานของร้านอาหาร</w:t>
+      </w:r>
     </w:p>
     <w:p>
       <w:pPr>
@@ -6121,25 +3107,7 @@
           <w:b/>
           <w:bCs/>
         </w:rPr>
-        <w:t xml:space="preserve">Definition of Lateness / </w:t>
-      </w:r>
-      <w:proofErr w:type="spellStart"/>
-      <w:r>
-        <w:rPr>
-          <w:rFonts w:ascii="Aptos" w:eastAsia="Aptos" w:hAnsi="Aptos" w:cs="Aptos"/>
-          <w:b/>
-          <w:bCs/>
-        </w:rPr>
-        <w:t>คำจำกัดความของการมาสาย</w:t>
-      </w:r>
-      <w:proofErr w:type="spellEnd"/>
-      <w:r>
-        <w:rPr>
-          <w:rFonts w:ascii="Aptos" w:eastAsia="Aptos" w:hAnsi="Aptos" w:cs="Aptos"/>
-          <w:b/>
-          <w:bCs/>
-        </w:rPr>
-        <w:t>:</w:t>
+        <w:t>Definition of Lateness / คำจำกัดความของการมาสาย:</w:t>
       </w:r>
       <w:r>
         <w:rPr>
@@ -6174,25 +3142,8 @@
           <w:b/>
           <w:bCs/>
         </w:rPr>
-        <w:t xml:space="preserve">Procedure for Late Arrival / </w:t>
-      </w:r>
-      <w:proofErr w:type="spellStart"/>
-      <w:r>
-        <w:rPr>
-          <w:rFonts w:ascii="Aptos" w:eastAsia="Aptos" w:hAnsi="Aptos" w:cs="Aptos"/>
-          <w:b/>
-          <w:bCs/>
-        </w:rPr>
-        <w:t>ขั้นตอนสำหรับการมาสาย</w:t>
-      </w:r>
-      <w:proofErr w:type="spellEnd"/>
-      <w:r>
-        <w:rPr>
-          <w:rFonts w:ascii="Aptos" w:eastAsia="Aptos" w:hAnsi="Aptos" w:cs="Aptos"/>
-          <w:b/>
-          <w:bCs/>
-        </w:rPr>
-        <w:t>:</w:t>
+        <w:lastRenderedPageBreak/>
+        <w:t>Procedure for Late Arrival / ขั้นตอนสำหรับการมาสาย:</w:t>
       </w:r>
     </w:p>
     <w:p>
@@ -6213,97 +3164,14 @@
           <w:b/>
           <w:bCs/>
         </w:rPr>
-        <w:t xml:space="preserve">Notification / </w:t>
-      </w:r>
-      <w:proofErr w:type="spellStart"/>
-      <w:r>
-        <w:rPr>
-          <w:rFonts w:ascii="Aptos" w:eastAsia="Aptos" w:hAnsi="Aptos" w:cs="Aptos"/>
-          <w:b/>
-          <w:bCs/>
-        </w:rPr>
-        <w:t>การแจ้งเตือน</w:t>
-      </w:r>
-      <w:proofErr w:type="spellEnd"/>
-      <w:r>
-        <w:rPr>
-          <w:rFonts w:ascii="Aptos" w:eastAsia="Aptos" w:hAnsi="Aptos" w:cs="Aptos"/>
-          <w:b/>
-          <w:bCs/>
-        </w:rPr>
-        <w:t>:</w:t>
-      </w:r>
-      <w:r>
-        <w:rPr>
-          <w:rFonts w:ascii="Aptos" w:eastAsia="Aptos" w:hAnsi="Aptos" w:cs="Aptos"/>
-        </w:rPr>
-        <w:t xml:space="preserve"> Any employee who anticipates being late must notify their immediate supervisor as soon as possible, providing a reason for the delay and an estimated time of arrival. Notification should be made via phone call or message (preferably by LINE application). Employees are also encouraged to notify their colleagues. พนักงานคน</w:t>
-      </w:r>
-      <w:proofErr w:type="spellStart"/>
-      <w:r>
-        <w:rPr>
-          <w:rFonts w:ascii="Aptos" w:eastAsia="Aptos" w:hAnsi="Aptos" w:cs="Aptos"/>
-        </w:rPr>
-        <w:t>ใดที่คาดว่าจะมาสายต้องแจ้งหัวหน้างานโดยตรงให้เร็วที่สุด</w:t>
-      </w:r>
-      <w:proofErr w:type="spellEnd"/>
-      <w:r>
-        <w:rPr>
-          <w:rFonts w:ascii="Aptos" w:eastAsia="Aptos" w:hAnsi="Aptos" w:cs="Aptos"/>
-        </w:rPr>
-        <w:t xml:space="preserve"> </w:t>
-      </w:r>
-      <w:proofErr w:type="spellStart"/>
-      <w:r>
-        <w:rPr>
-          <w:rFonts w:ascii="Aptos" w:eastAsia="Aptos" w:hAnsi="Aptos" w:cs="Aptos"/>
-        </w:rPr>
-        <w:lastRenderedPageBreak/>
-        <w:t>โดยระบุเหตุผลของความล่าช้าและเวลาที่จะมาถึงโดยประมาณ</w:t>
-      </w:r>
-      <w:proofErr w:type="spellEnd"/>
-      <w:r>
-        <w:rPr>
-          <w:rFonts w:ascii="Aptos" w:eastAsia="Aptos" w:hAnsi="Aptos" w:cs="Aptos"/>
-        </w:rPr>
-        <w:t xml:space="preserve"> </w:t>
-      </w:r>
-      <w:proofErr w:type="spellStart"/>
-      <w:r>
-        <w:rPr>
-          <w:rFonts w:ascii="Aptos" w:eastAsia="Aptos" w:hAnsi="Aptos" w:cs="Aptos"/>
-        </w:rPr>
-        <w:t>การแจ้งเตือนควรทำผ่านการโทรศัพท์หรือข้อความ</w:t>
-      </w:r>
-      <w:proofErr w:type="spellEnd"/>
-      <w:r>
-        <w:rPr>
-          <w:rFonts w:ascii="Aptos" w:eastAsia="Aptos" w:hAnsi="Aptos" w:cs="Aptos"/>
-        </w:rPr>
-        <w:t xml:space="preserve"> (</w:t>
-      </w:r>
-      <w:proofErr w:type="spellStart"/>
-      <w:r>
-        <w:rPr>
-          <w:rFonts w:ascii="Aptos" w:eastAsia="Aptos" w:hAnsi="Aptos" w:cs="Aptos"/>
-        </w:rPr>
-        <w:t>ควรใช้แอปพลิเคชัน</w:t>
-      </w:r>
-      <w:proofErr w:type="spellEnd"/>
-      <w:r>
-        <w:rPr>
-          <w:rFonts w:ascii="Aptos" w:eastAsia="Aptos" w:hAnsi="Aptos" w:cs="Aptos"/>
-        </w:rPr>
-        <w:t xml:space="preserve"> LINE) </w:t>
-      </w:r>
-      <w:proofErr w:type="spellStart"/>
-      <w:r>
-        <w:rPr>
-          <w:rFonts w:ascii="Aptos" w:eastAsia="Aptos" w:hAnsi="Aptos" w:cs="Aptos"/>
-        </w:rPr>
-        <w:t>พนักงานควรแจ้งให้เพื่อนร่วมงานทราบด้วย</w:t>
-      </w:r>
-      <w:proofErr w:type="spellEnd"/>
+        <w:t>Notification / การแจ้งเตือน:</w:t>
+      </w:r>
+      <w:r>
+        <w:rPr>
+          <w:rFonts w:ascii="Aptos" w:eastAsia="Aptos" w:hAnsi="Aptos" w:cs="Aptos"/>
+        </w:rPr>
+        <w:t xml:space="preserve"> Any employee who anticipates being late must notify their immediate supervisor as soon as possible, providing a reason for the delay and an estimated time of arrival. Notification should be made via phone call or message (preferably by LINE application). Employees are also encouraged to notify their colleagues. พนักงานคนใดที่คาดว่าจะมาสายต้องแจ้งหัวหน้างานโดยตรงให้เร็วที่สุด โดยระบุเหตุผลของความล่าช้าและเวลาที่จะมาถึงโดยประมาณ การแจ้งเตือนควรทำผ่านการโทรศัพท์หรือข้อความ (ควรใช้แอปพลิเคชัน LINE) พนักงานควรแจ้งให้เพื่อนร่วมงานทราบด้วย</w:t>
+      </w:r>
     </w:p>
     <w:p>
       <w:pPr>
@@ -6323,45 +3191,13 @@
           <w:b/>
           <w:bCs/>
         </w:rPr>
-        <w:t xml:space="preserve">Reporting / </w:t>
-      </w:r>
-      <w:proofErr w:type="spellStart"/>
-      <w:r>
-        <w:rPr>
-          <w:rFonts w:ascii="Aptos" w:eastAsia="Aptos" w:hAnsi="Aptos" w:cs="Aptos"/>
-          <w:b/>
-          <w:bCs/>
-        </w:rPr>
-        <w:t>การรายงานตัว</w:t>
-      </w:r>
-      <w:proofErr w:type="spellEnd"/>
-      <w:r>
-        <w:rPr>
-          <w:rFonts w:ascii="Aptos" w:eastAsia="Aptos" w:hAnsi="Aptos" w:cs="Aptos"/>
-          <w:b/>
-          <w:bCs/>
-        </w:rPr>
-        <w:t>:</w:t>
-      </w:r>
-      <w:r>
-        <w:rPr>
-          <w:rFonts w:ascii="Aptos" w:eastAsia="Aptos" w:hAnsi="Aptos" w:cs="Aptos"/>
-        </w:rPr>
-        <w:t xml:space="preserve"> Upon arrival, the employee must immediately report to their supervisor to explain the reason for their lateness. </w:t>
-      </w:r>
-      <w:proofErr w:type="spellStart"/>
-      <w:r>
-        <w:rPr>
-          <w:rFonts w:ascii="Aptos" w:eastAsia="Aptos" w:hAnsi="Aptos" w:cs="Aptos"/>
-        </w:rPr>
-        <w:t>เมื่อมาถึง</w:t>
-      </w:r>
-      <w:proofErr w:type="spellEnd"/>
-      <w:r>
-        <w:rPr>
-          <w:rFonts w:ascii="Aptos" w:eastAsia="Aptos" w:hAnsi="Aptos" w:cs="Aptos"/>
-        </w:rPr>
-        <w:t xml:space="preserve"> พนักงานต้องรายงานตัวต่อหัวหน้างานทันทีเพื่ออธิบายเหตุผลของการมาสาย</w:t>
+        <w:t>Reporting / การรายงานตัว:</w:t>
+      </w:r>
+      <w:r>
+        <w:rPr>
+          <w:rFonts w:ascii="Aptos" w:eastAsia="Aptos" w:hAnsi="Aptos" w:cs="Aptos"/>
+        </w:rPr>
+        <w:t xml:space="preserve"> Upon arrival, the employee must immediately report to their supervisor to explain the reason for their lateness. เมื่อมาถึง พนักงานต้องรายงานตัวต่อหัวหน้างานทันทีเพื่ออธิบายเหตุผลของการมาสาย</w:t>
       </w:r>
     </w:p>
     <w:p>
@@ -6382,59 +3218,13 @@
           <w:b/>
           <w:bCs/>
         </w:rPr>
-        <w:t xml:space="preserve">Consequences of Repeated Lateness / </w:t>
-      </w:r>
-      <w:proofErr w:type="spellStart"/>
-      <w:r>
-        <w:rPr>
-          <w:rFonts w:ascii="Aptos" w:eastAsia="Aptos" w:hAnsi="Aptos" w:cs="Aptos"/>
-          <w:b/>
-          <w:bCs/>
-        </w:rPr>
-        <w:t>ผลของการมาสายซ้ำซาก</w:t>
-      </w:r>
-      <w:proofErr w:type="spellEnd"/>
-      <w:r>
-        <w:rPr>
-          <w:rFonts w:ascii="Aptos" w:eastAsia="Aptos" w:hAnsi="Aptos" w:cs="Aptos"/>
-          <w:b/>
-          <w:bCs/>
-        </w:rPr>
-        <w:t>:</w:t>
-      </w:r>
-      <w:r>
-        <w:rPr>
-          <w:rFonts w:ascii="Aptos" w:eastAsia="Aptos" w:hAnsi="Aptos" w:cs="Aptos"/>
-        </w:rPr>
-        <w:t xml:space="preserve"> Consistent or unexplained lateness can disrupt restaurant operations and negatively impact team efficiency. Repeated instances of lateness will be addressed through the following progressive disciplinary actions: การมาสายอย่างสม่ำเสมอหรือไม่มีคำอธิบายสามารถขัดขวางการดำเนินงานของร้านอาหารและส่งผลเสียต่อประสิทธิภาพของทีม </w:t>
-      </w:r>
-      <w:proofErr w:type="spellStart"/>
-      <w:r>
-        <w:rPr>
-          <w:rFonts w:ascii="Aptos" w:eastAsia="Aptos" w:hAnsi="Aptos" w:cs="Aptos"/>
-        </w:rPr>
-        <w:t>กรณีการมาสายซ้ำๆ</w:t>
-      </w:r>
-      <w:proofErr w:type="spellEnd"/>
-      <w:r>
-        <w:rPr>
-          <w:rFonts w:ascii="Aptos" w:eastAsia="Aptos" w:hAnsi="Aptos" w:cs="Aptos"/>
-        </w:rPr>
-        <w:t xml:space="preserve"> </w:t>
-      </w:r>
-      <w:proofErr w:type="spellStart"/>
-      <w:r>
-        <w:rPr>
-          <w:rFonts w:ascii="Aptos" w:eastAsia="Aptos" w:hAnsi="Aptos" w:cs="Aptos"/>
-        </w:rPr>
-        <w:t>จะได้รับการจัดการผ่านการดำเนินการทางวินัยตามลำดับขั้นดังนี้</w:t>
-      </w:r>
-      <w:proofErr w:type="spellEnd"/>
-      <w:r>
-        <w:rPr>
-          <w:rFonts w:ascii="Aptos" w:eastAsia="Aptos" w:hAnsi="Aptos" w:cs="Aptos"/>
-        </w:rPr>
-        <w:t>:</w:t>
+        <w:t>Consequences of Repeated Lateness / ผลของการมาสายซ้ำซาก:</w:t>
+      </w:r>
+      <w:r>
+        <w:rPr>
+          <w:rFonts w:ascii="Aptos" w:eastAsia="Aptos" w:hAnsi="Aptos" w:cs="Aptos"/>
+        </w:rPr>
+        <w:t xml:space="preserve"> Consistent or unexplained lateness can disrupt restaurant operations and negatively impact team efficiency. Repeated instances of lateness will be addressed through the following progressive disciplinary actions: การมาสายอย่างสม่ำเสมอหรือไม่มีคำอธิบายสามารถขัดขวางการดำเนินงานของร้านอาหารและส่งผลเสียต่อประสิทธิภาพของทีม กรณีการมาสายซ้ำๆ จะได้รับการจัดการผ่านการดำเนินการทางวินัยตามลำดับขั้นดังนี้:</w:t>
       </w:r>
     </w:p>
     <w:p>
@@ -6455,40 +3245,14 @@
           <w:b/>
           <w:bCs/>
         </w:rPr>
-        <w:t xml:space="preserve">First Instance / </w:t>
-      </w:r>
-      <w:proofErr w:type="spellStart"/>
-      <w:r>
-        <w:rPr>
-          <w:rFonts w:ascii="Aptos" w:eastAsia="Aptos" w:hAnsi="Aptos" w:cs="Aptos"/>
-          <w:b/>
-          <w:bCs/>
-        </w:rPr>
-        <w:t>ครั้งแรก</w:t>
-      </w:r>
-      <w:proofErr w:type="spellEnd"/>
-      <w:r>
-        <w:rPr>
-          <w:rFonts w:ascii="Aptos" w:eastAsia="Aptos" w:hAnsi="Aptos" w:cs="Aptos"/>
-          <w:b/>
-          <w:bCs/>
-        </w:rPr>
-        <w:t>:</w:t>
-      </w:r>
-      <w:r>
-        <w:rPr>
-          <w:rFonts w:ascii="Aptos" w:eastAsia="Aptos" w:hAnsi="Aptos" w:cs="Aptos"/>
-        </w:rPr>
-        <w:t xml:space="preserve"> Verbal warning and documented in the employee's record. </w:t>
-      </w:r>
-      <w:proofErr w:type="spellStart"/>
-      <w:r>
-        <w:rPr>
-          <w:rFonts w:ascii="Aptos" w:eastAsia="Aptos" w:hAnsi="Aptos" w:cs="Aptos"/>
-        </w:rPr>
-        <w:t>ตักเตือนด้วยวาจาและบันทึกในประวัติพนักงาน</w:t>
-      </w:r>
-      <w:proofErr w:type="spellEnd"/>
+        <w:t>First Instance / ครั้งแรก:</w:t>
+      </w:r>
+      <w:r>
+        <w:rPr>
+          <w:rFonts w:ascii="Aptos" w:eastAsia="Aptos" w:hAnsi="Aptos" w:cs="Aptos"/>
+        </w:rPr>
+        <w:t xml:space="preserve"> Verbal warning and documented in the employee's record. ตักเตือนด้วยวาจาและบันทึกในประวัติพนักงาน</w:t>
+      </w:r>
     </w:p>
     <w:p>
       <w:pPr>
@@ -6508,43 +3272,7 @@
           <w:b/>
           <w:bCs/>
         </w:rPr>
-        <w:t xml:space="preserve">Second Instance (within a one-month period) / </w:t>
-      </w:r>
-      <w:proofErr w:type="spellStart"/>
-      <w:r>
-        <w:rPr>
-          <w:rFonts w:ascii="Aptos" w:eastAsia="Aptos" w:hAnsi="Aptos" w:cs="Aptos"/>
-          <w:b/>
-          <w:bCs/>
-        </w:rPr>
-        <w:t>ครั้งที่สอง</w:t>
-      </w:r>
-      <w:proofErr w:type="spellEnd"/>
-      <w:r>
-        <w:rPr>
-          <w:rFonts w:ascii="Aptos" w:eastAsia="Aptos" w:hAnsi="Aptos" w:cs="Aptos"/>
-          <w:b/>
-          <w:bCs/>
-        </w:rPr>
-        <w:t xml:space="preserve"> (</w:t>
-      </w:r>
-      <w:proofErr w:type="spellStart"/>
-      <w:r>
-        <w:rPr>
-          <w:rFonts w:ascii="Aptos" w:eastAsia="Aptos" w:hAnsi="Aptos" w:cs="Aptos"/>
-          <w:b/>
-          <w:bCs/>
-        </w:rPr>
-        <w:t>ภายในระยะเวลาหนึ่งเดือน</w:t>
-      </w:r>
-      <w:proofErr w:type="spellEnd"/>
-      <w:r>
-        <w:rPr>
-          <w:rFonts w:ascii="Aptos" w:eastAsia="Aptos" w:hAnsi="Aptos" w:cs="Aptos"/>
-          <w:b/>
-          <w:bCs/>
-        </w:rPr>
-        <w:t>):</w:t>
+        <w:t>Second Instance (within a one-month period) / ครั้งที่สอง (ภายในระยะเวลาหนึ่งเดือน):</w:t>
       </w:r>
       <w:r>
         <w:rPr>
@@ -6571,72 +3299,14 @@
           <w:b/>
           <w:bCs/>
         </w:rPr>
-        <w:t xml:space="preserve">Third Instance (within a three-month period) / </w:t>
-      </w:r>
-      <w:proofErr w:type="spellStart"/>
-      <w:r>
-        <w:rPr>
-          <w:rFonts w:ascii="Aptos" w:eastAsia="Aptos" w:hAnsi="Aptos" w:cs="Aptos"/>
-          <w:b/>
-          <w:bCs/>
-        </w:rPr>
-        <w:t>ครั้งที่สาม</w:t>
-      </w:r>
-      <w:proofErr w:type="spellEnd"/>
-      <w:r>
-        <w:rPr>
-          <w:rFonts w:ascii="Aptos" w:eastAsia="Aptos" w:hAnsi="Aptos" w:cs="Aptos"/>
-          <w:b/>
-          <w:bCs/>
-        </w:rPr>
-        <w:t xml:space="preserve"> (</w:t>
-      </w:r>
-      <w:proofErr w:type="spellStart"/>
-      <w:r>
-        <w:rPr>
-          <w:rFonts w:ascii="Aptos" w:eastAsia="Aptos" w:hAnsi="Aptos" w:cs="Aptos"/>
-          <w:b/>
-          <w:bCs/>
-        </w:rPr>
-        <w:t>ภายในระยะเวลาสามเดือน</w:t>
-      </w:r>
-      <w:proofErr w:type="spellEnd"/>
-      <w:r>
-        <w:rPr>
-          <w:rFonts w:ascii="Aptos" w:eastAsia="Aptos" w:hAnsi="Aptos" w:cs="Aptos"/>
-          <w:b/>
-          <w:bCs/>
-        </w:rPr>
-        <w:t>):</w:t>
-      </w:r>
-      <w:r>
-        <w:rPr>
-          <w:rFonts w:ascii="Aptos" w:eastAsia="Aptos" w:hAnsi="Aptos" w:cs="Aptos"/>
-        </w:rPr>
-        <w:t xml:space="preserve"> Suspension without pay for one (1) working day. </w:t>
-      </w:r>
-      <w:proofErr w:type="spellStart"/>
-      <w:r>
-        <w:rPr>
-          <w:rFonts w:ascii="Aptos" w:eastAsia="Aptos" w:hAnsi="Aptos" w:cs="Aptos"/>
-        </w:rPr>
-        <w:t>พักงานโดยไม่ได้รับค่าจ้างเป็นเวลาหนึ่ง</w:t>
-      </w:r>
-      <w:proofErr w:type="spellEnd"/>
-      <w:r>
-        <w:rPr>
-          <w:rFonts w:ascii="Aptos" w:eastAsia="Aptos" w:hAnsi="Aptos" w:cs="Aptos"/>
-        </w:rPr>
-        <w:t xml:space="preserve"> (1) </w:t>
-      </w:r>
-      <w:proofErr w:type="spellStart"/>
-      <w:r>
-        <w:rPr>
-          <w:rFonts w:ascii="Aptos" w:eastAsia="Aptos" w:hAnsi="Aptos" w:cs="Aptos"/>
-        </w:rPr>
-        <w:t>วันทำการ</w:t>
-      </w:r>
-      <w:proofErr w:type="spellEnd"/>
+        <w:t>Third Instance (within a three-month period) / ครั้งที่สาม (ภายในระยะเวลาสามเดือน):</w:t>
+      </w:r>
+      <w:r>
+        <w:rPr>
+          <w:rFonts w:ascii="Aptos" w:eastAsia="Aptos" w:hAnsi="Aptos" w:cs="Aptos"/>
+        </w:rPr>
+        <w:t xml:space="preserve"> Suspension without pay for one (1) working day. พักงานโดยไม่ได้รับค่าจ้างเป็นเวลาหนึ่ง (1) วันทำการ</w:t>
+      </w:r>
     </w:p>
     <w:p>
       <w:pPr>
@@ -6656,45 +3326,13 @@
           <w:b/>
           <w:bCs/>
         </w:rPr>
-        <w:t xml:space="preserve">Continued Lateness / </w:t>
-      </w:r>
-      <w:proofErr w:type="spellStart"/>
-      <w:r>
-        <w:rPr>
-          <w:rFonts w:ascii="Aptos" w:eastAsia="Aptos" w:hAnsi="Aptos" w:cs="Aptos"/>
-          <w:b/>
-          <w:bCs/>
-        </w:rPr>
-        <w:t>การมาสายอย่างต่อเนื่อง</w:t>
-      </w:r>
-      <w:proofErr w:type="spellEnd"/>
-      <w:r>
-        <w:rPr>
-          <w:rFonts w:ascii="Aptos" w:eastAsia="Aptos" w:hAnsi="Aptos" w:cs="Aptos"/>
-          <w:b/>
-          <w:bCs/>
-        </w:rPr>
-        <w:t>:</w:t>
-      </w:r>
-      <w:r>
-        <w:rPr>
-          <w:rFonts w:ascii="Aptos" w:eastAsia="Aptos" w:hAnsi="Aptos" w:cs="Aptos"/>
-        </w:rPr>
-        <w:t xml:space="preserve"> Continued disregard for the punctuality rules may result in further disciplinary action up to and including termination of employment, in accordance with Thai labor law. The management reserves the right to determine appropriate action for persistent lateness beyond the progressive steps. การเพิกเฉยต่อกฎการตรงต่อเวลาอย่างต่อเนื่องอาจส่งผลให้มีการดำเนินการทางวินัยเพิ่มเติมจนถึงขั้นเลิกจ้าง </w:t>
-      </w:r>
-      <w:proofErr w:type="spellStart"/>
-      <w:r>
-        <w:rPr>
-          <w:rFonts w:ascii="Aptos" w:eastAsia="Aptos" w:hAnsi="Aptos" w:cs="Aptos"/>
-        </w:rPr>
-        <w:t>ตามกฎหมายแรงงานไทย</w:t>
-      </w:r>
-      <w:proofErr w:type="spellEnd"/>
-      <w:r>
-        <w:rPr>
-          <w:rFonts w:ascii="Aptos" w:eastAsia="Aptos" w:hAnsi="Aptos" w:cs="Aptos"/>
-        </w:rPr>
-        <w:t xml:space="preserve"> ฝ่ายบริหารขอสงวนสิทธิ์ในการกำหนดมาตรการที่เหมาะสมสำหรับการมาสายอย่างต่อเนื่องนอกเหนือจากขั้นตอนตามลำดับ</w:t>
+        <w:t>Continued Lateness / การมาสายอย่างต่อเนื่อง:</w:t>
+      </w:r>
+      <w:r>
+        <w:rPr>
+          <w:rFonts w:ascii="Aptos" w:eastAsia="Aptos" w:hAnsi="Aptos" w:cs="Aptos"/>
+        </w:rPr>
+        <w:t xml:space="preserve"> Continued disregard for the punctuality rules may result in further disciplinary action up to and including termination of employment, in accordance with Thai labor law. The management reserves the right to determine appropriate action for persistent lateness beyond the progressive steps. การเพิกเฉยต่อกฎการตรงต่อเวลาอย่างต่อเนื่องอาจส่งผลให้มีการดำเนินการทางวินัยเพิ่มเติมจนถึงขั้นเลิกจ้าง ตามกฎหมายแรงงานไทย ฝ่ายบริหารขอสงวนสิทธิ์ในการกำหนดมาตรการที่เหมาะสมสำหรับการมาสายอย่างต่อเนื่องนอกเหนือจากขั้นตอนตามลำดับ</w:t>
       </w:r>
     </w:p>
     <w:p>
@@ -6714,18 +3352,8 @@
           <w:b/>
           <w:bCs/>
         </w:rPr>
-        <w:t xml:space="preserve">3. Absences / </w:t>
-      </w:r>
-      <w:proofErr w:type="spellStart"/>
-      <w:r>
-        <w:rPr>
-          <w:rFonts w:ascii="Aptos" w:eastAsia="Aptos" w:hAnsi="Aptos" w:cs="Aptos"/>
-          <w:b/>
-          <w:bCs/>
-        </w:rPr>
-        <w:t>การขาดงาน</w:t>
-      </w:r>
-      <w:proofErr w:type="spellEnd"/>
+        <w:t>3. Absences / การขาดงาน</w:t>
+      </w:r>
     </w:p>
     <w:p>
       <w:pPr>
@@ -6745,54 +3373,14 @@
           <w:b/>
           <w:bCs/>
         </w:rPr>
-        <w:t xml:space="preserve">Notification of Absence / </w:t>
-      </w:r>
-      <w:proofErr w:type="spellStart"/>
-      <w:r>
-        <w:rPr>
-          <w:rFonts w:ascii="Aptos" w:eastAsia="Aptos" w:hAnsi="Aptos" w:cs="Aptos"/>
-          <w:b/>
-          <w:bCs/>
-        </w:rPr>
-        <w:t>การแจ้งการขาดงาน</w:t>
-      </w:r>
-      <w:proofErr w:type="spellEnd"/>
-      <w:r>
-        <w:rPr>
-          <w:rFonts w:ascii="Aptos" w:eastAsia="Aptos" w:hAnsi="Aptos" w:cs="Aptos"/>
-          <w:b/>
-          <w:bCs/>
-        </w:rPr>
-        <w:t>:</w:t>
-      </w:r>
-      <w:r>
-        <w:rPr>
-          <w:rFonts w:ascii="Aptos" w:eastAsia="Aptos" w:hAnsi="Aptos" w:cs="Aptos"/>
-        </w:rPr>
-        <w:t xml:space="preserve"> If an employee is unable to come to work due to illness or any other unavoidable reason, they must notify their immediate supervisor as soon as possible, preferably at least one hour before their scheduled start time. หากพนักงานไม่สามารถมาทำงานได้เนื่องจากการเจ็บป่วยหรือเหตุผลที่หลีกเลี่ยงไม่ได้อื่นใด </w:t>
-      </w:r>
-      <w:proofErr w:type="spellStart"/>
-      <w:r>
-        <w:rPr>
-          <w:rFonts w:ascii="Aptos" w:eastAsia="Aptos" w:hAnsi="Aptos" w:cs="Aptos"/>
-        </w:rPr>
-        <w:t>ต้องแจ้งหัวหน้างานโดยตรงให้เร็วที่สุด</w:t>
-      </w:r>
-      <w:proofErr w:type="spellEnd"/>
-      <w:r>
-        <w:rPr>
-          <w:rFonts w:ascii="Aptos" w:eastAsia="Aptos" w:hAnsi="Aptos" w:cs="Aptos"/>
-        </w:rPr>
-        <w:t xml:space="preserve"> </w:t>
-      </w:r>
-      <w:proofErr w:type="spellStart"/>
-      <w:r>
-        <w:rPr>
-          <w:rFonts w:ascii="Aptos" w:eastAsia="Aptos" w:hAnsi="Aptos" w:cs="Aptos"/>
-        </w:rPr>
-        <w:t>โดยควรแจ้งล่วงหน้าอย่างน้อยหนึ่งชั่วโมงก่อนเวลาเริ่มงานตามกำหนด</w:t>
-      </w:r>
-      <w:proofErr w:type="spellEnd"/>
+        <w:t>Notification of Absence / การแจ้งการขาดงาน:</w:t>
+      </w:r>
+      <w:r>
+        <w:rPr>
+          <w:rFonts w:ascii="Aptos" w:eastAsia="Aptos" w:hAnsi="Aptos" w:cs="Aptos"/>
+        </w:rPr>
+        <w:t xml:space="preserve"> If an employee is unable to come to work due to illness or any other unavoidable reason, they must notify their immediate supervisor as soon as possible, preferably at least one hour before their scheduled start time. หากพนักงานไม่สามารถมาทำงานได้เนื่องจากการเจ็บป่วยหรือเหตุผลที่หลีกเลี่ยงไม่ได้อื่นใด ต้องแจ้งหัวหน้างานโดยตรงให้เร็วที่สุด โดยควรแจ้งล่วงหน้าอย่างน้อยหนึ่งชั่วโมงก่อนเวลาเริ่มงานตามกำหนด</w:t>
+      </w:r>
     </w:p>
     <w:p>
       <w:pPr>
@@ -6812,68 +3400,15 @@
           <w:b/>
           <w:bCs/>
         </w:rPr>
-        <w:t xml:space="preserve">Supporting Documentation / </w:t>
-      </w:r>
-      <w:proofErr w:type="spellStart"/>
-      <w:r>
-        <w:rPr>
-          <w:rFonts w:ascii="Aptos" w:eastAsia="Aptos" w:hAnsi="Aptos" w:cs="Aptos"/>
-          <w:b/>
-          <w:bCs/>
-        </w:rPr>
-        <w:t>เอกสารประกอบ</w:t>
-      </w:r>
-      <w:proofErr w:type="spellEnd"/>
-      <w:r>
-        <w:rPr>
-          <w:rFonts w:ascii="Aptos" w:eastAsia="Aptos" w:hAnsi="Aptos" w:cs="Aptos"/>
-          <w:b/>
-          <w:bCs/>
-        </w:rPr>
-        <w:t>:</w:t>
-      </w:r>
-      <w:r>
-        <w:rPr>
-          <w:rFonts w:ascii="Aptos" w:eastAsia="Aptos" w:hAnsi="Aptos" w:cs="Aptos"/>
-        </w:rPr>
-        <w:t xml:space="preserve"> For absences due to illness lasting three (3) consecutive days or more, a medical certificate from a registered medical practitioner may be required. </w:t>
-      </w:r>
-      <w:proofErr w:type="spellStart"/>
-      <w:r>
-        <w:rPr>
-          <w:rFonts w:ascii="Aptos" w:eastAsia="Aptos" w:hAnsi="Aptos" w:cs="Aptos"/>
-        </w:rPr>
-        <w:t>สำหรับการขาดงานเนื่องจากการเจ็บป่วยติดต่อกันสาม</w:t>
-      </w:r>
-      <w:proofErr w:type="spellEnd"/>
-      <w:r>
-        <w:rPr>
-          <w:rFonts w:ascii="Aptos" w:eastAsia="Aptos" w:hAnsi="Aptos" w:cs="Aptos"/>
-        </w:rPr>
-        <w:t xml:space="preserve"> (3) </w:t>
-      </w:r>
-      <w:proofErr w:type="spellStart"/>
-      <w:r>
-        <w:rPr>
-          <w:rFonts w:ascii="Aptos" w:eastAsia="Aptos" w:hAnsi="Aptos" w:cs="Aptos"/>
-        </w:rPr>
-        <w:t>วันขึ้นไป</w:t>
-      </w:r>
-      <w:proofErr w:type="spellEnd"/>
-      <w:r>
-        <w:rPr>
-          <w:rFonts w:ascii="Aptos" w:eastAsia="Aptos" w:hAnsi="Aptos" w:cs="Aptos"/>
-        </w:rPr>
-        <w:t xml:space="preserve"> </w:t>
-      </w:r>
-      <w:proofErr w:type="spellStart"/>
-      <w:r>
-        <w:rPr>
-          <w:rFonts w:ascii="Aptos" w:eastAsia="Aptos" w:hAnsi="Aptos" w:cs="Aptos"/>
-        </w:rPr>
-        <w:t>อาจต้องใช้ใบรับรองแพทย์จากผู้ประกอบวิชาชีพเวชกรรมที่ขึ้นทะเบียน</w:t>
-      </w:r>
-      <w:proofErr w:type="spellEnd"/>
+        <w:lastRenderedPageBreak/>
+        <w:t>Supporting Documentation / เอกสารประกอบ:</w:t>
+      </w:r>
+      <w:r>
+        <w:rPr>
+          <w:rFonts w:ascii="Aptos" w:eastAsia="Aptos" w:hAnsi="Aptos" w:cs="Aptos"/>
+        </w:rPr>
+        <w:t xml:space="preserve"> For absences due to illness lasting three (3) consecutive days or more, a medical certificate from a registered medical practitioner may be required. สำหรับการขาดงานเนื่องจากการเจ็บป่วยติดต่อกันสาม (3) วันขึ้นไป อาจต้องใช้ใบรับรองแพทย์จากผู้ประกอบวิชาชีพเวชกรรมที่ขึ้นทะเบียน</w:t>
+      </w:r>
     </w:p>
     <w:p>
       <w:pPr>
@@ -6893,38 +3428,13 @@
           <w:b/>
           <w:bCs/>
         </w:rPr>
-        <w:t xml:space="preserve">Unexplained Absence / </w:t>
-      </w:r>
-      <w:proofErr w:type="spellStart"/>
-      <w:r>
-        <w:rPr>
-          <w:rFonts w:ascii="Aptos" w:eastAsia="Aptos" w:hAnsi="Aptos" w:cs="Aptos"/>
-          <w:b/>
-          <w:bCs/>
-        </w:rPr>
-        <w:t>การขาดงานโดยไม่มีคำอธิบาย</w:t>
-      </w:r>
-      <w:proofErr w:type="spellEnd"/>
-      <w:r>
-        <w:rPr>
-          <w:rFonts w:ascii="Aptos" w:eastAsia="Aptos" w:hAnsi="Aptos" w:cs="Aptos"/>
-          <w:b/>
-          <w:bCs/>
-        </w:rPr>
-        <w:t>:</w:t>
-      </w:r>
-      <w:r>
-        <w:rPr>
-          <w:rFonts w:ascii="Aptos" w:eastAsia="Aptos" w:hAnsi="Aptos" w:cs="Aptos"/>
-        </w:rPr>
-        <w:t xml:space="preserve"> Failure to notify the supervisor of an absence without a valid reason will be considered an unauthorized absence and may </w:t>
-      </w:r>
-      <w:r>
-        <w:rPr>
-          <w:rFonts w:ascii="Aptos" w:eastAsia="Aptos" w:hAnsi="Aptos" w:cs="Aptos"/>
-        </w:rPr>
-        <w:lastRenderedPageBreak/>
-        <w:t>result in disciplinary action. การไม่แจ้งให้หัวหน้างานทราบถึงการขาดงานโดยไม่มีเหตุผลอันสมควรจะถือว่าเป็นการขาดงานโดยไม่ได้รับอนุญาตและอาจส่งผลให้มีการดำเนินการทางวินัย</w:t>
+        <w:t>Unexplained Absence / การขาดงานโดยไม่มีคำอธิบาย:</w:t>
+      </w:r>
+      <w:r>
+        <w:rPr>
+          <w:rFonts w:ascii="Aptos" w:eastAsia="Aptos" w:hAnsi="Aptos" w:cs="Aptos"/>
+        </w:rPr>
+        <w:t xml:space="preserve"> Failure to notify the supervisor of an absence without a valid reason will be considered an unauthorized absence and may result in disciplinary action. การไม่แจ้งให้หัวหน้างานทราบถึงการขาดงานโดยไม่มีเหตุผลอันสมควรจะถือว่าเป็นการขาดงานโดยไม่ได้รับอนุญาตและอาจส่งผลให้มีการดำเนินการทางวินัย</w:t>
       </w:r>
     </w:p>
     <w:p>
@@ -6944,18 +3454,8 @@
           <w:b/>
           <w:bCs/>
         </w:rPr>
-        <w:t xml:space="preserve">4. Leaving Early / </w:t>
-      </w:r>
-      <w:proofErr w:type="spellStart"/>
-      <w:r>
-        <w:rPr>
-          <w:rFonts w:ascii="Aptos" w:eastAsia="Aptos" w:hAnsi="Aptos" w:cs="Aptos"/>
-          <w:b/>
-          <w:bCs/>
-        </w:rPr>
-        <w:t>การกลับก่อนเวลา</w:t>
-      </w:r>
-      <w:proofErr w:type="spellEnd"/>
+        <w:t>4. Leaving Early / การกลับก่อนเวลา</w:t>
+      </w:r>
     </w:p>
     <w:p>
       <w:pPr>
@@ -6975,45 +3475,13 @@
           <w:b/>
           <w:bCs/>
         </w:rPr>
-        <w:t xml:space="preserve">Expectation / </w:t>
-      </w:r>
-      <w:proofErr w:type="spellStart"/>
-      <w:r>
-        <w:rPr>
-          <w:rFonts w:ascii="Aptos" w:eastAsia="Aptos" w:hAnsi="Aptos" w:cs="Aptos"/>
-          <w:b/>
-          <w:bCs/>
-        </w:rPr>
-        <w:t>ความคาดหวัง</w:t>
-      </w:r>
-      <w:proofErr w:type="spellEnd"/>
-      <w:r>
-        <w:rPr>
-          <w:rFonts w:ascii="Aptos" w:eastAsia="Aptos" w:hAnsi="Aptos" w:cs="Aptos"/>
-          <w:b/>
-          <w:bCs/>
-        </w:rPr>
-        <w:t>:</w:t>
-      </w:r>
-      <w:r>
-        <w:rPr>
-          <w:rFonts w:ascii="Aptos" w:eastAsia="Aptos" w:hAnsi="Aptos" w:cs="Aptos"/>
-        </w:rPr>
-        <w:t xml:space="preserve"> Employees are expected to work their full scheduled hours. Leaving early without prior authorization from a supervisor is not permitted. </w:t>
-      </w:r>
-      <w:proofErr w:type="spellStart"/>
-      <w:r>
-        <w:rPr>
-          <w:rFonts w:ascii="Aptos" w:eastAsia="Aptos" w:hAnsi="Aptos" w:cs="Aptos"/>
-        </w:rPr>
-        <w:t>พนักงานต้องทำงานเต็มเวลาตามกำหนด</w:t>
-      </w:r>
-      <w:proofErr w:type="spellEnd"/>
-      <w:r>
-        <w:rPr>
-          <w:rFonts w:ascii="Aptos" w:eastAsia="Aptos" w:hAnsi="Aptos" w:cs="Aptos"/>
-        </w:rPr>
-        <w:t xml:space="preserve"> การกลับก่อนเวลาโดยไม่ได้รับอนุญาตล่วงหน้าจากหัวหน้างานเป็นสิ่งที่ไม่อนุญาต</w:t>
+        <w:t>Expectation / ความคาดหวัง:</w:t>
+      </w:r>
+      <w:r>
+        <w:rPr>
+          <w:rFonts w:ascii="Aptos" w:eastAsia="Aptos" w:hAnsi="Aptos" w:cs="Aptos"/>
+        </w:rPr>
+        <w:t xml:space="preserve"> Employees are expected to work their full scheduled hours. Leaving early without prior authorization from a supervisor is not permitted. พนักงานต้องทำงานเต็มเวลาตามกำหนด การกลับก่อนเวลาโดยไม่ได้รับอนุญาตล่วงหน้าจากหัวหน้างานเป็นสิ่งที่ไม่อนุญาต</w:t>
       </w:r>
     </w:p>
     <w:p>
@@ -7034,54 +3502,14 @@
           <w:b/>
           <w:bCs/>
         </w:rPr>
-        <w:t xml:space="preserve">Permission / </w:t>
-      </w:r>
-      <w:proofErr w:type="spellStart"/>
-      <w:r>
-        <w:rPr>
-          <w:rFonts w:ascii="Aptos" w:eastAsia="Aptos" w:hAnsi="Aptos" w:cs="Aptos"/>
-          <w:b/>
-          <w:bCs/>
-        </w:rPr>
-        <w:t>การขออนุญาต</w:t>
-      </w:r>
-      <w:proofErr w:type="spellEnd"/>
-      <w:r>
-        <w:rPr>
-          <w:rFonts w:ascii="Aptos" w:eastAsia="Aptos" w:hAnsi="Aptos" w:cs="Aptos"/>
-          <w:b/>
-          <w:bCs/>
-        </w:rPr>
-        <w:t>:</w:t>
-      </w:r>
-      <w:r>
-        <w:rPr>
-          <w:rFonts w:ascii="Aptos" w:eastAsia="Aptos" w:hAnsi="Aptos" w:cs="Aptos"/>
-        </w:rPr>
-        <w:t xml:space="preserve"> If an employee needs to leave early for a valid reason, they must request permission from their supervisor in advance. </w:t>
-      </w:r>
-      <w:proofErr w:type="spellStart"/>
-      <w:r>
-        <w:rPr>
-          <w:rFonts w:ascii="Aptos" w:eastAsia="Aptos" w:hAnsi="Aptos" w:cs="Aptos"/>
-        </w:rPr>
-        <w:t>หากพนักงานจำเป็นต้องกลับก่อนเวลาด้วยเหตุผลอันสมควร</w:t>
-      </w:r>
-      <w:proofErr w:type="spellEnd"/>
-      <w:r>
-        <w:rPr>
-          <w:rFonts w:ascii="Aptos" w:eastAsia="Aptos" w:hAnsi="Aptos" w:cs="Aptos"/>
-        </w:rPr>
-        <w:t xml:space="preserve"> </w:t>
-      </w:r>
-      <w:proofErr w:type="spellStart"/>
-      <w:r>
-        <w:rPr>
-          <w:rFonts w:ascii="Aptos" w:eastAsia="Aptos" w:hAnsi="Aptos" w:cs="Aptos"/>
-        </w:rPr>
-        <w:t>ต้องขออนุญาตจากหัวหน้างานล่วงหน้า</w:t>
-      </w:r>
-      <w:proofErr w:type="spellEnd"/>
+        <w:t>Permission / การขออนุญาต:</w:t>
+      </w:r>
+      <w:r>
+        <w:rPr>
+          <w:rFonts w:ascii="Aptos" w:eastAsia="Aptos" w:hAnsi="Aptos" w:cs="Aptos"/>
+        </w:rPr>
+        <w:t xml:space="preserve"> If an employee needs to leave early for a valid reason, they must request permission from their supervisor in advance. หากพนักงานจำเป็นต้องกลับก่อนเวลาด้วยเหตุผลอันสมควร ต้องขออนุญาตจากหัวหน้างานล่วงหน้า</w:t>
+      </w:r>
     </w:p>
     <w:p>
       <w:pPr>
@@ -7100,18 +3528,8 @@
           <w:b/>
           <w:bCs/>
         </w:rPr>
-        <w:t xml:space="preserve">5. Compliance with Thai Labor Law / </w:t>
-      </w:r>
-      <w:proofErr w:type="spellStart"/>
-      <w:r>
-        <w:rPr>
-          <w:rFonts w:ascii="Aptos" w:eastAsia="Aptos" w:hAnsi="Aptos" w:cs="Aptos"/>
-          <w:b/>
-          <w:bCs/>
-        </w:rPr>
-        <w:t>การปฏิบัติตามกฎหมายแรงงานไทย</w:t>
-      </w:r>
-      <w:proofErr w:type="spellEnd"/>
+        <w:t>5. Compliance with Thai Labor Law / การปฏิบัติตามกฎหมายแรงงานไทย</w:t>
+      </w:r>
     </w:p>
     <w:p>
       <w:pPr>
@@ -7131,25 +3549,7 @@
           <w:b/>
           <w:bCs/>
         </w:rPr>
-        <w:t xml:space="preserve">Fairness / </w:t>
-      </w:r>
-      <w:proofErr w:type="spellStart"/>
-      <w:r>
-        <w:rPr>
-          <w:rFonts w:ascii="Aptos" w:eastAsia="Aptos" w:hAnsi="Aptos" w:cs="Aptos"/>
-          <w:b/>
-          <w:bCs/>
-        </w:rPr>
-        <w:t>ความยุติธรรม</w:t>
-      </w:r>
-      <w:proofErr w:type="spellEnd"/>
-      <w:r>
-        <w:rPr>
-          <w:rFonts w:ascii="Aptos" w:eastAsia="Aptos" w:hAnsi="Aptos" w:cs="Aptos"/>
-          <w:b/>
-          <w:bCs/>
-        </w:rPr>
-        <w:t>:</w:t>
+        <w:t>Fairness / ความยุติธรรม:</w:t>
       </w:r>
       <w:r>
         <w:rPr>
@@ -7176,54 +3576,14 @@
           <w:b/>
           <w:bCs/>
         </w:rPr>
-        <w:t xml:space="preserve">Procedures / </w:t>
-      </w:r>
-      <w:proofErr w:type="spellStart"/>
-      <w:r>
-        <w:rPr>
-          <w:rFonts w:ascii="Aptos" w:eastAsia="Aptos" w:hAnsi="Aptos" w:cs="Aptos"/>
-          <w:b/>
-          <w:bCs/>
-        </w:rPr>
-        <w:t>ขั้นตอน</w:t>
-      </w:r>
-      <w:proofErr w:type="spellEnd"/>
-      <w:r>
-        <w:rPr>
-          <w:rFonts w:ascii="Aptos" w:eastAsia="Aptos" w:hAnsi="Aptos" w:cs="Aptos"/>
-          <w:b/>
-          <w:bCs/>
-        </w:rPr>
-        <w:t>:</w:t>
-      </w:r>
-      <w:r>
-        <w:rPr>
-          <w:rFonts w:ascii="Aptos" w:eastAsia="Aptos" w:hAnsi="Aptos" w:cs="Aptos"/>
-        </w:rPr>
-        <w:t xml:space="preserve"> Any disciplinary actions taken will be in accordance with the procedures and protections afforded to employees under Thai law. </w:t>
-      </w:r>
-      <w:proofErr w:type="spellStart"/>
-      <w:r>
-        <w:rPr>
-          <w:rFonts w:ascii="Aptos" w:eastAsia="Aptos" w:hAnsi="Aptos" w:cs="Aptos"/>
-        </w:rPr>
-        <w:t>การดำเนินการทางวินัยใดๆ</w:t>
-      </w:r>
-      <w:proofErr w:type="spellEnd"/>
-      <w:r>
-        <w:rPr>
-          <w:rFonts w:ascii="Aptos" w:eastAsia="Aptos" w:hAnsi="Aptos" w:cs="Aptos"/>
-        </w:rPr>
-        <w:t xml:space="preserve"> </w:t>
-      </w:r>
-      <w:proofErr w:type="spellStart"/>
-      <w:r>
-        <w:rPr>
-          <w:rFonts w:ascii="Aptos" w:eastAsia="Aptos" w:hAnsi="Aptos" w:cs="Aptos"/>
-        </w:rPr>
-        <w:t>จะเป็นไปตามขั้นตอนและการคุ้มครองที่มอบให้แก่ลูกจ้างตามกฎหมายไทย</w:t>
-      </w:r>
-      <w:proofErr w:type="spellEnd"/>
+        <w:t>Procedures / ขั้นตอน:</w:t>
+      </w:r>
+      <w:r>
+        <w:rPr>
+          <w:rFonts w:ascii="Aptos" w:eastAsia="Aptos" w:hAnsi="Aptos" w:cs="Aptos"/>
+        </w:rPr>
+        <w:t xml:space="preserve"> Any disciplinary actions taken will be in accordance with the procedures and protections afforded to employees under Thai law. การดำเนินการทางวินัยใดๆ จะเป็นไปตามขั้นตอนและการคุ้มครองที่มอบให้แก่ลูกจ้างตามกฎหมายไทย</w:t>
+      </w:r>
     </w:p>
     <w:p>
       <w:pPr>
@@ -7242,36 +3602,8 @@
           <w:b/>
           <w:bCs/>
         </w:rPr>
-        <w:t xml:space="preserve">Annex C: Public Holidays and Special Day Policy / </w:t>
-      </w:r>
-      <w:proofErr w:type="spellStart"/>
-      <w:r>
-        <w:rPr>
-          <w:rFonts w:ascii="Aptos" w:eastAsia="Aptos" w:hAnsi="Aptos" w:cs="Aptos"/>
-          <w:b/>
-          <w:bCs/>
-        </w:rPr>
-        <w:t>ภาคผนวก</w:t>
-      </w:r>
-      <w:proofErr w:type="spellEnd"/>
-      <w:r>
-        <w:rPr>
-          <w:rFonts w:ascii="Aptos" w:eastAsia="Aptos" w:hAnsi="Aptos" w:cs="Aptos"/>
-          <w:b/>
-          <w:bCs/>
-        </w:rPr>
-        <w:t xml:space="preserve"> ค: </w:t>
-      </w:r>
-      <w:proofErr w:type="spellStart"/>
-      <w:r>
-        <w:rPr>
-          <w:rFonts w:ascii="Aptos" w:eastAsia="Aptos" w:hAnsi="Aptos" w:cs="Aptos"/>
-          <w:b/>
-          <w:bCs/>
-        </w:rPr>
-        <w:t>นโยบายวันหยุดนักขัตฤกษ์และวันพิเศษ</w:t>
-      </w:r>
-      <w:proofErr w:type="spellEnd"/>
+        <w:t>Annex C: Public Holidays and Special Day Policy / ภาคผนวก ค: นโยบายวันหยุดนักขัตฤกษ์และวันพิเศษ</w:t>
+      </w:r>
     </w:p>
     <w:p>
       <w:pPr>
@@ -7310,21 +3642,7 @@
         <w:rPr>
           <w:rFonts w:ascii="Aptos" w:eastAsia="Aptos" w:hAnsi="Aptos" w:cs="Aptos"/>
         </w:rPr>
-        <w:t xml:space="preserve"> </w:t>
-      </w:r>
-      <w:proofErr w:type="spellStart"/>
-      <w:r>
-        <w:rPr>
-          <w:rFonts w:ascii="Aptos" w:eastAsia="Aptos" w:hAnsi="Aptos" w:cs="Aptos"/>
-        </w:rPr>
-        <w:t>นโยบายนี้ชี้แจงวิธีการที่</w:t>
-      </w:r>
-      <w:proofErr w:type="spellEnd"/>
-      <w:r>
-        <w:rPr>
-          <w:rFonts w:ascii="Aptos" w:eastAsia="Aptos" w:hAnsi="Aptos" w:cs="Aptos"/>
-        </w:rPr>
-        <w:t xml:space="preserve"> </w:t>
+        <w:t xml:space="preserve"> นโยบายนี้ชี้แจงวิธีการที่ </w:t>
       </w:r>
       <w:r>
         <w:rPr>
@@ -7336,21 +3654,7 @@
         <w:rPr>
           <w:rFonts w:ascii="Aptos" w:eastAsia="Aptos" w:hAnsi="Aptos" w:cs="Aptos"/>
         </w:rPr>
-        <w:t xml:space="preserve"> </w:t>
-      </w:r>
-      <w:proofErr w:type="spellStart"/>
-      <w:r>
-        <w:rPr>
-          <w:rFonts w:ascii="Aptos" w:eastAsia="Aptos" w:hAnsi="Aptos" w:cs="Aptos"/>
-        </w:rPr>
-        <w:t>จัดการกับวันหยุดนักขัตฤกษ์</w:t>
-      </w:r>
-      <w:proofErr w:type="spellEnd"/>
-      <w:r>
-        <w:rPr>
-          <w:rFonts w:ascii="Aptos" w:eastAsia="Aptos" w:hAnsi="Aptos" w:cs="Aptos"/>
-        </w:rPr>
-        <w:t xml:space="preserve"> เพื่อให้มั่นใจถึงกระบวนการที่ชัดเจนและถูกต้องสำหรับทั้งนายจ้างและลูกจ้าง</w:t>
+        <w:t xml:space="preserve"> จัดการกับวันหยุดนักขัตฤกษ์ เพื่อให้มั่นใจถึงกระบวนการที่ชัดเจนและถูกต้องสำหรับทั้งนายจ้างและลูกจ้าง</w:t>
       </w:r>
     </w:p>
     <w:p>
@@ -7370,18 +3674,8 @@
           <w:b/>
           <w:bCs/>
         </w:rPr>
-        <w:t xml:space="preserve">1. Paid Public Holidays / </w:t>
-      </w:r>
-      <w:proofErr w:type="spellStart"/>
-      <w:r>
-        <w:rPr>
-          <w:rFonts w:ascii="Aptos" w:eastAsia="Aptos" w:hAnsi="Aptos" w:cs="Aptos"/>
-          <w:b/>
-          <w:bCs/>
-        </w:rPr>
-        <w:t>วันหยุดนักขัตฤกษ์ที่ได้รับค่าจ้าง</w:t>
-      </w:r>
-      <w:proofErr w:type="spellEnd"/>
+        <w:t>1. Paid Public Holidays / วันหยุดนักขัตฤกษ์ที่ได้รับค่าจ้าง</w:t>
+      </w:r>
     </w:p>
     <w:p>
       <w:pPr>
@@ -7401,25 +3695,7 @@
           <w:b/>
           <w:bCs/>
         </w:rPr>
-        <w:t xml:space="preserve">Entitlement / </w:t>
-      </w:r>
-      <w:proofErr w:type="spellStart"/>
-      <w:r>
-        <w:rPr>
-          <w:rFonts w:ascii="Aptos" w:eastAsia="Aptos" w:hAnsi="Aptos" w:cs="Aptos"/>
-          <w:b/>
-          <w:bCs/>
-        </w:rPr>
-        <w:t>สิทธิ</w:t>
-      </w:r>
-      <w:proofErr w:type="spellEnd"/>
-      <w:r>
-        <w:rPr>
-          <w:rFonts w:ascii="Aptos" w:eastAsia="Aptos" w:hAnsi="Aptos" w:cs="Aptos"/>
-          <w:b/>
-          <w:bCs/>
-        </w:rPr>
-        <w:t>:</w:t>
+        <w:t>Entitlement / สิทธิ:</w:t>
       </w:r>
       <w:r>
         <w:rPr>
@@ -7451,14 +3727,43 @@
         </w:rPr>
         <w:t xml:space="preserve"> paid public holidays per year. The specific dates will follow the official government calendar, which includes national and religious holidays. </w:t>
       </w:r>
-      <w:proofErr w:type="spellStart"/>
-      <w:r>
-        <w:rPr>
-          <w:rFonts w:ascii="Aptos" w:eastAsia="Aptos" w:hAnsi="Aptos" w:cs="Aptos"/>
-        </w:rPr>
-        <w:t>ตามกฎหมายแรงงานไทย</w:t>
-      </w:r>
-      <w:proofErr w:type="spellEnd"/>
+      <w:r>
+        <w:rPr>
+          <w:rFonts w:ascii="Aptos" w:eastAsia="Aptos" w:hAnsi="Aptos" w:cs="Aptos"/>
+        </w:rPr>
+        <w:lastRenderedPageBreak/>
+        <w:t xml:space="preserve">ตามกฎหมายแรงงานไทย </w:t>
+      </w:r>
+      <w:r>
+        <w:rPr>
+          <w:rFonts w:ascii="Aptos" w:eastAsia="Aptos" w:hAnsi="Aptos" w:cs="Aptos"/>
+        </w:rPr>
+        <w:t>{{COMPANY_LEGAL_NAME}}</w:t>
+      </w:r>
+      <w:r>
+        <w:rPr>
+          <w:rFonts w:ascii="Aptos" w:eastAsia="Aptos" w:hAnsi="Aptos" w:cs="Aptos"/>
+        </w:rPr>
+        <w:t xml:space="preserve"> จะให้วันหยุดนักขัตฤกษ์ที่ได้รับค่าจ้างแก่พนักงานทุกคนอย่างน้อย</w:t>
+      </w:r>
+      <w:r>
+        <w:rPr>
+          <w:rFonts w:ascii="Aptos" w:eastAsia="Aptos" w:hAnsi="Aptos" w:cs="Aptos"/>
+        </w:rPr>
+        <w:t>{{PUBLIC_HOLIDAYS_COUNT_</w:t>
+      </w:r>
+      <w:r>
+        <w:rPr>
+          <w:rFonts w:ascii="Aptos" w:eastAsia="Aptos" w:hAnsi="Aptos" w:cs="Aptos"/>
+        </w:rPr>
+        <w:t>TH</w:t>
+      </w:r>
+      <w:r>
+        <w:rPr>
+          <w:rFonts w:ascii="Aptos" w:eastAsia="Aptos" w:hAnsi="Aptos" w:cs="Aptos"/>
+        </w:rPr>
+        <w:t>}} ({{PUBLIC_HOLIDAYS_COUNT}})</w:t>
+      </w:r>
       <w:r>
         <w:rPr>
           <w:rFonts w:ascii="Aptos" w:eastAsia="Aptos" w:hAnsi="Aptos" w:cs="Aptos"/>
@@ -7469,74 +3774,8 @@
         <w:rPr>
           <w:rFonts w:ascii="Aptos" w:eastAsia="Aptos" w:hAnsi="Aptos" w:cs="Aptos"/>
         </w:rPr>
-        <w:t>{{COMPANY_LEGAL_NAME}}</w:t>
-      </w:r>
-      <w:r>
-        <w:rPr>
-          <w:rFonts w:ascii="Aptos" w:eastAsia="Aptos" w:hAnsi="Aptos" w:cs="Aptos"/>
-        </w:rPr>
-        <w:t xml:space="preserve"> จะให้วันหยุดนักขัตฤกษ์ที่ได้รับค่าจ้างแก่พนักงานทุกคนอย่างน้อย</w:t>
-      </w:r>
-      <w:r>
-        <w:rPr>
-          <w:rFonts w:ascii="Aptos" w:eastAsia="Aptos" w:hAnsi="Aptos" w:cs="Aptos"/>
-        </w:rPr>
-        <w:t>{{PUBLIC_HOLIDAYS_COUNT_</w:t>
-      </w:r>
-      <w:r>
-        <w:rPr>
-          <w:rFonts w:ascii="Aptos" w:eastAsia="Aptos" w:hAnsi="Aptos" w:cs="Aptos"/>
-        </w:rPr>
-        <w:t>TH</w:t>
-      </w:r>
-      <w:r>
-        <w:rPr>
-          <w:rFonts w:ascii="Aptos" w:eastAsia="Aptos" w:hAnsi="Aptos" w:cs="Aptos"/>
-        </w:rPr>
-        <w:t>}} ({{PUBLIC_HOLIDAYS_COUNT}})</w:t>
-      </w:r>
-      <w:r>
-        <w:rPr>
-          <w:rFonts w:ascii="Aptos" w:eastAsia="Aptos" w:hAnsi="Aptos" w:cs="Aptos"/>
-        </w:rPr>
-        <w:t xml:space="preserve"> </w:t>
-      </w:r>
-      <w:proofErr w:type="spellStart"/>
-      <w:r>
-        <w:rPr>
-          <w:rFonts w:ascii="Aptos" w:eastAsia="Aptos" w:hAnsi="Aptos" w:cs="Aptos"/>
-        </w:rPr>
-        <w:t>วันต่อปี</w:t>
-      </w:r>
-      <w:proofErr w:type="spellEnd"/>
-      <w:r>
-        <w:rPr>
-          <w:rFonts w:ascii="Aptos" w:eastAsia="Aptos" w:hAnsi="Aptos" w:cs="Aptos"/>
-        </w:rPr>
-        <w:t xml:space="preserve"> </w:t>
-      </w:r>
-      <w:proofErr w:type="spellStart"/>
-      <w:r>
-        <w:rPr>
-          <w:rFonts w:ascii="Aptos" w:eastAsia="Aptos" w:hAnsi="Aptos" w:cs="Aptos"/>
-        </w:rPr>
-        <w:t>วันที่เฉพาะเจาะจงจะเป็นไปตามปฏิทินราชการ</w:t>
-      </w:r>
-      <w:proofErr w:type="spellEnd"/>
-      <w:r>
-        <w:rPr>
-          <w:rFonts w:ascii="Aptos" w:eastAsia="Aptos" w:hAnsi="Aptos" w:cs="Aptos"/>
-        </w:rPr>
-        <w:t xml:space="preserve"> </w:t>
-      </w:r>
-      <w:proofErr w:type="spellStart"/>
-      <w:r>
-        <w:rPr>
-          <w:rFonts w:ascii="Aptos" w:eastAsia="Aptos" w:hAnsi="Aptos" w:cs="Aptos"/>
-        </w:rPr>
-        <w:t>ซึ่งรวมถึงวันหยุดราชการและวันหยุดทางศาสนา</w:t>
-      </w:r>
-      <w:proofErr w:type="spellEnd"/>
+        <w:t>วันต่อปี วันที่เฉพาะเจาะจงจะเป็นไปตามปฏิทินราชการ ซึ่งรวมถึงวันหยุดราชการและวันหยุดทางศาสนา</w:t>
+      </w:r>
     </w:p>
     <w:p>
       <w:pPr>
@@ -7555,18 +3794,8 @@
           <w:b/>
           <w:bCs/>
         </w:rPr>
-        <w:t xml:space="preserve">2. Compensation for Working on Public Holidays / </w:t>
-      </w:r>
-      <w:proofErr w:type="spellStart"/>
-      <w:r>
-        <w:rPr>
-          <w:rFonts w:ascii="Aptos" w:eastAsia="Aptos" w:hAnsi="Aptos" w:cs="Aptos"/>
-          <w:b/>
-          <w:bCs/>
-        </w:rPr>
-        <w:t>ค่าตอบแทนสำหรับการทำงานในวันหยุดนักขัตฤกษ์</w:t>
-      </w:r>
-      <w:proofErr w:type="spellEnd"/>
+        <w:t>2. Compensation for Working on Public Holidays / ค่าตอบแทนสำหรับการทำงานในวันหยุดนักขัตฤกษ์</w:t>
+      </w:r>
     </w:p>
     <w:p>
       <w:pPr>
@@ -7586,74 +3815,13 @@
           <w:b/>
           <w:bCs/>
         </w:rPr>
-        <w:lastRenderedPageBreak/>
-        <w:t xml:space="preserve">Requirement / </w:t>
-      </w:r>
-      <w:proofErr w:type="spellStart"/>
-      <w:r>
-        <w:rPr>
-          <w:rFonts w:ascii="Aptos" w:eastAsia="Aptos" w:hAnsi="Aptos" w:cs="Aptos"/>
-          <w:b/>
-          <w:bCs/>
-        </w:rPr>
-        <w:t>ข้อกำหนด</w:t>
-      </w:r>
-      <w:proofErr w:type="spellEnd"/>
-      <w:r>
-        <w:rPr>
-          <w:rFonts w:ascii="Aptos" w:eastAsia="Aptos" w:hAnsi="Aptos" w:cs="Aptos"/>
-          <w:b/>
-          <w:bCs/>
-        </w:rPr>
-        <w:t>:</w:t>
-      </w:r>
-      <w:r>
-        <w:rPr>
-          <w:rFonts w:ascii="Aptos" w:eastAsia="Aptos" w:hAnsi="Aptos" w:cs="Aptos"/>
-        </w:rPr>
-        <w:t xml:space="preserve"> Due to the nature of the restaurant business, employees may be required to work on official public holidays. In such cases, the employer will compensate the employee in one of the following legally compliant ways: </w:t>
-      </w:r>
-      <w:proofErr w:type="spellStart"/>
-      <w:r>
-        <w:rPr>
-          <w:rFonts w:ascii="Aptos" w:eastAsia="Aptos" w:hAnsi="Aptos" w:cs="Aptos"/>
-        </w:rPr>
-        <w:t>เนื่องจากลักษณะของธุรกิจร้านอาหาร</w:t>
-      </w:r>
-      <w:proofErr w:type="spellEnd"/>
-      <w:r>
-        <w:rPr>
-          <w:rFonts w:ascii="Aptos" w:eastAsia="Aptos" w:hAnsi="Aptos" w:cs="Aptos"/>
-        </w:rPr>
-        <w:t xml:space="preserve"> </w:t>
-      </w:r>
-      <w:proofErr w:type="spellStart"/>
-      <w:r>
-        <w:rPr>
-          <w:rFonts w:ascii="Aptos" w:eastAsia="Aptos" w:hAnsi="Aptos" w:cs="Aptos"/>
-        </w:rPr>
-        <w:t>พนักงานอาจจำเป็นต้องทำงานในวันหยุดราชการ</w:t>
-      </w:r>
-      <w:proofErr w:type="spellEnd"/>
-      <w:r>
-        <w:rPr>
-          <w:rFonts w:ascii="Aptos" w:eastAsia="Aptos" w:hAnsi="Aptos" w:cs="Aptos"/>
-        </w:rPr>
-        <w:t xml:space="preserve"> </w:t>
-      </w:r>
-      <w:proofErr w:type="spellStart"/>
-      <w:r>
-        <w:rPr>
-          <w:rFonts w:ascii="Aptos" w:eastAsia="Aptos" w:hAnsi="Aptos" w:cs="Aptos"/>
-        </w:rPr>
-        <w:t>ในกรณีเช่นนี้</w:t>
-      </w:r>
-      <w:proofErr w:type="spellEnd"/>
-      <w:r>
-        <w:rPr>
-          <w:rFonts w:ascii="Aptos" w:eastAsia="Aptos" w:hAnsi="Aptos" w:cs="Aptos"/>
-        </w:rPr>
-        <w:t xml:space="preserve"> นายจ้างจะชดเชยให้ลูกจ้างด้วยวิธีใดวิธีหนึ่งที่ถูกต้องตามกฎหมายดังต่อไปนี้:</w:t>
+        <w:t>Requirement / ข้อกำหนด:</w:t>
+      </w:r>
+      <w:r>
+        <w:rPr>
+          <w:rFonts w:ascii="Aptos" w:eastAsia="Aptos" w:hAnsi="Aptos" w:cs="Aptos"/>
+        </w:rPr>
+        <w:t xml:space="preserve"> Due to the nature of the restaurant business, employees may be required to work on official public holidays. In such cases, the employer will compensate the employee in one of the following legally compliant ways: เนื่องจากลักษณะของธุรกิจร้านอาหาร พนักงานอาจจำเป็นต้องทำงานในวันหยุดราชการ ในกรณีเช่นนี้ นายจ้างจะชดเชยให้ลูกจ้างด้วยวิธีใดวิธีหนึ่งที่ถูกต้องตามกฎหมายดังต่อไปนี้:</w:t>
       </w:r>
     </w:p>
     <w:p>
@@ -7674,25 +3842,7 @@
           <w:b/>
           <w:bCs/>
         </w:rPr>
-        <w:t xml:space="preserve">Payment / </w:t>
-      </w:r>
-      <w:proofErr w:type="spellStart"/>
-      <w:r>
-        <w:rPr>
-          <w:rFonts w:ascii="Aptos" w:eastAsia="Aptos" w:hAnsi="Aptos" w:cs="Aptos"/>
-          <w:b/>
-          <w:bCs/>
-        </w:rPr>
-        <w:t>การจ่ายเงิน</w:t>
-      </w:r>
-      <w:proofErr w:type="spellEnd"/>
-      <w:r>
-        <w:rPr>
-          <w:rFonts w:ascii="Aptos" w:eastAsia="Aptos" w:hAnsi="Aptos" w:cs="Aptos"/>
-          <w:b/>
-          <w:bCs/>
-        </w:rPr>
-        <w:t>:</w:t>
+        <w:t>Payment / การจ่ายเงิน:</w:t>
       </w:r>
       <w:r>
         <w:rPr>
@@ -7719,68 +3869,14 @@
           <w:b/>
           <w:bCs/>
         </w:rPr>
-        <w:t xml:space="preserve">Substitute Day Off / </w:t>
-      </w:r>
-      <w:proofErr w:type="spellStart"/>
-      <w:r>
-        <w:rPr>
-          <w:rFonts w:ascii="Aptos" w:eastAsia="Aptos" w:hAnsi="Aptos" w:cs="Aptos"/>
-          <w:b/>
-          <w:bCs/>
-        </w:rPr>
-        <w:t>วันหยุดชดเชย</w:t>
-      </w:r>
-      <w:proofErr w:type="spellEnd"/>
-      <w:r>
-        <w:rPr>
-          <w:rFonts w:ascii="Aptos" w:eastAsia="Aptos" w:hAnsi="Aptos" w:cs="Aptos"/>
-          <w:b/>
-          <w:bCs/>
-        </w:rPr>
-        <w:t>:</w:t>
-      </w:r>
-      <w:r>
-        <w:rPr>
-          <w:rFonts w:ascii="Aptos" w:eastAsia="Aptos" w:hAnsi="Aptos" w:cs="Aptos"/>
-        </w:rPr>
-        <w:t xml:space="preserve"> With the mutual agreement of the employee, a substitute paid day off will be granted in place of the holiday pay. This substitute day will be scheduled within the same calendar year. </w:t>
-      </w:r>
-      <w:proofErr w:type="spellStart"/>
-      <w:r>
-        <w:rPr>
-          <w:rFonts w:ascii="Aptos" w:eastAsia="Aptos" w:hAnsi="Aptos" w:cs="Aptos"/>
-        </w:rPr>
-        <w:t>ด้วยความตกลงร่วมกันของลูกจ้าง</w:t>
-      </w:r>
-      <w:proofErr w:type="spellEnd"/>
-      <w:r>
-        <w:rPr>
-          <w:rFonts w:ascii="Aptos" w:eastAsia="Aptos" w:hAnsi="Aptos" w:cs="Aptos"/>
-        </w:rPr>
-        <w:t xml:space="preserve"> </w:t>
-      </w:r>
-      <w:proofErr w:type="spellStart"/>
-      <w:r>
-        <w:rPr>
-          <w:rFonts w:ascii="Aptos" w:eastAsia="Aptos" w:hAnsi="Aptos" w:cs="Aptos"/>
-        </w:rPr>
-        <w:t>จะมีการให้วันหยุดชดเชยโดยได้รับค่าจ้างแทนค่าทำงานในวันหยุด</w:t>
-      </w:r>
-      <w:proofErr w:type="spellEnd"/>
-      <w:r>
-        <w:rPr>
-          <w:rFonts w:ascii="Aptos" w:eastAsia="Aptos" w:hAnsi="Aptos" w:cs="Aptos"/>
-        </w:rPr>
-        <w:t xml:space="preserve"> </w:t>
-      </w:r>
-      <w:proofErr w:type="spellStart"/>
-      <w:r>
-        <w:rPr>
-          <w:rFonts w:ascii="Aptos" w:eastAsia="Aptos" w:hAnsi="Aptos" w:cs="Aptos"/>
-        </w:rPr>
-        <w:t>วันหยุดชดเชยนี้จะถูกกำหนดภายในปีปฏิทินเดียวกัน</w:t>
-      </w:r>
-      <w:proofErr w:type="spellEnd"/>
+        <w:t>Substitute Day Off / วันหยุดชดเชย:</w:t>
+      </w:r>
+      <w:r>
+        <w:rPr>
+          <w:rFonts w:ascii="Aptos" w:eastAsia="Aptos" w:hAnsi="Aptos" w:cs="Aptos"/>
+        </w:rPr>
+        <w:t xml:space="preserve"> With the mutual agreement of the employee, a substitute paid day off will be granted in place of the holiday pay. This substitute day will be scheduled within the same calendar year. ด้วยความตกลงร่วมกันของลูกจ้าง จะมีการให้วันหยุดชดเชยโดยได้รับค่าจ้างแทนค่าทำงานในวันหยุด วันหยุดชดเชยนี้จะถูกกำหนดภายในปีปฏิทินเดียวกัน</w:t>
+      </w:r>
     </w:p>
     <w:p>
       <w:pPr>
@@ -7799,18 +3895,8 @@
           <w:b/>
           <w:bCs/>
         </w:rPr>
-        <w:t xml:space="preserve">3. Communication of Holiday Schedule / </w:t>
-      </w:r>
-      <w:proofErr w:type="spellStart"/>
-      <w:r>
-        <w:rPr>
-          <w:rFonts w:ascii="Aptos" w:eastAsia="Aptos" w:hAnsi="Aptos" w:cs="Aptos"/>
-          <w:b/>
-          <w:bCs/>
-        </w:rPr>
-        <w:t>การสื่อสารตารางวันหยุด</w:t>
-      </w:r>
-      <w:proofErr w:type="spellEnd"/>
+        <w:t>3. Communication of Holiday Schedule / การสื่อสารตารางวันหยุด</w:t>
+      </w:r>
     </w:p>
     <w:p>
       <w:pPr>
@@ -7830,25 +3916,7 @@
           <w:b/>
           <w:bCs/>
         </w:rPr>
-        <w:t xml:space="preserve">Announcement / </w:t>
-      </w:r>
-      <w:proofErr w:type="spellStart"/>
-      <w:r>
-        <w:rPr>
-          <w:rFonts w:ascii="Aptos" w:eastAsia="Aptos" w:hAnsi="Aptos" w:cs="Aptos"/>
-          <w:b/>
-          <w:bCs/>
-        </w:rPr>
-        <w:t>การประกาศ</w:t>
-      </w:r>
-      <w:proofErr w:type="spellEnd"/>
-      <w:r>
-        <w:rPr>
-          <w:rFonts w:ascii="Aptos" w:eastAsia="Aptos" w:hAnsi="Aptos" w:cs="Aptos"/>
-          <w:b/>
-          <w:bCs/>
-        </w:rPr>
-        <w:t>:</w:t>
+        <w:t>Announcement / การประกาศ:</w:t>
       </w:r>
       <w:r>
         <w:rPr>
@@ -7874,25 +3942,7 @@
           <w:b/>
           <w:bCs/>
         </w:rPr>
-        <w:t xml:space="preserve">Acknowledgement: / </w:t>
-      </w:r>
-      <w:proofErr w:type="spellStart"/>
-      <w:r>
-        <w:rPr>
-          <w:rFonts w:ascii="Aptos" w:eastAsia="Aptos" w:hAnsi="Aptos" w:cs="Aptos"/>
-          <w:b/>
-          <w:bCs/>
-        </w:rPr>
-        <w:t>การรับทราบ</w:t>
-      </w:r>
-      <w:proofErr w:type="spellEnd"/>
-      <w:r>
-        <w:rPr>
-          <w:rFonts w:ascii="Aptos" w:eastAsia="Aptos" w:hAnsi="Aptos" w:cs="Aptos"/>
-          <w:b/>
-          <w:bCs/>
-        </w:rPr>
-        <w:t>:</w:t>
+        <w:t>Acknowledgement: / การรับทราบ:</w:t>
       </w:r>
     </w:p>
     <w:p>
@@ -7916,80 +3966,134 @@
         <w:rPr>
           <w:rFonts w:ascii="Aptos" w:eastAsia="Aptos" w:hAnsi="Aptos" w:cs="Aptos"/>
         </w:rPr>
+        <w:t xml:space="preserve"> โดยการลงนามด้านล่าง ข้าพเจ้ารับทราบว่าข้าพเจ้าได้อ่าน เข้าใจ และตกลงตามข้อกำหนดการจ้างงานที่ระบุไว้ในสัญญานี้ รวมถึงกฎและแนวทางปฏิบัติที่ระบุรายละเอียดในภาคผนวก</w:t>
+      </w:r>
+    </w:p>
+    <w:p>
+      <w:pPr>
+        <w:spacing w:before="240" w:after="240"/>
+        <w:rPr>
+          <w:rFonts w:ascii="Aptos" w:eastAsia="Aptos" w:hAnsi="Aptos" w:cs="Aptos"/>
+        </w:rPr>
+      </w:pPr>
+      <w:r>
+        <w:rPr>
+          <w:rFonts w:ascii="Aptos" w:eastAsia="Aptos" w:hAnsi="Aptos" w:cs="Aptos"/>
+          <w:b/>
+          <w:bCs/>
+          <w:color w:val="1B1C1D"/>
+        </w:rPr>
+        <w:t>Date: ____________________</w:t>
+      </w:r>
+      <w:r>
+        <w:rPr>
+          <w:rFonts w:ascii="Aptos" w:eastAsia="Aptos" w:hAnsi="Aptos" w:cs="Aptos"/>
+          <w:b/>
+          <w:bCs/>
+          <w:color w:val="1B1C1D"/>
+        </w:rPr>
+        <w:tab/>
+      </w:r>
+    </w:p>
+    <w:p>
+      <w:pPr>
+        <w:spacing w:after="240" w:line="276" w:lineRule="auto"/>
+        <w:rPr>
+          <w:rFonts w:ascii="Aptos" w:eastAsia="Aptos" w:hAnsi="Aptos" w:cs="Aptos"/>
+          <w:b/>
+          <w:bCs/>
+          <w:color w:val="1B1C1D"/>
+        </w:rPr>
+      </w:pPr>
+      <w:r>
+        <w:rPr>
+          <w:rFonts w:ascii="Aptos" w:eastAsia="Aptos" w:hAnsi="Aptos" w:cs="Aptos"/>
+          <w:b/>
+          <w:bCs/>
+        </w:rPr>
+        <w:lastRenderedPageBreak/>
+        <w:t>Employee</w:t>
+      </w:r>
+      <w:r>
+        <w:rPr>
+          <w:rFonts w:ascii="Aptos" w:eastAsia="Aptos" w:hAnsi="Aptos" w:cs="Aptos"/>
+          <w:b/>
+          <w:bCs/>
+        </w:rPr>
+        <w:br/>
+      </w:r>
+      <w:r>
+        <w:rPr>
+          <w:rFonts w:ascii="Aptos" w:eastAsia="Aptos" w:hAnsi="Aptos" w:cs="Aptos"/>
+          <w:b/>
+          <w:bCs/>
+        </w:rPr>
+        <w:br/>
+      </w:r>
+      <w:r>
+        <w:rPr>
+          <w:rFonts w:ascii="Aptos" w:eastAsia="Aptos" w:hAnsi="Aptos" w:cs="Aptos"/>
+          <w:b/>
+          <w:bCs/>
+          <w:color w:val="1B1C1D"/>
+        </w:rPr>
+        <w:t>Employee Name:</w:t>
+      </w:r>
+      <w:r>
+        <w:rPr>
+          <w:rFonts w:ascii="Aptos" w:eastAsia="Aptos" w:hAnsi="Aptos" w:cs="Aptos"/>
+          <w:color w:val="1B1C1D"/>
+        </w:rPr>
         <w:t xml:space="preserve"> </w:t>
       </w:r>
-      <w:proofErr w:type="spellStart"/>
-      <w:r>
-        <w:rPr>
-          <w:rFonts w:ascii="Aptos" w:eastAsia="Aptos" w:hAnsi="Aptos" w:cs="Aptos"/>
-        </w:rPr>
-        <w:t>โดยการลงนามด้านล่าง</w:t>
-      </w:r>
-      <w:proofErr w:type="spellEnd"/>
-      <w:r>
-        <w:rPr>
-          <w:rFonts w:ascii="Aptos" w:eastAsia="Aptos" w:hAnsi="Aptos" w:cs="Aptos"/>
-        </w:rPr>
+      <w:r>
+        <w:rPr>
+          <w:rFonts w:ascii="Aptos" w:eastAsia="Aptos" w:hAnsi="Aptos" w:cs="Aptos"/>
+        </w:rPr>
+        <w:t>{{STAFF_NAME}}</w:t>
+      </w:r>
+      <w:r>
+        <w:rPr>
+          <w:rFonts w:ascii="Aptos" w:eastAsia="Aptos" w:hAnsi="Aptos" w:cs="Aptos"/>
+        </w:rPr>
+        <w:tab/>
+      </w:r>
+      <w:r>
+        <w:rPr>
+          <w:rFonts w:ascii="Aptos" w:eastAsia="Aptos" w:hAnsi="Aptos" w:cs="Aptos"/>
+        </w:rPr>
+        <w:br/>
+      </w:r>
+      <w:r>
+        <w:rPr>
+          <w:rFonts w:ascii="Aptos" w:eastAsia="Aptos" w:hAnsi="Aptos" w:cs="Aptos"/>
+          <w:b/>
+          <w:bCs/>
+          <w:color w:val="1B1C1D"/>
+        </w:rPr>
+        <w:t>Employee Signature</w:t>
+      </w:r>
+      <w:r>
+        <w:rPr>
+          <w:rFonts w:ascii="Aptos" w:eastAsia="Aptos" w:hAnsi="Aptos" w:cs="Aptos"/>
+          <w:b/>
+          <w:bCs/>
+          <w:color w:val="1B1C1D"/>
+        </w:rPr>
+        <w:t>:</w:t>
+      </w:r>
+      <w:r>
         <w:t xml:space="preserve"> </w:t>
       </w:r>
-      <w:proofErr w:type="spellStart"/>
-      <w:r>
-        <w:rPr>
-          <w:rFonts w:ascii="Aptos" w:eastAsia="Aptos" w:hAnsi="Aptos" w:cs="Aptos"/>
-        </w:rPr>
-        <w:t>ข้าพเจ้ารับทราบว่าข้าพเจ้าได้อ่าน</w:t>
-      </w:r>
-      <w:proofErr w:type="spellEnd"/>
-      <w:r>
-        <w:rPr>
-          <w:rFonts w:ascii="Aptos" w:eastAsia="Aptos" w:hAnsi="Aptos" w:cs="Aptos"/>
-        </w:rPr>
-        <w:t xml:space="preserve"> </w:t>
-      </w:r>
-      <w:proofErr w:type="spellStart"/>
-      <w:r>
-        <w:rPr>
-          <w:rFonts w:ascii="Aptos" w:eastAsia="Aptos" w:hAnsi="Aptos" w:cs="Aptos"/>
-        </w:rPr>
-        <w:t>เข้าใจ</w:t>
-      </w:r>
-      <w:proofErr w:type="spellEnd"/>
-      <w:r>
-        <w:rPr>
-          <w:rFonts w:ascii="Aptos" w:eastAsia="Aptos" w:hAnsi="Aptos" w:cs="Aptos"/>
-        </w:rPr>
-        <w:t xml:space="preserve"> </w:t>
-      </w:r>
-      <w:proofErr w:type="spellStart"/>
-      <w:r>
-        <w:rPr>
-          <w:rFonts w:ascii="Aptos" w:eastAsia="Aptos" w:hAnsi="Aptos" w:cs="Aptos"/>
-        </w:rPr>
-        <w:t>และตกลงตามข้อกำหนดการจ้างงานที่ระบุไว้ในสัญญานี้</w:t>
-      </w:r>
-      <w:proofErr w:type="spellEnd"/>
-      <w:r>
-        <w:rPr>
-          <w:rFonts w:ascii="Aptos" w:eastAsia="Aptos" w:hAnsi="Aptos" w:cs="Aptos"/>
-        </w:rPr>
-        <w:t xml:space="preserve"> </w:t>
-      </w:r>
-      <w:proofErr w:type="spellStart"/>
-      <w:r>
-        <w:rPr>
-          <w:rFonts w:ascii="Aptos" w:eastAsia="Aptos" w:hAnsi="Aptos" w:cs="Aptos"/>
-        </w:rPr>
-        <w:t>รวมถึงกฎและแนวทางปฏิบัติที่ระบุรายละเอียดในภาคผนวก</w:t>
-      </w:r>
-      <w:proofErr w:type="spellEnd"/>
-    </w:p>
-    <w:p>
-      <w:pPr>
-        <w:spacing w:before="240" w:after="240"/>
-        <w:rPr>
-          <w:rFonts w:ascii="Aptos" w:eastAsia="Aptos" w:hAnsi="Aptos" w:cs="Aptos"/>
-        </w:rPr>
-      </w:pPr>
+      <w:r>
+        <w:br/>
+      </w:r>
+      <w:r>
+        <w:br/>
+      </w:r>
+      <w:r>
+        <w:br/>
+      </w:r>
       <w:r>
         <w:rPr>
           <w:rFonts w:ascii="Aptos" w:eastAsia="Aptos" w:hAnsi="Aptos" w:cs="Aptos"/>
@@ -7997,7 +4101,7 @@
           <w:bCs/>
           <w:color w:val="1B1C1D"/>
         </w:rPr>
-        <w:t>Date: ____________________</w:t>
+        <w:t xml:space="preserve">Employer </w:t>
       </w:r>
       <w:r>
         <w:rPr>
@@ -8006,32 +4110,50 @@
           <w:bCs/>
           <w:color w:val="1B1C1D"/>
         </w:rPr>
-        <w:tab/>
-      </w:r>
-    </w:p>
-    <w:p>
-      <w:pPr>
-        <w:spacing w:after="240" w:line="276" w:lineRule="auto"/>
+        <w:t>(</w:t>
+      </w:r>
+      <w:r>
         <w:rPr>
           <w:rFonts w:ascii="Aptos" w:eastAsia="Aptos" w:hAnsi="Aptos" w:cs="Aptos"/>
           <w:b/>
           <w:bCs/>
           <w:color w:val="1B1C1D"/>
         </w:rPr>
-      </w:pPr>
-      <w:r>
-        <w:rPr>
-          <w:rFonts w:ascii="Aptos" w:eastAsia="Aptos" w:hAnsi="Aptos" w:cs="Aptos"/>
-          <w:b/>
-          <w:bCs/>
-        </w:rPr>
-        <w:t>Employee</w:t>
-      </w:r>
-      <w:r>
-        <w:rPr>
-          <w:rFonts w:ascii="Aptos" w:eastAsia="Aptos" w:hAnsi="Aptos" w:cs="Aptos"/>
-          <w:b/>
-          <w:bCs/>
+        <w:t>{{COMPANY_LEGAL_NAME}}</w:t>
+      </w:r>
+      <w:r>
+        <w:rPr>
+          <w:rFonts w:ascii="Aptos" w:eastAsia="Aptos" w:hAnsi="Aptos" w:cs="Aptos"/>
+          <w:b/>
+          <w:bCs/>
+          <w:color w:val="1B1C1D"/>
+        </w:rPr>
+        <w:t>)</w:t>
+      </w:r>
+      <w:r>
+        <w:rPr>
+          <w:rFonts w:ascii="Aptos" w:eastAsia="Aptos" w:hAnsi="Aptos" w:cs="Aptos"/>
+          <w:b/>
+          <w:bCs/>
+          <w:color w:val="1B1C1D"/>
+        </w:rPr>
+        <w:t xml:space="preserve">, </w:t>
+      </w:r>
+      <w:r>
+        <w:rPr>
+          <w:rFonts w:ascii="Aptos" w:eastAsia="Aptos" w:hAnsi="Aptos" w:cs="Aptos"/>
+          <w:b/>
+          <w:bCs/>
+          <w:color w:val="1B1C1D"/>
+        </w:rPr>
+        <w:t>Represented by:</w:t>
+      </w:r>
+      <w:r>
+        <w:rPr>
+          <w:rFonts w:ascii="Aptos" w:eastAsia="Aptos" w:hAnsi="Aptos" w:cs="Aptos"/>
+          <w:b/>
+          <w:bCs/>
+          <w:color w:val="1B1C1D"/>
         </w:rPr>
         <w:br/>
       </w:r>
@@ -8040,10 +4162,19 @@
           <w:rFonts w:ascii="Aptos" w:eastAsia="Aptos" w:hAnsi="Aptos" w:cs="Aptos"/>
           <w:b/>
           <w:bCs/>
+          <w:color w:val="1B1C1D"/>
+        </w:rPr>
+        <w:t>{{#DIRECTORS}}</w:t>
+      </w:r>
+      <w:r>
+        <w:rPr>
+          <w:rFonts w:ascii="Aptos" w:eastAsia="Aptos" w:hAnsi="Aptos" w:cs="Aptos"/>
+          <w:b/>
+          <w:bCs/>
+          <w:color w:val="1B1C1D"/>
         </w:rPr>
         <w:br/>
       </w:r>
-      <w:proofErr w:type="spellStart"/>
       <w:r>
         <w:rPr>
           <w:rFonts w:ascii="Aptos" w:eastAsia="Aptos" w:hAnsi="Aptos" w:cs="Aptos"/>
@@ -8051,162 +4182,6 @@
           <w:bCs/>
           <w:color w:val="1B1C1D"/>
         </w:rPr>
-        <w:t>Employee</w:t>
-      </w:r>
-      <w:proofErr w:type="spellEnd"/>
-      <w:r>
-        <w:rPr>
-          <w:rFonts w:ascii="Aptos" w:eastAsia="Aptos" w:hAnsi="Aptos" w:cs="Aptos"/>
-          <w:b/>
-          <w:bCs/>
-          <w:color w:val="1B1C1D"/>
-        </w:rPr>
-        <w:t xml:space="preserve"> Name:</w:t>
-      </w:r>
-      <w:r>
-        <w:rPr>
-          <w:rFonts w:ascii="Aptos" w:eastAsia="Aptos" w:hAnsi="Aptos" w:cs="Aptos"/>
-          <w:color w:val="1B1C1D"/>
-        </w:rPr>
-        <w:t xml:space="preserve"> </w:t>
-      </w:r>
-      <w:r>
-        <w:rPr>
-          <w:rFonts w:ascii="Aptos" w:eastAsia="Aptos" w:hAnsi="Aptos" w:cs="Aptos"/>
-        </w:rPr>
-        <w:t>{{STAFF_NAME}}</w:t>
-      </w:r>
-      <w:r>
-        <w:rPr>
-          <w:rFonts w:ascii="Aptos" w:eastAsia="Aptos" w:hAnsi="Aptos" w:cs="Aptos"/>
-        </w:rPr>
-        <w:tab/>
-      </w:r>
-      <w:r>
-        <w:rPr>
-          <w:rFonts w:ascii="Aptos" w:eastAsia="Aptos" w:hAnsi="Aptos" w:cs="Aptos"/>
-        </w:rPr>
-        <w:br/>
-      </w:r>
-      <w:r>
-        <w:rPr>
-          <w:rFonts w:ascii="Aptos" w:eastAsia="Aptos" w:hAnsi="Aptos" w:cs="Aptos"/>
-          <w:b/>
-          <w:bCs/>
-          <w:color w:val="1B1C1D"/>
-        </w:rPr>
-        <w:t>Employee Signature</w:t>
-      </w:r>
-      <w:r>
-        <w:rPr>
-          <w:rFonts w:ascii="Aptos" w:eastAsia="Aptos" w:hAnsi="Aptos" w:cs="Aptos"/>
-          <w:b/>
-          <w:bCs/>
-          <w:color w:val="1B1C1D"/>
-        </w:rPr>
-        <w:t>:</w:t>
-      </w:r>
-      <w:r>
-        <w:t xml:space="preserve"> </w:t>
-      </w:r>
-      <w:r>
-        <w:br/>
-      </w:r>
-      <w:r>
-        <w:br/>
-      </w:r>
-      <w:r>
-        <w:br/>
-      </w:r>
-      <w:r>
-        <w:rPr>
-          <w:rFonts w:ascii="Aptos" w:eastAsia="Aptos" w:hAnsi="Aptos" w:cs="Aptos"/>
-          <w:b/>
-          <w:bCs/>
-          <w:color w:val="1B1C1D"/>
-        </w:rPr>
-        <w:t xml:space="preserve">Employer </w:t>
-      </w:r>
-      <w:r>
-        <w:rPr>
-          <w:rFonts w:ascii="Aptos" w:eastAsia="Aptos" w:hAnsi="Aptos" w:cs="Aptos"/>
-          <w:b/>
-          <w:bCs/>
-          <w:color w:val="1B1C1D"/>
-        </w:rPr>
-        <w:t>(</w:t>
-      </w:r>
-      <w:r>
-        <w:rPr>
-          <w:rFonts w:ascii="Aptos" w:eastAsia="Aptos" w:hAnsi="Aptos" w:cs="Aptos"/>
-          <w:b/>
-          <w:bCs/>
-          <w:color w:val="1B1C1D"/>
-        </w:rPr>
-        <w:t>{{COMPANY_LEGAL_NAME}}</w:t>
-      </w:r>
-      <w:r>
-        <w:rPr>
-          <w:rFonts w:ascii="Aptos" w:eastAsia="Aptos" w:hAnsi="Aptos" w:cs="Aptos"/>
-          <w:b/>
-          <w:bCs/>
-          <w:color w:val="1B1C1D"/>
-        </w:rPr>
-        <w:t>)</w:t>
-      </w:r>
-      <w:r>
-        <w:rPr>
-          <w:rFonts w:ascii="Aptos" w:eastAsia="Aptos" w:hAnsi="Aptos" w:cs="Aptos"/>
-          <w:b/>
-          <w:bCs/>
-          <w:color w:val="1B1C1D"/>
-        </w:rPr>
-        <w:t xml:space="preserve">, </w:t>
-      </w:r>
-      <w:r>
-        <w:rPr>
-          <w:rFonts w:ascii="Aptos" w:eastAsia="Aptos" w:hAnsi="Aptos" w:cs="Aptos"/>
-          <w:b/>
-          <w:bCs/>
-          <w:color w:val="1B1C1D"/>
-        </w:rPr>
-        <w:t>Represented by:</w:t>
-      </w:r>
-      <w:r>
-        <w:rPr>
-          <w:rFonts w:ascii="Aptos" w:eastAsia="Aptos" w:hAnsi="Aptos" w:cs="Aptos"/>
-          <w:b/>
-          <w:bCs/>
-          <w:color w:val="1B1C1D"/>
-        </w:rPr>
-        <w:br/>
-      </w:r>
-      <w:r>
-        <w:rPr>
-          <w:rFonts w:ascii="Aptos" w:eastAsia="Aptos" w:hAnsi="Aptos" w:cs="Aptos"/>
-          <w:b/>
-          <w:bCs/>
-          <w:color w:val="1B1C1D"/>
-        </w:rPr>
-        <w:t>{{#DIRECTORS}}</w:t>
-      </w:r>
-      <w:r>
-        <w:rPr>
-          <w:rFonts w:ascii="Aptos" w:eastAsia="Aptos" w:hAnsi="Aptos" w:cs="Aptos"/>
-          <w:b/>
-          <w:bCs/>
-          <w:color w:val="1B1C1D"/>
-        </w:rPr>
-        <w:br/>
-      </w:r>
-      <w:r>
-        <w:rPr>
-          <w:rFonts w:ascii="Aptos" w:eastAsia="Aptos" w:hAnsi="Aptos" w:cs="Aptos"/>
-          <w:b/>
-          <w:bCs/>
-          <w:color w:val="1B1C1D"/>
-        </w:rPr>
-        <w:lastRenderedPageBreak/>
         <w:t xml:space="preserve">Director Name: </w:t>
       </w:r>
       <w:r>
@@ -11567,6 +7542,7 @@
   <w:style w:type="character" w:default="1" w:styleId="DefaultParagraphFont">
     <w:name w:val="Default Paragraph Font"/>
     <w:uiPriority w:val="1"/>
+    <w:semiHidden/>
     <w:unhideWhenUsed/>
   </w:style>
   <w:style w:type="table" w:default="1" w:styleId="TableNormal">

--- a/public/templates/contract_template.docx
+++ b/public/templates/contract_template.docx
@@ -32,6 +32,7 @@
         </w:rPr>
         <w:t xml:space="preserve"> </w:t>
       </w:r>
+      <w:proofErr w:type="spellStart"/>
       <w:r>
         <w:rPr>
           <w:rFonts w:ascii="Aptos" w:eastAsia="Aptos" w:hAnsi="Aptos" w:cs="Aptos"/>
@@ -42,6 +43,7 @@
         </w:rPr>
         <w:t>สัญญาจ้างงานและระเบียบข้อบังคับเกี่ยวกับการทำงาน</w:t>
       </w:r>
+      <w:proofErr w:type="spellEnd"/>
     </w:p>
     <w:p>
       <w:pPr>
@@ -80,8 +82,44 @@
         <w:rPr>
           <w:rFonts w:ascii="Aptos" w:eastAsia="Aptos" w:hAnsi="Aptos" w:cs="Aptos"/>
         </w:rPr>
-        <w:t xml:space="preserve"> เอกสารฉบับนี้ถือเป็นทั้งสัญญาจ้างงานและระเบียบข้อบังคับการทำงานที่ครอบคลุมเงื่อนไขการจ้างงานและความประพฤติที่คาดหวังสำหรับพนักงานทุกคนของ บริษัท ฟราเทอร์นิต้า จำกัด</w:t>
-      </w:r>
+        <w:t xml:space="preserve"> เอกสารฉบับนี้ถือเป็นทั้งสัญญาจ้างงานและระเบียบข้อบังคับการทำงานที่ครอบคลุมเงื่อนไขการจ้างงานและความประพฤติที่คาดหวังสำหรับพนักงานทุกคนของ </w:t>
+      </w:r>
+      <w:proofErr w:type="spellStart"/>
+      <w:r>
+        <w:rPr>
+          <w:rFonts w:ascii="Aptos" w:eastAsia="Aptos" w:hAnsi="Aptos" w:cs="Aptos"/>
+        </w:rPr>
+        <w:t>บริษัท</w:t>
+      </w:r>
+      <w:proofErr w:type="spellEnd"/>
+      <w:r>
+        <w:rPr>
+          <w:rFonts w:ascii="Aptos" w:eastAsia="Aptos" w:hAnsi="Aptos" w:cs="Aptos"/>
+        </w:rPr>
+        <w:t xml:space="preserve"> </w:t>
+      </w:r>
+      <w:proofErr w:type="spellStart"/>
+      <w:r>
+        <w:rPr>
+          <w:rFonts w:ascii="Aptos" w:eastAsia="Aptos" w:hAnsi="Aptos" w:cs="Aptos"/>
+        </w:rPr>
+        <w:t>ฟราเทอร์นิต้า</w:t>
+      </w:r>
+      <w:proofErr w:type="spellEnd"/>
+      <w:r>
+        <w:rPr>
+          <w:rFonts w:ascii="Aptos" w:eastAsia="Aptos" w:hAnsi="Aptos" w:cs="Aptos"/>
+        </w:rPr>
+        <w:t xml:space="preserve"> </w:t>
+      </w:r>
+      <w:proofErr w:type="spellStart"/>
+      <w:r>
+        <w:rPr>
+          <w:rFonts w:ascii="Aptos" w:eastAsia="Aptos" w:hAnsi="Aptos" w:cs="Aptos"/>
+        </w:rPr>
+        <w:t>จำกัด</w:t>
+      </w:r>
+      <w:proofErr w:type="spellEnd"/>
     </w:p>
     <w:p>
       <w:pPr>
@@ -101,8 +139,36 @@
           <w:b/>
           <w:bCs/>
         </w:rPr>
-        <w:t>Part 1: Employment Contract / ส่วนที่ 1: สัญญาจ้างงาน</w:t>
-      </w:r>
+        <w:t xml:space="preserve">Part 1: Employment Contract / </w:t>
+      </w:r>
+      <w:proofErr w:type="spellStart"/>
+      <w:r>
+        <w:rPr>
+          <w:rFonts w:ascii="Aptos" w:eastAsia="Aptos" w:hAnsi="Aptos" w:cs="Aptos"/>
+          <w:b/>
+          <w:bCs/>
+        </w:rPr>
+        <w:t>ส่วนที่</w:t>
+      </w:r>
+      <w:proofErr w:type="spellEnd"/>
+      <w:r>
+        <w:rPr>
+          <w:rFonts w:ascii="Aptos" w:eastAsia="Aptos" w:hAnsi="Aptos" w:cs="Aptos"/>
+          <w:b/>
+          <w:bCs/>
+        </w:rPr>
+        <w:t xml:space="preserve"> 1: </w:t>
+      </w:r>
+      <w:proofErr w:type="spellStart"/>
+      <w:r>
+        <w:rPr>
+          <w:rFonts w:ascii="Aptos" w:eastAsia="Aptos" w:hAnsi="Aptos" w:cs="Aptos"/>
+          <w:b/>
+          <w:bCs/>
+        </w:rPr>
+        <w:t>สัญญาจ้างงาน</w:t>
+      </w:r>
+      <w:proofErr w:type="spellEnd"/>
     </w:p>
     <w:p>
       <w:pPr>
@@ -141,7 +207,35 @@
         <w:rPr>
           <w:rFonts w:ascii="Aptos" w:eastAsia="Aptos" w:hAnsi="Aptos" w:cs="Aptos"/>
         </w:rPr>
-        <w:t xml:space="preserve"> ส่วนนี้ระบุข้อกำหนดและเงื่อนไขพื้นฐานของการจ้างงานระหว่าง บริษัท </w:t>
+        <w:t xml:space="preserve"> </w:t>
+      </w:r>
+      <w:proofErr w:type="spellStart"/>
+      <w:r>
+        <w:rPr>
+          <w:rFonts w:ascii="Aptos" w:eastAsia="Aptos" w:hAnsi="Aptos" w:cs="Aptos"/>
+        </w:rPr>
+        <w:t>ส่วนนี้ระบุข้อกำหนดและเงื่อนไขพื้นฐานของการจ้างงานระหว่าง</w:t>
+      </w:r>
+      <w:proofErr w:type="spellEnd"/>
+      <w:r>
+        <w:rPr>
+          <w:rFonts w:ascii="Aptos" w:eastAsia="Aptos" w:hAnsi="Aptos" w:cs="Aptos"/>
+        </w:rPr>
+        <w:t xml:space="preserve"> </w:t>
+      </w:r>
+      <w:proofErr w:type="spellStart"/>
+      <w:r>
+        <w:rPr>
+          <w:rFonts w:ascii="Aptos" w:eastAsia="Aptos" w:hAnsi="Aptos" w:cs="Aptos"/>
+        </w:rPr>
+        <w:t>บริษัท</w:t>
+      </w:r>
+      <w:proofErr w:type="spellEnd"/>
+      <w:r>
+        <w:rPr>
+          <w:rFonts w:ascii="Aptos" w:eastAsia="Aptos" w:hAnsi="Aptos" w:cs="Aptos"/>
+        </w:rPr>
+        <w:t xml:space="preserve"> </w:t>
       </w:r>
       <w:r>
         <w:rPr>
@@ -161,7 +255,49 @@
         <w:rPr>
           <w:rFonts w:ascii="Aptos" w:eastAsia="Aptos" w:hAnsi="Aptos" w:cs="Aptos"/>
         </w:rPr>
-        <w:t>("นายจ้าง") และพนักงาน ("ลูกจ้าง")</w:t>
+        <w:t>("</w:t>
+      </w:r>
+      <w:proofErr w:type="spellStart"/>
+      <w:r>
+        <w:rPr>
+          <w:rFonts w:ascii="Aptos" w:eastAsia="Aptos" w:hAnsi="Aptos" w:cs="Aptos"/>
+        </w:rPr>
+        <w:t>นายจ้าง</w:t>
+      </w:r>
+      <w:proofErr w:type="spellEnd"/>
+      <w:r>
+        <w:rPr>
+          <w:rFonts w:ascii="Aptos" w:eastAsia="Aptos" w:hAnsi="Aptos" w:cs="Aptos"/>
+        </w:rPr>
+        <w:t xml:space="preserve">") </w:t>
+      </w:r>
+      <w:proofErr w:type="spellStart"/>
+      <w:r>
+        <w:rPr>
+          <w:rFonts w:ascii="Aptos" w:eastAsia="Aptos" w:hAnsi="Aptos" w:cs="Aptos"/>
+        </w:rPr>
+        <w:t>และพนักงาน</w:t>
+      </w:r>
+      <w:proofErr w:type="spellEnd"/>
+      <w:r>
+        <w:rPr>
+          <w:rFonts w:ascii="Aptos" w:eastAsia="Aptos" w:hAnsi="Aptos" w:cs="Aptos"/>
+        </w:rPr>
+        <w:t xml:space="preserve"> ("</w:t>
+      </w:r>
+      <w:proofErr w:type="spellStart"/>
+      <w:r>
+        <w:rPr>
+          <w:rFonts w:ascii="Aptos" w:eastAsia="Aptos" w:hAnsi="Aptos" w:cs="Aptos"/>
+        </w:rPr>
+        <w:t>ลูกจ้าง</w:t>
+      </w:r>
+      <w:proofErr w:type="spellEnd"/>
+      <w:r>
+        <w:rPr>
+          <w:rFonts w:ascii="Aptos" w:eastAsia="Aptos" w:hAnsi="Aptos" w:cs="Aptos"/>
+        </w:rPr>
+        <w:t>")</w:t>
       </w:r>
     </w:p>
     <w:p>
@@ -181,8 +317,18 @@
           <w:b/>
           <w:bCs/>
         </w:rPr>
-        <w:t>1. Parties / คู่สัญญา</w:t>
-      </w:r>
+        <w:t xml:space="preserve">1. Parties / </w:t>
+      </w:r>
+      <w:proofErr w:type="spellStart"/>
+      <w:r>
+        <w:rPr>
+          <w:rFonts w:ascii="Aptos" w:eastAsia="Aptos" w:hAnsi="Aptos" w:cs="Aptos"/>
+          <w:b/>
+          <w:bCs/>
+        </w:rPr>
+        <w:t>คู่สัญญา</w:t>
+      </w:r>
+      <w:proofErr w:type="spellEnd"/>
     </w:p>
     <w:p>
       <w:pPr>
@@ -202,7 +348,25 @@
           <w:b/>
           <w:bCs/>
         </w:rPr>
-        <w:t>Employer / นายจ้าง:</w:t>
+        <w:t xml:space="preserve">Employer / </w:t>
+      </w:r>
+      <w:proofErr w:type="spellStart"/>
+      <w:r>
+        <w:rPr>
+          <w:rFonts w:ascii="Aptos" w:eastAsia="Aptos" w:hAnsi="Aptos" w:cs="Aptos"/>
+          <w:b/>
+          <w:bCs/>
+        </w:rPr>
+        <w:t>นายจ้าง</w:t>
+      </w:r>
+      <w:proofErr w:type="spellEnd"/>
+      <w:r>
+        <w:rPr>
+          <w:rFonts w:ascii="Aptos" w:eastAsia="Aptos" w:hAnsi="Aptos" w:cs="Aptos"/>
+          <w:b/>
+          <w:bCs/>
+        </w:rPr>
+        <w:t>:</w:t>
       </w:r>
       <w:r>
         <w:rPr>
@@ -235,7 +399,25 @@
           <w:b/>
           <w:bCs/>
         </w:rPr>
-        <w:t>Employee / ลูกจ้าง:</w:t>
+        <w:t xml:space="preserve">Employee / </w:t>
+      </w:r>
+      <w:proofErr w:type="spellStart"/>
+      <w:r>
+        <w:rPr>
+          <w:rFonts w:ascii="Aptos" w:eastAsia="Aptos" w:hAnsi="Aptos" w:cs="Aptos"/>
+          <w:b/>
+          <w:bCs/>
+        </w:rPr>
+        <w:t>ลูกจ้าง</w:t>
+      </w:r>
+      <w:proofErr w:type="spellEnd"/>
+      <w:r>
+        <w:rPr>
+          <w:rFonts w:ascii="Aptos" w:eastAsia="Aptos" w:hAnsi="Aptos" w:cs="Aptos"/>
+          <w:b/>
+          <w:bCs/>
+        </w:rPr>
+        <w:t>:</w:t>
       </w:r>
       <w:r>
         <w:rPr>
@@ -248,6 +430,72 @@
           <w:rFonts w:ascii="Aptos" w:eastAsia="Aptos" w:hAnsi="Aptos" w:cs="Aptos"/>
         </w:rPr>
         <w:t>{{STAFF_NAME}}</w:t>
+      </w:r>
+    </w:p>
+    <w:p>
+      <w:pPr>
+        <w:pStyle w:val="ListParagraph"/>
+        <w:numPr>
+          <w:ilvl w:val="1"/>
+          <w:numId w:val="23"/>
+        </w:numPr>
+        <w:spacing w:before="240" w:after="240"/>
+        <w:rPr>
+          <w:rFonts w:ascii="Aptos" w:eastAsia="Aptos" w:hAnsi="Aptos" w:cs="Aptos"/>
+        </w:rPr>
+      </w:pPr>
+      <w:r>
+        <w:rPr>
+          <w:rFonts w:ascii="Aptos" w:eastAsia="Aptos" w:hAnsi="Aptos" w:cs="Aptos"/>
+        </w:rPr>
+        <w:t xml:space="preserve">Identity Document / </w:t>
+      </w:r>
+      <w:proofErr w:type="spellStart"/>
+      <w:r>
+        <w:rPr>
+          <w:rFonts w:ascii="Browallia New" w:eastAsia="Aptos" w:hAnsi="Browallia New" w:cs="Browallia New"/>
+        </w:rPr>
+        <w:t>ประเภทบัตร</w:t>
+      </w:r>
+      <w:proofErr w:type="spellEnd"/>
+      <w:r>
+        <w:rPr>
+          <w:rFonts w:ascii="Aptos" w:eastAsia="Aptos" w:hAnsi="Aptos" w:cs="Aptos"/>
+        </w:rPr>
+        <w:t>: {{ID_TYPE}}</w:t>
+      </w:r>
+    </w:p>
+    <w:p>
+      <w:pPr>
+        <w:pStyle w:val="ListParagraph"/>
+        <w:numPr>
+          <w:ilvl w:val="1"/>
+          <w:numId w:val="23"/>
+        </w:numPr>
+        <w:spacing w:before="240" w:after="240"/>
+        <w:rPr>
+          <w:rFonts w:ascii="Aptos" w:eastAsia="Aptos" w:hAnsi="Aptos" w:cs="Aptos"/>
+        </w:rPr>
+      </w:pPr>
+      <w:r>
+        <w:rPr>
+          <w:rFonts w:ascii="Aptos" w:eastAsia="Aptos" w:hAnsi="Aptos" w:cs="Aptos"/>
+        </w:rPr>
+        <w:t xml:space="preserve">ID Number / </w:t>
+      </w:r>
+      <w:proofErr w:type="spellStart"/>
+      <w:r>
+        <w:rPr>
+          <w:rFonts w:ascii="Browallia New" w:eastAsia="Aptos" w:hAnsi="Browallia New" w:cs="Browallia New"/>
+        </w:rPr>
+        <w:t>เลขที่เอกสาร</w:t>
+      </w:r>
+      <w:proofErr w:type="spellEnd"/>
+      <w:r>
+        <w:rPr>
+          <w:rFonts w:ascii="Aptos" w:eastAsia="Aptos" w:hAnsi="Aptos" w:cs="Aptos"/>
+        </w:rPr>
+        <w:t>: {{ID_NUMBER}}</w:t>
       </w:r>
     </w:p>
     <w:p>
@@ -267,8 +515,18 @@
           <w:b/>
           <w:bCs/>
         </w:rPr>
-        <w:t>2. Job Details / รายละเอียดงาน</w:t>
-      </w:r>
+        <w:t xml:space="preserve">2. Job Details / </w:t>
+      </w:r>
+      <w:proofErr w:type="spellStart"/>
+      <w:r>
+        <w:rPr>
+          <w:rFonts w:ascii="Aptos" w:eastAsia="Aptos" w:hAnsi="Aptos" w:cs="Aptos"/>
+          <w:b/>
+          <w:bCs/>
+        </w:rPr>
+        <w:t>รายละเอียดงาน</w:t>
+      </w:r>
+      <w:proofErr w:type="spellEnd"/>
     </w:p>
     <w:p>
       <w:pPr>
@@ -288,7 +546,25 @@
           <w:b/>
           <w:bCs/>
         </w:rPr>
-        <w:t>Job Title / ตำแหน่งงาน:</w:t>
+        <w:t xml:space="preserve">Job Title / </w:t>
+      </w:r>
+      <w:proofErr w:type="spellStart"/>
+      <w:r>
+        <w:rPr>
+          <w:rFonts w:ascii="Aptos" w:eastAsia="Aptos" w:hAnsi="Aptos" w:cs="Aptos"/>
+          <w:b/>
+          <w:bCs/>
+        </w:rPr>
+        <w:t>ตำแหน่งงาน</w:t>
+      </w:r>
+      <w:proofErr w:type="spellEnd"/>
+      <w:r>
+        <w:rPr>
+          <w:rFonts w:ascii="Aptos" w:eastAsia="Aptos" w:hAnsi="Aptos" w:cs="Aptos"/>
+          <w:b/>
+          <w:bCs/>
+        </w:rPr>
+        <w:t>:</w:t>
       </w:r>
       <w:r>
         <w:rPr>
@@ -323,6 +599,7 @@
         </w:rPr>
         <w:t xml:space="preserve">Responsibilities / </w:t>
       </w:r>
+      <w:proofErr w:type="spellStart"/>
       <w:r>
         <w:rPr>
           <w:rFonts w:ascii="Browallia New" w:eastAsia="Aptos" w:hAnsi="Browallia New" w:cs="Browallia New"/>
@@ -331,6 +608,7 @@
         </w:rPr>
         <w:t>ความรับผิดชอบ</w:t>
       </w:r>
+      <w:proofErr w:type="spellEnd"/>
       <w:r>
         <w:rPr>
           <w:rFonts w:ascii="Aptos" w:eastAsia="Aptos" w:hAnsi="Aptos" w:cs="Aptos"/>
@@ -382,7 +660,25 @@
           <w:b/>
           <w:bCs/>
         </w:rPr>
-        <w:t>Start Date / วันเริ่มงาน:</w:t>
+        <w:t xml:space="preserve">Start Date / </w:t>
+      </w:r>
+      <w:proofErr w:type="spellStart"/>
+      <w:r>
+        <w:rPr>
+          <w:rFonts w:ascii="Aptos" w:eastAsia="Aptos" w:hAnsi="Aptos" w:cs="Aptos"/>
+          <w:b/>
+          <w:bCs/>
+        </w:rPr>
+        <w:t>วันเริ่มงาน</w:t>
+      </w:r>
+      <w:proofErr w:type="spellEnd"/>
+      <w:r>
+        <w:rPr>
+          <w:rFonts w:ascii="Aptos" w:eastAsia="Aptos" w:hAnsi="Aptos" w:cs="Aptos"/>
+          <w:b/>
+          <w:bCs/>
+        </w:rPr>
+        <w:t>:</w:t>
       </w:r>
       <w:r>
         <w:rPr>
@@ -415,7 +711,25 @@
           <w:b/>
           <w:bCs/>
         </w:rPr>
-        <w:t>Work Location / สถานที่ทำงาน:</w:t>
+        <w:t xml:space="preserve">Work Location / </w:t>
+      </w:r>
+      <w:proofErr w:type="spellStart"/>
+      <w:r>
+        <w:rPr>
+          <w:rFonts w:ascii="Aptos" w:eastAsia="Aptos" w:hAnsi="Aptos" w:cs="Aptos"/>
+          <w:b/>
+          <w:bCs/>
+        </w:rPr>
+        <w:t>สถานที่ทำงาน</w:t>
+      </w:r>
+      <w:proofErr w:type="spellEnd"/>
+      <w:r>
+        <w:rPr>
+          <w:rFonts w:ascii="Aptos" w:eastAsia="Aptos" w:hAnsi="Aptos" w:cs="Aptos"/>
+          <w:b/>
+          <w:bCs/>
+        </w:rPr>
+        <w:t>:</w:t>
       </w:r>
       <w:r>
         <w:rPr>
@@ -459,8 +773,18 @@
           <w:b/>
           <w:bCs/>
         </w:rPr>
-        <w:t>3. Working Hours / ชั่วโมงการทำงาน</w:t>
-      </w:r>
+        <w:t xml:space="preserve">3. Working Hours / </w:t>
+      </w:r>
+      <w:proofErr w:type="spellStart"/>
+      <w:r>
+        <w:rPr>
+          <w:rFonts w:ascii="Aptos" w:eastAsia="Aptos" w:hAnsi="Aptos" w:cs="Aptos"/>
+          <w:b/>
+          <w:bCs/>
+        </w:rPr>
+        <w:t>ชั่วโมงการทำงาน</w:t>
+      </w:r>
+      <w:proofErr w:type="spellEnd"/>
     </w:p>
     <w:p>
       <w:pPr>
@@ -480,7 +804,25 @@
           <w:b/>
           <w:bCs/>
         </w:rPr>
-        <w:t>Standard Hours / เวลามาตรฐาน:</w:t>
+        <w:t xml:space="preserve">Standard Hours / </w:t>
+      </w:r>
+      <w:proofErr w:type="spellStart"/>
+      <w:r>
+        <w:rPr>
+          <w:rFonts w:ascii="Aptos" w:eastAsia="Aptos" w:hAnsi="Aptos" w:cs="Aptos"/>
+          <w:b/>
+          <w:bCs/>
+        </w:rPr>
+        <w:t>เวลามาตรฐาน</w:t>
+      </w:r>
+      <w:proofErr w:type="spellEnd"/>
+      <w:r>
+        <w:rPr>
+          <w:rFonts w:ascii="Aptos" w:eastAsia="Aptos" w:hAnsi="Aptos" w:cs="Aptos"/>
+          <w:b/>
+          <w:bCs/>
+        </w:rPr>
+        <w:t>:</w:t>
       </w:r>
       <w:r>
         <w:rPr>
@@ -507,13 +849,46 @@
           <w:b/>
           <w:bCs/>
         </w:rPr>
-        <w:t>Breaks / เวลาพัก:</w:t>
-      </w:r>
-      <w:r>
-        <w:rPr>
-          <w:rFonts w:ascii="Aptos" w:eastAsia="Aptos" w:hAnsi="Aptos" w:cs="Aptos"/>
-        </w:rPr>
-        <w:t xml:space="preserve"> In accordance with Thai labor law, employees are entitled to a one-hour break after working five consecutive hours. ตามกฎหมายคุ้มครองแรงงาน พนักงานมีสิทธิได้รับเวลาพักหนึ่งชั่วโมงหลังจากทำงานติดต่อกันครบห้าชั่วโมง</w:t>
+        <w:lastRenderedPageBreak/>
+        <w:t xml:space="preserve">Breaks / </w:t>
+      </w:r>
+      <w:proofErr w:type="spellStart"/>
+      <w:r>
+        <w:rPr>
+          <w:rFonts w:ascii="Aptos" w:eastAsia="Aptos" w:hAnsi="Aptos" w:cs="Aptos"/>
+          <w:b/>
+          <w:bCs/>
+        </w:rPr>
+        <w:t>เวลาพัก</w:t>
+      </w:r>
+      <w:proofErr w:type="spellEnd"/>
+      <w:r>
+        <w:rPr>
+          <w:rFonts w:ascii="Aptos" w:eastAsia="Aptos" w:hAnsi="Aptos" w:cs="Aptos"/>
+          <w:b/>
+          <w:bCs/>
+        </w:rPr>
+        <w:t>:</w:t>
+      </w:r>
+      <w:r>
+        <w:rPr>
+          <w:rFonts w:ascii="Aptos" w:eastAsia="Aptos" w:hAnsi="Aptos" w:cs="Aptos"/>
+        </w:rPr>
+        <w:t xml:space="preserve"> In accordance with Thai labor law, employees are entitled to a one-hour break after working five consecutive hours. </w:t>
+      </w:r>
+      <w:proofErr w:type="spellStart"/>
+      <w:r>
+        <w:rPr>
+          <w:rFonts w:ascii="Aptos" w:eastAsia="Aptos" w:hAnsi="Aptos" w:cs="Aptos"/>
+        </w:rPr>
+        <w:t>ตามกฎหมายคุ้มครองแรงงาน</w:t>
+      </w:r>
+      <w:proofErr w:type="spellEnd"/>
+      <w:r>
+        <w:rPr>
+          <w:rFonts w:ascii="Aptos" w:eastAsia="Aptos" w:hAnsi="Aptos" w:cs="Aptos"/>
+        </w:rPr>
+        <w:t xml:space="preserve"> พนักงานมีสิทธิได้รับเวลาพักหนึ่งชั่วโมงหลังจากทำงานติดต่อกันครบห้าชั่วโมง</w:t>
       </w:r>
     </w:p>
     <w:p>
@@ -534,8 +909,25 @@
           <w:b/>
           <w:bCs/>
         </w:rPr>
-        <w:lastRenderedPageBreak/>
-        <w:t>Break Scheduling / การจัดตารางเวลาพัก:</w:t>
+        <w:t xml:space="preserve">Break Scheduling / </w:t>
+      </w:r>
+      <w:proofErr w:type="spellStart"/>
+      <w:r>
+        <w:rPr>
+          <w:rFonts w:ascii="Aptos" w:eastAsia="Aptos" w:hAnsi="Aptos" w:cs="Aptos"/>
+          <w:b/>
+          <w:bCs/>
+        </w:rPr>
+        <w:t>การจัดตารางเวลาพัก</w:t>
+      </w:r>
+      <w:proofErr w:type="spellEnd"/>
+      <w:r>
+        <w:rPr>
+          <w:rFonts w:ascii="Aptos" w:eastAsia="Aptos" w:hAnsi="Aptos" w:cs="Aptos"/>
+          <w:b/>
+          <w:bCs/>
+        </w:rPr>
+        <w:t>:</w:t>
       </w:r>
       <w:r>
         <w:rPr>
@@ -562,13 +954,73 @@
           <w:b/>
           <w:bCs/>
         </w:rPr>
-        <w:t>Short Shifts / กะงานระยะสั้น:</w:t>
-      </w:r>
-      <w:r>
-        <w:rPr>
-          <w:rFonts w:ascii="Aptos" w:eastAsia="Aptos" w:hAnsi="Aptos" w:cs="Aptos"/>
-        </w:rPr>
-        <w:t xml:space="preserve"> For employees working less than five hours, the break time, if any, will be determined by management based on the shift duration and operational requirements. สำหรับพนักงานที่ทำงานน้อยกว่าห้าชั่วโมง เวลาพัก (ถ้ามี) จะถูกกำหนดโดยฝ่ายบริหารโดยพิจารณาจากระยะเวลาของกะและความต้องการในการดำเนินงาน</w:t>
+        <w:t xml:space="preserve">Short Shifts / </w:t>
+      </w:r>
+      <w:proofErr w:type="spellStart"/>
+      <w:r>
+        <w:rPr>
+          <w:rFonts w:ascii="Aptos" w:eastAsia="Aptos" w:hAnsi="Aptos" w:cs="Aptos"/>
+          <w:b/>
+          <w:bCs/>
+        </w:rPr>
+        <w:t>กะงานระยะสั้น</w:t>
+      </w:r>
+      <w:proofErr w:type="spellEnd"/>
+      <w:r>
+        <w:rPr>
+          <w:rFonts w:ascii="Aptos" w:eastAsia="Aptos" w:hAnsi="Aptos" w:cs="Aptos"/>
+          <w:b/>
+          <w:bCs/>
+        </w:rPr>
+        <w:t>:</w:t>
+      </w:r>
+      <w:r>
+        <w:rPr>
+          <w:rFonts w:ascii="Aptos" w:eastAsia="Aptos" w:hAnsi="Aptos" w:cs="Aptos"/>
+        </w:rPr>
+        <w:t xml:space="preserve"> For employees working less than five hours, the break time, if any, will be determined by management based on the shift duration and operational requirements. </w:t>
+      </w:r>
+      <w:proofErr w:type="spellStart"/>
+      <w:r>
+        <w:rPr>
+          <w:rFonts w:ascii="Aptos" w:eastAsia="Aptos" w:hAnsi="Aptos" w:cs="Aptos"/>
+        </w:rPr>
+        <w:t>สำหรับพนักงานที่ทำงานน้อยกว่าห้าชั่วโมง</w:t>
+      </w:r>
+      <w:proofErr w:type="spellEnd"/>
+      <w:r>
+        <w:rPr>
+          <w:rFonts w:ascii="Aptos" w:eastAsia="Aptos" w:hAnsi="Aptos" w:cs="Aptos"/>
+        </w:rPr>
+        <w:t xml:space="preserve"> </w:t>
+      </w:r>
+      <w:proofErr w:type="spellStart"/>
+      <w:r>
+        <w:rPr>
+          <w:rFonts w:ascii="Aptos" w:eastAsia="Aptos" w:hAnsi="Aptos" w:cs="Aptos"/>
+        </w:rPr>
+        <w:t>เวลาพัก</w:t>
+      </w:r>
+      <w:proofErr w:type="spellEnd"/>
+      <w:r>
+        <w:rPr>
+          <w:rFonts w:ascii="Aptos" w:eastAsia="Aptos" w:hAnsi="Aptos" w:cs="Aptos"/>
+        </w:rPr>
+        <w:t xml:space="preserve"> (</w:t>
+      </w:r>
+      <w:proofErr w:type="spellStart"/>
+      <w:r>
+        <w:rPr>
+          <w:rFonts w:ascii="Aptos" w:eastAsia="Aptos" w:hAnsi="Aptos" w:cs="Aptos"/>
+        </w:rPr>
+        <w:t>ถ้ามี</w:t>
+      </w:r>
+      <w:proofErr w:type="spellEnd"/>
+      <w:r>
+        <w:rPr>
+          <w:rFonts w:ascii="Aptos" w:eastAsia="Aptos" w:hAnsi="Aptos" w:cs="Aptos"/>
+        </w:rPr>
+        <w:t>) จะถูกกำหนดโดยฝ่ายบริหารโดยพิจารณาจากระยะเวลาของกะและความต้องการในการดำเนินงาน</w:t>
       </w:r>
     </w:p>
     <w:p>
@@ -588,8 +1040,18 @@
           <w:b/>
           <w:bCs/>
         </w:rPr>
-        <w:t>4. Compensation / ค่าตอบแทน</w:t>
-      </w:r>
+        <w:t xml:space="preserve">4. Compensation / </w:t>
+      </w:r>
+      <w:proofErr w:type="spellStart"/>
+      <w:r>
+        <w:rPr>
+          <w:rFonts w:ascii="Aptos" w:eastAsia="Aptos" w:hAnsi="Aptos" w:cs="Aptos"/>
+          <w:b/>
+          <w:bCs/>
+        </w:rPr>
+        <w:t>ค่าตอบแทน</w:t>
+      </w:r>
+      <w:proofErr w:type="spellEnd"/>
     </w:p>
     <w:p>
       <w:pPr>
@@ -609,7 +1071,25 @@
           <w:b/>
           <w:bCs/>
         </w:rPr>
-        <w:t>Salary / เงินเดือน:</w:t>
+        <w:t xml:space="preserve">Salary / </w:t>
+      </w:r>
+      <w:proofErr w:type="spellStart"/>
+      <w:r>
+        <w:rPr>
+          <w:rFonts w:ascii="Aptos" w:eastAsia="Aptos" w:hAnsi="Aptos" w:cs="Aptos"/>
+          <w:b/>
+          <w:bCs/>
+        </w:rPr>
+        <w:t>เงินเดือน</w:t>
+      </w:r>
+      <w:proofErr w:type="spellEnd"/>
+      <w:r>
+        <w:rPr>
+          <w:rFonts w:ascii="Aptos" w:eastAsia="Aptos" w:hAnsi="Aptos" w:cs="Aptos"/>
+          <w:b/>
+          <w:bCs/>
+        </w:rPr>
+        <w:t>:</w:t>
       </w:r>
       <w:r>
         <w:rPr>
@@ -627,7 +1107,21 @@
         <w:rPr>
           <w:rFonts w:ascii="Aptos" w:eastAsia="Aptos" w:hAnsi="Aptos" w:cs="Aptos"/>
         </w:rPr>
-        <w:t xml:space="preserve"> Baht per month. เงินเดือนของพนักงานคือ </w:t>
+        <w:t xml:space="preserve"> Baht per month. </w:t>
+      </w:r>
+      <w:proofErr w:type="spellStart"/>
+      <w:r>
+        <w:rPr>
+          <w:rFonts w:ascii="Aptos" w:eastAsia="Aptos" w:hAnsi="Aptos" w:cs="Aptos"/>
+        </w:rPr>
+        <w:t>เงินเดือนของพนักงานคือ</w:t>
+      </w:r>
+      <w:proofErr w:type="spellEnd"/>
+      <w:r>
+        <w:rPr>
+          <w:rFonts w:ascii="Aptos" w:eastAsia="Aptos" w:hAnsi="Aptos" w:cs="Aptos"/>
+        </w:rPr>
+        <w:t xml:space="preserve"> </w:t>
       </w:r>
       <w:r>
         <w:rPr>
@@ -639,8 +1133,30 @@
         <w:rPr>
           <w:rFonts w:ascii="Aptos" w:eastAsia="Aptos" w:hAnsi="Aptos" w:cs="Aptos"/>
         </w:rPr>
-        <w:t xml:space="preserve"> บาท ต่อเดือน</w:t>
-      </w:r>
+        <w:t xml:space="preserve"> </w:t>
+      </w:r>
+      <w:proofErr w:type="spellStart"/>
+      <w:r>
+        <w:rPr>
+          <w:rFonts w:ascii="Aptos" w:eastAsia="Aptos" w:hAnsi="Aptos" w:cs="Aptos"/>
+        </w:rPr>
+        <w:t>บาท</w:t>
+      </w:r>
+      <w:proofErr w:type="spellEnd"/>
+      <w:r>
+        <w:rPr>
+          <w:rFonts w:ascii="Aptos" w:eastAsia="Aptos" w:hAnsi="Aptos" w:cs="Aptos"/>
+        </w:rPr>
+        <w:t xml:space="preserve"> </w:t>
+      </w:r>
+      <w:proofErr w:type="spellStart"/>
+      <w:r>
+        <w:rPr>
+          <w:rFonts w:ascii="Aptos" w:eastAsia="Aptos" w:hAnsi="Aptos" w:cs="Aptos"/>
+        </w:rPr>
+        <w:t>ต่อเดือน</w:t>
+      </w:r>
+      <w:proofErr w:type="spellEnd"/>
     </w:p>
     <w:p>
       <w:pPr>
@@ -660,14 +1176,40 @@
           <w:b/>
           <w:bCs/>
         </w:rPr>
-        <w:t>Payment Schedule / กำหนดการจ่ายเงิน:</w:t>
-      </w:r>
-      <w:r>
-        <w:rPr>
-          <w:rFonts w:ascii="Aptos" w:eastAsia="Aptos" w:hAnsi="Aptos" w:cs="Aptos"/>
-        </w:rPr>
-        <w:t xml:space="preserve"> Payment shall be made monthly. การจ่ายเงินจะทำเป็นรายเดือน</w:t>
-      </w:r>
+        <w:t xml:space="preserve">Payment Schedule / </w:t>
+      </w:r>
+      <w:proofErr w:type="spellStart"/>
+      <w:r>
+        <w:rPr>
+          <w:rFonts w:ascii="Aptos" w:eastAsia="Aptos" w:hAnsi="Aptos" w:cs="Aptos"/>
+          <w:b/>
+          <w:bCs/>
+        </w:rPr>
+        <w:t>กำหนดการจ่ายเงิน</w:t>
+      </w:r>
+      <w:proofErr w:type="spellEnd"/>
+      <w:r>
+        <w:rPr>
+          <w:rFonts w:ascii="Aptos" w:eastAsia="Aptos" w:hAnsi="Aptos" w:cs="Aptos"/>
+          <w:b/>
+          <w:bCs/>
+        </w:rPr>
+        <w:t>:</w:t>
+      </w:r>
+      <w:r>
+        <w:rPr>
+          <w:rFonts w:ascii="Aptos" w:eastAsia="Aptos" w:hAnsi="Aptos" w:cs="Aptos"/>
+        </w:rPr>
+        <w:t xml:space="preserve"> Payment shall be made monthly. </w:t>
+      </w:r>
+      <w:proofErr w:type="spellStart"/>
+      <w:r>
+        <w:rPr>
+          <w:rFonts w:ascii="Aptos" w:eastAsia="Aptos" w:hAnsi="Aptos" w:cs="Aptos"/>
+        </w:rPr>
+        <w:t>การจ่ายเงินจะทำเป็นรายเดือน</w:t>
+      </w:r>
+      <w:proofErr w:type="spellEnd"/>
     </w:p>
     <w:p>
       <w:pPr>
@@ -686,8 +1228,18 @@
           <w:b/>
           <w:bCs/>
         </w:rPr>
-        <w:t>5. Benefits / สวัสดิการ</w:t>
-      </w:r>
+        <w:t xml:space="preserve">5. Benefits / </w:t>
+      </w:r>
+      <w:proofErr w:type="spellStart"/>
+      <w:r>
+        <w:rPr>
+          <w:rFonts w:ascii="Aptos" w:eastAsia="Aptos" w:hAnsi="Aptos" w:cs="Aptos"/>
+          <w:b/>
+          <w:bCs/>
+        </w:rPr>
+        <w:t>สวัสดิการ</w:t>
+      </w:r>
+      <w:proofErr w:type="spellEnd"/>
     </w:p>
     <w:p>
       <w:pPr>
@@ -708,7 +1260,21 @@
         <w:rPr>
           <w:rFonts w:ascii="Aptos" w:eastAsia="Aptos" w:hAnsi="Aptos" w:cs="Aptos"/>
         </w:rPr>
-        <w:t xml:space="preserve"> ลูกจ้างมีสิทธิได้รับสวัสดิการตามที่ระบุไว้ในนโยบายสวัสดิการของบริษัท ซึ่งอาจรวมถึง:</w:t>
+        <w:t xml:space="preserve"> ลูกจ้างมีสิทธิได้รับสวัสดิการตามที่ระบุไว้ในนโยบายสวัสดิการของบริษัท </w:t>
+      </w:r>
+      <w:proofErr w:type="spellStart"/>
+      <w:r>
+        <w:rPr>
+          <w:rFonts w:ascii="Aptos" w:eastAsia="Aptos" w:hAnsi="Aptos" w:cs="Aptos"/>
+        </w:rPr>
+        <w:t>ซึ่งอาจรวมถึง</w:t>
+      </w:r>
+      <w:proofErr w:type="spellEnd"/>
+      <w:r>
+        <w:rPr>
+          <w:rFonts w:ascii="Aptos" w:eastAsia="Aptos" w:hAnsi="Aptos" w:cs="Aptos"/>
+        </w:rPr>
+        <w:t>:</w:t>
       </w:r>
     </w:p>
     <w:p>
@@ -729,7 +1295,25 @@
           <w:b/>
           <w:bCs/>
         </w:rPr>
-        <w:t>Annual Holiday Entitlement / สิทธิวันหยุดพักผ่อนประจำปี:</w:t>
+        <w:t xml:space="preserve">Annual Holiday Entitlement / </w:t>
+      </w:r>
+      <w:proofErr w:type="spellStart"/>
+      <w:r>
+        <w:rPr>
+          <w:rFonts w:ascii="Aptos" w:eastAsia="Aptos" w:hAnsi="Aptos" w:cs="Aptos"/>
+          <w:b/>
+          <w:bCs/>
+        </w:rPr>
+        <w:t>สิทธิวันหยุดพักผ่อนประจำปี</w:t>
+      </w:r>
+      <w:proofErr w:type="spellEnd"/>
+      <w:r>
+        <w:rPr>
+          <w:rFonts w:ascii="Aptos" w:eastAsia="Aptos" w:hAnsi="Aptos" w:cs="Aptos"/>
+          <w:b/>
+          <w:bCs/>
+        </w:rPr>
+        <w:t>:</w:t>
       </w:r>
       <w:r>
         <w:rPr>
@@ -765,8 +1349,72 @@
         <w:rPr>
           <w:rFonts w:ascii="Aptos" w:eastAsia="Aptos" w:hAnsi="Aptos" w:cs="Aptos"/>
         </w:rPr>
-        <w:t xml:space="preserve"> วันต่อปี หลังจากทำงานติดต่อกันครบหนึ่ง (1) ปี สำหรับพนักงานที่ยังทำงานไม่ครบหนึ่งปี วันหยุดพักผ่อนประจำปีจะถูกจัดสรรให้ตามสัดส่วน</w:t>
-      </w:r>
+        <w:t xml:space="preserve"> </w:t>
+      </w:r>
+      <w:proofErr w:type="spellStart"/>
+      <w:r>
+        <w:rPr>
+          <w:rFonts w:ascii="Aptos" w:eastAsia="Aptos" w:hAnsi="Aptos" w:cs="Aptos"/>
+        </w:rPr>
+        <w:t>วันต่อปี</w:t>
+      </w:r>
+      <w:proofErr w:type="spellEnd"/>
+      <w:r>
+        <w:rPr>
+          <w:rFonts w:ascii="Aptos" w:eastAsia="Aptos" w:hAnsi="Aptos" w:cs="Aptos"/>
+        </w:rPr>
+        <w:t xml:space="preserve"> </w:t>
+      </w:r>
+      <w:proofErr w:type="spellStart"/>
+      <w:r>
+        <w:rPr>
+          <w:rFonts w:ascii="Aptos" w:eastAsia="Aptos" w:hAnsi="Aptos" w:cs="Aptos"/>
+        </w:rPr>
+        <w:t>หลังจากทำงานติดต่อกันครบหนึ่ง</w:t>
+      </w:r>
+      <w:proofErr w:type="spellEnd"/>
+      <w:r>
+        <w:rPr>
+          <w:rFonts w:ascii="Aptos" w:eastAsia="Aptos" w:hAnsi="Aptos" w:cs="Aptos"/>
+        </w:rPr>
+        <w:t xml:space="preserve"> (1) </w:t>
+      </w:r>
+      <w:proofErr w:type="spellStart"/>
+      <w:r>
+        <w:rPr>
+          <w:rFonts w:ascii="Aptos" w:eastAsia="Aptos" w:hAnsi="Aptos" w:cs="Aptos"/>
+        </w:rPr>
+        <w:t>ปี</w:t>
+      </w:r>
+      <w:proofErr w:type="spellEnd"/>
+      <w:r>
+        <w:rPr>
+          <w:rFonts w:ascii="Aptos" w:eastAsia="Aptos" w:hAnsi="Aptos" w:cs="Aptos"/>
+        </w:rPr>
+        <w:t xml:space="preserve"> </w:t>
+      </w:r>
+      <w:proofErr w:type="spellStart"/>
+      <w:r>
+        <w:rPr>
+          <w:rFonts w:ascii="Aptos" w:eastAsia="Aptos" w:hAnsi="Aptos" w:cs="Aptos"/>
+        </w:rPr>
+        <w:t>สำหรับพนักงานที่ยังทำงานไม่ครบหนึ่งปี</w:t>
+      </w:r>
+      <w:proofErr w:type="spellEnd"/>
+      <w:r>
+        <w:rPr>
+          <w:rFonts w:ascii="Aptos" w:eastAsia="Aptos" w:hAnsi="Aptos" w:cs="Aptos"/>
+        </w:rPr>
+        <w:t xml:space="preserve"> </w:t>
+      </w:r>
+      <w:proofErr w:type="spellStart"/>
+      <w:r>
+        <w:rPr>
+          <w:rFonts w:ascii="Aptos" w:eastAsia="Aptos" w:hAnsi="Aptos" w:cs="Aptos"/>
+        </w:rPr>
+        <w:t>วันหยุดพักผ่อนประจำปีจะถูกจัดสรรให้ตามสัดส่วน</w:t>
+      </w:r>
+      <w:proofErr w:type="spellEnd"/>
     </w:p>
     <w:p>
       <w:pPr>
@@ -786,7 +1434,25 @@
           <w:b/>
           <w:bCs/>
         </w:rPr>
-        <w:t>Public Holidays / วันหยุดตามประเพณี:</w:t>
+        <w:t xml:space="preserve">Public Holidays / </w:t>
+      </w:r>
+      <w:proofErr w:type="spellStart"/>
+      <w:r>
+        <w:rPr>
+          <w:rFonts w:ascii="Aptos" w:eastAsia="Aptos" w:hAnsi="Aptos" w:cs="Aptos"/>
+          <w:b/>
+          <w:bCs/>
+        </w:rPr>
+        <w:t>วันหยุดตามประเพณี</w:t>
+      </w:r>
+      <w:proofErr w:type="spellEnd"/>
+      <w:r>
+        <w:rPr>
+          <w:rFonts w:ascii="Aptos" w:eastAsia="Aptos" w:hAnsi="Aptos" w:cs="Aptos"/>
+          <w:b/>
+          <w:bCs/>
+        </w:rPr>
+        <w:t>:</w:t>
       </w:r>
       <w:r>
         <w:rPr>
@@ -804,7 +1470,21 @@
         <w:rPr>
           <w:rFonts w:ascii="Aptos" w:eastAsia="Aptos" w:hAnsi="Aptos" w:cs="Aptos"/>
         </w:rPr>
-        <w:t xml:space="preserve"> paid public holidays per year, as specified by the Thai government. นอกเหนือจากวันหยุดพักผ่อนประจำปี นายจ้างจะกำหนดวันหยุดตามประเพณีโดยได้รับค่าจ้างอย่างน้อย</w:t>
+        <w:t xml:space="preserve"> paid public holidays per year, as specified by the Thai government. </w:t>
+      </w:r>
+      <w:proofErr w:type="spellStart"/>
+      <w:r>
+        <w:rPr>
+          <w:rFonts w:ascii="Aptos" w:eastAsia="Aptos" w:hAnsi="Aptos" w:cs="Aptos"/>
+        </w:rPr>
+        <w:t>นอกเหนือจากวันหยุดพักผ่อนประจำปี</w:t>
+      </w:r>
+      <w:proofErr w:type="spellEnd"/>
+      <w:r>
+        <w:rPr>
+          <w:rFonts w:ascii="Aptos" w:eastAsia="Aptos" w:hAnsi="Aptos" w:cs="Aptos"/>
+        </w:rPr>
+        <w:t xml:space="preserve"> นายจ้างจะกำหนดวันหยุดตามประเพณีโดยได้รับค่าจ้างอย่างน้อย</w:t>
       </w:r>
       <w:r>
         <w:rPr>
@@ -816,8 +1496,30 @@
         <w:rPr>
           <w:rFonts w:ascii="Aptos" w:eastAsia="Aptos" w:hAnsi="Aptos" w:cs="Aptos"/>
         </w:rPr>
-        <w:t xml:space="preserve"> วันต่อปี ตามที่รัฐบาลไทยกำหนด</w:t>
-      </w:r>
+        <w:t xml:space="preserve"> </w:t>
+      </w:r>
+      <w:proofErr w:type="spellStart"/>
+      <w:r>
+        <w:rPr>
+          <w:rFonts w:ascii="Aptos" w:eastAsia="Aptos" w:hAnsi="Aptos" w:cs="Aptos"/>
+        </w:rPr>
+        <w:t>วันต่อปี</w:t>
+      </w:r>
+      <w:proofErr w:type="spellEnd"/>
+      <w:r>
+        <w:rPr>
+          <w:rFonts w:ascii="Aptos" w:eastAsia="Aptos" w:hAnsi="Aptos" w:cs="Aptos"/>
+        </w:rPr>
+        <w:t xml:space="preserve"> </w:t>
+      </w:r>
+      <w:proofErr w:type="spellStart"/>
+      <w:r>
+        <w:rPr>
+          <w:rFonts w:ascii="Aptos" w:eastAsia="Aptos" w:hAnsi="Aptos" w:cs="Aptos"/>
+        </w:rPr>
+        <w:t>ตามที่รัฐบาลไทยกำหนด</w:t>
+      </w:r>
+      <w:proofErr w:type="spellEnd"/>
     </w:p>
     <w:p>
       <w:pPr>
@@ -837,7 +1539,25 @@
           <w:b/>
           <w:bCs/>
         </w:rPr>
-        <w:t>Paid Sick Leave / วันลาป่วย:</w:t>
+        <w:t xml:space="preserve">Paid Sick Leave / </w:t>
+      </w:r>
+      <w:proofErr w:type="spellStart"/>
+      <w:r>
+        <w:rPr>
+          <w:rFonts w:ascii="Aptos" w:eastAsia="Aptos" w:hAnsi="Aptos" w:cs="Aptos"/>
+          <w:b/>
+          <w:bCs/>
+        </w:rPr>
+        <w:t>วันลาป่วย</w:t>
+      </w:r>
+      <w:proofErr w:type="spellEnd"/>
+      <w:r>
+        <w:rPr>
+          <w:rFonts w:ascii="Aptos" w:eastAsia="Aptos" w:hAnsi="Aptos" w:cs="Aptos"/>
+          <w:b/>
+          <w:bCs/>
+        </w:rPr>
+        <w:t>:</w:t>
       </w:r>
       <w:r>
         <w:rPr>
@@ -879,8 +1599,17 @@
         <w:rPr>
           <w:rFonts w:ascii="Aptos" w:eastAsia="Aptos" w:hAnsi="Aptos" w:cs="Aptos"/>
         </w:rPr>
-        <w:t xml:space="preserve"> days of paid sick leave per year, contingent upon providing a medical certificate for absences of three (3) consecutive days or more. ลูกจ้างมีสิทธิลาป่วยโดยได้รับค่าจ้างสูงสุด</w:t>
-      </w:r>
+        <w:t xml:space="preserve"> days of paid sick leave per year, contingent upon providing a medical certificate for absences of three (3) consecutive days or more. </w:t>
+      </w:r>
+      <w:proofErr w:type="spellStart"/>
+      <w:r>
+        <w:rPr>
+          <w:rFonts w:ascii="Aptos" w:eastAsia="Aptos" w:hAnsi="Aptos" w:cs="Aptos"/>
+        </w:rPr>
+        <w:lastRenderedPageBreak/>
+        <w:t>ลูกจ้างมีสิทธิลาป่วยโดยได้รับค่าจ้างสูงสุด</w:t>
+      </w:r>
+      <w:proofErr w:type="spellEnd"/>
       <w:r>
         <w:rPr>
           <w:rFonts w:ascii="Aptos" w:eastAsia="Aptos" w:hAnsi="Aptos" w:cs="Aptos"/>
@@ -927,8 +1656,44 @@
         <w:rPr>
           <w:rFonts w:ascii="Aptos" w:eastAsia="Aptos" w:hAnsi="Aptos" w:cs="Aptos"/>
         </w:rPr>
-        <w:t xml:space="preserve"> วันต่อปี โดยต้องแสดงใบรับรองแพทย์สำหรับการลาป่วยติดต่อกันสาม (3) วันขึ้นไป</w:t>
-      </w:r>
+        <w:t xml:space="preserve"> </w:t>
+      </w:r>
+      <w:proofErr w:type="spellStart"/>
+      <w:r>
+        <w:rPr>
+          <w:rFonts w:ascii="Aptos" w:eastAsia="Aptos" w:hAnsi="Aptos" w:cs="Aptos"/>
+        </w:rPr>
+        <w:t>วันต่อปี</w:t>
+      </w:r>
+      <w:proofErr w:type="spellEnd"/>
+      <w:r>
+        <w:rPr>
+          <w:rFonts w:ascii="Aptos" w:eastAsia="Aptos" w:hAnsi="Aptos" w:cs="Aptos"/>
+        </w:rPr>
+        <w:t xml:space="preserve"> </w:t>
+      </w:r>
+      <w:proofErr w:type="spellStart"/>
+      <w:r>
+        <w:rPr>
+          <w:rFonts w:ascii="Aptos" w:eastAsia="Aptos" w:hAnsi="Aptos" w:cs="Aptos"/>
+        </w:rPr>
+        <w:t>โดยต้องแสดงใบรับรองแพทย์สำหรับการลาป่วยติดต่อกันสาม</w:t>
+      </w:r>
+      <w:proofErr w:type="spellEnd"/>
+      <w:r>
+        <w:rPr>
+          <w:rFonts w:ascii="Aptos" w:eastAsia="Aptos" w:hAnsi="Aptos" w:cs="Aptos"/>
+        </w:rPr>
+        <w:t xml:space="preserve"> (3) </w:t>
+      </w:r>
+      <w:proofErr w:type="spellStart"/>
+      <w:r>
+        <w:rPr>
+          <w:rFonts w:ascii="Aptos" w:eastAsia="Aptos" w:hAnsi="Aptos" w:cs="Aptos"/>
+        </w:rPr>
+        <w:t>วันขึ้นไป</w:t>
+      </w:r>
+      <w:proofErr w:type="spellEnd"/>
     </w:p>
     <w:p>
       <w:pPr>
@@ -948,8 +1713,25 @@
           <w:b/>
           <w:bCs/>
         </w:rPr>
-        <w:lastRenderedPageBreak/>
-        <w:t>Social Security Contributions / เงินสมทบประกันสังคม:</w:t>
+        <w:t xml:space="preserve">Social Security Contributions / </w:t>
+      </w:r>
+      <w:proofErr w:type="spellStart"/>
+      <w:r>
+        <w:rPr>
+          <w:rFonts w:ascii="Aptos" w:eastAsia="Aptos" w:hAnsi="Aptos" w:cs="Aptos"/>
+          <w:b/>
+          <w:bCs/>
+        </w:rPr>
+        <w:t>เงินสมทบประกันสังคม</w:t>
+      </w:r>
+      <w:proofErr w:type="spellEnd"/>
+      <w:r>
+        <w:rPr>
+          <w:rFonts w:ascii="Aptos" w:eastAsia="Aptos" w:hAnsi="Aptos" w:cs="Aptos"/>
+          <w:b/>
+          <w:bCs/>
+        </w:rPr>
+        <w:t>:</w:t>
       </w:r>
       <w:r>
         <w:rPr>
@@ -976,7 +1758,25 @@
           <w:b/>
           <w:bCs/>
         </w:rPr>
-        <w:t>Staff Meal Discount / ส่วนลดค่าอาหารพนักงาน:</w:t>
+        <w:t xml:space="preserve">Staff Meal Discount / </w:t>
+      </w:r>
+      <w:proofErr w:type="spellStart"/>
+      <w:r>
+        <w:rPr>
+          <w:rFonts w:ascii="Aptos" w:eastAsia="Aptos" w:hAnsi="Aptos" w:cs="Aptos"/>
+          <w:b/>
+          <w:bCs/>
+        </w:rPr>
+        <w:t>ส่วนลดค่าอาหารพนักงาน</w:t>
+      </w:r>
+      <w:proofErr w:type="spellEnd"/>
+      <w:r>
+        <w:rPr>
+          <w:rFonts w:ascii="Aptos" w:eastAsia="Aptos" w:hAnsi="Aptos" w:cs="Aptos"/>
+          <w:b/>
+          <w:bCs/>
+        </w:rPr>
+        <w:t>:</w:t>
       </w:r>
       <w:r>
         <w:rPr>
@@ -988,26 +1788,62 @@
         <w:rPr>
           <w:rFonts w:ascii="Aptos" w:eastAsia="Aptos" w:hAnsi="Aptos" w:cs="Aptos"/>
         </w:rPr>
-        <w:t>{{MEAL_DISCOUNT_PERCENT}}</w:t>
-      </w:r>
-      <w:r>
-        <w:rPr>
-          <w:rFonts w:ascii="Aptos" w:eastAsia="Aptos" w:hAnsi="Aptos" w:cs="Aptos"/>
-        </w:rPr>
-        <w:t xml:space="preserve">% discount per day. พนักงานมีสิทธิได้รับส่วนลดค่าอาหารหนึ่งมื้อและเครื่องดื่มหนึ่งแก้วในราคาลด </w:t>
-      </w:r>
-      <w:r>
-        <w:rPr>
-          <w:rFonts w:ascii="Aptos" w:eastAsia="Aptos" w:hAnsi="Aptos" w:cs="Aptos"/>
-        </w:rPr>
-        <w:t>{{MEAL_DISCOUNT_PERCENT}}</w:t>
-      </w:r>
-      <w:r>
-        <w:rPr>
-          <w:rFonts w:ascii="Aptos" w:eastAsia="Aptos" w:hAnsi="Aptos" w:cs="Aptos"/>
-        </w:rPr>
-        <w:t>% ต่อวัน</w:t>
-      </w:r>
+        <w:t>{{MEAL_DISCOUNT_PERCENT</w:t>
+      </w:r>
+      <w:proofErr w:type="gramStart"/>
+      <w:r>
+        <w:rPr>
+          <w:rFonts w:ascii="Aptos" w:eastAsia="Aptos" w:hAnsi="Aptos" w:cs="Aptos"/>
+        </w:rPr>
+        <w:t>}}</w:t>
+      </w:r>
+      <w:r>
+        <w:rPr>
+          <w:rFonts w:ascii="Aptos" w:eastAsia="Aptos" w:hAnsi="Aptos" w:cs="Aptos"/>
+        </w:rPr>
+        <w:t>%</w:t>
+      </w:r>
+      <w:proofErr w:type="gramEnd"/>
+      <w:r>
+        <w:rPr>
+          <w:rFonts w:ascii="Aptos" w:eastAsia="Aptos" w:hAnsi="Aptos" w:cs="Aptos"/>
+        </w:rPr>
+        <w:t xml:space="preserve"> discount per day. พนักงานมีสิทธิได้รับส่วนลดค่าอาหารหนึ่งมื้อและเครื่องดื่มหนึ่งแก้วในราคาลด </w:t>
+      </w:r>
+      <w:r>
+        <w:rPr>
+          <w:rFonts w:ascii="Aptos" w:eastAsia="Aptos" w:hAnsi="Aptos" w:cs="Aptos"/>
+        </w:rPr>
+        <w:t>{{MEAL_DISCOUNT_PERCENT</w:t>
+      </w:r>
+      <w:proofErr w:type="gramStart"/>
+      <w:r>
+        <w:rPr>
+          <w:rFonts w:ascii="Aptos" w:eastAsia="Aptos" w:hAnsi="Aptos" w:cs="Aptos"/>
+        </w:rPr>
+        <w:t>}}</w:t>
+      </w:r>
+      <w:r>
+        <w:rPr>
+          <w:rFonts w:ascii="Aptos" w:eastAsia="Aptos" w:hAnsi="Aptos" w:cs="Aptos"/>
+        </w:rPr>
+        <w:t>%</w:t>
+      </w:r>
+      <w:proofErr w:type="gramEnd"/>
+      <w:r>
+        <w:rPr>
+          <w:rFonts w:ascii="Aptos" w:eastAsia="Aptos" w:hAnsi="Aptos" w:cs="Aptos"/>
+        </w:rPr>
+        <w:t xml:space="preserve"> </w:t>
+      </w:r>
+      <w:proofErr w:type="spellStart"/>
+      <w:r>
+        <w:rPr>
+          <w:rFonts w:ascii="Aptos" w:eastAsia="Aptos" w:hAnsi="Aptos" w:cs="Aptos"/>
+        </w:rPr>
+        <w:t>ต่อวัน</w:t>
+      </w:r>
+      <w:proofErr w:type="spellEnd"/>
     </w:p>
     <w:p>
       <w:pPr>
@@ -1027,7 +1863,25 @@
           <w:b/>
           <w:bCs/>
         </w:rPr>
-        <w:t>Uniform / เครื่องแบบพนักงาน:</w:t>
+        <w:t xml:space="preserve">Uniform / </w:t>
+      </w:r>
+      <w:proofErr w:type="spellStart"/>
+      <w:r>
+        <w:rPr>
+          <w:rFonts w:ascii="Aptos" w:eastAsia="Aptos" w:hAnsi="Aptos" w:cs="Aptos"/>
+          <w:b/>
+          <w:bCs/>
+        </w:rPr>
+        <w:t>เครื่องแบบพนักงาน</w:t>
+      </w:r>
+      <w:proofErr w:type="spellEnd"/>
+      <w:r>
+        <w:rPr>
+          <w:rFonts w:ascii="Aptos" w:eastAsia="Aptos" w:hAnsi="Aptos" w:cs="Aptos"/>
+          <w:b/>
+          <w:bCs/>
+        </w:rPr>
+        <w:t>:</w:t>
       </w:r>
       <w:r>
         <w:rPr>
@@ -1105,8 +1959,16 @@
         <w:rPr>
           <w:rFonts w:ascii="Aptos" w:eastAsia="Aptos" w:hAnsi="Aptos" w:cs="Aptos"/>
         </w:rPr>
-        <w:t xml:space="preserve"> sets of uniforms. Additional uniforms may be provided under the conditions outlined in Annex A. All uniforms must be returned to the Employer upon termination of the contract. Failure to return uniforms will result in a deduction from the final salary payment. นายจ้างจะจัดหาชุดยูนิฟอร์มให้จำนวน</w:t>
-      </w:r>
+        <w:t xml:space="preserve"> sets of uniforms. Additional uniforms may be provided under the conditions outlined in Annex A. All uniforms must be returned to the Employer upon termination of the contract. Failure to return uniforms will result in a deduction from the final salary payment. </w:t>
+      </w:r>
+      <w:proofErr w:type="spellStart"/>
+      <w:r>
+        <w:rPr>
+          <w:rFonts w:ascii="Aptos" w:eastAsia="Aptos" w:hAnsi="Aptos" w:cs="Aptos"/>
+        </w:rPr>
+        <w:t>นายจ้างจะจัดหาชุดยูนิฟอร์มให้จำนวน</w:t>
+      </w:r>
+      <w:proofErr w:type="spellEnd"/>
       <w:r>
         <w:rPr>
           <w:rFonts w:ascii="Aptos" w:eastAsia="Aptos" w:hAnsi="Aptos" w:cs="Aptos"/>
@@ -1177,8 +2039,72 @@
         <w:rPr>
           <w:rFonts w:ascii="Aptos" w:eastAsia="Aptos" w:hAnsi="Aptos" w:cs="Aptos"/>
         </w:rPr>
-        <w:t xml:space="preserve"> ชุด ชุดเพิ่มเติมอาจจัดให้ภายใต้เงื่อนไขที่ระบุในภาคผนวก ก. ต้องคืนชุดยูนิฟอร์มทั้งหมดแก่นายจ้างเมื่อสิ้นสุดสัญญาจ้าง หากไม่คืนชุด จะมีการหักเงินจากเงินเดือนงวดสุดท้าย</w:t>
-      </w:r>
+        <w:t xml:space="preserve"> </w:t>
+      </w:r>
+      <w:proofErr w:type="spellStart"/>
+      <w:r>
+        <w:rPr>
+          <w:rFonts w:ascii="Aptos" w:eastAsia="Aptos" w:hAnsi="Aptos" w:cs="Aptos"/>
+        </w:rPr>
+        <w:t>ชุด</w:t>
+      </w:r>
+      <w:proofErr w:type="spellEnd"/>
+      <w:r>
+        <w:rPr>
+          <w:rFonts w:ascii="Aptos" w:eastAsia="Aptos" w:hAnsi="Aptos" w:cs="Aptos"/>
+        </w:rPr>
+        <w:t xml:space="preserve"> </w:t>
+      </w:r>
+      <w:proofErr w:type="spellStart"/>
+      <w:r>
+        <w:rPr>
+          <w:rFonts w:ascii="Aptos" w:eastAsia="Aptos" w:hAnsi="Aptos" w:cs="Aptos"/>
+        </w:rPr>
+        <w:t>ชุดเพิ่มเติมอาจจัดให้ภายใต้เงื่อนไขที่ระบุในภาคผนวก</w:t>
+      </w:r>
+      <w:proofErr w:type="spellEnd"/>
+      <w:r>
+        <w:rPr>
+          <w:rFonts w:ascii="Aptos" w:eastAsia="Aptos" w:hAnsi="Aptos" w:cs="Aptos"/>
+        </w:rPr>
+        <w:t xml:space="preserve"> ก. </w:t>
+      </w:r>
+      <w:proofErr w:type="spellStart"/>
+      <w:r>
+        <w:rPr>
+          <w:rFonts w:ascii="Aptos" w:eastAsia="Aptos" w:hAnsi="Aptos" w:cs="Aptos"/>
+        </w:rPr>
+        <w:t>ต้องคืนชุดยูนิฟอร์มทั้งหมดแก่นายจ้างเมื่อสิ้นสุดสัญญาจ้าง</w:t>
+      </w:r>
+      <w:proofErr w:type="spellEnd"/>
+      <w:r>
+        <w:rPr>
+          <w:rFonts w:ascii="Aptos" w:eastAsia="Aptos" w:hAnsi="Aptos" w:cs="Aptos"/>
+        </w:rPr>
+        <w:t xml:space="preserve"> </w:t>
+      </w:r>
+      <w:proofErr w:type="spellStart"/>
+      <w:r>
+        <w:rPr>
+          <w:rFonts w:ascii="Aptos" w:eastAsia="Aptos" w:hAnsi="Aptos" w:cs="Aptos"/>
+        </w:rPr>
+        <w:t>หากไม่คืนชุด</w:t>
+      </w:r>
+      <w:proofErr w:type="spellEnd"/>
+      <w:r>
+        <w:rPr>
+          <w:rFonts w:ascii="Aptos" w:eastAsia="Aptos" w:hAnsi="Aptos" w:cs="Aptos"/>
+        </w:rPr>
+        <w:t xml:space="preserve"> </w:t>
+      </w:r>
+      <w:proofErr w:type="spellStart"/>
+      <w:r>
+        <w:rPr>
+          <w:rFonts w:ascii="Aptos" w:eastAsia="Aptos" w:hAnsi="Aptos" w:cs="Aptos"/>
+        </w:rPr>
+        <w:t>จะมีการหักเงินจากเงินเดือนงวดสุดท้าย</w:t>
+      </w:r>
+      <w:proofErr w:type="spellEnd"/>
     </w:p>
     <w:p>
       <w:pPr>
@@ -1198,7 +2124,25 @@
           <w:b/>
           <w:bCs/>
         </w:rPr>
-        <w:t>Daily Allowance / เบี้ยเลี้ยงรายวัน:</w:t>
+        <w:t xml:space="preserve">Daily Allowance / </w:t>
+      </w:r>
+      <w:proofErr w:type="spellStart"/>
+      <w:r>
+        <w:rPr>
+          <w:rFonts w:ascii="Aptos" w:eastAsia="Aptos" w:hAnsi="Aptos" w:cs="Aptos"/>
+          <w:b/>
+          <w:bCs/>
+        </w:rPr>
+        <w:t>เบี้ยเลี้ยงรายวัน</w:t>
+      </w:r>
+      <w:proofErr w:type="spellEnd"/>
+      <w:r>
+        <w:rPr>
+          <w:rFonts w:ascii="Aptos" w:eastAsia="Aptos" w:hAnsi="Aptos" w:cs="Aptos"/>
+          <w:b/>
+          <w:bCs/>
+        </w:rPr>
+        <w:t>:</w:t>
       </w:r>
       <w:r>
         <w:rPr>
@@ -1252,8 +2196,16 @@
         <w:rPr>
           <w:rFonts w:ascii="Aptos" w:eastAsia="Aptos" w:hAnsi="Aptos" w:cs="Aptos"/>
         </w:rPr>
-        <w:t xml:space="preserve"> THB. The daily allowance will be paid in cash at the end of each service or added to the monthly salary payment. พนักงานจะได้รับเบี้ยเลี้ยงรายวัน</w:t>
-      </w:r>
+        <w:t xml:space="preserve"> THB. The daily allowance will be paid in cash at the end of each service or added to the monthly salary payment. </w:t>
+      </w:r>
+      <w:proofErr w:type="spellStart"/>
+      <w:r>
+        <w:rPr>
+          <w:rFonts w:ascii="Aptos" w:eastAsia="Aptos" w:hAnsi="Aptos" w:cs="Aptos"/>
+        </w:rPr>
+        <w:t>พนักงานจะได้รับเบี้ยเลี้ยงรายวัน</w:t>
+      </w:r>
+      <w:proofErr w:type="spellEnd"/>
       <w:r>
         <w:rPr>
           <w:rFonts w:ascii="Aptos" w:eastAsia="Aptos" w:hAnsi="Aptos" w:cs="Aptos"/>
@@ -1302,11 +2254,19 @@
         </w:rPr>
         <w:t xml:space="preserve"> </w:t>
       </w:r>
-      <w:r>
-        <w:rPr>
-          <w:rFonts w:ascii="Aptos" w:eastAsia="Aptos" w:hAnsi="Aptos" w:cs="Aptos"/>
-        </w:rPr>
-        <w:t>บาท เบี้ยเลี้ยงรายวันจะจ่ายเป็นเงินสดเมื่อสิ้นสุดการบริการแต่ละครั้งหรือรวมเข้ากับการจ่ายเงินเดือนรายเดือน</w:t>
+      <w:proofErr w:type="spellStart"/>
+      <w:r>
+        <w:rPr>
+          <w:rFonts w:ascii="Aptos" w:eastAsia="Aptos" w:hAnsi="Aptos" w:cs="Aptos"/>
+        </w:rPr>
+        <w:t>บาท</w:t>
+      </w:r>
+      <w:proofErr w:type="spellEnd"/>
+      <w:r>
+        <w:rPr>
+          <w:rFonts w:ascii="Aptos" w:eastAsia="Aptos" w:hAnsi="Aptos" w:cs="Aptos"/>
+        </w:rPr>
+        <w:t xml:space="preserve"> เบี้ยเลี้ยงรายวันจะจ่ายเป็นเงินสดเมื่อสิ้นสุดการบริการแต่ละครั้งหรือรวมเข้ากับการจ่ายเงินเดือนรายเดือน</w:t>
       </w:r>
     </w:p>
     <w:p>
@@ -1327,13 +2287,59 @@
           <w:b/>
           <w:bCs/>
         </w:rPr>
-        <w:t>Monthly Attendance Bonus / โบนัสการเข้างานรายเดือน:</w:t>
-      </w:r>
-      <w:r>
-        <w:rPr>
-          <w:rFonts w:ascii="Aptos" w:eastAsia="Aptos" w:hAnsi="Aptos" w:cs="Aptos"/>
-        </w:rPr>
-        <w:t xml:space="preserve"> The Employee is eligible for a monthly attendance bonus, payable after the first month of employment. This bonus is contingent upon the employee having no instances of unexcused lateness or absence within the calendar month. ลูกจ้างมีสิทธิได้รับโบนัสการเข้างานรายเดือน ซึ่งจ่ายหลังจากการจ้างงานเดือนแรก โบนัสนี้ขึ้นอยู่กับว่าพนักงานไม่มีประวัติการมาสายหรือขาดงานโดยไม่มีเหตุผลอันสมควรภายในเดือนปฏิทินนั้นๆ</w:t>
+        <w:t xml:space="preserve">Monthly Attendance Bonus / </w:t>
+      </w:r>
+      <w:proofErr w:type="spellStart"/>
+      <w:r>
+        <w:rPr>
+          <w:rFonts w:ascii="Aptos" w:eastAsia="Aptos" w:hAnsi="Aptos" w:cs="Aptos"/>
+          <w:b/>
+          <w:bCs/>
+        </w:rPr>
+        <w:t>โบนัสการเข้างานรายเดือน</w:t>
+      </w:r>
+      <w:proofErr w:type="spellEnd"/>
+      <w:r>
+        <w:rPr>
+          <w:rFonts w:ascii="Aptos" w:eastAsia="Aptos" w:hAnsi="Aptos" w:cs="Aptos"/>
+          <w:b/>
+          <w:bCs/>
+        </w:rPr>
+        <w:t>:</w:t>
+      </w:r>
+      <w:r>
+        <w:rPr>
+          <w:rFonts w:ascii="Aptos" w:eastAsia="Aptos" w:hAnsi="Aptos" w:cs="Aptos"/>
+        </w:rPr>
+        <w:t xml:space="preserve"> The Employee is eligible for a monthly attendance bonus, payable after the first month of employment. This bonus is contingent upon the employee having no instances of unexcused lateness or absence within the calendar month. </w:t>
+      </w:r>
+      <w:proofErr w:type="spellStart"/>
+      <w:r>
+        <w:rPr>
+          <w:rFonts w:ascii="Aptos" w:eastAsia="Aptos" w:hAnsi="Aptos" w:cs="Aptos"/>
+        </w:rPr>
+        <w:t>ลูกจ้างมีสิทธิได้รับโบนัสการเข้างานรายเดือน</w:t>
+      </w:r>
+      <w:proofErr w:type="spellEnd"/>
+      <w:r>
+        <w:rPr>
+          <w:rFonts w:ascii="Aptos" w:eastAsia="Aptos" w:hAnsi="Aptos" w:cs="Aptos"/>
+        </w:rPr>
+        <w:t xml:space="preserve"> </w:t>
+      </w:r>
+      <w:proofErr w:type="spellStart"/>
+      <w:r>
+        <w:rPr>
+          <w:rFonts w:ascii="Aptos" w:eastAsia="Aptos" w:hAnsi="Aptos" w:cs="Aptos"/>
+        </w:rPr>
+        <w:t>ซึ่งจ่ายหลังจากการจ้างงานเดือนแรก</w:t>
+      </w:r>
+      <w:proofErr w:type="spellEnd"/>
+      <w:r>
+        <w:rPr>
+          <w:rFonts w:ascii="Aptos" w:eastAsia="Aptos" w:hAnsi="Aptos" w:cs="Aptos"/>
+        </w:rPr>
+        <w:t xml:space="preserve"> โบนัสนี้ขึ้นอยู่กับว่าพนักงานไม่มีประวัติการมาสายหรือขาดงานโดยไม่มีเหตุผลอันสมควรภายในเดือนปฏิทินนั้นๆ</w:t>
       </w:r>
     </w:p>
     <w:p>
@@ -1353,8 +2359,18 @@
           <w:b/>
           <w:bCs/>
         </w:rPr>
-        <w:t>6. Probationary Period / ระยะเวลาทดลองงาน</w:t>
-      </w:r>
+        <w:t xml:space="preserve">6. Probationary Period / </w:t>
+      </w:r>
+      <w:proofErr w:type="spellStart"/>
+      <w:r>
+        <w:rPr>
+          <w:rFonts w:ascii="Aptos" w:eastAsia="Aptos" w:hAnsi="Aptos" w:cs="Aptos"/>
+          <w:b/>
+          <w:bCs/>
+        </w:rPr>
+        <w:t>ระยะเวลาทดลองงาน</w:t>
+      </w:r>
+      <w:proofErr w:type="spellEnd"/>
     </w:p>
     <w:p>
       <w:pPr>
@@ -1396,8 +2412,16 @@
         <w:rPr>
           <w:rFonts w:ascii="Aptos" w:eastAsia="Aptos" w:hAnsi="Aptos" w:cs="Aptos"/>
         </w:rPr>
-        <w:t xml:space="preserve"> เดือน</w:t>
-      </w:r>
+        <w:t xml:space="preserve"> </w:t>
+      </w:r>
+      <w:proofErr w:type="spellStart"/>
+      <w:r>
+        <w:rPr>
+          <w:rFonts w:ascii="Aptos" w:eastAsia="Aptos" w:hAnsi="Aptos" w:cs="Aptos"/>
+        </w:rPr>
+        <w:t>เดือน</w:t>
+      </w:r>
+      <w:proofErr w:type="spellEnd"/>
     </w:p>
     <w:p>
       <w:pPr>
@@ -1416,8 +2440,18 @@
           <w:b/>
           <w:bCs/>
         </w:rPr>
-        <w:t>7. Termination of Employment / การเลิกจ้าง</w:t>
-      </w:r>
+        <w:t xml:space="preserve">7. Termination of Employment / </w:t>
+      </w:r>
+      <w:proofErr w:type="spellStart"/>
+      <w:r>
+        <w:rPr>
+          <w:rFonts w:ascii="Aptos" w:eastAsia="Aptos" w:hAnsi="Aptos" w:cs="Aptos"/>
+          <w:b/>
+          <w:bCs/>
+        </w:rPr>
+        <w:t>การเลิกจ้าง</w:t>
+      </w:r>
+      <w:proofErr w:type="spellEnd"/>
     </w:p>
     <w:p>
       <w:pPr>
@@ -1437,14 +2471,61 @@
           <w:b/>
           <w:bCs/>
         </w:rPr>
-        <w:t>Notice / การแจ้งล่วงหน้า:</w:t>
-      </w:r>
-      <w:r>
-        <w:rPr>
-          <w:rFonts w:ascii="Aptos" w:eastAsia="Aptos" w:hAnsi="Aptos" w:cs="Aptos"/>
-        </w:rPr>
-        <w:t xml:space="preserve"> Employment may be terminated by either party with thirty (30) days written notice, subject to the provisions of Thai labor law. การจ้างงานอาจถูกยกเลิกโดยฝ่ายใดฝ่ายหนึ่งด้วยการแจ้งเป็นลายลักษณ์อักษรล่วงหน้าสามสิบ (30) วัน ภายใต้บทบัญญัติของกฎหมายแรงงานไทย</w:t>
-      </w:r>
+        <w:t xml:space="preserve">Notice / </w:t>
+      </w:r>
+      <w:proofErr w:type="spellStart"/>
+      <w:r>
+        <w:rPr>
+          <w:rFonts w:ascii="Aptos" w:eastAsia="Aptos" w:hAnsi="Aptos" w:cs="Aptos"/>
+          <w:b/>
+          <w:bCs/>
+        </w:rPr>
+        <w:t>การแจ้งล่วงหน้า</w:t>
+      </w:r>
+      <w:proofErr w:type="spellEnd"/>
+      <w:r>
+        <w:rPr>
+          <w:rFonts w:ascii="Aptos" w:eastAsia="Aptos" w:hAnsi="Aptos" w:cs="Aptos"/>
+          <w:b/>
+          <w:bCs/>
+        </w:rPr>
+        <w:t>:</w:t>
+      </w:r>
+      <w:r>
+        <w:rPr>
+          <w:rFonts w:ascii="Aptos" w:eastAsia="Aptos" w:hAnsi="Aptos" w:cs="Aptos"/>
+        </w:rPr>
+        <w:t xml:space="preserve"> Employment may be terminated by either party with thirty (30) days written notice, subject to the provisions of Thai labor law. </w:t>
+      </w:r>
+      <w:r>
+        <w:rPr>
+          <w:rFonts w:ascii="Aptos" w:eastAsia="Aptos" w:hAnsi="Aptos" w:cs="Aptos"/>
+        </w:rPr>
+        <w:lastRenderedPageBreak/>
+        <w:t xml:space="preserve">การจ้างงานอาจถูกยกเลิกโดยฝ่ายใดฝ่ายหนึ่งด้วยการแจ้งเป็นลายลักษณ์อักษรล่วงหน้าสามสิบ (30) </w:t>
+      </w:r>
+      <w:proofErr w:type="spellStart"/>
+      <w:r>
+        <w:rPr>
+          <w:rFonts w:ascii="Aptos" w:eastAsia="Aptos" w:hAnsi="Aptos" w:cs="Aptos"/>
+        </w:rPr>
+        <w:t>วัน</w:t>
+      </w:r>
+      <w:proofErr w:type="spellEnd"/>
+      <w:r>
+        <w:rPr>
+          <w:rFonts w:ascii="Aptos" w:eastAsia="Aptos" w:hAnsi="Aptos" w:cs="Aptos"/>
+        </w:rPr>
+        <w:t xml:space="preserve"> </w:t>
+      </w:r>
+      <w:proofErr w:type="spellStart"/>
+      <w:r>
+        <w:rPr>
+          <w:rFonts w:ascii="Aptos" w:eastAsia="Aptos" w:hAnsi="Aptos" w:cs="Aptos"/>
+        </w:rPr>
+        <w:t>ภายใต้บทบัญญัติของกฎหมายแรงงานไทย</w:t>
+      </w:r>
+      <w:proofErr w:type="spellEnd"/>
     </w:p>
     <w:p>
       <w:pPr>
@@ -1464,8 +2545,25 @@
           <w:b/>
           <w:bCs/>
         </w:rPr>
-        <w:lastRenderedPageBreak/>
-        <w:t>Termination for Cause / การเลิกจ้างโดยมีเหตุผล:</w:t>
+        <w:t xml:space="preserve">Termination for Cause / </w:t>
+      </w:r>
+      <w:proofErr w:type="spellStart"/>
+      <w:r>
+        <w:rPr>
+          <w:rFonts w:ascii="Aptos" w:eastAsia="Aptos" w:hAnsi="Aptos" w:cs="Aptos"/>
+          <w:b/>
+          <w:bCs/>
+        </w:rPr>
+        <w:t>การเลิกจ้างโดยมีเหตุผล</w:t>
+      </w:r>
+      <w:proofErr w:type="spellEnd"/>
+      <w:r>
+        <w:rPr>
+          <w:rFonts w:ascii="Aptos" w:eastAsia="Aptos" w:hAnsi="Aptos" w:cs="Aptos"/>
+          <w:b/>
+          <w:bCs/>
+        </w:rPr>
+        <w:t>:</w:t>
       </w:r>
       <w:r>
         <w:rPr>
@@ -1491,8 +2589,18 @@
           <w:b/>
           <w:bCs/>
         </w:rPr>
-        <w:t>8. Governing Law / กฎหมายที่ใช้บังคับ</w:t>
-      </w:r>
+        <w:t xml:space="preserve">8. Governing Law / </w:t>
+      </w:r>
+      <w:proofErr w:type="spellStart"/>
+      <w:r>
+        <w:rPr>
+          <w:rFonts w:ascii="Aptos" w:eastAsia="Aptos" w:hAnsi="Aptos" w:cs="Aptos"/>
+          <w:b/>
+          <w:bCs/>
+        </w:rPr>
+        <w:t>กฎหมายที่ใช้บังคับ</w:t>
+      </w:r>
+      <w:proofErr w:type="spellEnd"/>
     </w:p>
     <w:p>
       <w:pPr>
@@ -1510,8 +2618,16 @@
         <w:rPr>
           <w:rFonts w:ascii="Aptos" w:eastAsia="Aptos" w:hAnsi="Aptos" w:cs="Aptos"/>
         </w:rPr>
-        <w:t>This contract shall be governed by and construed in accordance with the laws of Thailand. สัญญานี้จะถูกควบคุมและตีความตามกฎหมายของประเทศไทย</w:t>
-      </w:r>
+        <w:t xml:space="preserve">This contract shall be governed by and construed in accordance with the laws of Thailand. </w:t>
+      </w:r>
+      <w:proofErr w:type="spellStart"/>
+      <w:r>
+        <w:rPr>
+          <w:rFonts w:ascii="Aptos" w:eastAsia="Aptos" w:hAnsi="Aptos" w:cs="Aptos"/>
+        </w:rPr>
+        <w:t>สัญญานี้จะถูกควบคุมและตีความตามกฎหมายของประเทศไทย</w:t>
+      </w:r>
+      <w:proofErr w:type="spellEnd"/>
     </w:p>
     <w:p/>
     <w:p>
@@ -1532,8 +2648,36 @@
           <w:b/>
           <w:bCs/>
         </w:rPr>
-        <w:t>Part 2: Employee Rules and Guidelines / ส่วนที่ 2: กฎระเบียบและแนวทางปฏิบัติของพนักงาน</w:t>
-      </w:r>
+        <w:t xml:space="preserve">Part 2: Employee Rules and Guidelines / </w:t>
+      </w:r>
+      <w:proofErr w:type="spellStart"/>
+      <w:r>
+        <w:rPr>
+          <w:rFonts w:ascii="Aptos" w:eastAsia="Aptos" w:hAnsi="Aptos" w:cs="Aptos"/>
+          <w:b/>
+          <w:bCs/>
+        </w:rPr>
+        <w:t>ส่วนที่</w:t>
+      </w:r>
+      <w:proofErr w:type="spellEnd"/>
+      <w:r>
+        <w:rPr>
+          <w:rFonts w:ascii="Aptos" w:eastAsia="Aptos" w:hAnsi="Aptos" w:cs="Aptos"/>
+          <w:b/>
+          <w:bCs/>
+        </w:rPr>
+        <w:t xml:space="preserve"> 2: </w:t>
+      </w:r>
+      <w:proofErr w:type="spellStart"/>
+      <w:r>
+        <w:rPr>
+          <w:rFonts w:ascii="Aptos" w:eastAsia="Aptos" w:hAnsi="Aptos" w:cs="Aptos"/>
+          <w:b/>
+          <w:bCs/>
+        </w:rPr>
+        <w:t>กฎระเบียบและแนวทางปฏิบัติของพนักงาน</w:t>
+      </w:r>
+      <w:proofErr w:type="spellEnd"/>
     </w:p>
     <w:p>
       <w:pPr>
@@ -1556,8 +2700,16 @@
         <w:rPr>
           <w:rFonts w:ascii="Aptos" w:eastAsia="Aptos" w:hAnsi="Aptos" w:cs="Aptos"/>
         </w:rPr>
-        <w:t xml:space="preserve"> กฎระเบียบและแนวทางปฏิบัติที่ระบุไว้ในภาคผนวกของเอกสารฉบับนี้ถือเป็นส่วนสำคัญของข้อกำหนดการจ้างงาน พนักงานทุกคนต้องปฏิบัติตามกฎและแนวทางปฏิบัติเหล่านี้เสมอ</w:t>
-      </w:r>
+        <w:t xml:space="preserve"> กฎระเบียบและแนวทางปฏิบัติที่ระบุไว้ในภาคผนวกของเอกสารฉบับนี้ถือเป็นส่วนสำคัญของข้อกำหนดการจ้างงาน </w:t>
+      </w:r>
+      <w:proofErr w:type="spellStart"/>
+      <w:r>
+        <w:rPr>
+          <w:rFonts w:ascii="Aptos" w:eastAsia="Aptos" w:hAnsi="Aptos" w:cs="Aptos"/>
+        </w:rPr>
+        <w:t>พนักงานทุกคนต้องปฏิบัติตามกฎและแนวทางปฏิบัติเหล่านี้เสมอ</w:t>
+      </w:r>
+      <w:proofErr w:type="spellEnd"/>
     </w:p>
     <w:p>
       <w:pPr>
@@ -1576,8 +2728,36 @@
           <w:b/>
           <w:bCs/>
         </w:rPr>
-        <w:t>Annex A: Employee Dress Code Policy / ภาคผนวก ก: นโยบายระเบียบการแต่งกายของพนักงาน</w:t>
-      </w:r>
+        <w:t xml:space="preserve">Annex A: Employee Dress Code Policy / </w:t>
+      </w:r>
+      <w:proofErr w:type="spellStart"/>
+      <w:r>
+        <w:rPr>
+          <w:rFonts w:ascii="Aptos" w:eastAsia="Aptos" w:hAnsi="Aptos" w:cs="Aptos"/>
+          <w:b/>
+          <w:bCs/>
+        </w:rPr>
+        <w:t>ภาคผนวก</w:t>
+      </w:r>
+      <w:proofErr w:type="spellEnd"/>
+      <w:r>
+        <w:rPr>
+          <w:rFonts w:ascii="Aptos" w:eastAsia="Aptos" w:hAnsi="Aptos" w:cs="Aptos"/>
+          <w:b/>
+          <w:bCs/>
+        </w:rPr>
+        <w:t xml:space="preserve"> ก: </w:t>
+      </w:r>
+      <w:proofErr w:type="spellStart"/>
+      <w:r>
+        <w:rPr>
+          <w:rFonts w:ascii="Aptos" w:eastAsia="Aptos" w:hAnsi="Aptos" w:cs="Aptos"/>
+          <w:b/>
+          <w:bCs/>
+        </w:rPr>
+        <w:t>นโยบายระเบียบการแต่งกายของพนักงาน</w:t>
+      </w:r>
+      <w:proofErr w:type="spellEnd"/>
     </w:p>
     <w:p>
       <w:pPr>
@@ -1632,7 +2812,21 @@
         <w:rPr>
           <w:rFonts w:ascii="Aptos" w:eastAsia="Aptos" w:hAnsi="Aptos" w:cs="Aptos"/>
         </w:rPr>
-        <w:t xml:space="preserve"> นโยบายนี้ระบุข้อกำหนดการแต่งกายสำหรับพนักงานทุกคนของ </w:t>
+        <w:t xml:space="preserve"> </w:t>
+      </w:r>
+      <w:proofErr w:type="spellStart"/>
+      <w:r>
+        <w:rPr>
+          <w:rFonts w:ascii="Aptos" w:eastAsia="Aptos" w:hAnsi="Aptos" w:cs="Aptos"/>
+        </w:rPr>
+        <w:t>นโยบายนี้ระบุข้อกำหนดการแต่งกายสำหรับพนักงานทุกคนของ</w:t>
+      </w:r>
+      <w:proofErr w:type="spellEnd"/>
+      <w:r>
+        <w:rPr>
+          <w:rFonts w:ascii="Aptos" w:eastAsia="Aptos" w:hAnsi="Aptos" w:cs="Aptos"/>
+        </w:rPr>
+        <w:t xml:space="preserve"> </w:t>
       </w:r>
       <w:r>
         <w:rPr>
@@ -1644,7 +2838,49 @@
         <w:rPr>
           <w:rFonts w:ascii="Aptos" w:eastAsia="Aptos" w:hAnsi="Aptos" w:cs="Aptos"/>
         </w:rPr>
-        <w:t xml:space="preserve"> วัตถุประสงค์ของนโยบายนี้คือเพื่อให้แน่ใจว่าพนักงานทุกคนนำเสนอภาพลักษณ์ที่เป็นมืออาชีพ สะอาด และสม่ำเสมอต่อลูกค้าของเรา สะท้อนถึงมาตรฐานระดับสูงของ </w:t>
+        <w:t xml:space="preserve"> วัตถุประสงค์ของนโยบายนี้คือเพื่อให้แน่ใจว่าพนักงานทุกคนนำเสนอภาพลักษณ์ที่เป็นมืออาชีพ </w:t>
+      </w:r>
+      <w:proofErr w:type="spellStart"/>
+      <w:r>
+        <w:rPr>
+          <w:rFonts w:ascii="Aptos" w:eastAsia="Aptos" w:hAnsi="Aptos" w:cs="Aptos"/>
+        </w:rPr>
+        <w:t>สะอาด</w:t>
+      </w:r>
+      <w:proofErr w:type="spellEnd"/>
+      <w:r>
+        <w:rPr>
+          <w:rFonts w:ascii="Aptos" w:eastAsia="Aptos" w:hAnsi="Aptos" w:cs="Aptos"/>
+        </w:rPr>
+        <w:t xml:space="preserve"> </w:t>
+      </w:r>
+      <w:proofErr w:type="spellStart"/>
+      <w:r>
+        <w:rPr>
+          <w:rFonts w:ascii="Aptos" w:eastAsia="Aptos" w:hAnsi="Aptos" w:cs="Aptos"/>
+        </w:rPr>
+        <w:t>และสม่ำเสมอต่อลูกค้าของเรา</w:t>
+      </w:r>
+      <w:proofErr w:type="spellEnd"/>
+      <w:r>
+        <w:rPr>
+          <w:rFonts w:ascii="Aptos" w:eastAsia="Aptos" w:hAnsi="Aptos" w:cs="Aptos"/>
+        </w:rPr>
+        <w:t xml:space="preserve"> </w:t>
+      </w:r>
+      <w:proofErr w:type="spellStart"/>
+      <w:r>
+        <w:rPr>
+          <w:rFonts w:ascii="Aptos" w:eastAsia="Aptos" w:hAnsi="Aptos" w:cs="Aptos"/>
+        </w:rPr>
+        <w:t>สะท้อนถึงมาตรฐานระดับสูงของ</w:t>
+      </w:r>
+      <w:proofErr w:type="spellEnd"/>
+      <w:r>
+        <w:rPr>
+          <w:rFonts w:ascii="Aptos" w:eastAsia="Aptos" w:hAnsi="Aptos" w:cs="Aptos"/>
+        </w:rPr>
+        <w:t xml:space="preserve"> </w:t>
       </w:r>
       <w:r>
         <w:rPr>
@@ -1676,8 +2912,18 @@
           <w:b/>
           <w:bCs/>
         </w:rPr>
-        <w:t>1. General Principles / หลักการทั่วไป</w:t>
-      </w:r>
+        <w:t xml:space="preserve">1. General Principles / </w:t>
+      </w:r>
+      <w:proofErr w:type="spellStart"/>
+      <w:r>
+        <w:rPr>
+          <w:rFonts w:ascii="Aptos" w:eastAsia="Aptos" w:hAnsi="Aptos" w:cs="Aptos"/>
+          <w:b/>
+          <w:bCs/>
+        </w:rPr>
+        <w:t>หลักการทั่วไป</w:t>
+      </w:r>
+      <w:proofErr w:type="spellEnd"/>
     </w:p>
     <w:p>
       <w:pPr>
@@ -1697,7 +2943,25 @@
           <w:b/>
           <w:bCs/>
         </w:rPr>
-        <w:t>Hygiene / สุขอนามัย:</w:t>
+        <w:t xml:space="preserve">Hygiene / </w:t>
+      </w:r>
+      <w:proofErr w:type="spellStart"/>
+      <w:r>
+        <w:rPr>
+          <w:rFonts w:ascii="Aptos" w:eastAsia="Aptos" w:hAnsi="Aptos" w:cs="Aptos"/>
+          <w:b/>
+          <w:bCs/>
+        </w:rPr>
+        <w:t>สุขอนามัย</w:t>
+      </w:r>
+      <w:proofErr w:type="spellEnd"/>
+      <w:r>
+        <w:rPr>
+          <w:rFonts w:ascii="Aptos" w:eastAsia="Aptos" w:hAnsi="Aptos" w:cs="Aptos"/>
+          <w:b/>
+          <w:bCs/>
+        </w:rPr>
+        <w:t>:</w:t>
       </w:r>
       <w:r>
         <w:rPr>
@@ -1724,14 +2988,96 @@
           <w:b/>
           <w:bCs/>
         </w:rPr>
-        <w:t>Cleanliness / ความสะอาด:</w:t>
-      </w:r>
-      <w:r>
-        <w:rPr>
-          <w:rFonts w:ascii="Aptos" w:eastAsia="Aptos" w:hAnsi="Aptos" w:cs="Aptos"/>
-        </w:rPr>
-        <w:t xml:space="preserve"> Clothing must be clean, well-maintained, and free of stains, tears, or excessive wear. เสื้อผ้าต้องสะอาด ได้รับการดูแลอย่างดี และปราศจากคราบ รอยขาด หรือการสึกหรอมากเกินไป</w:t>
-      </w:r>
+        <w:t xml:space="preserve">Cleanliness / </w:t>
+      </w:r>
+      <w:proofErr w:type="spellStart"/>
+      <w:r>
+        <w:rPr>
+          <w:rFonts w:ascii="Aptos" w:eastAsia="Aptos" w:hAnsi="Aptos" w:cs="Aptos"/>
+          <w:b/>
+          <w:bCs/>
+        </w:rPr>
+        <w:t>ความสะอาด</w:t>
+      </w:r>
+      <w:proofErr w:type="spellEnd"/>
+      <w:r>
+        <w:rPr>
+          <w:rFonts w:ascii="Aptos" w:eastAsia="Aptos" w:hAnsi="Aptos" w:cs="Aptos"/>
+          <w:b/>
+          <w:bCs/>
+        </w:rPr>
+        <w:t>:</w:t>
+      </w:r>
+      <w:r>
+        <w:rPr>
+          <w:rFonts w:ascii="Aptos" w:eastAsia="Aptos" w:hAnsi="Aptos" w:cs="Aptos"/>
+        </w:rPr>
+        <w:t xml:space="preserve"> Clothing must be clean, well-maintained, and free of stains, tears, or excessive wear. </w:t>
+      </w:r>
+      <w:proofErr w:type="spellStart"/>
+      <w:r>
+        <w:rPr>
+          <w:rFonts w:ascii="Aptos" w:eastAsia="Aptos" w:hAnsi="Aptos" w:cs="Aptos"/>
+        </w:rPr>
+        <w:t>เสื้อผ้าต้องสะอาด</w:t>
+      </w:r>
+      <w:proofErr w:type="spellEnd"/>
+      <w:r>
+        <w:rPr>
+          <w:rFonts w:ascii="Aptos" w:eastAsia="Aptos" w:hAnsi="Aptos" w:cs="Aptos"/>
+        </w:rPr>
+        <w:t xml:space="preserve"> </w:t>
+      </w:r>
+      <w:proofErr w:type="spellStart"/>
+      <w:r>
+        <w:rPr>
+          <w:rFonts w:ascii="Aptos" w:eastAsia="Aptos" w:hAnsi="Aptos" w:cs="Aptos"/>
+        </w:rPr>
+        <w:t>ได้รับการดูแลอย่างดี</w:t>
+      </w:r>
+      <w:proofErr w:type="spellEnd"/>
+      <w:r>
+        <w:rPr>
+          <w:rFonts w:ascii="Aptos" w:eastAsia="Aptos" w:hAnsi="Aptos" w:cs="Aptos"/>
+        </w:rPr>
+        <w:t xml:space="preserve"> </w:t>
+      </w:r>
+      <w:proofErr w:type="spellStart"/>
+      <w:r>
+        <w:rPr>
+          <w:rFonts w:ascii="Aptos" w:eastAsia="Aptos" w:hAnsi="Aptos" w:cs="Aptos"/>
+        </w:rPr>
+        <w:t>และปราศจากคราบ</w:t>
+      </w:r>
+      <w:proofErr w:type="spellEnd"/>
+      <w:r>
+        <w:rPr>
+          <w:rFonts w:ascii="Aptos" w:eastAsia="Aptos" w:hAnsi="Aptos" w:cs="Aptos"/>
+        </w:rPr>
+        <w:t xml:space="preserve"> </w:t>
+      </w:r>
+      <w:proofErr w:type="spellStart"/>
+      <w:r>
+        <w:rPr>
+          <w:rFonts w:ascii="Aptos" w:eastAsia="Aptos" w:hAnsi="Aptos" w:cs="Aptos"/>
+        </w:rPr>
+        <w:t>รอยขาด</w:t>
+      </w:r>
+      <w:proofErr w:type="spellEnd"/>
+      <w:r>
+        <w:rPr>
+          <w:rFonts w:ascii="Aptos" w:eastAsia="Aptos" w:hAnsi="Aptos" w:cs="Aptos"/>
+        </w:rPr>
+        <w:t xml:space="preserve"> </w:t>
+      </w:r>
+      <w:proofErr w:type="spellStart"/>
+      <w:r>
+        <w:rPr>
+          <w:rFonts w:ascii="Aptos" w:eastAsia="Aptos" w:hAnsi="Aptos" w:cs="Aptos"/>
+        </w:rPr>
+        <w:t>หรือการสึกหรอมากเกินไป</w:t>
+      </w:r>
+      <w:proofErr w:type="spellEnd"/>
     </w:p>
     <w:p>
       <w:pPr>
@@ -1751,13 +3097,45 @@
           <w:b/>
           <w:bCs/>
         </w:rPr>
-        <w:t>Scope / ขอบเขต:</w:t>
-      </w:r>
-      <w:r>
-        <w:rPr>
-          <w:rFonts w:ascii="Aptos" w:eastAsia="Aptos" w:hAnsi="Aptos" w:cs="Aptos"/>
-        </w:rPr>
-        <w:t xml:space="preserve"> The dress code applies to all employees during their working hours, including pre-shift preparation and post-shift duties performed on the premises. ระเบียบการแต่งกายใช้กับพนักงานทุกคนในช่วงเวลาทำงาน รวมถึงการเตรียมตัวก่อนเข้ากะและหน้าที่หลังเลิกกะที่ปฏิบัติในสถานที่</w:t>
+        <w:t xml:space="preserve">Scope / </w:t>
+      </w:r>
+      <w:proofErr w:type="spellStart"/>
+      <w:r>
+        <w:rPr>
+          <w:rFonts w:ascii="Aptos" w:eastAsia="Aptos" w:hAnsi="Aptos" w:cs="Aptos"/>
+          <w:b/>
+          <w:bCs/>
+        </w:rPr>
+        <w:t>ขอบเขต</w:t>
+      </w:r>
+      <w:proofErr w:type="spellEnd"/>
+      <w:r>
+        <w:rPr>
+          <w:rFonts w:ascii="Aptos" w:eastAsia="Aptos" w:hAnsi="Aptos" w:cs="Aptos"/>
+          <w:b/>
+          <w:bCs/>
+        </w:rPr>
+        <w:t>:</w:t>
+      </w:r>
+      <w:r>
+        <w:rPr>
+          <w:rFonts w:ascii="Aptos" w:eastAsia="Aptos" w:hAnsi="Aptos" w:cs="Aptos"/>
+        </w:rPr>
+        <w:t xml:space="preserve"> The dress code applies to all employees during their working hours, including pre-shift preparation and post-shift duties performed on the premises. </w:t>
+      </w:r>
+      <w:proofErr w:type="spellStart"/>
+      <w:r>
+        <w:rPr>
+          <w:rFonts w:ascii="Aptos" w:eastAsia="Aptos" w:hAnsi="Aptos" w:cs="Aptos"/>
+        </w:rPr>
+        <w:t>ระเบียบการแต่งกายใช้กับพนักงานทุกคนในช่วงเวลาทำงาน</w:t>
+      </w:r>
+      <w:proofErr w:type="spellEnd"/>
+      <w:r>
+        <w:rPr>
+          <w:rFonts w:ascii="Aptos" w:eastAsia="Aptos" w:hAnsi="Aptos" w:cs="Aptos"/>
+        </w:rPr>
+        <w:t xml:space="preserve"> รวมถึงการเตรียมตัวก่อนเข้ากะและหน้าที่หลังเลิกกะที่ปฏิบัติในสถานที่</w:t>
       </w:r>
     </w:p>
     <w:p>
@@ -1777,8 +3155,19 @@
           <w:b/>
           <w:bCs/>
         </w:rPr>
-        <w:t>2. Specific Requirements by Role / ข้อกำหนดเฉพาะตามบทบาท</w:t>
-      </w:r>
+        <w:lastRenderedPageBreak/>
+        <w:t xml:space="preserve">2. Specific Requirements by Role / </w:t>
+      </w:r>
+      <w:proofErr w:type="spellStart"/>
+      <w:r>
+        <w:rPr>
+          <w:rFonts w:ascii="Aptos" w:eastAsia="Aptos" w:hAnsi="Aptos" w:cs="Aptos"/>
+          <w:b/>
+          <w:bCs/>
+        </w:rPr>
+        <w:t>ข้อกำหนดเฉพาะตามบทบาท</w:t>
+      </w:r>
+      <w:proofErr w:type="spellEnd"/>
     </w:p>
     <w:p>
       <w:pPr>
@@ -1797,8 +3186,25 @@
           <w:b/>
           <w:bCs/>
         </w:rPr>
-        <w:lastRenderedPageBreak/>
-        <w:t>All Staff / พนักงานทุกคน:</w:t>
+        <w:t xml:space="preserve">All Staff / </w:t>
+      </w:r>
+      <w:proofErr w:type="spellStart"/>
+      <w:r>
+        <w:rPr>
+          <w:rFonts w:ascii="Aptos" w:eastAsia="Aptos" w:hAnsi="Aptos" w:cs="Aptos"/>
+          <w:b/>
+          <w:bCs/>
+        </w:rPr>
+        <w:t>พนักงานทุกคน</w:t>
+      </w:r>
+      <w:proofErr w:type="spellEnd"/>
+      <w:r>
+        <w:rPr>
+          <w:rFonts w:ascii="Aptos" w:eastAsia="Aptos" w:hAnsi="Aptos" w:cs="Aptos"/>
+          <w:b/>
+          <w:bCs/>
+        </w:rPr>
+        <w:t>:</w:t>
       </w:r>
     </w:p>
     <w:p>
@@ -1819,13 +3225,59 @@
           <w:b/>
           <w:bCs/>
         </w:rPr>
-        <w:t>Uniform / เครื่องแบบ:</w:t>
-      </w:r>
-      <w:r>
-        <w:rPr>
-          <w:rFonts w:ascii="Aptos" w:eastAsia="Aptos" w:hAnsi="Aptos" w:cs="Aptos"/>
-        </w:rPr>
-        <w:t xml:space="preserve"> Designated uniform (provided by the Employer). เครื่องแบบที่กำหนด (จัดหาโดยนายจ้าง)</w:t>
+        <w:t xml:space="preserve">Uniform / </w:t>
+      </w:r>
+      <w:proofErr w:type="spellStart"/>
+      <w:r>
+        <w:rPr>
+          <w:rFonts w:ascii="Aptos" w:eastAsia="Aptos" w:hAnsi="Aptos" w:cs="Aptos"/>
+          <w:b/>
+          <w:bCs/>
+        </w:rPr>
+        <w:t>เครื่องแบบ</w:t>
+      </w:r>
+      <w:proofErr w:type="spellEnd"/>
+      <w:r>
+        <w:rPr>
+          <w:rFonts w:ascii="Aptos" w:eastAsia="Aptos" w:hAnsi="Aptos" w:cs="Aptos"/>
+          <w:b/>
+          <w:bCs/>
+        </w:rPr>
+        <w:t>:</w:t>
+      </w:r>
+      <w:r>
+        <w:rPr>
+          <w:rFonts w:ascii="Aptos" w:eastAsia="Aptos" w:hAnsi="Aptos" w:cs="Aptos"/>
+        </w:rPr>
+        <w:t xml:space="preserve"> Designated uniform (provided by the Employer). </w:t>
+      </w:r>
+      <w:proofErr w:type="spellStart"/>
+      <w:r>
+        <w:rPr>
+          <w:rFonts w:ascii="Aptos" w:eastAsia="Aptos" w:hAnsi="Aptos" w:cs="Aptos"/>
+        </w:rPr>
+        <w:t>เครื่องแบบที่กำหนด</w:t>
+      </w:r>
+      <w:proofErr w:type="spellEnd"/>
+      <w:r>
+        <w:rPr>
+          <w:rFonts w:ascii="Aptos" w:eastAsia="Aptos" w:hAnsi="Aptos" w:cs="Aptos"/>
+        </w:rPr>
+        <w:t xml:space="preserve"> (</w:t>
+      </w:r>
+      <w:proofErr w:type="spellStart"/>
+      <w:r>
+        <w:rPr>
+          <w:rFonts w:ascii="Aptos" w:eastAsia="Aptos" w:hAnsi="Aptos" w:cs="Aptos"/>
+        </w:rPr>
+        <w:t>จัดหาโดยนายจ้าง</w:t>
+      </w:r>
+      <w:proofErr w:type="spellEnd"/>
+      <w:r>
+        <w:rPr>
+          <w:rFonts w:ascii="Aptos" w:eastAsia="Aptos" w:hAnsi="Aptos" w:cs="Aptos"/>
+        </w:rPr>
+        <w:t>)</w:t>
       </w:r>
     </w:p>
     <w:p>
@@ -1846,7 +3298,25 @@
           <w:b/>
           <w:bCs/>
         </w:rPr>
-        <w:t>Provision / การจัดหา:</w:t>
+        <w:t xml:space="preserve">Provision / </w:t>
+      </w:r>
+      <w:proofErr w:type="spellStart"/>
+      <w:r>
+        <w:rPr>
+          <w:rFonts w:ascii="Aptos" w:eastAsia="Aptos" w:hAnsi="Aptos" w:cs="Aptos"/>
+          <w:b/>
+          <w:bCs/>
+        </w:rPr>
+        <w:t>การจัดหา</w:t>
+      </w:r>
+      <w:proofErr w:type="spellEnd"/>
+      <w:r>
+        <w:rPr>
+          <w:rFonts w:ascii="Aptos" w:eastAsia="Aptos" w:hAnsi="Aptos" w:cs="Aptos"/>
+          <w:b/>
+          <w:bCs/>
+        </w:rPr>
+        <w:t>:</w:t>
       </w:r>
       <w:r>
         <w:rPr>
@@ -1996,8 +3466,16 @@
         <w:rPr>
           <w:rFonts w:ascii="Aptos" w:eastAsia="Aptos" w:hAnsi="Aptos" w:cs="Aptos"/>
         </w:rPr>
-        <w:t xml:space="preserve"> ชุด</w:t>
-      </w:r>
+        <w:t xml:space="preserve"> </w:t>
+      </w:r>
+      <w:proofErr w:type="spellStart"/>
+      <w:r>
+        <w:rPr>
+          <w:rFonts w:ascii="Aptos" w:eastAsia="Aptos" w:hAnsi="Aptos" w:cs="Aptos"/>
+        </w:rPr>
+        <w:t>ชุด</w:t>
+      </w:r>
+      <w:proofErr w:type="spellEnd"/>
     </w:p>
     <w:p>
       <w:pPr>
@@ -2017,13 +3495,59 @@
           <w:b/>
           <w:bCs/>
         </w:rPr>
-        <w:t>Additional Uniforms / ชุดเพิ่มเติม:</w:t>
-      </w:r>
-      <w:r>
-        <w:rPr>
-          <w:rFonts w:ascii="Aptos" w:eastAsia="Aptos" w:hAnsi="Aptos" w:cs="Aptos"/>
-        </w:rPr>
-        <w:t xml:space="preserve"> If an employee requires an additional uniform, the following conditions apply: หากพนักงานต้องการชุดยูนิฟอร์มเพิ่มเติม จะมีเงื่อนไขดังนี้:</w:t>
+        <w:t xml:space="preserve">Additional Uniforms / </w:t>
+      </w:r>
+      <w:proofErr w:type="spellStart"/>
+      <w:r>
+        <w:rPr>
+          <w:rFonts w:ascii="Aptos" w:eastAsia="Aptos" w:hAnsi="Aptos" w:cs="Aptos"/>
+          <w:b/>
+          <w:bCs/>
+        </w:rPr>
+        <w:t>ชุดเพิ่มเติม</w:t>
+      </w:r>
+      <w:proofErr w:type="spellEnd"/>
+      <w:r>
+        <w:rPr>
+          <w:rFonts w:ascii="Aptos" w:eastAsia="Aptos" w:hAnsi="Aptos" w:cs="Aptos"/>
+          <w:b/>
+          <w:bCs/>
+        </w:rPr>
+        <w:t>:</w:t>
+      </w:r>
+      <w:r>
+        <w:rPr>
+          <w:rFonts w:ascii="Aptos" w:eastAsia="Aptos" w:hAnsi="Aptos" w:cs="Aptos"/>
+        </w:rPr>
+        <w:t xml:space="preserve"> If an employee requires an additional uniform, the following conditions apply: </w:t>
+      </w:r>
+      <w:proofErr w:type="spellStart"/>
+      <w:r>
+        <w:rPr>
+          <w:rFonts w:ascii="Aptos" w:eastAsia="Aptos" w:hAnsi="Aptos" w:cs="Aptos"/>
+        </w:rPr>
+        <w:t>หากพนักงานต้องการชุดยูนิฟอร์มเพิ่มเติม</w:t>
+      </w:r>
+      <w:proofErr w:type="spellEnd"/>
+      <w:r>
+        <w:rPr>
+          <w:rFonts w:ascii="Aptos" w:eastAsia="Aptos" w:hAnsi="Aptos" w:cs="Aptos"/>
+        </w:rPr>
+        <w:t xml:space="preserve"> </w:t>
+      </w:r>
+      <w:proofErr w:type="spellStart"/>
+      <w:r>
+        <w:rPr>
+          <w:rFonts w:ascii="Aptos" w:eastAsia="Aptos" w:hAnsi="Aptos" w:cs="Aptos"/>
+        </w:rPr>
+        <w:t>จะมีเงื่อนไขดังนี้</w:t>
+      </w:r>
+      <w:proofErr w:type="spellEnd"/>
+      <w:r>
+        <w:rPr>
+          <w:rFonts w:ascii="Aptos" w:eastAsia="Aptos" w:hAnsi="Aptos" w:cs="Aptos"/>
+        </w:rPr>
+        <w:t>:</w:t>
       </w:r>
     </w:p>
     <w:p>
@@ -2044,14 +3568,68 @@
           <w:b/>
           <w:bCs/>
         </w:rPr>
-        <w:t>Replacement / การเปลี่ยนทดแทน:</w:t>
-      </w:r>
-      <w:r>
-        <w:rPr>
-          <w:rFonts w:ascii="Aptos" w:eastAsia="Aptos" w:hAnsi="Aptos" w:cs="Aptos"/>
-        </w:rPr>
-        <w:t xml:space="preserve"> A new uniform will be provided free of charge if the existing one is deemed by management to be too old, broken, or no longer fits. จะมีการจัดหาชุดใหม่ให้ฟรีหากฝ่ายบริหารเห็นว่าชุดเดิมเก่าเกินไป ชำรุด หรือใส่ไม่ได้อีกต่อไป</w:t>
-      </w:r>
+        <w:t xml:space="preserve">Replacement / </w:t>
+      </w:r>
+      <w:proofErr w:type="spellStart"/>
+      <w:r>
+        <w:rPr>
+          <w:rFonts w:ascii="Aptos" w:eastAsia="Aptos" w:hAnsi="Aptos" w:cs="Aptos"/>
+          <w:b/>
+          <w:bCs/>
+        </w:rPr>
+        <w:t>การเปลี่ยนทดแทน</w:t>
+      </w:r>
+      <w:proofErr w:type="spellEnd"/>
+      <w:r>
+        <w:rPr>
+          <w:rFonts w:ascii="Aptos" w:eastAsia="Aptos" w:hAnsi="Aptos" w:cs="Aptos"/>
+          <w:b/>
+          <w:bCs/>
+        </w:rPr>
+        <w:t>:</w:t>
+      </w:r>
+      <w:r>
+        <w:rPr>
+          <w:rFonts w:ascii="Aptos" w:eastAsia="Aptos" w:hAnsi="Aptos" w:cs="Aptos"/>
+        </w:rPr>
+        <w:t xml:space="preserve"> A new uniform will be provided free of charge if the existing one is deemed by management to be too old, broken, or no longer fits. </w:t>
+      </w:r>
+      <w:proofErr w:type="spellStart"/>
+      <w:r>
+        <w:rPr>
+          <w:rFonts w:ascii="Aptos" w:eastAsia="Aptos" w:hAnsi="Aptos" w:cs="Aptos"/>
+        </w:rPr>
+        <w:t>จะมีการจัดหาชุดใหม่ให้ฟรีหากฝ่ายบริหารเห็นว่าชุดเดิมเก่าเกินไป</w:t>
+      </w:r>
+      <w:proofErr w:type="spellEnd"/>
+      <w:r>
+        <w:rPr>
+          <w:rFonts w:ascii="Aptos" w:eastAsia="Aptos" w:hAnsi="Aptos" w:cs="Aptos"/>
+        </w:rPr>
+        <w:t xml:space="preserve"> </w:t>
+      </w:r>
+      <w:proofErr w:type="spellStart"/>
+      <w:r>
+        <w:rPr>
+          <w:rFonts w:ascii="Aptos" w:eastAsia="Aptos" w:hAnsi="Aptos" w:cs="Aptos"/>
+        </w:rPr>
+        <w:t>ชำรุด</w:t>
+      </w:r>
+      <w:proofErr w:type="spellEnd"/>
+      <w:r>
+        <w:rPr>
+          <w:rFonts w:ascii="Aptos" w:eastAsia="Aptos" w:hAnsi="Aptos" w:cs="Aptos"/>
+        </w:rPr>
+        <w:t xml:space="preserve"> </w:t>
+      </w:r>
+      <w:proofErr w:type="spellStart"/>
+      <w:r>
+        <w:rPr>
+          <w:rFonts w:ascii="Aptos" w:eastAsia="Aptos" w:hAnsi="Aptos" w:cs="Aptos"/>
+        </w:rPr>
+        <w:t>หรือใส่ไม่ได้อีกต่อไป</w:t>
+      </w:r>
+      <w:proofErr w:type="spellEnd"/>
     </w:p>
     <w:p>
       <w:pPr>
@@ -2071,14 +3649,96 @@
           <w:b/>
           <w:bCs/>
         </w:rPr>
-        <w:t>Purchase / การซื้อ:</w:t>
-      </w:r>
-      <w:r>
-        <w:rPr>
-          <w:rFonts w:ascii="Aptos" w:eastAsia="Aptos" w:hAnsi="Aptos" w:cs="Aptos"/>
-        </w:rPr>
-        <w:t xml:space="preserve"> If an employee requests an additional uniform for reasons other than those stated above (e.g., personal preference, lost shirt), the employee will be charged a specified fee, which will be deducted from their salary. หากพนักงานร้องขอชุดเพิ่มเติมด้วยเหตุผลอื่นนอกเหนือจากที่ระบุข้างต้น (เช่น ความชอบส่วนตัว ทำเสื้อหาย) พนักงานจะถูกเรียกเก็บค่าธรรมเนียมตามที่กำหนด ซึ่งจะถูกหักจากเงินเดือน</w:t>
-      </w:r>
+        <w:t xml:space="preserve">Purchase / </w:t>
+      </w:r>
+      <w:proofErr w:type="spellStart"/>
+      <w:r>
+        <w:rPr>
+          <w:rFonts w:ascii="Aptos" w:eastAsia="Aptos" w:hAnsi="Aptos" w:cs="Aptos"/>
+          <w:b/>
+          <w:bCs/>
+        </w:rPr>
+        <w:t>การซื้อ</w:t>
+      </w:r>
+      <w:proofErr w:type="spellEnd"/>
+      <w:r>
+        <w:rPr>
+          <w:rFonts w:ascii="Aptos" w:eastAsia="Aptos" w:hAnsi="Aptos" w:cs="Aptos"/>
+          <w:b/>
+          <w:bCs/>
+        </w:rPr>
+        <w:t>:</w:t>
+      </w:r>
+      <w:r>
+        <w:rPr>
+          <w:rFonts w:ascii="Aptos" w:eastAsia="Aptos" w:hAnsi="Aptos" w:cs="Aptos"/>
+        </w:rPr>
+        <w:t xml:space="preserve"> If an employee requests an additional uniform for reasons other than those stated above (e.g., personal preference, lost shirt), the employee will be charged a specified fee, which will be deducted from their salary. หากพนักงานร้องขอชุดเพิ่มเติมด้วยเหตุผลอื่นนอกเหนือจากที่ระบุข้างต้น (</w:t>
+      </w:r>
+      <w:proofErr w:type="spellStart"/>
+      <w:r>
+        <w:rPr>
+          <w:rFonts w:ascii="Aptos" w:eastAsia="Aptos" w:hAnsi="Aptos" w:cs="Aptos"/>
+        </w:rPr>
+        <w:t>เช่น</w:t>
+      </w:r>
+      <w:proofErr w:type="spellEnd"/>
+      <w:r>
+        <w:rPr>
+          <w:rFonts w:ascii="Aptos" w:eastAsia="Aptos" w:hAnsi="Aptos" w:cs="Aptos"/>
+        </w:rPr>
+        <w:t xml:space="preserve"> </w:t>
+      </w:r>
+      <w:proofErr w:type="spellStart"/>
+      <w:r>
+        <w:rPr>
+          <w:rFonts w:ascii="Aptos" w:eastAsia="Aptos" w:hAnsi="Aptos" w:cs="Aptos"/>
+        </w:rPr>
+        <w:t>ความชอบส่วนตัว</w:t>
+      </w:r>
+      <w:proofErr w:type="spellEnd"/>
+      <w:r>
+        <w:rPr>
+          <w:rFonts w:ascii="Aptos" w:eastAsia="Aptos" w:hAnsi="Aptos" w:cs="Aptos"/>
+        </w:rPr>
+        <w:t xml:space="preserve"> </w:t>
+      </w:r>
+      <w:proofErr w:type="spellStart"/>
+      <w:r>
+        <w:rPr>
+          <w:rFonts w:ascii="Aptos" w:eastAsia="Aptos" w:hAnsi="Aptos" w:cs="Aptos"/>
+        </w:rPr>
+        <w:t>ทำเสื้อหาย</w:t>
+      </w:r>
+      <w:proofErr w:type="spellEnd"/>
+      <w:r>
+        <w:rPr>
+          <w:rFonts w:ascii="Aptos" w:eastAsia="Aptos" w:hAnsi="Aptos" w:cs="Aptos"/>
+        </w:rPr>
+        <w:t xml:space="preserve">) </w:t>
+      </w:r>
+      <w:proofErr w:type="spellStart"/>
+      <w:r>
+        <w:rPr>
+          <w:rFonts w:ascii="Aptos" w:eastAsia="Aptos" w:hAnsi="Aptos" w:cs="Aptos"/>
+        </w:rPr>
+        <w:t>พนักงานจะถูกเรียกเก็บค่าธรรมเนียมตามที่กำหนด</w:t>
+      </w:r>
+      <w:proofErr w:type="spellEnd"/>
+      <w:r>
+        <w:rPr>
+          <w:rFonts w:ascii="Aptos" w:eastAsia="Aptos" w:hAnsi="Aptos" w:cs="Aptos"/>
+        </w:rPr>
+        <w:t xml:space="preserve"> </w:t>
+      </w:r>
+      <w:proofErr w:type="spellStart"/>
+      <w:r>
+        <w:rPr>
+          <w:rFonts w:ascii="Aptos" w:eastAsia="Aptos" w:hAnsi="Aptos" w:cs="Aptos"/>
+        </w:rPr>
+        <w:t>ซึ่งจะถูกหักจากเงินเดือน</w:t>
+      </w:r>
+      <w:proofErr w:type="spellEnd"/>
     </w:p>
     <w:p>
       <w:pPr>
@@ -2098,13 +3758,115 @@
           <w:b/>
           <w:bCs/>
         </w:rPr>
-        <w:t>Bottoms / ท่อนล่าง:</w:t>
-      </w:r>
-      <w:r>
-        <w:rPr>
-          <w:rFonts w:ascii="Aptos" w:eastAsia="Aptos" w:hAnsi="Aptos" w:cs="Aptos"/>
-        </w:rPr>
-        <w:t xml:space="preserve"> Dark-colored trousers or skirt (black, navy, or dark gray). Skirts should be of appropriate length (knee-length or longer). กางเกงขายาวหรือกระโปรงสีเข้ม (ดำ กรมท่า หรือเทาเข้ม) กระโปรงควรมีความยาวที่เหมาะสม (คลุมเข่าหรือยาวกว่า)</w:t>
+        <w:t xml:space="preserve">Bottoms / </w:t>
+      </w:r>
+      <w:proofErr w:type="spellStart"/>
+      <w:r>
+        <w:rPr>
+          <w:rFonts w:ascii="Aptos" w:eastAsia="Aptos" w:hAnsi="Aptos" w:cs="Aptos"/>
+          <w:b/>
+          <w:bCs/>
+        </w:rPr>
+        <w:t>ท่อนล่าง</w:t>
+      </w:r>
+      <w:proofErr w:type="spellEnd"/>
+      <w:r>
+        <w:rPr>
+          <w:rFonts w:ascii="Aptos" w:eastAsia="Aptos" w:hAnsi="Aptos" w:cs="Aptos"/>
+          <w:b/>
+          <w:bCs/>
+        </w:rPr>
+        <w:t>:</w:t>
+      </w:r>
+      <w:r>
+        <w:rPr>
+          <w:rFonts w:ascii="Aptos" w:eastAsia="Aptos" w:hAnsi="Aptos" w:cs="Aptos"/>
+        </w:rPr>
+        <w:t xml:space="preserve"> Dark-colored trousers or skirt (black, navy, or dark gray). Skirts should be of appropriate length (knee-length or longer). </w:t>
+      </w:r>
+      <w:proofErr w:type="spellStart"/>
+      <w:r>
+        <w:rPr>
+          <w:rFonts w:ascii="Aptos" w:eastAsia="Aptos" w:hAnsi="Aptos" w:cs="Aptos"/>
+        </w:rPr>
+        <w:t>กางเกงขายาวหรือกระโปรงสีเข้ม</w:t>
+      </w:r>
+      <w:proofErr w:type="spellEnd"/>
+      <w:r>
+        <w:rPr>
+          <w:rFonts w:ascii="Aptos" w:eastAsia="Aptos" w:hAnsi="Aptos" w:cs="Aptos"/>
+        </w:rPr>
+        <w:t xml:space="preserve"> (</w:t>
+      </w:r>
+      <w:proofErr w:type="spellStart"/>
+      <w:r>
+        <w:rPr>
+          <w:rFonts w:ascii="Aptos" w:eastAsia="Aptos" w:hAnsi="Aptos" w:cs="Aptos"/>
+        </w:rPr>
+        <w:t>ดำ</w:t>
+      </w:r>
+      <w:proofErr w:type="spellEnd"/>
+      <w:r>
+        <w:rPr>
+          <w:rFonts w:ascii="Aptos" w:eastAsia="Aptos" w:hAnsi="Aptos" w:cs="Aptos"/>
+        </w:rPr>
+        <w:t xml:space="preserve"> </w:t>
+      </w:r>
+      <w:proofErr w:type="spellStart"/>
+      <w:r>
+        <w:rPr>
+          <w:rFonts w:ascii="Aptos" w:eastAsia="Aptos" w:hAnsi="Aptos" w:cs="Aptos"/>
+        </w:rPr>
+        <w:t>กรมท่า</w:t>
+      </w:r>
+      <w:proofErr w:type="spellEnd"/>
+      <w:r>
+        <w:rPr>
+          <w:rFonts w:ascii="Aptos" w:eastAsia="Aptos" w:hAnsi="Aptos" w:cs="Aptos"/>
+        </w:rPr>
+        <w:t xml:space="preserve"> </w:t>
+      </w:r>
+      <w:proofErr w:type="spellStart"/>
+      <w:r>
+        <w:rPr>
+          <w:rFonts w:ascii="Aptos" w:eastAsia="Aptos" w:hAnsi="Aptos" w:cs="Aptos"/>
+        </w:rPr>
+        <w:t>หรือเทาเข้ม</w:t>
+      </w:r>
+      <w:proofErr w:type="spellEnd"/>
+      <w:r>
+        <w:rPr>
+          <w:rFonts w:ascii="Aptos" w:eastAsia="Aptos" w:hAnsi="Aptos" w:cs="Aptos"/>
+        </w:rPr>
+        <w:t xml:space="preserve">) </w:t>
+      </w:r>
+      <w:proofErr w:type="spellStart"/>
+      <w:r>
+        <w:rPr>
+          <w:rFonts w:ascii="Aptos" w:eastAsia="Aptos" w:hAnsi="Aptos" w:cs="Aptos"/>
+        </w:rPr>
+        <w:t>กระโปรงควรมีความยาวที่เหมาะสม</w:t>
+      </w:r>
+      <w:proofErr w:type="spellEnd"/>
+      <w:r>
+        <w:rPr>
+          <w:rFonts w:ascii="Aptos" w:eastAsia="Aptos" w:hAnsi="Aptos" w:cs="Aptos"/>
+        </w:rPr>
+        <w:t xml:space="preserve"> (</w:t>
+      </w:r>
+      <w:proofErr w:type="spellStart"/>
+      <w:r>
+        <w:rPr>
+          <w:rFonts w:ascii="Aptos" w:eastAsia="Aptos" w:hAnsi="Aptos" w:cs="Aptos"/>
+        </w:rPr>
+        <w:t>คลุมเข่าหรือยาวกว่า</w:t>
+      </w:r>
+      <w:proofErr w:type="spellEnd"/>
+      <w:r>
+        <w:rPr>
+          <w:rFonts w:ascii="Aptos" w:eastAsia="Aptos" w:hAnsi="Aptos" w:cs="Aptos"/>
+        </w:rPr>
+        <w:t>)</w:t>
       </w:r>
     </w:p>
     <w:p>
@@ -2125,13 +3887,73 @@
           <w:b/>
           <w:bCs/>
         </w:rPr>
-        <w:t>Shoes / รองเท้า:</w:t>
-      </w:r>
-      <w:r>
-        <w:rPr>
-          <w:rFonts w:ascii="Aptos" w:eastAsia="Aptos" w:hAnsi="Aptos" w:cs="Aptos"/>
-        </w:rPr>
-        <w:t xml:space="preserve"> Closed-toe, non-slip shoes (black). รองเท้าหุ้มส้น พื้นกันลื่น (สีดำ)</w:t>
+        <w:t xml:space="preserve">Shoes / </w:t>
+      </w:r>
+      <w:proofErr w:type="spellStart"/>
+      <w:r>
+        <w:rPr>
+          <w:rFonts w:ascii="Aptos" w:eastAsia="Aptos" w:hAnsi="Aptos" w:cs="Aptos"/>
+          <w:b/>
+          <w:bCs/>
+        </w:rPr>
+        <w:t>รองเท้า</w:t>
+      </w:r>
+      <w:proofErr w:type="spellEnd"/>
+      <w:r>
+        <w:rPr>
+          <w:rFonts w:ascii="Aptos" w:eastAsia="Aptos" w:hAnsi="Aptos" w:cs="Aptos"/>
+          <w:b/>
+          <w:bCs/>
+        </w:rPr>
+        <w:t>:</w:t>
+      </w:r>
+      <w:r>
+        <w:rPr>
+          <w:rFonts w:ascii="Aptos" w:eastAsia="Aptos" w:hAnsi="Aptos" w:cs="Aptos"/>
+        </w:rPr>
+        <w:t xml:space="preserve"> Closed-toe, non-slip shoes (black). </w:t>
+      </w:r>
+      <w:proofErr w:type="spellStart"/>
+      <w:r>
+        <w:rPr>
+          <w:rFonts w:ascii="Aptos" w:eastAsia="Aptos" w:hAnsi="Aptos" w:cs="Aptos"/>
+        </w:rPr>
+        <w:t>รองเท้าหุ้มส้น</w:t>
+      </w:r>
+      <w:proofErr w:type="spellEnd"/>
+      <w:r>
+        <w:rPr>
+          <w:rFonts w:ascii="Aptos" w:eastAsia="Aptos" w:hAnsi="Aptos" w:cs="Aptos"/>
+        </w:rPr>
+        <w:t xml:space="preserve"> </w:t>
+      </w:r>
+      <w:proofErr w:type="spellStart"/>
+      <w:r>
+        <w:rPr>
+          <w:rFonts w:ascii="Aptos" w:eastAsia="Aptos" w:hAnsi="Aptos" w:cs="Aptos"/>
+        </w:rPr>
+        <w:t>พื้นกันลื่น</w:t>
+      </w:r>
+      <w:proofErr w:type="spellEnd"/>
+      <w:r>
+        <w:rPr>
+          <w:rFonts w:ascii="Aptos" w:eastAsia="Aptos" w:hAnsi="Aptos" w:cs="Aptos"/>
+        </w:rPr>
+        <w:t xml:space="preserve"> (</w:t>
+      </w:r>
+      <w:proofErr w:type="spellStart"/>
+      <w:r>
+        <w:rPr>
+          <w:rFonts w:ascii="Aptos" w:eastAsia="Aptos" w:hAnsi="Aptos" w:cs="Aptos"/>
+        </w:rPr>
+        <w:t>สีดำ</w:t>
+      </w:r>
+      <w:proofErr w:type="spellEnd"/>
+      <w:r>
+        <w:rPr>
+          <w:rFonts w:ascii="Aptos" w:eastAsia="Aptos" w:hAnsi="Aptos" w:cs="Aptos"/>
+        </w:rPr>
+        <w:t>)</w:t>
       </w:r>
     </w:p>
     <w:p>
@@ -2152,7 +3974,25 @@
           <w:b/>
           <w:bCs/>
         </w:rPr>
-        <w:t>Apron / ผ้ากันเปื้อน:</w:t>
+        <w:t xml:space="preserve">Apron / </w:t>
+      </w:r>
+      <w:proofErr w:type="spellStart"/>
+      <w:r>
+        <w:rPr>
+          <w:rFonts w:ascii="Aptos" w:eastAsia="Aptos" w:hAnsi="Aptos" w:cs="Aptos"/>
+          <w:b/>
+          <w:bCs/>
+        </w:rPr>
+        <w:t>ผ้ากันเปื้อน</w:t>
+      </w:r>
+      <w:proofErr w:type="spellEnd"/>
+      <w:r>
+        <w:rPr>
+          <w:rFonts w:ascii="Aptos" w:eastAsia="Aptos" w:hAnsi="Aptos" w:cs="Aptos"/>
+          <w:b/>
+          <w:bCs/>
+        </w:rPr>
+        <w:t>:</w:t>
       </w:r>
       <w:r>
         <w:rPr>
@@ -2170,7 +4010,35 @@
         <w:rPr>
           <w:rFonts w:ascii="Aptos" w:eastAsia="Aptos" w:hAnsi="Aptos" w:cs="Aptos"/>
         </w:rPr>
-        <w:t xml:space="preserve">), if applicable to the role. ผ้ากันเปื้อนสะอาด (จัดหาโดย </w:t>
+        <w:t xml:space="preserve">), if applicable to the role. </w:t>
+      </w:r>
+      <w:proofErr w:type="spellStart"/>
+      <w:r>
+        <w:rPr>
+          <w:rFonts w:ascii="Aptos" w:eastAsia="Aptos" w:hAnsi="Aptos" w:cs="Aptos"/>
+        </w:rPr>
+        <w:t>ผ้ากันเปื้อนสะอาด</w:t>
+      </w:r>
+      <w:proofErr w:type="spellEnd"/>
+      <w:r>
+        <w:rPr>
+          <w:rFonts w:ascii="Aptos" w:eastAsia="Aptos" w:hAnsi="Aptos" w:cs="Aptos"/>
+        </w:rPr>
+        <w:t xml:space="preserve"> (</w:t>
+      </w:r>
+      <w:proofErr w:type="spellStart"/>
+      <w:r>
+        <w:rPr>
+          <w:rFonts w:ascii="Aptos" w:eastAsia="Aptos" w:hAnsi="Aptos" w:cs="Aptos"/>
+        </w:rPr>
+        <w:t>จัดหาโดย</w:t>
+      </w:r>
+      <w:proofErr w:type="spellEnd"/>
+      <w:r>
+        <w:rPr>
+          <w:rFonts w:ascii="Aptos" w:eastAsia="Aptos" w:hAnsi="Aptos" w:cs="Aptos"/>
+        </w:rPr>
+        <w:t xml:space="preserve"> </w:t>
       </w:r>
       <w:r>
         <w:rPr>
@@ -2182,8 +4050,16 @@
         <w:rPr>
           <w:rFonts w:ascii="Aptos" w:eastAsia="Aptos" w:hAnsi="Aptos" w:cs="Aptos"/>
         </w:rPr>
-        <w:t>) หากเกี่ยวข้องกับบทบาท</w:t>
-      </w:r>
+        <w:t xml:space="preserve">) </w:t>
+      </w:r>
+      <w:proofErr w:type="spellStart"/>
+      <w:r>
+        <w:rPr>
+          <w:rFonts w:ascii="Aptos" w:eastAsia="Aptos" w:hAnsi="Aptos" w:cs="Aptos"/>
+        </w:rPr>
+        <w:t>หากเกี่ยวข้องกับบทบาท</w:t>
+      </w:r>
+      <w:proofErr w:type="spellEnd"/>
     </w:p>
     <w:p>
       <w:pPr>
@@ -2203,13 +4079,101 @@
           <w:b/>
           <w:bCs/>
         </w:rPr>
-        <w:t>Jewelry / เครื่องประดับ:</w:t>
-      </w:r>
-      <w:r>
-        <w:rPr>
-          <w:rFonts w:ascii="Aptos" w:eastAsia="Aptos" w:hAnsi="Aptos" w:cs="Aptos"/>
-        </w:rPr>
-        <w:t xml:space="preserve"> Minimal jewelry (small earrings, simple necklaces, and rings are acceptable). เครื่องประดับน้อยชิ้น (ต่างหูขนาดเล็ก สร้อยคอเรียบง่าย และแหวน เป็นที่ยอมรับได้)</w:t>
+        <w:t xml:space="preserve">Jewelry / </w:t>
+      </w:r>
+      <w:proofErr w:type="spellStart"/>
+      <w:r>
+        <w:rPr>
+          <w:rFonts w:ascii="Aptos" w:eastAsia="Aptos" w:hAnsi="Aptos" w:cs="Aptos"/>
+          <w:b/>
+          <w:bCs/>
+        </w:rPr>
+        <w:t>เครื่องประดับ</w:t>
+      </w:r>
+      <w:proofErr w:type="spellEnd"/>
+      <w:r>
+        <w:rPr>
+          <w:rFonts w:ascii="Aptos" w:eastAsia="Aptos" w:hAnsi="Aptos" w:cs="Aptos"/>
+          <w:b/>
+          <w:bCs/>
+        </w:rPr>
+        <w:t>:</w:t>
+      </w:r>
+      <w:r>
+        <w:rPr>
+          <w:rFonts w:ascii="Aptos" w:eastAsia="Aptos" w:hAnsi="Aptos" w:cs="Aptos"/>
+        </w:rPr>
+        <w:t xml:space="preserve"> Minimal jewelry (small earrings, simple necklaces, and rings are acceptable). </w:t>
+      </w:r>
+      <w:proofErr w:type="spellStart"/>
+      <w:r>
+        <w:rPr>
+          <w:rFonts w:ascii="Aptos" w:eastAsia="Aptos" w:hAnsi="Aptos" w:cs="Aptos"/>
+        </w:rPr>
+        <w:t>เครื่องประดับน้อยชิ้น</w:t>
+      </w:r>
+      <w:proofErr w:type="spellEnd"/>
+      <w:r>
+        <w:rPr>
+          <w:rFonts w:ascii="Aptos" w:eastAsia="Aptos" w:hAnsi="Aptos" w:cs="Aptos"/>
+        </w:rPr>
+        <w:t xml:space="preserve"> (</w:t>
+      </w:r>
+      <w:proofErr w:type="spellStart"/>
+      <w:r>
+        <w:rPr>
+          <w:rFonts w:ascii="Aptos" w:eastAsia="Aptos" w:hAnsi="Aptos" w:cs="Aptos"/>
+        </w:rPr>
+        <w:t>ต่างหูขนาดเล็ก</w:t>
+      </w:r>
+      <w:proofErr w:type="spellEnd"/>
+      <w:r>
+        <w:rPr>
+          <w:rFonts w:ascii="Aptos" w:eastAsia="Aptos" w:hAnsi="Aptos" w:cs="Aptos"/>
+        </w:rPr>
+        <w:t xml:space="preserve"> </w:t>
+      </w:r>
+      <w:proofErr w:type="spellStart"/>
+      <w:r>
+        <w:rPr>
+          <w:rFonts w:ascii="Aptos" w:eastAsia="Aptos" w:hAnsi="Aptos" w:cs="Aptos"/>
+        </w:rPr>
+        <w:t>สร้อยคอเรียบง่าย</w:t>
+      </w:r>
+      <w:proofErr w:type="spellEnd"/>
+      <w:r>
+        <w:rPr>
+          <w:rFonts w:ascii="Aptos" w:eastAsia="Aptos" w:hAnsi="Aptos" w:cs="Aptos"/>
+        </w:rPr>
+        <w:t xml:space="preserve"> </w:t>
+      </w:r>
+      <w:proofErr w:type="spellStart"/>
+      <w:r>
+        <w:rPr>
+          <w:rFonts w:ascii="Aptos" w:eastAsia="Aptos" w:hAnsi="Aptos" w:cs="Aptos"/>
+        </w:rPr>
+        <w:t>และแหวน</w:t>
+      </w:r>
+      <w:proofErr w:type="spellEnd"/>
+      <w:r>
+        <w:rPr>
+          <w:rFonts w:ascii="Aptos" w:eastAsia="Aptos" w:hAnsi="Aptos" w:cs="Aptos"/>
+        </w:rPr>
+        <w:t xml:space="preserve"> </w:t>
+      </w:r>
+      <w:proofErr w:type="spellStart"/>
+      <w:r>
+        <w:rPr>
+          <w:rFonts w:ascii="Aptos" w:eastAsia="Aptos" w:hAnsi="Aptos" w:cs="Aptos"/>
+        </w:rPr>
+        <w:t>เป็นที่ยอมรับได้</w:t>
+      </w:r>
+      <w:proofErr w:type="spellEnd"/>
+      <w:r>
+        <w:rPr>
+          <w:rFonts w:ascii="Aptos" w:eastAsia="Aptos" w:hAnsi="Aptos" w:cs="Aptos"/>
+        </w:rPr>
+        <w:t>)</w:t>
       </w:r>
     </w:p>
     <w:p>
@@ -2230,14 +4194,40 @@
           <w:b/>
           <w:bCs/>
         </w:rPr>
-        <w:t>Nails / เล็บ:</w:t>
-      </w:r>
-      <w:r>
-        <w:rPr>
-          <w:rFonts w:ascii="Aptos" w:eastAsia="Aptos" w:hAnsi="Aptos" w:cs="Aptos"/>
-        </w:rPr>
-        <w:t xml:space="preserve"> No bright colored nail polish. ห้ามทาเล็บสีฉูดฉาด</w:t>
-      </w:r>
+        <w:t xml:space="preserve">Nails / </w:t>
+      </w:r>
+      <w:proofErr w:type="spellStart"/>
+      <w:r>
+        <w:rPr>
+          <w:rFonts w:ascii="Aptos" w:eastAsia="Aptos" w:hAnsi="Aptos" w:cs="Aptos"/>
+          <w:b/>
+          <w:bCs/>
+        </w:rPr>
+        <w:t>เล็บ</w:t>
+      </w:r>
+      <w:proofErr w:type="spellEnd"/>
+      <w:r>
+        <w:rPr>
+          <w:rFonts w:ascii="Aptos" w:eastAsia="Aptos" w:hAnsi="Aptos" w:cs="Aptos"/>
+          <w:b/>
+          <w:bCs/>
+        </w:rPr>
+        <w:t>:</w:t>
+      </w:r>
+      <w:r>
+        <w:rPr>
+          <w:rFonts w:ascii="Aptos" w:eastAsia="Aptos" w:hAnsi="Aptos" w:cs="Aptos"/>
+        </w:rPr>
+        <w:t xml:space="preserve"> No bright colored nail polish. </w:t>
+      </w:r>
+      <w:proofErr w:type="spellStart"/>
+      <w:r>
+        <w:rPr>
+          <w:rFonts w:ascii="Aptos" w:eastAsia="Aptos" w:hAnsi="Aptos" w:cs="Aptos"/>
+        </w:rPr>
+        <w:t>ห้ามทาเล็บสีฉูดฉาด</w:t>
+      </w:r>
+      <w:proofErr w:type="spellEnd"/>
     </w:p>
     <w:p>
       <w:pPr>
@@ -2256,7 +4246,25 @@
           <w:b/>
           <w:bCs/>
         </w:rPr>
-        <w:t>Kitchen and Pizza Station Staff / พนักงานครัวและแผนกพิซซ่า:</w:t>
+        <w:t xml:space="preserve">Kitchen and Pizza Station Staff / </w:t>
+      </w:r>
+      <w:proofErr w:type="spellStart"/>
+      <w:r>
+        <w:rPr>
+          <w:rFonts w:ascii="Aptos" w:eastAsia="Aptos" w:hAnsi="Aptos" w:cs="Aptos"/>
+          <w:b/>
+          <w:bCs/>
+        </w:rPr>
+        <w:t>พนักงานครัวและแผนกพิซซ่า</w:t>
+      </w:r>
+      <w:proofErr w:type="spellEnd"/>
+      <w:r>
+        <w:rPr>
+          <w:rFonts w:ascii="Aptos" w:eastAsia="Aptos" w:hAnsi="Aptos" w:cs="Aptos"/>
+          <w:b/>
+          <w:bCs/>
+        </w:rPr>
+        <w:t>:</w:t>
       </w:r>
     </w:p>
     <w:p>
@@ -2277,7 +4285,25 @@
           <w:b/>
           <w:bCs/>
         </w:rPr>
-        <w:t>Apron / ผ้ากันเปื้อน:</w:t>
+        <w:t xml:space="preserve">Apron / </w:t>
+      </w:r>
+      <w:proofErr w:type="spellStart"/>
+      <w:r>
+        <w:rPr>
+          <w:rFonts w:ascii="Aptos" w:eastAsia="Aptos" w:hAnsi="Aptos" w:cs="Aptos"/>
+          <w:b/>
+          <w:bCs/>
+        </w:rPr>
+        <w:t>ผ้ากันเปื้อน</w:t>
+      </w:r>
+      <w:proofErr w:type="spellEnd"/>
+      <w:r>
+        <w:rPr>
+          <w:rFonts w:ascii="Aptos" w:eastAsia="Aptos" w:hAnsi="Aptos" w:cs="Aptos"/>
+          <w:b/>
+          <w:bCs/>
+        </w:rPr>
+        <w:t>:</w:t>
       </w:r>
       <w:r>
         <w:rPr>
@@ -2295,7 +4321,35 @@
         <w:rPr>
           <w:rFonts w:ascii="Aptos" w:eastAsia="Aptos" w:hAnsi="Aptos" w:cs="Aptos"/>
         </w:rPr>
-        <w:t xml:space="preserve">). ผ้ากันเปื้อนสะอาด (จัดหาโดย </w:t>
+        <w:t xml:space="preserve">). </w:t>
+      </w:r>
+      <w:proofErr w:type="spellStart"/>
+      <w:r>
+        <w:rPr>
+          <w:rFonts w:ascii="Aptos" w:eastAsia="Aptos" w:hAnsi="Aptos" w:cs="Aptos"/>
+        </w:rPr>
+        <w:t>ผ้ากันเปื้อนสะอาด</w:t>
+      </w:r>
+      <w:proofErr w:type="spellEnd"/>
+      <w:r>
+        <w:rPr>
+          <w:rFonts w:ascii="Aptos" w:eastAsia="Aptos" w:hAnsi="Aptos" w:cs="Aptos"/>
+        </w:rPr>
+        <w:t xml:space="preserve"> (</w:t>
+      </w:r>
+      <w:proofErr w:type="spellStart"/>
+      <w:r>
+        <w:rPr>
+          <w:rFonts w:ascii="Aptos" w:eastAsia="Aptos" w:hAnsi="Aptos" w:cs="Aptos"/>
+        </w:rPr>
+        <w:t>จัดหาโดย</w:t>
+      </w:r>
+      <w:proofErr w:type="spellEnd"/>
+      <w:r>
+        <w:rPr>
+          <w:rFonts w:ascii="Aptos" w:eastAsia="Aptos" w:hAnsi="Aptos" w:cs="Aptos"/>
+        </w:rPr>
+        <w:t xml:space="preserve"> </w:t>
       </w:r>
       <w:r>
         <w:rPr>
@@ -2328,14 +4382,54 @@
           <w:b/>
           <w:bCs/>
         </w:rPr>
-        <w:t>Jewelry / เครื่องประดับ:</w:t>
-      </w:r>
-      <w:r>
-        <w:rPr>
-          <w:rFonts w:ascii="Aptos" w:eastAsia="Aptos" w:hAnsi="Aptos" w:cs="Aptos"/>
-        </w:rPr>
-        <w:t xml:space="preserve"> No jewelry, including rings, is permitted. ไม่อนุญาตให้สวมเครื่องประดับ รวมถึงแหวน</w:t>
-      </w:r>
+        <w:t xml:space="preserve">Jewelry / </w:t>
+      </w:r>
+      <w:proofErr w:type="spellStart"/>
+      <w:r>
+        <w:rPr>
+          <w:rFonts w:ascii="Aptos" w:eastAsia="Aptos" w:hAnsi="Aptos" w:cs="Aptos"/>
+          <w:b/>
+          <w:bCs/>
+        </w:rPr>
+        <w:t>เครื่องประดับ</w:t>
+      </w:r>
+      <w:proofErr w:type="spellEnd"/>
+      <w:r>
+        <w:rPr>
+          <w:rFonts w:ascii="Aptos" w:eastAsia="Aptos" w:hAnsi="Aptos" w:cs="Aptos"/>
+          <w:b/>
+          <w:bCs/>
+        </w:rPr>
+        <w:t>:</w:t>
+      </w:r>
+      <w:r>
+        <w:rPr>
+          <w:rFonts w:ascii="Aptos" w:eastAsia="Aptos" w:hAnsi="Aptos" w:cs="Aptos"/>
+        </w:rPr>
+        <w:t xml:space="preserve"> No jewelry, including rings, is permitted. </w:t>
+      </w:r>
+      <w:proofErr w:type="spellStart"/>
+      <w:r>
+        <w:rPr>
+          <w:rFonts w:ascii="Aptos" w:eastAsia="Aptos" w:hAnsi="Aptos" w:cs="Aptos"/>
+        </w:rPr>
+        <w:t>ไม่อนุญาตให้สวมเครื่องประดับ</w:t>
+      </w:r>
+      <w:proofErr w:type="spellEnd"/>
+      <w:r>
+        <w:rPr>
+          <w:rFonts w:ascii="Aptos" w:eastAsia="Aptos" w:hAnsi="Aptos" w:cs="Aptos"/>
+        </w:rPr>
+        <w:t xml:space="preserve"> </w:t>
+      </w:r>
+      <w:proofErr w:type="spellStart"/>
+      <w:r>
+        <w:rPr>
+          <w:rFonts w:ascii="Aptos" w:eastAsia="Aptos" w:hAnsi="Aptos" w:cs="Aptos"/>
+        </w:rPr>
+        <w:t>รวมถึงแหวน</w:t>
+      </w:r>
+      <w:proofErr w:type="spellEnd"/>
     </w:p>
     <w:p>
       <w:pPr>
@@ -2355,13 +4449,59 @@
           <w:b/>
           <w:bCs/>
         </w:rPr>
-        <w:t>Headwear / สิ่งปกคลุมศีรษะ:</w:t>
-      </w:r>
-      <w:r>
-        <w:rPr>
-          <w:rFonts w:ascii="Aptos" w:eastAsia="Aptos" w:hAnsi="Aptos" w:cs="Aptos"/>
-        </w:rPr>
-        <w:t xml:space="preserve"> Hairnet or hat (to completely contain hair). ตาข่ายคลุมผมหรือหมวก (เพื่อเก็บผมให้มิดชิด)</w:t>
+        <w:t xml:space="preserve">Headwear / </w:t>
+      </w:r>
+      <w:proofErr w:type="spellStart"/>
+      <w:r>
+        <w:rPr>
+          <w:rFonts w:ascii="Aptos" w:eastAsia="Aptos" w:hAnsi="Aptos" w:cs="Aptos"/>
+          <w:b/>
+          <w:bCs/>
+        </w:rPr>
+        <w:t>สิ่งปกคลุมศีรษะ</w:t>
+      </w:r>
+      <w:proofErr w:type="spellEnd"/>
+      <w:r>
+        <w:rPr>
+          <w:rFonts w:ascii="Aptos" w:eastAsia="Aptos" w:hAnsi="Aptos" w:cs="Aptos"/>
+          <w:b/>
+          <w:bCs/>
+        </w:rPr>
+        <w:t>:</w:t>
+      </w:r>
+      <w:r>
+        <w:rPr>
+          <w:rFonts w:ascii="Aptos" w:eastAsia="Aptos" w:hAnsi="Aptos" w:cs="Aptos"/>
+        </w:rPr>
+        <w:t xml:space="preserve"> Hairnet or hat (to completely contain hair). </w:t>
+      </w:r>
+      <w:proofErr w:type="spellStart"/>
+      <w:r>
+        <w:rPr>
+          <w:rFonts w:ascii="Aptos" w:eastAsia="Aptos" w:hAnsi="Aptos" w:cs="Aptos"/>
+        </w:rPr>
+        <w:t>ตาข่ายคลุมผมหรือหมวก</w:t>
+      </w:r>
+      <w:proofErr w:type="spellEnd"/>
+      <w:r>
+        <w:rPr>
+          <w:rFonts w:ascii="Aptos" w:eastAsia="Aptos" w:hAnsi="Aptos" w:cs="Aptos"/>
+        </w:rPr>
+        <w:t xml:space="preserve"> (</w:t>
+      </w:r>
+      <w:proofErr w:type="spellStart"/>
+      <w:r>
+        <w:rPr>
+          <w:rFonts w:ascii="Aptos" w:eastAsia="Aptos" w:hAnsi="Aptos" w:cs="Aptos"/>
+        </w:rPr>
+        <w:t>เพื่อเก็บผมให้มิดชิด</w:t>
+      </w:r>
+      <w:proofErr w:type="spellEnd"/>
+      <w:r>
+        <w:rPr>
+          <w:rFonts w:ascii="Aptos" w:eastAsia="Aptos" w:hAnsi="Aptos" w:cs="Aptos"/>
+        </w:rPr>
+        <w:t>)</w:t>
       </w:r>
     </w:p>
     <w:p>
@@ -2381,8 +4521,18 @@
           <w:b/>
           <w:bCs/>
         </w:rPr>
-        <w:t>3. Prohibited Attire and Items / การแต่งกายและสิ่งของต้องห้าม</w:t>
-      </w:r>
+        <w:t xml:space="preserve">3. Prohibited Attire and Items / </w:t>
+      </w:r>
+      <w:proofErr w:type="spellStart"/>
+      <w:r>
+        <w:rPr>
+          <w:rFonts w:ascii="Aptos" w:eastAsia="Aptos" w:hAnsi="Aptos" w:cs="Aptos"/>
+          <w:b/>
+          <w:bCs/>
+        </w:rPr>
+        <w:t>การแต่งกายและสิ่งของต้องห้าม</w:t>
+      </w:r>
+      <w:proofErr w:type="spellEnd"/>
     </w:p>
     <w:p>
       <w:pPr>
@@ -2409,7 +4559,21 @@
         <w:rPr>
           <w:rFonts w:ascii="Aptos" w:eastAsia="Aptos" w:hAnsi="Aptos" w:cs="Aptos"/>
         </w:rPr>
-        <w:t xml:space="preserve"> สิ่งของต่อไปนี้เป็นสิ่งต้องห้ามสำหรับพนักงานทุกคน:</w:t>
+        <w:t xml:space="preserve"> </w:t>
+      </w:r>
+      <w:proofErr w:type="spellStart"/>
+      <w:r>
+        <w:rPr>
+          <w:rFonts w:ascii="Aptos" w:eastAsia="Aptos" w:hAnsi="Aptos" w:cs="Aptos"/>
+        </w:rPr>
+        <w:t>สิ่งของต่อไปนี้เป็นสิ่งต้องห้ามสำหรับพนักงานทุกคน</w:t>
+      </w:r>
+      <w:proofErr w:type="spellEnd"/>
+      <w:r>
+        <w:rPr>
+          <w:rFonts w:ascii="Aptos" w:eastAsia="Aptos" w:hAnsi="Aptos" w:cs="Aptos"/>
+        </w:rPr>
+        <w:t>:</w:t>
       </w:r>
     </w:p>
     <w:p>
@@ -2428,8 +4592,58 @@
         <w:rPr>
           <w:rFonts w:ascii="Aptos" w:eastAsia="Aptos" w:hAnsi="Aptos" w:cs="Aptos"/>
         </w:rPr>
-        <w:t>Jeans, leggings, shorts, or other casual pants. กางเกงยีนส์ เลกกิ้ง กางเกงขาสั้น หรือกางเกงลำลองอื่นๆ</w:t>
-      </w:r>
+        <w:t xml:space="preserve">Jeans, leggings, shorts, or other casual pants. </w:t>
+      </w:r>
+      <w:proofErr w:type="spellStart"/>
+      <w:r>
+        <w:rPr>
+          <w:rFonts w:ascii="Aptos" w:eastAsia="Aptos" w:hAnsi="Aptos" w:cs="Aptos"/>
+        </w:rPr>
+        <w:t>กางเกงยีนส์</w:t>
+      </w:r>
+      <w:proofErr w:type="spellEnd"/>
+      <w:r>
+        <w:rPr>
+          <w:rFonts w:ascii="Aptos" w:eastAsia="Aptos" w:hAnsi="Aptos" w:cs="Aptos"/>
+        </w:rPr>
+        <w:t xml:space="preserve"> </w:t>
+      </w:r>
+      <w:proofErr w:type="spellStart"/>
+      <w:r>
+        <w:rPr>
+          <w:rFonts w:ascii="Aptos" w:eastAsia="Aptos" w:hAnsi="Aptos" w:cs="Aptos"/>
+        </w:rPr>
+        <w:t>เลกกิ้ง</w:t>
+      </w:r>
+      <w:proofErr w:type="spellEnd"/>
+      <w:r>
+        <w:rPr>
+          <w:rFonts w:ascii="Aptos" w:eastAsia="Aptos" w:hAnsi="Aptos" w:cs="Aptos"/>
+        </w:rPr>
+        <w:t xml:space="preserve"> </w:t>
+      </w:r>
+      <w:proofErr w:type="spellStart"/>
+      <w:r>
+        <w:rPr>
+          <w:rFonts w:ascii="Aptos" w:eastAsia="Aptos" w:hAnsi="Aptos" w:cs="Aptos"/>
+        </w:rPr>
+        <w:t>กางเกงขาสั้น</w:t>
+      </w:r>
+      <w:proofErr w:type="spellEnd"/>
+      <w:r>
+        <w:rPr>
+          <w:rFonts w:ascii="Aptos" w:eastAsia="Aptos" w:hAnsi="Aptos" w:cs="Aptos"/>
+        </w:rPr>
+        <w:t xml:space="preserve"> </w:t>
+      </w:r>
+      <w:proofErr w:type="spellStart"/>
+      <w:r>
+        <w:rPr>
+          <w:rFonts w:ascii="Aptos" w:eastAsia="Aptos" w:hAnsi="Aptos" w:cs="Aptos"/>
+        </w:rPr>
+        <w:t>หรือกางเกงลำลองอื่นๆ</w:t>
+      </w:r>
+      <w:proofErr w:type="spellEnd"/>
     </w:p>
     <w:p>
       <w:pPr>
@@ -2447,7 +4661,63 @@
         <w:rPr>
           <w:rFonts w:ascii="Aptos" w:eastAsia="Aptos" w:hAnsi="Aptos" w:cs="Aptos"/>
         </w:rPr>
-        <w:t>T-shirts, tank tops, or other casual shirts (unless part of the designated uniform). เสื้อยืด เสื้อกล้าม หรือเสื้อลำลองอื่นๆ (เว้นแต่จะเป็นส่วนหนึ่งของเครื่องแบบที่กำหนด)</w:t>
+        <w:t xml:space="preserve">T-shirts, tank tops, or other casual shirts (unless part of the designated uniform). </w:t>
+      </w:r>
+      <w:proofErr w:type="spellStart"/>
+      <w:r>
+        <w:rPr>
+          <w:rFonts w:ascii="Aptos" w:eastAsia="Aptos" w:hAnsi="Aptos" w:cs="Aptos"/>
+        </w:rPr>
+        <w:t>เสื้อยืด</w:t>
+      </w:r>
+      <w:proofErr w:type="spellEnd"/>
+      <w:r>
+        <w:rPr>
+          <w:rFonts w:ascii="Aptos" w:eastAsia="Aptos" w:hAnsi="Aptos" w:cs="Aptos"/>
+        </w:rPr>
+        <w:t xml:space="preserve"> </w:t>
+      </w:r>
+      <w:proofErr w:type="spellStart"/>
+      <w:r>
+        <w:rPr>
+          <w:rFonts w:ascii="Aptos" w:eastAsia="Aptos" w:hAnsi="Aptos" w:cs="Aptos"/>
+        </w:rPr>
+        <w:t>เสื้อกล้าม</w:t>
+      </w:r>
+      <w:proofErr w:type="spellEnd"/>
+      <w:r>
+        <w:rPr>
+          <w:rFonts w:ascii="Aptos" w:eastAsia="Aptos" w:hAnsi="Aptos" w:cs="Aptos"/>
+        </w:rPr>
+        <w:t xml:space="preserve"> </w:t>
+      </w:r>
+      <w:proofErr w:type="spellStart"/>
+      <w:r>
+        <w:rPr>
+          <w:rFonts w:ascii="Aptos" w:eastAsia="Aptos" w:hAnsi="Aptos" w:cs="Aptos"/>
+        </w:rPr>
+        <w:t>หรือเสื้อลำลองอื่นๆ</w:t>
+      </w:r>
+      <w:proofErr w:type="spellEnd"/>
+      <w:r>
+        <w:rPr>
+          <w:rFonts w:ascii="Aptos" w:eastAsia="Aptos" w:hAnsi="Aptos" w:cs="Aptos"/>
+        </w:rPr>
+        <w:t xml:space="preserve"> (</w:t>
+      </w:r>
+      <w:proofErr w:type="spellStart"/>
+      <w:r>
+        <w:rPr>
+          <w:rFonts w:ascii="Aptos" w:eastAsia="Aptos" w:hAnsi="Aptos" w:cs="Aptos"/>
+        </w:rPr>
+        <w:t>เว้นแต่จะเป็นส่วนหนึ่งของเครื่องแบบที่กำหนด</w:t>
+      </w:r>
+      <w:proofErr w:type="spellEnd"/>
+      <w:r>
+        <w:rPr>
+          <w:rFonts w:ascii="Aptos" w:eastAsia="Aptos" w:hAnsi="Aptos" w:cs="Aptos"/>
+        </w:rPr>
+        <w:t>)</w:t>
       </w:r>
     </w:p>
     <w:p>
@@ -2466,8 +4736,16 @@
         <w:rPr>
           <w:rFonts w:ascii="Aptos" w:eastAsia="Aptos" w:hAnsi="Aptos" w:cs="Aptos"/>
         </w:rPr>
-        <w:t>Open-toe shoes. รองเท้าเปิดนิ้วเท้า</w:t>
-      </w:r>
+        <w:t xml:space="preserve">Open-toe shoes. </w:t>
+      </w:r>
+      <w:proofErr w:type="spellStart"/>
+      <w:r>
+        <w:rPr>
+          <w:rFonts w:ascii="Aptos" w:eastAsia="Aptos" w:hAnsi="Aptos" w:cs="Aptos"/>
+        </w:rPr>
+        <w:t>รองเท้าเปิดนิ้วเท้า</w:t>
+      </w:r>
+      <w:proofErr w:type="spellEnd"/>
     </w:p>
     <w:p>
       <w:pPr>
@@ -2485,7 +4763,63 @@
         <w:rPr>
           <w:rFonts w:ascii="Aptos" w:eastAsia="Aptos" w:hAnsi="Aptos" w:cs="Aptos"/>
         </w:rPr>
-        <w:t>Athletic wear (e.g., sneakers, jogging suits). ชุดกีฬา (เช่น รองเท้าผ้าใบ ชุดวิ่ง)</w:t>
+        <w:t xml:space="preserve">Athletic wear (e.g., sneakers, jogging suits). </w:t>
+      </w:r>
+      <w:proofErr w:type="spellStart"/>
+      <w:r>
+        <w:rPr>
+          <w:rFonts w:ascii="Aptos" w:eastAsia="Aptos" w:hAnsi="Aptos" w:cs="Aptos"/>
+        </w:rPr>
+        <w:t>ชุดกีฬา</w:t>
+      </w:r>
+      <w:proofErr w:type="spellEnd"/>
+      <w:r>
+        <w:rPr>
+          <w:rFonts w:ascii="Aptos" w:eastAsia="Aptos" w:hAnsi="Aptos" w:cs="Aptos"/>
+        </w:rPr>
+        <w:t xml:space="preserve"> (</w:t>
+      </w:r>
+      <w:proofErr w:type="spellStart"/>
+      <w:r>
+        <w:rPr>
+          <w:rFonts w:ascii="Aptos" w:eastAsia="Aptos" w:hAnsi="Aptos" w:cs="Aptos"/>
+        </w:rPr>
+        <w:t>เช่น</w:t>
+      </w:r>
+      <w:proofErr w:type="spellEnd"/>
+      <w:r>
+        <w:rPr>
+          <w:rFonts w:ascii="Aptos" w:eastAsia="Aptos" w:hAnsi="Aptos" w:cs="Aptos"/>
+        </w:rPr>
+        <w:t xml:space="preserve"> </w:t>
+      </w:r>
+      <w:proofErr w:type="spellStart"/>
+      <w:r>
+        <w:rPr>
+          <w:rFonts w:ascii="Aptos" w:eastAsia="Aptos" w:hAnsi="Aptos" w:cs="Aptos"/>
+        </w:rPr>
+        <w:t>รองเท้าผ้าใบ</w:t>
+      </w:r>
+      <w:proofErr w:type="spellEnd"/>
+      <w:r>
+        <w:rPr>
+          <w:rFonts w:ascii="Aptos" w:eastAsia="Aptos" w:hAnsi="Aptos" w:cs="Aptos"/>
+        </w:rPr>
+        <w:t xml:space="preserve"> </w:t>
+      </w:r>
+      <w:proofErr w:type="spellStart"/>
+      <w:r>
+        <w:rPr>
+          <w:rFonts w:ascii="Aptos" w:eastAsia="Aptos" w:hAnsi="Aptos" w:cs="Aptos"/>
+        </w:rPr>
+        <w:t>ชุดวิ่ง</w:t>
+      </w:r>
+      <w:proofErr w:type="spellEnd"/>
+      <w:r>
+        <w:rPr>
+          <w:rFonts w:ascii="Aptos" w:eastAsia="Aptos" w:hAnsi="Aptos" w:cs="Aptos"/>
+        </w:rPr>
+        <w:t>)</w:t>
       </w:r>
     </w:p>
     <w:p>
@@ -2504,7 +4838,35 @@
         <w:rPr>
           <w:rFonts w:ascii="Aptos" w:eastAsia="Aptos" w:hAnsi="Aptos" w:cs="Aptos"/>
         </w:rPr>
-        <w:t>Hats or caps (except for kitchen and pizza station staff as required for hygiene). หมวกหรือหมวกแก๊ป (ยกเว้นพนักงานครัวและแผนกพิซซ่าตามความจำเป็นด้านสุขอนามัย)</w:t>
+        <w:t xml:space="preserve">Hats or caps (except for kitchen and pizza station staff as required for hygiene). </w:t>
+      </w:r>
+      <w:proofErr w:type="spellStart"/>
+      <w:r>
+        <w:rPr>
+          <w:rFonts w:ascii="Aptos" w:eastAsia="Aptos" w:hAnsi="Aptos" w:cs="Aptos"/>
+        </w:rPr>
+        <w:t>หมวกหรือหมวกแก๊ป</w:t>
+      </w:r>
+      <w:proofErr w:type="spellEnd"/>
+      <w:r>
+        <w:rPr>
+          <w:rFonts w:ascii="Aptos" w:eastAsia="Aptos" w:hAnsi="Aptos" w:cs="Aptos"/>
+        </w:rPr>
+        <w:t xml:space="preserve"> (</w:t>
+      </w:r>
+      <w:proofErr w:type="spellStart"/>
+      <w:r>
+        <w:rPr>
+          <w:rFonts w:ascii="Aptos" w:eastAsia="Aptos" w:hAnsi="Aptos" w:cs="Aptos"/>
+        </w:rPr>
+        <w:t>ยกเว้นพนักงานครัวและแผนกพิซซ่าตามความจำเป็นด้านสุขอนามัย</w:t>
+      </w:r>
+      <w:proofErr w:type="spellEnd"/>
+      <w:r>
+        <w:rPr>
+          <w:rFonts w:ascii="Aptos" w:eastAsia="Aptos" w:hAnsi="Aptos" w:cs="Aptos"/>
+        </w:rPr>
+        <w:t>)</w:t>
       </w:r>
     </w:p>
     <w:p>
@@ -2523,7 +4885,63 @@
         <w:rPr>
           <w:rFonts w:ascii="Aptos" w:eastAsia="Aptos" w:hAnsi="Aptos" w:cs="Aptos"/>
         </w:rPr>
-        <w:t>Excessive or distracting jewelry (For service staff, minimal jewelry is acceptable, as described in section 2). เครื่องประดับที่มากเกินไปหรือดึงดูดความสนใจ (สำหรับพนักงานบริการ เครื่องประดับน้อยชิ้นเป็นที่ยอมรับได้ ตามที่ระบุในข้อ 2)</w:t>
+        <w:t xml:space="preserve">Excessive or distracting jewelry (For service staff, minimal jewelry is acceptable, as described in section 2). </w:t>
+      </w:r>
+      <w:proofErr w:type="spellStart"/>
+      <w:r>
+        <w:rPr>
+          <w:rFonts w:ascii="Aptos" w:eastAsia="Aptos" w:hAnsi="Aptos" w:cs="Aptos"/>
+        </w:rPr>
+        <w:t>เครื่องประดับที่มากเกินไปหรือดึงดูดความสนใจ</w:t>
+      </w:r>
+      <w:proofErr w:type="spellEnd"/>
+      <w:r>
+        <w:rPr>
+          <w:rFonts w:ascii="Aptos" w:eastAsia="Aptos" w:hAnsi="Aptos" w:cs="Aptos"/>
+        </w:rPr>
+        <w:t xml:space="preserve"> (</w:t>
+      </w:r>
+      <w:proofErr w:type="spellStart"/>
+      <w:r>
+        <w:rPr>
+          <w:rFonts w:ascii="Aptos" w:eastAsia="Aptos" w:hAnsi="Aptos" w:cs="Aptos"/>
+        </w:rPr>
+        <w:t>สำหรับพนักงานบริการ</w:t>
+      </w:r>
+      <w:proofErr w:type="spellEnd"/>
+      <w:r>
+        <w:rPr>
+          <w:rFonts w:ascii="Aptos" w:eastAsia="Aptos" w:hAnsi="Aptos" w:cs="Aptos"/>
+        </w:rPr>
+        <w:t xml:space="preserve"> </w:t>
+      </w:r>
+      <w:proofErr w:type="spellStart"/>
+      <w:r>
+        <w:rPr>
+          <w:rFonts w:ascii="Aptos" w:eastAsia="Aptos" w:hAnsi="Aptos" w:cs="Aptos"/>
+        </w:rPr>
+        <w:t>เครื่องประดับน้อยชิ้นเป็นที่ยอมรับได้</w:t>
+      </w:r>
+      <w:proofErr w:type="spellEnd"/>
+      <w:r>
+        <w:rPr>
+          <w:rFonts w:ascii="Aptos" w:eastAsia="Aptos" w:hAnsi="Aptos" w:cs="Aptos"/>
+        </w:rPr>
+        <w:t xml:space="preserve"> </w:t>
+      </w:r>
+      <w:proofErr w:type="spellStart"/>
+      <w:r>
+        <w:rPr>
+          <w:rFonts w:ascii="Aptos" w:eastAsia="Aptos" w:hAnsi="Aptos" w:cs="Aptos"/>
+        </w:rPr>
+        <w:t>ตามที่ระบุในข้อ</w:t>
+      </w:r>
+      <w:proofErr w:type="spellEnd"/>
+      <w:r>
+        <w:rPr>
+          <w:rFonts w:ascii="Aptos" w:eastAsia="Aptos" w:hAnsi="Aptos" w:cs="Aptos"/>
+        </w:rPr>
+        <w:t xml:space="preserve"> 2)</w:t>
       </w:r>
     </w:p>
     <w:p>
@@ -2542,7 +4960,35 @@
         <w:rPr>
           <w:rFonts w:ascii="Aptos" w:eastAsia="Aptos" w:hAnsi="Aptos" w:cs="Aptos"/>
         </w:rPr>
-        <w:t>Visible tattoos that are offensive or inappropriate (management reserves the right to determine what is considered offensive). รอยสักที่มองเห็นได้ซึ่งน่ารังเกียจหรือไม่เหมาะสม (ฝ่ายบริหารขอสงวนสิทธิ์ในการพิจารณาว่าสิ่งใดถือว่าน่ารังเกียจ)</w:t>
+        <w:t xml:space="preserve">Visible tattoos that are offensive or inappropriate (management reserves the right to determine what is considered offensive). </w:t>
+      </w:r>
+      <w:proofErr w:type="spellStart"/>
+      <w:r>
+        <w:rPr>
+          <w:rFonts w:ascii="Aptos" w:eastAsia="Aptos" w:hAnsi="Aptos" w:cs="Aptos"/>
+        </w:rPr>
+        <w:t>รอยสักที่มองเห็นได้ซึ่งน่ารังเกียจหรือไม่เหมาะสม</w:t>
+      </w:r>
+      <w:proofErr w:type="spellEnd"/>
+      <w:r>
+        <w:rPr>
+          <w:rFonts w:ascii="Aptos" w:eastAsia="Aptos" w:hAnsi="Aptos" w:cs="Aptos"/>
+        </w:rPr>
+        <w:t xml:space="preserve"> (</w:t>
+      </w:r>
+      <w:proofErr w:type="spellStart"/>
+      <w:r>
+        <w:rPr>
+          <w:rFonts w:ascii="Aptos" w:eastAsia="Aptos" w:hAnsi="Aptos" w:cs="Aptos"/>
+        </w:rPr>
+        <w:t>ฝ่ายบริหารขอสงวนสิทธิ์ในการพิจารณาว่าสิ่งใดถือว่าน่ารังเกียจ</w:t>
+      </w:r>
+      <w:proofErr w:type="spellEnd"/>
+      <w:r>
+        <w:rPr>
+          <w:rFonts w:ascii="Aptos" w:eastAsia="Aptos" w:hAnsi="Aptos" w:cs="Aptos"/>
+        </w:rPr>
+        <w:t>)</w:t>
       </w:r>
     </w:p>
     <w:p>
@@ -2561,8 +5007,16 @@
         <w:rPr>
           <w:rFonts w:ascii="Aptos" w:eastAsia="Aptos" w:hAnsi="Aptos" w:cs="Aptos"/>
         </w:rPr>
-        <w:t>Strong perfumes or colognes. น้ำหอมหรือโคโลญจน์ที่มีกลิ่นแรง</w:t>
-      </w:r>
+        <w:t xml:space="preserve">Strong perfumes or colognes. </w:t>
+      </w:r>
+      <w:proofErr w:type="spellStart"/>
+      <w:r>
+        <w:rPr>
+          <w:rFonts w:ascii="Aptos" w:eastAsia="Aptos" w:hAnsi="Aptos" w:cs="Aptos"/>
+        </w:rPr>
+        <w:t>น้ำหอมหรือโคโลญจน์ที่มีกลิ่นแรง</w:t>
+      </w:r>
+      <w:proofErr w:type="spellEnd"/>
     </w:p>
     <w:p>
       <w:pPr>
@@ -2581,8 +5035,18 @@
           <w:b/>
           <w:bCs/>
         </w:rPr>
-        <w:t>4. Hair and Personal Grooming / ทรงผมและการดูแลตนเอง</w:t>
-      </w:r>
+        <w:t xml:space="preserve">4. Hair and Personal Grooming / </w:t>
+      </w:r>
+      <w:proofErr w:type="spellStart"/>
+      <w:r>
+        <w:rPr>
+          <w:rFonts w:ascii="Aptos" w:eastAsia="Aptos" w:hAnsi="Aptos" w:cs="Aptos"/>
+          <w:b/>
+          <w:bCs/>
+        </w:rPr>
+        <w:t>ทรงผมและการดูแลตนเอง</w:t>
+      </w:r>
+      <w:proofErr w:type="spellEnd"/>
     </w:p>
     <w:p>
       <w:pPr>
@@ -2602,14 +5066,68 @@
           <w:b/>
           <w:bCs/>
         </w:rPr>
-        <w:t>Hair / ผม:</w:t>
-      </w:r>
-      <w:r>
-        <w:rPr>
-          <w:rFonts w:ascii="Aptos" w:eastAsia="Aptos" w:hAnsi="Aptos" w:cs="Aptos"/>
-        </w:rPr>
-        <w:t xml:space="preserve"> Hair must be clean, well-groomed, and styled in a professional manner. ผมต้องสะอาด ได้รับการดูแลอย่างดี และจัดทรงอย่างเป็นมืออาชีพ</w:t>
-      </w:r>
+        <w:t xml:space="preserve">Hair / </w:t>
+      </w:r>
+      <w:proofErr w:type="spellStart"/>
+      <w:r>
+        <w:rPr>
+          <w:rFonts w:ascii="Aptos" w:eastAsia="Aptos" w:hAnsi="Aptos" w:cs="Aptos"/>
+          <w:b/>
+          <w:bCs/>
+        </w:rPr>
+        <w:t>ผม</w:t>
+      </w:r>
+      <w:proofErr w:type="spellEnd"/>
+      <w:r>
+        <w:rPr>
+          <w:rFonts w:ascii="Aptos" w:eastAsia="Aptos" w:hAnsi="Aptos" w:cs="Aptos"/>
+          <w:b/>
+          <w:bCs/>
+        </w:rPr>
+        <w:t>:</w:t>
+      </w:r>
+      <w:r>
+        <w:rPr>
+          <w:rFonts w:ascii="Aptos" w:eastAsia="Aptos" w:hAnsi="Aptos" w:cs="Aptos"/>
+        </w:rPr>
+        <w:t xml:space="preserve"> Hair must be clean, well-groomed, and styled in a professional manner. </w:t>
+      </w:r>
+      <w:proofErr w:type="spellStart"/>
+      <w:r>
+        <w:rPr>
+          <w:rFonts w:ascii="Aptos" w:eastAsia="Aptos" w:hAnsi="Aptos" w:cs="Aptos"/>
+        </w:rPr>
+        <w:t>ผมต้องสะอาด</w:t>
+      </w:r>
+      <w:proofErr w:type="spellEnd"/>
+      <w:r>
+        <w:rPr>
+          <w:rFonts w:ascii="Aptos" w:eastAsia="Aptos" w:hAnsi="Aptos" w:cs="Aptos"/>
+        </w:rPr>
+        <w:t xml:space="preserve"> </w:t>
+      </w:r>
+      <w:proofErr w:type="spellStart"/>
+      <w:r>
+        <w:rPr>
+          <w:rFonts w:ascii="Aptos" w:eastAsia="Aptos" w:hAnsi="Aptos" w:cs="Aptos"/>
+        </w:rPr>
+        <w:t>ได้รับการดูแลอย่างดี</w:t>
+      </w:r>
+      <w:proofErr w:type="spellEnd"/>
+      <w:r>
+        <w:rPr>
+          <w:rFonts w:ascii="Aptos" w:eastAsia="Aptos" w:hAnsi="Aptos" w:cs="Aptos"/>
+        </w:rPr>
+        <w:t xml:space="preserve"> </w:t>
+      </w:r>
+      <w:proofErr w:type="spellStart"/>
+      <w:r>
+        <w:rPr>
+          <w:rFonts w:ascii="Aptos" w:eastAsia="Aptos" w:hAnsi="Aptos" w:cs="Aptos"/>
+        </w:rPr>
+        <w:t>และจัดทรงอย่างเป็นมืออาชีพ</w:t>
+      </w:r>
+      <w:proofErr w:type="spellEnd"/>
     </w:p>
     <w:p>
       <w:pPr>
@@ -2629,13 +5147,45 @@
           <w:b/>
           <w:bCs/>
         </w:rPr>
-        <w:t>Long Hair / ผมยาว:</w:t>
-      </w:r>
-      <w:r>
-        <w:rPr>
-          <w:rFonts w:ascii="Aptos" w:eastAsia="Aptos" w:hAnsi="Aptos" w:cs="Aptos"/>
-        </w:rPr>
-        <w:t xml:space="preserve"> Long hair must be tied back or secured in a neat and tidy manner, especially for those involved in food preparation or service. ผมยาวต้องรวบหรือเก็บให้เรียบร้อย โดยเฉพาะอย่างยิ่งสำหรับผู้ที่เกี่ยวข้องกับการเตรียมอาหารหรือการบริการ</w:t>
+        <w:t xml:space="preserve">Long Hair / </w:t>
+      </w:r>
+      <w:proofErr w:type="spellStart"/>
+      <w:r>
+        <w:rPr>
+          <w:rFonts w:ascii="Aptos" w:eastAsia="Aptos" w:hAnsi="Aptos" w:cs="Aptos"/>
+          <w:b/>
+          <w:bCs/>
+        </w:rPr>
+        <w:t>ผมยาว</w:t>
+      </w:r>
+      <w:proofErr w:type="spellEnd"/>
+      <w:r>
+        <w:rPr>
+          <w:rFonts w:ascii="Aptos" w:eastAsia="Aptos" w:hAnsi="Aptos" w:cs="Aptos"/>
+          <w:b/>
+          <w:bCs/>
+        </w:rPr>
+        <w:t>:</w:t>
+      </w:r>
+      <w:r>
+        <w:rPr>
+          <w:rFonts w:ascii="Aptos" w:eastAsia="Aptos" w:hAnsi="Aptos" w:cs="Aptos"/>
+        </w:rPr>
+        <w:t xml:space="preserve"> Long hair must be tied back or secured in a neat and tidy manner, especially for those involved in food preparation or service. </w:t>
+      </w:r>
+      <w:proofErr w:type="spellStart"/>
+      <w:r>
+        <w:rPr>
+          <w:rFonts w:ascii="Aptos" w:eastAsia="Aptos" w:hAnsi="Aptos" w:cs="Aptos"/>
+        </w:rPr>
+        <w:t>ผมยาวต้องรวบหรือเก็บให้เรียบร้อย</w:t>
+      </w:r>
+      <w:proofErr w:type="spellEnd"/>
+      <w:r>
+        <w:rPr>
+          <w:rFonts w:ascii="Aptos" w:eastAsia="Aptos" w:hAnsi="Aptos" w:cs="Aptos"/>
+        </w:rPr>
+        <w:t xml:space="preserve"> โดยเฉพาะอย่างยิ่งสำหรับผู้ที่เกี่ยวข้องกับการเตรียมอาหารหรือการบริการ</w:t>
       </w:r>
     </w:p>
     <w:p>
@@ -2656,14 +5206,96 @@
           <w:b/>
           <w:bCs/>
         </w:rPr>
-        <w:t>Facial Hair / หนวดเครา:</w:t>
-      </w:r>
-      <w:r>
-        <w:rPr>
-          <w:rFonts w:ascii="Aptos" w:eastAsia="Aptos" w:hAnsi="Aptos" w:cs="Aptos"/>
-        </w:rPr>
-        <w:t xml:space="preserve"> Facial hair (if any) must be clean, well-trimmed, and neat. หนวดเครา (ถ้ามี) ต้องสะอาด ได้รับการเล็มอย่างดี และเรียบร้อย</w:t>
-      </w:r>
+        <w:t xml:space="preserve">Facial Hair / </w:t>
+      </w:r>
+      <w:proofErr w:type="spellStart"/>
+      <w:r>
+        <w:rPr>
+          <w:rFonts w:ascii="Aptos" w:eastAsia="Aptos" w:hAnsi="Aptos" w:cs="Aptos"/>
+          <w:b/>
+          <w:bCs/>
+        </w:rPr>
+        <w:t>หนวดเครา</w:t>
+      </w:r>
+      <w:proofErr w:type="spellEnd"/>
+      <w:r>
+        <w:rPr>
+          <w:rFonts w:ascii="Aptos" w:eastAsia="Aptos" w:hAnsi="Aptos" w:cs="Aptos"/>
+          <w:b/>
+          <w:bCs/>
+        </w:rPr>
+        <w:t>:</w:t>
+      </w:r>
+      <w:r>
+        <w:rPr>
+          <w:rFonts w:ascii="Aptos" w:eastAsia="Aptos" w:hAnsi="Aptos" w:cs="Aptos"/>
+        </w:rPr>
+        <w:t xml:space="preserve"> Facial hair (if any) must be clean, well-trimmed, and neat. </w:t>
+      </w:r>
+      <w:proofErr w:type="spellStart"/>
+      <w:r>
+        <w:rPr>
+          <w:rFonts w:ascii="Aptos" w:eastAsia="Aptos" w:hAnsi="Aptos" w:cs="Aptos"/>
+        </w:rPr>
+        <w:t>หนวดเครา</w:t>
+      </w:r>
+      <w:proofErr w:type="spellEnd"/>
+      <w:r>
+        <w:rPr>
+          <w:rFonts w:ascii="Aptos" w:eastAsia="Aptos" w:hAnsi="Aptos" w:cs="Aptos"/>
+        </w:rPr>
+        <w:t xml:space="preserve"> (</w:t>
+      </w:r>
+      <w:proofErr w:type="spellStart"/>
+      <w:r>
+        <w:rPr>
+          <w:rFonts w:ascii="Aptos" w:eastAsia="Aptos" w:hAnsi="Aptos" w:cs="Aptos"/>
+        </w:rPr>
+        <w:t>ถ้ามี</w:t>
+      </w:r>
+      <w:proofErr w:type="spellEnd"/>
+      <w:r>
+        <w:rPr>
+          <w:rFonts w:ascii="Aptos" w:eastAsia="Aptos" w:hAnsi="Aptos" w:cs="Aptos"/>
+        </w:rPr>
+        <w:t xml:space="preserve">) </w:t>
+      </w:r>
+      <w:proofErr w:type="spellStart"/>
+      <w:r>
+        <w:rPr>
+          <w:rFonts w:ascii="Aptos" w:eastAsia="Aptos" w:hAnsi="Aptos" w:cs="Aptos"/>
+        </w:rPr>
+        <w:t>ต้องสะอาด</w:t>
+      </w:r>
+      <w:proofErr w:type="spellEnd"/>
+      <w:r>
+        <w:rPr>
+          <w:rFonts w:ascii="Aptos" w:eastAsia="Aptos" w:hAnsi="Aptos" w:cs="Aptos"/>
+        </w:rPr>
+        <w:t xml:space="preserve"> </w:t>
+      </w:r>
+      <w:proofErr w:type="spellStart"/>
+      <w:r>
+        <w:rPr>
+          <w:rFonts w:ascii="Aptos" w:eastAsia="Aptos" w:hAnsi="Aptos" w:cs="Aptos"/>
+        </w:rPr>
+        <w:t>ได้รับการเล็มอย่างดี</w:t>
+      </w:r>
+      <w:proofErr w:type="spellEnd"/>
+      <w:r>
+        <w:rPr>
+          <w:rFonts w:ascii="Aptos" w:eastAsia="Aptos" w:hAnsi="Aptos" w:cs="Aptos"/>
+        </w:rPr>
+        <w:t xml:space="preserve"> </w:t>
+      </w:r>
+      <w:proofErr w:type="spellStart"/>
+      <w:r>
+        <w:rPr>
+          <w:rFonts w:ascii="Aptos" w:eastAsia="Aptos" w:hAnsi="Aptos" w:cs="Aptos"/>
+        </w:rPr>
+        <w:t>และเรียบร้อย</w:t>
+      </w:r>
+      <w:proofErr w:type="spellEnd"/>
     </w:p>
     <w:p>
       <w:pPr>
@@ -2682,8 +5314,18 @@
           <w:b/>
           <w:bCs/>
         </w:rPr>
-        <w:t>5. Enforcement / การบังคับใช้</w:t>
-      </w:r>
+        <w:t xml:space="preserve">5. Enforcement / </w:t>
+      </w:r>
+      <w:proofErr w:type="spellStart"/>
+      <w:r>
+        <w:rPr>
+          <w:rFonts w:ascii="Aptos" w:eastAsia="Aptos" w:hAnsi="Aptos" w:cs="Aptos"/>
+          <w:b/>
+          <w:bCs/>
+        </w:rPr>
+        <w:t>การบังคับใช้</w:t>
+      </w:r>
+      <w:proofErr w:type="spellEnd"/>
     </w:p>
     <w:p>
       <w:pPr>
@@ -2703,7 +5345,25 @@
           <w:b/>
           <w:bCs/>
         </w:rPr>
-        <w:t>Supervision / การกำกับดูแล:</w:t>
+        <w:t xml:space="preserve">Supervision / </w:t>
+      </w:r>
+      <w:proofErr w:type="spellStart"/>
+      <w:r>
+        <w:rPr>
+          <w:rFonts w:ascii="Aptos" w:eastAsia="Aptos" w:hAnsi="Aptos" w:cs="Aptos"/>
+          <w:b/>
+          <w:bCs/>
+        </w:rPr>
+        <w:t>การกำกับดูแล</w:t>
+      </w:r>
+      <w:proofErr w:type="spellEnd"/>
+      <w:r>
+        <w:rPr>
+          <w:rFonts w:ascii="Aptos" w:eastAsia="Aptos" w:hAnsi="Aptos" w:cs="Aptos"/>
+          <w:b/>
+          <w:bCs/>
+        </w:rPr>
+        <w:t>:</w:t>
       </w:r>
       <w:r>
         <w:rPr>
@@ -2730,7 +5390,25 @@
           <w:b/>
           <w:bCs/>
         </w:rPr>
-        <w:t>Non-compliance / การไม่ปฏิบัติตาม:</w:t>
+        <w:t xml:space="preserve">Non-compliance / </w:t>
+      </w:r>
+      <w:proofErr w:type="spellStart"/>
+      <w:r>
+        <w:rPr>
+          <w:rFonts w:ascii="Aptos" w:eastAsia="Aptos" w:hAnsi="Aptos" w:cs="Aptos"/>
+          <w:b/>
+          <w:bCs/>
+        </w:rPr>
+        <w:t>การไม่ปฏิบัติตาม</w:t>
+      </w:r>
+      <w:proofErr w:type="spellEnd"/>
+      <w:r>
+        <w:rPr>
+          <w:rFonts w:ascii="Aptos" w:eastAsia="Aptos" w:hAnsi="Aptos" w:cs="Aptos"/>
+          <w:b/>
+          <w:bCs/>
+        </w:rPr>
+        <w:t>:</w:t>
       </w:r>
       <w:r>
         <w:rPr>
@@ -2757,7 +5435,25 @@
           <w:b/>
           <w:bCs/>
         </w:rPr>
-        <w:t>Disciplinary Action / การลงโทษทางวินัย:</w:t>
+        <w:t xml:space="preserve">Disciplinary Action / </w:t>
+      </w:r>
+      <w:proofErr w:type="spellStart"/>
+      <w:r>
+        <w:rPr>
+          <w:rFonts w:ascii="Aptos" w:eastAsia="Aptos" w:hAnsi="Aptos" w:cs="Aptos"/>
+          <w:b/>
+          <w:bCs/>
+        </w:rPr>
+        <w:t>การลงโทษทางวินัย</w:t>
+      </w:r>
+      <w:proofErr w:type="spellEnd"/>
+      <w:r>
+        <w:rPr>
+          <w:rFonts w:ascii="Aptos" w:eastAsia="Aptos" w:hAnsi="Aptos" w:cs="Aptos"/>
+          <w:b/>
+          <w:bCs/>
+        </w:rPr>
+        <w:t>:</w:t>
       </w:r>
       <w:r>
         <w:rPr>
@@ -2770,8 +5466,58 @@
           <w:rFonts w:ascii="Aptos" w:eastAsia="Aptos" w:hAnsi="Aptos" w:cs="Aptos"/>
         </w:rPr>
         <w:lastRenderedPageBreak/>
-        <w:t>Thai labor law. การฝ่าฝืนระเบียบการแต่งกายซ้ำๆ อาจส่งผลให้มีการดำเนินการทางวินัย จนถึงขั้นเลิกจ้าง ตามกฎหมายแรงงานไทย</w:t>
-      </w:r>
+        <w:t xml:space="preserve">Thai labor law. </w:t>
+      </w:r>
+      <w:proofErr w:type="spellStart"/>
+      <w:r>
+        <w:rPr>
+          <w:rFonts w:ascii="Aptos" w:eastAsia="Aptos" w:hAnsi="Aptos" w:cs="Aptos"/>
+        </w:rPr>
+        <w:t>การฝ่าฝืนระเบียบการแต่งกายซ้ำๆ</w:t>
+      </w:r>
+      <w:proofErr w:type="spellEnd"/>
+      <w:r>
+        <w:rPr>
+          <w:rFonts w:ascii="Aptos" w:eastAsia="Aptos" w:hAnsi="Aptos" w:cs="Aptos"/>
+        </w:rPr>
+        <w:t xml:space="preserve"> </w:t>
+      </w:r>
+      <w:proofErr w:type="spellStart"/>
+      <w:r>
+        <w:rPr>
+          <w:rFonts w:ascii="Aptos" w:eastAsia="Aptos" w:hAnsi="Aptos" w:cs="Aptos"/>
+        </w:rPr>
+        <w:t>อาจส่งผลให้มีการดำเนินการทางวินัย</w:t>
+      </w:r>
+      <w:proofErr w:type="spellEnd"/>
+      <w:r>
+        <w:rPr>
+          <w:rFonts w:ascii="Aptos" w:eastAsia="Aptos" w:hAnsi="Aptos" w:cs="Aptos"/>
+        </w:rPr>
+        <w:t xml:space="preserve"> </w:t>
+      </w:r>
+      <w:proofErr w:type="spellStart"/>
+      <w:r>
+        <w:rPr>
+          <w:rFonts w:ascii="Aptos" w:eastAsia="Aptos" w:hAnsi="Aptos" w:cs="Aptos"/>
+        </w:rPr>
+        <w:t>จนถึงขั้นเลิกจ้าง</w:t>
+      </w:r>
+      <w:proofErr w:type="spellEnd"/>
+      <w:r>
+        <w:rPr>
+          <w:rFonts w:ascii="Aptos" w:eastAsia="Aptos" w:hAnsi="Aptos" w:cs="Aptos"/>
+        </w:rPr>
+        <w:t xml:space="preserve"> </w:t>
+      </w:r>
+      <w:proofErr w:type="spellStart"/>
+      <w:r>
+        <w:rPr>
+          <w:rFonts w:ascii="Aptos" w:eastAsia="Aptos" w:hAnsi="Aptos" w:cs="Aptos"/>
+        </w:rPr>
+        <w:t>ตามกฎหมายแรงงานไทย</w:t>
+      </w:r>
+      <w:proofErr w:type="spellEnd"/>
     </w:p>
     <w:p>
       <w:pPr>
@@ -2790,8 +5536,18 @@
           <w:b/>
           <w:bCs/>
         </w:rPr>
-        <w:t>6. Policy Updates / การปรับปรุงนโยบาย</w:t>
-      </w:r>
+        <w:t xml:space="preserve">6. Policy Updates / </w:t>
+      </w:r>
+      <w:proofErr w:type="spellStart"/>
+      <w:r>
+        <w:rPr>
+          <w:rFonts w:ascii="Aptos" w:eastAsia="Aptos" w:hAnsi="Aptos" w:cs="Aptos"/>
+          <w:b/>
+          <w:bCs/>
+        </w:rPr>
+        <w:t>การปรับปรุงนโยบาย</w:t>
+      </w:r>
+      <w:proofErr w:type="spellEnd"/>
     </w:p>
     <w:p>
       <w:pPr>
@@ -2833,8 +5589,30 @@
         <w:rPr>
           <w:rFonts w:ascii="Aptos" w:eastAsia="Aptos" w:hAnsi="Aptos" w:cs="Aptos"/>
         </w:rPr>
-        <w:t xml:space="preserve"> พนักงานจะได้รับแจ้งการเปลี่ยนแปลงใดๆ ในเวลาที่เหมาะสม</w:t>
-      </w:r>
+        <w:t xml:space="preserve"> </w:t>
+      </w:r>
+      <w:proofErr w:type="spellStart"/>
+      <w:r>
+        <w:rPr>
+          <w:rFonts w:ascii="Aptos" w:eastAsia="Aptos" w:hAnsi="Aptos" w:cs="Aptos"/>
+        </w:rPr>
+        <w:t>พนักงานจะได้รับแจ้งการเปลี่ยนแปลงใดๆ</w:t>
+      </w:r>
+      <w:proofErr w:type="spellEnd"/>
+      <w:r>
+        <w:rPr>
+          <w:rFonts w:ascii="Aptos" w:eastAsia="Aptos" w:hAnsi="Aptos" w:cs="Aptos"/>
+        </w:rPr>
+        <w:t xml:space="preserve"> </w:t>
+      </w:r>
+      <w:proofErr w:type="spellStart"/>
+      <w:r>
+        <w:rPr>
+          <w:rFonts w:ascii="Aptos" w:eastAsia="Aptos" w:hAnsi="Aptos" w:cs="Aptos"/>
+        </w:rPr>
+        <w:t>ในเวลาที่เหมาะสม</w:t>
+      </w:r>
+      <w:proofErr w:type="spellEnd"/>
     </w:p>
     <w:p>
       <w:pPr>
@@ -2853,8 +5631,36 @@
           <w:b/>
           <w:bCs/>
         </w:rPr>
-        <w:t>Annex B: Work Attendance and Punctuality Rules / ภาคผนวก ข: กฎการเข้างานและการตรงต่อเวลา</w:t>
-      </w:r>
+        <w:t xml:space="preserve">Annex B: Work Attendance and Punctuality Rules / </w:t>
+      </w:r>
+      <w:proofErr w:type="spellStart"/>
+      <w:r>
+        <w:rPr>
+          <w:rFonts w:ascii="Aptos" w:eastAsia="Aptos" w:hAnsi="Aptos" w:cs="Aptos"/>
+          <w:b/>
+          <w:bCs/>
+        </w:rPr>
+        <w:t>ภาคผนวก</w:t>
+      </w:r>
+      <w:proofErr w:type="spellEnd"/>
+      <w:r>
+        <w:rPr>
+          <w:rFonts w:ascii="Aptos" w:eastAsia="Aptos" w:hAnsi="Aptos" w:cs="Aptos"/>
+          <w:b/>
+          <w:bCs/>
+        </w:rPr>
+        <w:t xml:space="preserve"> ข: </w:t>
+      </w:r>
+      <w:proofErr w:type="spellStart"/>
+      <w:r>
+        <w:rPr>
+          <w:rFonts w:ascii="Aptos" w:eastAsia="Aptos" w:hAnsi="Aptos" w:cs="Aptos"/>
+          <w:b/>
+          <w:bCs/>
+        </w:rPr>
+        <w:t>กฎการเข้างานและการตรงต่อเวลา</w:t>
+      </w:r>
+      <w:proofErr w:type="spellEnd"/>
     </w:p>
     <w:p>
       <w:pPr>
@@ -2905,8 +5711,44 @@
         <w:rPr>
           <w:rFonts w:ascii="Aptos" w:eastAsia="Aptos" w:hAnsi="Aptos" w:cs="Aptos"/>
         </w:rPr>
-        <w:t xml:space="preserve"> กฎเหล่านี้ออกแบบมาเพื่อให้การดำเนินงานเป็นไปอย่างราบรื่น รักษาความยุติธรรม และปฏิบัติตามกฎหมายแรงงานไทย</w:t>
-      </w:r>
+        <w:t xml:space="preserve"> </w:t>
+      </w:r>
+      <w:proofErr w:type="spellStart"/>
+      <w:r>
+        <w:rPr>
+          <w:rFonts w:ascii="Aptos" w:eastAsia="Aptos" w:hAnsi="Aptos" w:cs="Aptos"/>
+        </w:rPr>
+        <w:t>กฎเหล่านี้ออกแบบมาเพื่อให้การดำเนินงานเป็นไปอย่างราบรื่น</w:t>
+      </w:r>
+      <w:proofErr w:type="spellEnd"/>
+      <w:r>
+        <w:rPr>
+          <w:rFonts w:ascii="Aptos" w:eastAsia="Aptos" w:hAnsi="Aptos" w:cs="Aptos"/>
+        </w:rPr>
+        <w:t xml:space="preserve"> </w:t>
+      </w:r>
+      <w:proofErr w:type="spellStart"/>
+      <w:r>
+        <w:rPr>
+          <w:rFonts w:ascii="Aptos" w:eastAsia="Aptos" w:hAnsi="Aptos" w:cs="Aptos"/>
+        </w:rPr>
+        <w:t>รักษาความยุติธรรม</w:t>
+      </w:r>
+      <w:proofErr w:type="spellEnd"/>
+      <w:r>
+        <w:rPr>
+          <w:rFonts w:ascii="Aptos" w:eastAsia="Aptos" w:hAnsi="Aptos" w:cs="Aptos"/>
+        </w:rPr>
+        <w:t xml:space="preserve"> </w:t>
+      </w:r>
+      <w:proofErr w:type="spellStart"/>
+      <w:r>
+        <w:rPr>
+          <w:rFonts w:ascii="Aptos" w:eastAsia="Aptos" w:hAnsi="Aptos" w:cs="Aptos"/>
+        </w:rPr>
+        <w:t>และปฏิบัติตามกฎหมายแรงงานไทย</w:t>
+      </w:r>
+      <w:proofErr w:type="spellEnd"/>
     </w:p>
     <w:p>
       <w:pPr>
@@ -2925,8 +5767,18 @@
           <w:b/>
           <w:bCs/>
         </w:rPr>
-        <w:t>1. Standard Work Schedule / ตารางการทำงานมาตรฐาน</w:t>
-      </w:r>
+        <w:t xml:space="preserve">1. Standard Work Schedule / </w:t>
+      </w:r>
+      <w:proofErr w:type="spellStart"/>
+      <w:r>
+        <w:rPr>
+          <w:rFonts w:ascii="Aptos" w:eastAsia="Aptos" w:hAnsi="Aptos" w:cs="Aptos"/>
+          <w:b/>
+          <w:bCs/>
+        </w:rPr>
+        <w:t>ตารางการทำงานมาตรฐาน</w:t>
+      </w:r>
+      <w:proofErr w:type="spellEnd"/>
     </w:p>
     <w:p>
       <w:pPr>
@@ -2946,7 +5798,25 @@
           <w:b/>
           <w:bCs/>
         </w:rPr>
-        <w:t>Reporting Time / เวลาเข้างาน:</w:t>
+        <w:t xml:space="preserve">Reporting Time / </w:t>
+      </w:r>
+      <w:proofErr w:type="spellStart"/>
+      <w:r>
+        <w:rPr>
+          <w:rFonts w:ascii="Aptos" w:eastAsia="Aptos" w:hAnsi="Aptos" w:cs="Aptos"/>
+          <w:b/>
+          <w:bCs/>
+        </w:rPr>
+        <w:t>เวลาเข้างาน</w:t>
+      </w:r>
+      <w:proofErr w:type="spellEnd"/>
+      <w:r>
+        <w:rPr>
+          <w:rFonts w:ascii="Aptos" w:eastAsia="Aptos" w:hAnsi="Aptos" w:cs="Aptos"/>
+          <w:b/>
+          <w:bCs/>
+        </w:rPr>
+        <w:t>:</w:t>
       </w:r>
       <w:r>
         <w:rPr>
@@ -2982,7 +5852,49 @@
         <w:rPr>
           <w:rFonts w:ascii="Aptos" w:eastAsia="Aptos" w:hAnsi="Aptos" w:cs="Aptos"/>
         </w:rPr>
-        <w:t xml:space="preserve">daily, unless otherwise specified in your individual work schedule. เวลาเข้างานมาตรฐานสำหรับพนักงานทุกคน ตามสัญญาจ้างงานของคุณ คือ </w:t>
+        <w:t xml:space="preserve">daily, unless otherwise specified in your individual work schedule. </w:t>
+      </w:r>
+      <w:proofErr w:type="spellStart"/>
+      <w:r>
+        <w:rPr>
+          <w:rFonts w:ascii="Aptos" w:eastAsia="Aptos" w:hAnsi="Aptos" w:cs="Aptos"/>
+        </w:rPr>
+        <w:t>เวลาเข้างานมาตรฐานสำหรับพนักงานทุกคน</w:t>
+      </w:r>
+      <w:proofErr w:type="spellEnd"/>
+      <w:r>
+        <w:rPr>
+          <w:rFonts w:ascii="Aptos" w:eastAsia="Aptos" w:hAnsi="Aptos" w:cs="Aptos"/>
+        </w:rPr>
+        <w:t xml:space="preserve"> </w:t>
+      </w:r>
+      <w:proofErr w:type="spellStart"/>
+      <w:r>
+        <w:rPr>
+          <w:rFonts w:ascii="Aptos" w:eastAsia="Aptos" w:hAnsi="Aptos" w:cs="Aptos"/>
+        </w:rPr>
+        <w:t>ตามสัญญาจ้างงานของคุณ</w:t>
+      </w:r>
+      <w:proofErr w:type="spellEnd"/>
+      <w:r>
+        <w:rPr>
+          <w:rFonts w:ascii="Aptos" w:eastAsia="Aptos" w:hAnsi="Aptos" w:cs="Aptos"/>
+        </w:rPr>
+        <w:t xml:space="preserve"> </w:t>
+      </w:r>
+      <w:proofErr w:type="spellStart"/>
+      <w:r>
+        <w:rPr>
+          <w:rFonts w:ascii="Aptos" w:eastAsia="Aptos" w:hAnsi="Aptos" w:cs="Aptos"/>
+        </w:rPr>
+        <w:t>คือ</w:t>
+      </w:r>
+      <w:proofErr w:type="spellEnd"/>
+      <w:r>
+        <w:rPr>
+          <w:rFonts w:ascii="Aptos" w:eastAsia="Aptos" w:hAnsi="Aptos" w:cs="Aptos"/>
+        </w:rPr>
+        <w:t xml:space="preserve"> </w:t>
       </w:r>
       <w:r>
         <w:rPr>
@@ -2996,6 +5908,7 @@
         </w:rPr>
         <w:t>_TH</w:t>
       </w:r>
+      <w:proofErr w:type="gramStart"/>
       <w:r>
         <w:rPr>
           <w:rFonts w:ascii="Aptos" w:eastAsia="Aptos" w:hAnsi="Aptos" w:cs="Aptos"/>
@@ -3012,8 +5925,31 @@
         <w:rPr>
           <w:rFonts w:ascii="Aptos" w:eastAsia="Aptos" w:hAnsi="Aptos" w:cs="Aptos"/>
         </w:rPr>
-        <w:t xml:space="preserve"> ทุกวัน เว้นแต่จะระบุไว้เป็นอย่างอื่นในตารางการทำงานส่วนบุคคลของคุณ</w:t>
-      </w:r>
+        <w:t xml:space="preserve"> </w:t>
+      </w:r>
+      <w:proofErr w:type="spellStart"/>
+      <w:r>
+        <w:rPr>
+          <w:rFonts w:ascii="Aptos" w:eastAsia="Aptos" w:hAnsi="Aptos" w:cs="Aptos"/>
+        </w:rPr>
+        <w:t>ทุกวัน</w:t>
+      </w:r>
+      <w:proofErr w:type="spellEnd"/>
+      <w:proofErr w:type="gramEnd"/>
+      <w:r>
+        <w:rPr>
+          <w:rFonts w:ascii="Aptos" w:eastAsia="Aptos" w:hAnsi="Aptos" w:cs="Aptos"/>
+        </w:rPr>
+        <w:t xml:space="preserve"> </w:t>
+      </w:r>
+      <w:proofErr w:type="spellStart"/>
+      <w:r>
+        <w:rPr>
+          <w:rFonts w:ascii="Aptos" w:eastAsia="Aptos" w:hAnsi="Aptos" w:cs="Aptos"/>
+        </w:rPr>
+        <w:t>เว้นแต่จะระบุไว้เป็นอย่างอื่นในตารางการทำงานส่วนบุคคลของคุณ</w:t>
+      </w:r>
+      <w:proofErr w:type="spellEnd"/>
     </w:p>
     <w:p>
       <w:pPr>
@@ -3033,13 +5969,45 @@
           <w:b/>
           <w:bCs/>
         </w:rPr>
-        <w:t>Readiness / ความพร้อม:</w:t>
-      </w:r>
-      <w:r>
-        <w:rPr>
-          <w:rFonts w:ascii="Aptos" w:eastAsia="Aptos" w:hAnsi="Aptos" w:cs="Aptos"/>
-        </w:rPr>
-        <w:t xml:space="preserve"> Employees are expected to be ready to commence their duties promptly at their scheduled start time. This includes being dressed in the correct uniform and prepared for their assigned tasks. พนักงานต้องพร้อมเริ่มปฏิบัติหน้าที่ทันทีตามเวลาเริ่มงานที่กำหนด ซึ่งรวมถึงการแต่งกายด้วยเครื่องแบบที่ถูกต้องและเตรียมพร้อมสำหรับงานที่ได้รับมอบหมาย</w:t>
+        <w:t xml:space="preserve">Readiness / </w:t>
+      </w:r>
+      <w:proofErr w:type="spellStart"/>
+      <w:r>
+        <w:rPr>
+          <w:rFonts w:ascii="Aptos" w:eastAsia="Aptos" w:hAnsi="Aptos" w:cs="Aptos"/>
+          <w:b/>
+          <w:bCs/>
+        </w:rPr>
+        <w:t>ความพร้อม</w:t>
+      </w:r>
+      <w:proofErr w:type="spellEnd"/>
+      <w:r>
+        <w:rPr>
+          <w:rFonts w:ascii="Aptos" w:eastAsia="Aptos" w:hAnsi="Aptos" w:cs="Aptos"/>
+          <w:b/>
+          <w:bCs/>
+        </w:rPr>
+        <w:t>:</w:t>
+      </w:r>
+      <w:r>
+        <w:rPr>
+          <w:rFonts w:ascii="Aptos" w:eastAsia="Aptos" w:hAnsi="Aptos" w:cs="Aptos"/>
+        </w:rPr>
+        <w:t xml:space="preserve"> Employees are expected to be ready to commence their duties promptly at their scheduled start time. This includes being dressed in the correct uniform and prepared for their assigned tasks. </w:t>
+      </w:r>
+      <w:proofErr w:type="spellStart"/>
+      <w:r>
+        <w:rPr>
+          <w:rFonts w:ascii="Aptos" w:eastAsia="Aptos" w:hAnsi="Aptos" w:cs="Aptos"/>
+        </w:rPr>
+        <w:t>พนักงานต้องพร้อมเริ่มปฏิบัติหน้าที่ทันทีตามเวลาเริ่มงานที่กำหนด</w:t>
+      </w:r>
+      <w:proofErr w:type="spellEnd"/>
+      <w:r>
+        <w:rPr>
+          <w:rFonts w:ascii="Aptos" w:eastAsia="Aptos" w:hAnsi="Aptos" w:cs="Aptos"/>
+        </w:rPr>
+        <w:t xml:space="preserve"> ซึ่งรวมถึงการแต่งกายด้วยเครื่องแบบที่ถูกต้องและเตรียมพร้อมสำหรับงานที่ได้รับมอบหมาย</w:t>
       </w:r>
     </w:p>
     <w:p>
@@ -3059,8 +6027,18 @@
           <w:b/>
           <w:bCs/>
         </w:rPr>
-        <w:t>2. Punctuality and Lateness / การตรงต่อเวลาและการมาสาย</w:t>
-      </w:r>
+        <w:t xml:space="preserve">2. Punctuality and Lateness / </w:t>
+      </w:r>
+      <w:proofErr w:type="spellStart"/>
+      <w:r>
+        <w:rPr>
+          <w:rFonts w:ascii="Aptos" w:eastAsia="Aptos" w:hAnsi="Aptos" w:cs="Aptos"/>
+          <w:b/>
+          <w:bCs/>
+        </w:rPr>
+        <w:t>การตรงต่อเวลาและการมาสาย</w:t>
+      </w:r>
+      <w:proofErr w:type="spellEnd"/>
     </w:p>
     <w:p>
       <w:pPr>
@@ -3080,14 +6058,82 @@
           <w:b/>
           <w:bCs/>
         </w:rPr>
-        <w:t>On-Time Arrival / การมาถึงตรงเวลา:</w:t>
-      </w:r>
-      <w:r>
-        <w:rPr>
-          <w:rFonts w:ascii="Aptos" w:eastAsia="Aptos" w:hAnsi="Aptos" w:cs="Aptos"/>
-        </w:rPr>
-        <w:t xml:space="preserve"> Arriving on time is a fundamental expectation for all employees. Consistent punctuality demonstrates respect for colleagues, customers, and the operational needs of the restaurant. การมาถึงตรงเวลาเป็นความคาดหวังพื้นฐานสำหรับพนักงานทุกคน การตรงต่อเวลาอย่างสม่ำเสมอแสดงถึงความเคารพต่อเพื่อนร่วมงาน ลูกค้า และความต้องการในการดำเนินงานของร้านอาหาร</w:t>
-      </w:r>
+        <w:t xml:space="preserve">On-Time Arrival / </w:t>
+      </w:r>
+      <w:proofErr w:type="spellStart"/>
+      <w:r>
+        <w:rPr>
+          <w:rFonts w:ascii="Aptos" w:eastAsia="Aptos" w:hAnsi="Aptos" w:cs="Aptos"/>
+          <w:b/>
+          <w:bCs/>
+        </w:rPr>
+        <w:t>การมาถึงตรงเวลา</w:t>
+      </w:r>
+      <w:proofErr w:type="spellEnd"/>
+      <w:r>
+        <w:rPr>
+          <w:rFonts w:ascii="Aptos" w:eastAsia="Aptos" w:hAnsi="Aptos" w:cs="Aptos"/>
+          <w:b/>
+          <w:bCs/>
+        </w:rPr>
+        <w:t>:</w:t>
+      </w:r>
+      <w:r>
+        <w:rPr>
+          <w:rFonts w:ascii="Aptos" w:eastAsia="Aptos" w:hAnsi="Aptos" w:cs="Aptos"/>
+        </w:rPr>
+        <w:t xml:space="preserve"> Arriving on time is a fundamental expectation for all employees. Consistent punctuality demonstrates respect for colleagues, customers, and the operational needs of the restaurant. </w:t>
+      </w:r>
+      <w:proofErr w:type="spellStart"/>
+      <w:r>
+        <w:rPr>
+          <w:rFonts w:ascii="Aptos" w:eastAsia="Aptos" w:hAnsi="Aptos" w:cs="Aptos"/>
+        </w:rPr>
+        <w:t>การมาถึงตรงเวลาเป็นความคาดหวังพื้นฐานสำหรับพนักงานทุกคน</w:t>
+      </w:r>
+      <w:proofErr w:type="spellEnd"/>
+      <w:r>
+        <w:rPr>
+          <w:rFonts w:ascii="Aptos" w:eastAsia="Aptos" w:hAnsi="Aptos" w:cs="Aptos"/>
+        </w:rPr>
+        <w:t xml:space="preserve"> </w:t>
+      </w:r>
+      <w:proofErr w:type="spellStart"/>
+      <w:r>
+        <w:rPr>
+          <w:rFonts w:ascii="Aptos" w:eastAsia="Aptos" w:hAnsi="Aptos" w:cs="Aptos"/>
+        </w:rPr>
+        <w:t>การตรงต่อเวลาอย่างสม่ำเสมอแสดงถึงความเคารพต่อเพื่อนร่วมงาน</w:t>
+      </w:r>
+      <w:proofErr w:type="spellEnd"/>
+      <w:r>
+        <w:rPr>
+          <w:rFonts w:ascii="Aptos" w:eastAsia="Aptos" w:hAnsi="Aptos" w:cs="Aptos"/>
+        </w:rPr>
+        <w:t xml:space="preserve"> </w:t>
+      </w:r>
+      <w:proofErr w:type="spellStart"/>
+      <w:r>
+        <w:rPr>
+          <w:rFonts w:ascii="Aptos" w:eastAsia="Aptos" w:hAnsi="Aptos" w:cs="Aptos"/>
+        </w:rPr>
+        <w:t>ลูกค้า</w:t>
+      </w:r>
+      <w:proofErr w:type="spellEnd"/>
+      <w:r>
+        <w:rPr>
+          <w:rFonts w:ascii="Aptos" w:eastAsia="Aptos" w:hAnsi="Aptos" w:cs="Aptos"/>
+        </w:rPr>
+        <w:t xml:space="preserve"> </w:t>
+      </w:r>
+      <w:proofErr w:type="spellStart"/>
+      <w:r>
+        <w:rPr>
+          <w:rFonts w:ascii="Aptos" w:eastAsia="Aptos" w:hAnsi="Aptos" w:cs="Aptos"/>
+        </w:rPr>
+        <w:t>และความต้องการในการดำเนินงานของร้านอาหาร</w:t>
+      </w:r>
+      <w:proofErr w:type="spellEnd"/>
     </w:p>
     <w:p>
       <w:pPr>
@@ -3107,7 +6153,25 @@
           <w:b/>
           <w:bCs/>
         </w:rPr>
-        <w:t>Definition of Lateness / คำจำกัดความของการมาสาย:</w:t>
+        <w:t xml:space="preserve">Definition of Lateness / </w:t>
+      </w:r>
+      <w:proofErr w:type="spellStart"/>
+      <w:r>
+        <w:rPr>
+          <w:rFonts w:ascii="Aptos" w:eastAsia="Aptos" w:hAnsi="Aptos" w:cs="Aptos"/>
+          <w:b/>
+          <w:bCs/>
+        </w:rPr>
+        <w:t>คำจำกัดความของการมาสาย</w:t>
+      </w:r>
+      <w:proofErr w:type="spellEnd"/>
+      <w:r>
+        <w:rPr>
+          <w:rFonts w:ascii="Aptos" w:eastAsia="Aptos" w:hAnsi="Aptos" w:cs="Aptos"/>
+          <w:b/>
+          <w:bCs/>
+        </w:rPr>
+        <w:t>:</w:t>
       </w:r>
       <w:r>
         <w:rPr>
@@ -3143,7 +6207,25 @@
           <w:bCs/>
         </w:rPr>
         <w:lastRenderedPageBreak/>
-        <w:t>Procedure for Late Arrival / ขั้นตอนสำหรับการมาสาย:</w:t>
+        <w:t xml:space="preserve">Procedure for Late Arrival / </w:t>
+      </w:r>
+      <w:proofErr w:type="spellStart"/>
+      <w:r>
+        <w:rPr>
+          <w:rFonts w:ascii="Aptos" w:eastAsia="Aptos" w:hAnsi="Aptos" w:cs="Aptos"/>
+          <w:b/>
+          <w:bCs/>
+        </w:rPr>
+        <w:t>ขั้นตอนสำหรับการมาสาย</w:t>
+      </w:r>
+      <w:proofErr w:type="spellEnd"/>
+      <w:r>
+        <w:rPr>
+          <w:rFonts w:ascii="Aptos" w:eastAsia="Aptos" w:hAnsi="Aptos" w:cs="Aptos"/>
+          <w:b/>
+          <w:bCs/>
+        </w:rPr>
+        <w:t>:</w:t>
       </w:r>
     </w:p>
     <w:p>
@@ -3164,14 +6246,82 @@
           <w:b/>
           <w:bCs/>
         </w:rPr>
-        <w:t>Notification / การแจ้งเตือน:</w:t>
-      </w:r>
-      <w:r>
-        <w:rPr>
-          <w:rFonts w:ascii="Aptos" w:eastAsia="Aptos" w:hAnsi="Aptos" w:cs="Aptos"/>
-        </w:rPr>
-        <w:t xml:space="preserve"> Any employee who anticipates being late must notify their immediate supervisor as soon as possible, providing a reason for the delay and an estimated time of arrival. Notification should be made via phone call or message (preferably by LINE application). Employees are also encouraged to notify their colleagues. พนักงานคนใดที่คาดว่าจะมาสายต้องแจ้งหัวหน้างานโดยตรงให้เร็วที่สุด โดยระบุเหตุผลของความล่าช้าและเวลาที่จะมาถึงโดยประมาณ การแจ้งเตือนควรทำผ่านการโทรศัพท์หรือข้อความ (ควรใช้แอปพลิเคชัน LINE) พนักงานควรแจ้งให้เพื่อนร่วมงานทราบด้วย</w:t>
-      </w:r>
+        <w:t xml:space="preserve">Notification / </w:t>
+      </w:r>
+      <w:proofErr w:type="spellStart"/>
+      <w:r>
+        <w:rPr>
+          <w:rFonts w:ascii="Aptos" w:eastAsia="Aptos" w:hAnsi="Aptos" w:cs="Aptos"/>
+          <w:b/>
+          <w:bCs/>
+        </w:rPr>
+        <w:t>การแจ้งเตือน</w:t>
+      </w:r>
+      <w:proofErr w:type="spellEnd"/>
+      <w:r>
+        <w:rPr>
+          <w:rFonts w:ascii="Aptos" w:eastAsia="Aptos" w:hAnsi="Aptos" w:cs="Aptos"/>
+          <w:b/>
+          <w:bCs/>
+        </w:rPr>
+        <w:t>:</w:t>
+      </w:r>
+      <w:r>
+        <w:rPr>
+          <w:rFonts w:ascii="Aptos" w:eastAsia="Aptos" w:hAnsi="Aptos" w:cs="Aptos"/>
+        </w:rPr>
+        <w:t xml:space="preserve"> Any employee who anticipates being late must notify their immediate supervisor as soon as possible, providing a reason for the delay and an estimated time of arrival. Notification should be made via phone call or message (preferably by LINE application). Employees are also encouraged to notify their colleagues. พนักงานคนใดที่คาดว่าจะมาสายต้องแจ้งหัวหน้างานโดยตรงให้เร็วที่สุด </w:t>
+      </w:r>
+      <w:proofErr w:type="spellStart"/>
+      <w:r>
+        <w:rPr>
+          <w:rFonts w:ascii="Aptos" w:eastAsia="Aptos" w:hAnsi="Aptos" w:cs="Aptos"/>
+        </w:rPr>
+        <w:t>โดยระบุเหตุผลของความล่าช้าและเวลาที่จะมาถึงโดยประมาณ</w:t>
+      </w:r>
+      <w:proofErr w:type="spellEnd"/>
+      <w:r>
+        <w:rPr>
+          <w:rFonts w:ascii="Aptos" w:eastAsia="Aptos" w:hAnsi="Aptos" w:cs="Aptos"/>
+        </w:rPr>
+        <w:t xml:space="preserve"> </w:t>
+      </w:r>
+      <w:proofErr w:type="spellStart"/>
+      <w:r>
+        <w:rPr>
+          <w:rFonts w:ascii="Aptos" w:eastAsia="Aptos" w:hAnsi="Aptos" w:cs="Aptos"/>
+        </w:rPr>
+        <w:t>การแจ้งเตือนควรทำผ่านการโทรศัพท์หรือข้อความ</w:t>
+      </w:r>
+      <w:proofErr w:type="spellEnd"/>
+      <w:r>
+        <w:rPr>
+          <w:rFonts w:ascii="Aptos" w:eastAsia="Aptos" w:hAnsi="Aptos" w:cs="Aptos"/>
+        </w:rPr>
+        <w:t xml:space="preserve"> (</w:t>
+      </w:r>
+      <w:proofErr w:type="spellStart"/>
+      <w:r>
+        <w:rPr>
+          <w:rFonts w:ascii="Aptos" w:eastAsia="Aptos" w:hAnsi="Aptos" w:cs="Aptos"/>
+        </w:rPr>
+        <w:t>ควรใช้แอปพลิเคชัน</w:t>
+      </w:r>
+      <w:proofErr w:type="spellEnd"/>
+      <w:r>
+        <w:rPr>
+          <w:rFonts w:ascii="Aptos" w:eastAsia="Aptos" w:hAnsi="Aptos" w:cs="Aptos"/>
+        </w:rPr>
+        <w:t xml:space="preserve"> LINE) </w:t>
+      </w:r>
+      <w:proofErr w:type="spellStart"/>
+      <w:r>
+        <w:rPr>
+          <w:rFonts w:ascii="Aptos" w:eastAsia="Aptos" w:hAnsi="Aptos" w:cs="Aptos"/>
+        </w:rPr>
+        <w:t>พนักงานควรแจ้งให้เพื่อนร่วมงานทราบด้วย</w:t>
+      </w:r>
+      <w:proofErr w:type="spellEnd"/>
     </w:p>
     <w:p>
       <w:pPr>
@@ -3191,13 +6341,45 @@
           <w:b/>
           <w:bCs/>
         </w:rPr>
-        <w:t>Reporting / การรายงานตัว:</w:t>
-      </w:r>
-      <w:r>
-        <w:rPr>
-          <w:rFonts w:ascii="Aptos" w:eastAsia="Aptos" w:hAnsi="Aptos" w:cs="Aptos"/>
-        </w:rPr>
-        <w:t xml:space="preserve"> Upon arrival, the employee must immediately report to their supervisor to explain the reason for their lateness. เมื่อมาถึง พนักงานต้องรายงานตัวต่อหัวหน้างานทันทีเพื่ออธิบายเหตุผลของการมาสาย</w:t>
+        <w:t xml:space="preserve">Reporting / </w:t>
+      </w:r>
+      <w:proofErr w:type="spellStart"/>
+      <w:r>
+        <w:rPr>
+          <w:rFonts w:ascii="Aptos" w:eastAsia="Aptos" w:hAnsi="Aptos" w:cs="Aptos"/>
+          <w:b/>
+          <w:bCs/>
+        </w:rPr>
+        <w:t>การรายงานตัว</w:t>
+      </w:r>
+      <w:proofErr w:type="spellEnd"/>
+      <w:r>
+        <w:rPr>
+          <w:rFonts w:ascii="Aptos" w:eastAsia="Aptos" w:hAnsi="Aptos" w:cs="Aptos"/>
+          <w:b/>
+          <w:bCs/>
+        </w:rPr>
+        <w:t>:</w:t>
+      </w:r>
+      <w:r>
+        <w:rPr>
+          <w:rFonts w:ascii="Aptos" w:eastAsia="Aptos" w:hAnsi="Aptos" w:cs="Aptos"/>
+        </w:rPr>
+        <w:t xml:space="preserve"> Upon arrival, the employee must immediately report to their supervisor to explain the reason for their lateness. </w:t>
+      </w:r>
+      <w:proofErr w:type="spellStart"/>
+      <w:r>
+        <w:rPr>
+          <w:rFonts w:ascii="Aptos" w:eastAsia="Aptos" w:hAnsi="Aptos" w:cs="Aptos"/>
+        </w:rPr>
+        <w:t>เมื่อมาถึง</w:t>
+      </w:r>
+      <w:proofErr w:type="spellEnd"/>
+      <w:r>
+        <w:rPr>
+          <w:rFonts w:ascii="Aptos" w:eastAsia="Aptos" w:hAnsi="Aptos" w:cs="Aptos"/>
+        </w:rPr>
+        <w:t xml:space="preserve"> พนักงานต้องรายงานตัวต่อหัวหน้างานทันทีเพื่ออธิบายเหตุผลของการมาสาย</w:t>
       </w:r>
     </w:p>
     <w:p>
@@ -3218,13 +6400,59 @@
           <w:b/>
           <w:bCs/>
         </w:rPr>
-        <w:t>Consequences of Repeated Lateness / ผลของการมาสายซ้ำซาก:</w:t>
-      </w:r>
-      <w:r>
-        <w:rPr>
-          <w:rFonts w:ascii="Aptos" w:eastAsia="Aptos" w:hAnsi="Aptos" w:cs="Aptos"/>
-        </w:rPr>
-        <w:t xml:space="preserve"> Consistent or unexplained lateness can disrupt restaurant operations and negatively impact team efficiency. Repeated instances of lateness will be addressed through the following progressive disciplinary actions: การมาสายอย่างสม่ำเสมอหรือไม่มีคำอธิบายสามารถขัดขวางการดำเนินงานของร้านอาหารและส่งผลเสียต่อประสิทธิภาพของทีม กรณีการมาสายซ้ำๆ จะได้รับการจัดการผ่านการดำเนินการทางวินัยตามลำดับขั้นดังนี้:</w:t>
+        <w:t xml:space="preserve">Consequences of Repeated Lateness / </w:t>
+      </w:r>
+      <w:proofErr w:type="spellStart"/>
+      <w:r>
+        <w:rPr>
+          <w:rFonts w:ascii="Aptos" w:eastAsia="Aptos" w:hAnsi="Aptos" w:cs="Aptos"/>
+          <w:b/>
+          <w:bCs/>
+        </w:rPr>
+        <w:t>ผลของการมาสายซ้ำซาก</w:t>
+      </w:r>
+      <w:proofErr w:type="spellEnd"/>
+      <w:r>
+        <w:rPr>
+          <w:rFonts w:ascii="Aptos" w:eastAsia="Aptos" w:hAnsi="Aptos" w:cs="Aptos"/>
+          <w:b/>
+          <w:bCs/>
+        </w:rPr>
+        <w:t>:</w:t>
+      </w:r>
+      <w:r>
+        <w:rPr>
+          <w:rFonts w:ascii="Aptos" w:eastAsia="Aptos" w:hAnsi="Aptos" w:cs="Aptos"/>
+        </w:rPr>
+        <w:t xml:space="preserve"> Consistent or unexplained lateness can disrupt restaurant operations and negatively impact team efficiency. Repeated instances of lateness will be addressed through the following progressive disciplinary actions: การมาสายอย่างสม่ำเสมอหรือไม่มีคำอธิบายสามารถขัดขวางการดำเนินงานของร้านอาหารและส่งผลเสียต่อประสิทธิภาพของทีม </w:t>
+      </w:r>
+      <w:proofErr w:type="spellStart"/>
+      <w:r>
+        <w:rPr>
+          <w:rFonts w:ascii="Aptos" w:eastAsia="Aptos" w:hAnsi="Aptos" w:cs="Aptos"/>
+        </w:rPr>
+        <w:t>กรณีการมาสายซ้ำๆ</w:t>
+      </w:r>
+      <w:proofErr w:type="spellEnd"/>
+      <w:r>
+        <w:rPr>
+          <w:rFonts w:ascii="Aptos" w:eastAsia="Aptos" w:hAnsi="Aptos" w:cs="Aptos"/>
+        </w:rPr>
+        <w:t xml:space="preserve"> </w:t>
+      </w:r>
+      <w:proofErr w:type="spellStart"/>
+      <w:r>
+        <w:rPr>
+          <w:rFonts w:ascii="Aptos" w:eastAsia="Aptos" w:hAnsi="Aptos" w:cs="Aptos"/>
+        </w:rPr>
+        <w:t>จะได้รับการจัดการผ่านการดำเนินการทางวินัยตามลำดับขั้นดังนี้</w:t>
+      </w:r>
+      <w:proofErr w:type="spellEnd"/>
+      <w:r>
+        <w:rPr>
+          <w:rFonts w:ascii="Aptos" w:eastAsia="Aptos" w:hAnsi="Aptos" w:cs="Aptos"/>
+        </w:rPr>
+        <w:t>:</w:t>
       </w:r>
     </w:p>
     <w:p>
@@ -3245,14 +6473,40 @@
           <w:b/>
           <w:bCs/>
         </w:rPr>
-        <w:t>First Instance / ครั้งแรก:</w:t>
-      </w:r>
-      <w:r>
-        <w:rPr>
-          <w:rFonts w:ascii="Aptos" w:eastAsia="Aptos" w:hAnsi="Aptos" w:cs="Aptos"/>
-        </w:rPr>
-        <w:t xml:space="preserve"> Verbal warning and documented in the employee's record. ตักเตือนด้วยวาจาและบันทึกในประวัติพนักงาน</w:t>
-      </w:r>
+        <w:t xml:space="preserve">First Instance / </w:t>
+      </w:r>
+      <w:proofErr w:type="spellStart"/>
+      <w:r>
+        <w:rPr>
+          <w:rFonts w:ascii="Aptos" w:eastAsia="Aptos" w:hAnsi="Aptos" w:cs="Aptos"/>
+          <w:b/>
+          <w:bCs/>
+        </w:rPr>
+        <w:t>ครั้งแรก</w:t>
+      </w:r>
+      <w:proofErr w:type="spellEnd"/>
+      <w:r>
+        <w:rPr>
+          <w:rFonts w:ascii="Aptos" w:eastAsia="Aptos" w:hAnsi="Aptos" w:cs="Aptos"/>
+          <w:b/>
+          <w:bCs/>
+        </w:rPr>
+        <w:t>:</w:t>
+      </w:r>
+      <w:r>
+        <w:rPr>
+          <w:rFonts w:ascii="Aptos" w:eastAsia="Aptos" w:hAnsi="Aptos" w:cs="Aptos"/>
+        </w:rPr>
+        <w:t xml:space="preserve"> Verbal warning and documented in the employee's record. </w:t>
+      </w:r>
+      <w:proofErr w:type="spellStart"/>
+      <w:r>
+        <w:rPr>
+          <w:rFonts w:ascii="Aptos" w:eastAsia="Aptos" w:hAnsi="Aptos" w:cs="Aptos"/>
+        </w:rPr>
+        <w:t>ตักเตือนด้วยวาจาและบันทึกในประวัติพนักงาน</w:t>
+      </w:r>
+      <w:proofErr w:type="spellEnd"/>
     </w:p>
     <w:p>
       <w:pPr>
@@ -3272,7 +6526,43 @@
           <w:b/>
           <w:bCs/>
         </w:rPr>
-        <w:t>Second Instance (within a one-month period) / ครั้งที่สอง (ภายในระยะเวลาหนึ่งเดือน):</w:t>
+        <w:t xml:space="preserve">Second Instance (within a one-month period) / </w:t>
+      </w:r>
+      <w:proofErr w:type="spellStart"/>
+      <w:r>
+        <w:rPr>
+          <w:rFonts w:ascii="Aptos" w:eastAsia="Aptos" w:hAnsi="Aptos" w:cs="Aptos"/>
+          <w:b/>
+          <w:bCs/>
+        </w:rPr>
+        <w:t>ครั้งที่สอง</w:t>
+      </w:r>
+      <w:proofErr w:type="spellEnd"/>
+      <w:r>
+        <w:rPr>
+          <w:rFonts w:ascii="Aptos" w:eastAsia="Aptos" w:hAnsi="Aptos" w:cs="Aptos"/>
+          <w:b/>
+          <w:bCs/>
+        </w:rPr>
+        <w:t xml:space="preserve"> (</w:t>
+      </w:r>
+      <w:proofErr w:type="spellStart"/>
+      <w:r>
+        <w:rPr>
+          <w:rFonts w:ascii="Aptos" w:eastAsia="Aptos" w:hAnsi="Aptos" w:cs="Aptos"/>
+          <w:b/>
+          <w:bCs/>
+        </w:rPr>
+        <w:t>ภายในระยะเวลาหนึ่งเดือน</w:t>
+      </w:r>
+      <w:proofErr w:type="spellEnd"/>
+      <w:r>
+        <w:rPr>
+          <w:rFonts w:ascii="Aptos" w:eastAsia="Aptos" w:hAnsi="Aptos" w:cs="Aptos"/>
+          <w:b/>
+          <w:bCs/>
+        </w:rPr>
+        <w:t>):</w:t>
       </w:r>
       <w:r>
         <w:rPr>
@@ -3299,14 +6589,72 @@
           <w:b/>
           <w:bCs/>
         </w:rPr>
-        <w:t>Third Instance (within a three-month period) / ครั้งที่สาม (ภายในระยะเวลาสามเดือน):</w:t>
-      </w:r>
-      <w:r>
-        <w:rPr>
-          <w:rFonts w:ascii="Aptos" w:eastAsia="Aptos" w:hAnsi="Aptos" w:cs="Aptos"/>
-        </w:rPr>
-        <w:t xml:space="preserve"> Suspension without pay for one (1) working day. พักงานโดยไม่ได้รับค่าจ้างเป็นเวลาหนึ่ง (1) วันทำการ</w:t>
-      </w:r>
+        <w:t xml:space="preserve">Third Instance (within a three-month period) / </w:t>
+      </w:r>
+      <w:proofErr w:type="spellStart"/>
+      <w:r>
+        <w:rPr>
+          <w:rFonts w:ascii="Aptos" w:eastAsia="Aptos" w:hAnsi="Aptos" w:cs="Aptos"/>
+          <w:b/>
+          <w:bCs/>
+        </w:rPr>
+        <w:t>ครั้งที่สาม</w:t>
+      </w:r>
+      <w:proofErr w:type="spellEnd"/>
+      <w:r>
+        <w:rPr>
+          <w:rFonts w:ascii="Aptos" w:eastAsia="Aptos" w:hAnsi="Aptos" w:cs="Aptos"/>
+          <w:b/>
+          <w:bCs/>
+        </w:rPr>
+        <w:t xml:space="preserve"> (</w:t>
+      </w:r>
+      <w:proofErr w:type="spellStart"/>
+      <w:r>
+        <w:rPr>
+          <w:rFonts w:ascii="Aptos" w:eastAsia="Aptos" w:hAnsi="Aptos" w:cs="Aptos"/>
+          <w:b/>
+          <w:bCs/>
+        </w:rPr>
+        <w:t>ภายในระยะเวลาสามเดือน</w:t>
+      </w:r>
+      <w:proofErr w:type="spellEnd"/>
+      <w:r>
+        <w:rPr>
+          <w:rFonts w:ascii="Aptos" w:eastAsia="Aptos" w:hAnsi="Aptos" w:cs="Aptos"/>
+          <w:b/>
+          <w:bCs/>
+        </w:rPr>
+        <w:t>):</w:t>
+      </w:r>
+      <w:r>
+        <w:rPr>
+          <w:rFonts w:ascii="Aptos" w:eastAsia="Aptos" w:hAnsi="Aptos" w:cs="Aptos"/>
+        </w:rPr>
+        <w:t xml:space="preserve"> Suspension without pay for one (1) working day. </w:t>
+      </w:r>
+      <w:proofErr w:type="spellStart"/>
+      <w:r>
+        <w:rPr>
+          <w:rFonts w:ascii="Aptos" w:eastAsia="Aptos" w:hAnsi="Aptos" w:cs="Aptos"/>
+        </w:rPr>
+        <w:t>พักงานโดยไม่ได้รับค่าจ้างเป็นเวลาหนึ่ง</w:t>
+      </w:r>
+      <w:proofErr w:type="spellEnd"/>
+      <w:r>
+        <w:rPr>
+          <w:rFonts w:ascii="Aptos" w:eastAsia="Aptos" w:hAnsi="Aptos" w:cs="Aptos"/>
+        </w:rPr>
+        <w:t xml:space="preserve"> (1) </w:t>
+      </w:r>
+      <w:proofErr w:type="spellStart"/>
+      <w:r>
+        <w:rPr>
+          <w:rFonts w:ascii="Aptos" w:eastAsia="Aptos" w:hAnsi="Aptos" w:cs="Aptos"/>
+        </w:rPr>
+        <w:t>วันทำการ</w:t>
+      </w:r>
+      <w:proofErr w:type="spellEnd"/>
     </w:p>
     <w:p>
       <w:pPr>
@@ -3326,13 +6674,45 @@
           <w:b/>
           <w:bCs/>
         </w:rPr>
-        <w:t>Continued Lateness / การมาสายอย่างต่อเนื่อง:</w:t>
-      </w:r>
-      <w:r>
-        <w:rPr>
-          <w:rFonts w:ascii="Aptos" w:eastAsia="Aptos" w:hAnsi="Aptos" w:cs="Aptos"/>
-        </w:rPr>
-        <w:t xml:space="preserve"> Continued disregard for the punctuality rules may result in further disciplinary action up to and including termination of employment, in accordance with Thai labor law. The management reserves the right to determine appropriate action for persistent lateness beyond the progressive steps. การเพิกเฉยต่อกฎการตรงต่อเวลาอย่างต่อเนื่องอาจส่งผลให้มีการดำเนินการทางวินัยเพิ่มเติมจนถึงขั้นเลิกจ้าง ตามกฎหมายแรงงานไทย ฝ่ายบริหารขอสงวนสิทธิ์ในการกำหนดมาตรการที่เหมาะสมสำหรับการมาสายอย่างต่อเนื่องนอกเหนือจากขั้นตอนตามลำดับ</w:t>
+        <w:t xml:space="preserve">Continued Lateness / </w:t>
+      </w:r>
+      <w:proofErr w:type="spellStart"/>
+      <w:r>
+        <w:rPr>
+          <w:rFonts w:ascii="Aptos" w:eastAsia="Aptos" w:hAnsi="Aptos" w:cs="Aptos"/>
+          <w:b/>
+          <w:bCs/>
+        </w:rPr>
+        <w:t>การมาสายอย่างต่อเนื่อง</w:t>
+      </w:r>
+      <w:proofErr w:type="spellEnd"/>
+      <w:r>
+        <w:rPr>
+          <w:rFonts w:ascii="Aptos" w:eastAsia="Aptos" w:hAnsi="Aptos" w:cs="Aptos"/>
+          <w:b/>
+          <w:bCs/>
+        </w:rPr>
+        <w:t>:</w:t>
+      </w:r>
+      <w:r>
+        <w:rPr>
+          <w:rFonts w:ascii="Aptos" w:eastAsia="Aptos" w:hAnsi="Aptos" w:cs="Aptos"/>
+        </w:rPr>
+        <w:t xml:space="preserve"> Continued disregard for the punctuality rules may result in further disciplinary action up to and including termination of employment, in accordance with Thai labor law. The management reserves the right to determine appropriate action for persistent lateness beyond the progressive steps. การเพิกเฉยต่อกฎการตรงต่อเวลาอย่างต่อเนื่องอาจส่งผลให้มีการดำเนินการทางวินัยเพิ่มเติมจนถึงขั้นเลิกจ้าง </w:t>
+      </w:r>
+      <w:proofErr w:type="spellStart"/>
+      <w:r>
+        <w:rPr>
+          <w:rFonts w:ascii="Aptos" w:eastAsia="Aptos" w:hAnsi="Aptos" w:cs="Aptos"/>
+        </w:rPr>
+        <w:t>ตามกฎหมายแรงงานไทย</w:t>
+      </w:r>
+      <w:proofErr w:type="spellEnd"/>
+      <w:r>
+        <w:rPr>
+          <w:rFonts w:ascii="Aptos" w:eastAsia="Aptos" w:hAnsi="Aptos" w:cs="Aptos"/>
+        </w:rPr>
+        <w:t xml:space="preserve"> ฝ่ายบริหารขอสงวนสิทธิ์ในการกำหนดมาตรการที่เหมาะสมสำหรับการมาสายอย่างต่อเนื่องนอกเหนือจากขั้นตอนตามลำดับ</w:t>
       </w:r>
     </w:p>
     <w:p>
@@ -3352,8 +6732,18 @@
           <w:b/>
           <w:bCs/>
         </w:rPr>
-        <w:t>3. Absences / การขาดงาน</w:t>
-      </w:r>
+        <w:t xml:space="preserve">3. Absences / </w:t>
+      </w:r>
+      <w:proofErr w:type="spellStart"/>
+      <w:r>
+        <w:rPr>
+          <w:rFonts w:ascii="Aptos" w:eastAsia="Aptos" w:hAnsi="Aptos" w:cs="Aptos"/>
+          <w:b/>
+          <w:bCs/>
+        </w:rPr>
+        <w:t>การขาดงาน</w:t>
+      </w:r>
+      <w:proofErr w:type="spellEnd"/>
     </w:p>
     <w:p>
       <w:pPr>
@@ -3373,14 +6763,54 @@
           <w:b/>
           <w:bCs/>
         </w:rPr>
-        <w:t>Notification of Absence / การแจ้งการขาดงาน:</w:t>
-      </w:r>
-      <w:r>
-        <w:rPr>
-          <w:rFonts w:ascii="Aptos" w:eastAsia="Aptos" w:hAnsi="Aptos" w:cs="Aptos"/>
-        </w:rPr>
-        <w:t xml:space="preserve"> If an employee is unable to come to work due to illness or any other unavoidable reason, they must notify their immediate supervisor as soon as possible, preferably at least one hour before their scheduled start time. หากพนักงานไม่สามารถมาทำงานได้เนื่องจากการเจ็บป่วยหรือเหตุผลที่หลีกเลี่ยงไม่ได้อื่นใด ต้องแจ้งหัวหน้างานโดยตรงให้เร็วที่สุด โดยควรแจ้งล่วงหน้าอย่างน้อยหนึ่งชั่วโมงก่อนเวลาเริ่มงานตามกำหนด</w:t>
-      </w:r>
+        <w:t xml:space="preserve">Notification of Absence / </w:t>
+      </w:r>
+      <w:proofErr w:type="spellStart"/>
+      <w:r>
+        <w:rPr>
+          <w:rFonts w:ascii="Aptos" w:eastAsia="Aptos" w:hAnsi="Aptos" w:cs="Aptos"/>
+          <w:b/>
+          <w:bCs/>
+        </w:rPr>
+        <w:t>การแจ้งการขาดงาน</w:t>
+      </w:r>
+      <w:proofErr w:type="spellEnd"/>
+      <w:r>
+        <w:rPr>
+          <w:rFonts w:ascii="Aptos" w:eastAsia="Aptos" w:hAnsi="Aptos" w:cs="Aptos"/>
+          <w:b/>
+          <w:bCs/>
+        </w:rPr>
+        <w:t>:</w:t>
+      </w:r>
+      <w:r>
+        <w:rPr>
+          <w:rFonts w:ascii="Aptos" w:eastAsia="Aptos" w:hAnsi="Aptos" w:cs="Aptos"/>
+        </w:rPr>
+        <w:t xml:space="preserve"> If an employee is unable to come to work due to illness or any other unavoidable reason, they must notify their immediate supervisor as soon as possible, preferably at least one hour before their scheduled start time. หากพนักงานไม่สามารถมาทำงานได้เนื่องจากการเจ็บป่วยหรือเหตุผลที่หลีกเลี่ยงไม่ได้อื่นใด </w:t>
+      </w:r>
+      <w:proofErr w:type="spellStart"/>
+      <w:r>
+        <w:rPr>
+          <w:rFonts w:ascii="Aptos" w:eastAsia="Aptos" w:hAnsi="Aptos" w:cs="Aptos"/>
+        </w:rPr>
+        <w:t>ต้องแจ้งหัวหน้างานโดยตรงให้เร็วที่สุด</w:t>
+      </w:r>
+      <w:proofErr w:type="spellEnd"/>
+      <w:r>
+        <w:rPr>
+          <w:rFonts w:ascii="Aptos" w:eastAsia="Aptos" w:hAnsi="Aptos" w:cs="Aptos"/>
+        </w:rPr>
+        <w:t xml:space="preserve"> </w:t>
+      </w:r>
+      <w:proofErr w:type="spellStart"/>
+      <w:r>
+        <w:rPr>
+          <w:rFonts w:ascii="Aptos" w:eastAsia="Aptos" w:hAnsi="Aptos" w:cs="Aptos"/>
+        </w:rPr>
+        <w:t>โดยควรแจ้งล่วงหน้าอย่างน้อยหนึ่งชั่วโมงก่อนเวลาเริ่มงานตามกำหนด</w:t>
+      </w:r>
+      <w:proofErr w:type="spellEnd"/>
     </w:p>
     <w:p>
       <w:pPr>
@@ -3401,14 +6831,68 @@
           <w:bCs/>
         </w:rPr>
         <w:lastRenderedPageBreak/>
-        <w:t>Supporting Documentation / เอกสารประกอบ:</w:t>
-      </w:r>
-      <w:r>
-        <w:rPr>
-          <w:rFonts w:ascii="Aptos" w:eastAsia="Aptos" w:hAnsi="Aptos" w:cs="Aptos"/>
-        </w:rPr>
-        <w:t xml:space="preserve"> For absences due to illness lasting three (3) consecutive days or more, a medical certificate from a registered medical practitioner may be required. สำหรับการขาดงานเนื่องจากการเจ็บป่วยติดต่อกันสาม (3) วันขึ้นไป อาจต้องใช้ใบรับรองแพทย์จากผู้ประกอบวิชาชีพเวชกรรมที่ขึ้นทะเบียน</w:t>
-      </w:r>
+        <w:t xml:space="preserve">Supporting Documentation / </w:t>
+      </w:r>
+      <w:proofErr w:type="spellStart"/>
+      <w:r>
+        <w:rPr>
+          <w:rFonts w:ascii="Aptos" w:eastAsia="Aptos" w:hAnsi="Aptos" w:cs="Aptos"/>
+          <w:b/>
+          <w:bCs/>
+        </w:rPr>
+        <w:t>เอกสารประกอบ</w:t>
+      </w:r>
+      <w:proofErr w:type="spellEnd"/>
+      <w:r>
+        <w:rPr>
+          <w:rFonts w:ascii="Aptos" w:eastAsia="Aptos" w:hAnsi="Aptos" w:cs="Aptos"/>
+          <w:b/>
+          <w:bCs/>
+        </w:rPr>
+        <w:t>:</w:t>
+      </w:r>
+      <w:r>
+        <w:rPr>
+          <w:rFonts w:ascii="Aptos" w:eastAsia="Aptos" w:hAnsi="Aptos" w:cs="Aptos"/>
+        </w:rPr>
+        <w:t xml:space="preserve"> For absences due to illness lasting three (3) consecutive days or more, a medical certificate from a registered medical practitioner may be required. </w:t>
+      </w:r>
+      <w:proofErr w:type="spellStart"/>
+      <w:r>
+        <w:rPr>
+          <w:rFonts w:ascii="Aptos" w:eastAsia="Aptos" w:hAnsi="Aptos" w:cs="Aptos"/>
+        </w:rPr>
+        <w:t>สำหรับการขาดงานเนื่องจากการเจ็บป่วยติดต่อกันสาม</w:t>
+      </w:r>
+      <w:proofErr w:type="spellEnd"/>
+      <w:r>
+        <w:rPr>
+          <w:rFonts w:ascii="Aptos" w:eastAsia="Aptos" w:hAnsi="Aptos" w:cs="Aptos"/>
+        </w:rPr>
+        <w:t xml:space="preserve"> (3) </w:t>
+      </w:r>
+      <w:proofErr w:type="spellStart"/>
+      <w:r>
+        <w:rPr>
+          <w:rFonts w:ascii="Aptos" w:eastAsia="Aptos" w:hAnsi="Aptos" w:cs="Aptos"/>
+        </w:rPr>
+        <w:t>วันขึ้นไป</w:t>
+      </w:r>
+      <w:proofErr w:type="spellEnd"/>
+      <w:r>
+        <w:rPr>
+          <w:rFonts w:ascii="Aptos" w:eastAsia="Aptos" w:hAnsi="Aptos" w:cs="Aptos"/>
+        </w:rPr>
+        <w:t xml:space="preserve"> </w:t>
+      </w:r>
+      <w:proofErr w:type="spellStart"/>
+      <w:r>
+        <w:rPr>
+          <w:rFonts w:ascii="Aptos" w:eastAsia="Aptos" w:hAnsi="Aptos" w:cs="Aptos"/>
+        </w:rPr>
+        <w:t>อาจต้องใช้ใบรับรองแพทย์จากผู้ประกอบวิชาชีพเวชกรรมที่ขึ้นทะเบียน</w:t>
+      </w:r>
+      <w:proofErr w:type="spellEnd"/>
     </w:p>
     <w:p>
       <w:pPr>
@@ -3428,7 +6912,25 @@
           <w:b/>
           <w:bCs/>
         </w:rPr>
-        <w:t>Unexplained Absence / การขาดงานโดยไม่มีคำอธิบาย:</w:t>
+        <w:t xml:space="preserve">Unexplained Absence / </w:t>
+      </w:r>
+      <w:proofErr w:type="spellStart"/>
+      <w:r>
+        <w:rPr>
+          <w:rFonts w:ascii="Aptos" w:eastAsia="Aptos" w:hAnsi="Aptos" w:cs="Aptos"/>
+          <w:b/>
+          <w:bCs/>
+        </w:rPr>
+        <w:t>การขาดงานโดยไม่มีคำอธิบาย</w:t>
+      </w:r>
+      <w:proofErr w:type="spellEnd"/>
+      <w:r>
+        <w:rPr>
+          <w:rFonts w:ascii="Aptos" w:eastAsia="Aptos" w:hAnsi="Aptos" w:cs="Aptos"/>
+          <w:b/>
+          <w:bCs/>
+        </w:rPr>
+        <w:t>:</w:t>
       </w:r>
       <w:r>
         <w:rPr>
@@ -3454,8 +6956,18 @@
           <w:b/>
           <w:bCs/>
         </w:rPr>
-        <w:t>4. Leaving Early / การกลับก่อนเวลา</w:t>
-      </w:r>
+        <w:t xml:space="preserve">4. Leaving Early / </w:t>
+      </w:r>
+      <w:proofErr w:type="spellStart"/>
+      <w:r>
+        <w:rPr>
+          <w:rFonts w:ascii="Aptos" w:eastAsia="Aptos" w:hAnsi="Aptos" w:cs="Aptos"/>
+          <w:b/>
+          <w:bCs/>
+        </w:rPr>
+        <w:t>การกลับก่อนเวลา</w:t>
+      </w:r>
+      <w:proofErr w:type="spellEnd"/>
     </w:p>
     <w:p>
       <w:pPr>
@@ -3475,13 +6987,45 @@
           <w:b/>
           <w:bCs/>
         </w:rPr>
-        <w:t>Expectation / ความคาดหวัง:</w:t>
-      </w:r>
-      <w:r>
-        <w:rPr>
-          <w:rFonts w:ascii="Aptos" w:eastAsia="Aptos" w:hAnsi="Aptos" w:cs="Aptos"/>
-        </w:rPr>
-        <w:t xml:space="preserve"> Employees are expected to work their full scheduled hours. Leaving early without prior authorization from a supervisor is not permitted. พนักงานต้องทำงานเต็มเวลาตามกำหนด การกลับก่อนเวลาโดยไม่ได้รับอนุญาตล่วงหน้าจากหัวหน้างานเป็นสิ่งที่ไม่อนุญาต</w:t>
+        <w:t xml:space="preserve">Expectation / </w:t>
+      </w:r>
+      <w:proofErr w:type="spellStart"/>
+      <w:r>
+        <w:rPr>
+          <w:rFonts w:ascii="Aptos" w:eastAsia="Aptos" w:hAnsi="Aptos" w:cs="Aptos"/>
+          <w:b/>
+          <w:bCs/>
+        </w:rPr>
+        <w:t>ความคาดหวัง</w:t>
+      </w:r>
+      <w:proofErr w:type="spellEnd"/>
+      <w:r>
+        <w:rPr>
+          <w:rFonts w:ascii="Aptos" w:eastAsia="Aptos" w:hAnsi="Aptos" w:cs="Aptos"/>
+          <w:b/>
+          <w:bCs/>
+        </w:rPr>
+        <w:t>:</w:t>
+      </w:r>
+      <w:r>
+        <w:rPr>
+          <w:rFonts w:ascii="Aptos" w:eastAsia="Aptos" w:hAnsi="Aptos" w:cs="Aptos"/>
+        </w:rPr>
+        <w:t xml:space="preserve"> Employees are expected to work their full scheduled hours. Leaving early without prior authorization from a supervisor is not permitted. </w:t>
+      </w:r>
+      <w:proofErr w:type="spellStart"/>
+      <w:r>
+        <w:rPr>
+          <w:rFonts w:ascii="Aptos" w:eastAsia="Aptos" w:hAnsi="Aptos" w:cs="Aptos"/>
+        </w:rPr>
+        <w:t>พนักงานต้องทำงานเต็มเวลาตามกำหนด</w:t>
+      </w:r>
+      <w:proofErr w:type="spellEnd"/>
+      <w:r>
+        <w:rPr>
+          <w:rFonts w:ascii="Aptos" w:eastAsia="Aptos" w:hAnsi="Aptos" w:cs="Aptos"/>
+        </w:rPr>
+        <w:t xml:space="preserve"> การกลับก่อนเวลาโดยไม่ได้รับอนุญาตล่วงหน้าจากหัวหน้างานเป็นสิ่งที่ไม่อนุญาต</w:t>
       </w:r>
     </w:p>
     <w:p>
@@ -3502,14 +7046,54 @@
           <w:b/>
           <w:bCs/>
         </w:rPr>
-        <w:t>Permission / การขออนุญาต:</w:t>
-      </w:r>
-      <w:r>
-        <w:rPr>
-          <w:rFonts w:ascii="Aptos" w:eastAsia="Aptos" w:hAnsi="Aptos" w:cs="Aptos"/>
-        </w:rPr>
-        <w:t xml:space="preserve"> If an employee needs to leave early for a valid reason, they must request permission from their supervisor in advance. หากพนักงานจำเป็นต้องกลับก่อนเวลาด้วยเหตุผลอันสมควร ต้องขออนุญาตจากหัวหน้างานล่วงหน้า</w:t>
-      </w:r>
+        <w:t xml:space="preserve">Permission / </w:t>
+      </w:r>
+      <w:proofErr w:type="spellStart"/>
+      <w:r>
+        <w:rPr>
+          <w:rFonts w:ascii="Aptos" w:eastAsia="Aptos" w:hAnsi="Aptos" w:cs="Aptos"/>
+          <w:b/>
+          <w:bCs/>
+        </w:rPr>
+        <w:t>การขออนุญาต</w:t>
+      </w:r>
+      <w:proofErr w:type="spellEnd"/>
+      <w:r>
+        <w:rPr>
+          <w:rFonts w:ascii="Aptos" w:eastAsia="Aptos" w:hAnsi="Aptos" w:cs="Aptos"/>
+          <w:b/>
+          <w:bCs/>
+        </w:rPr>
+        <w:t>:</w:t>
+      </w:r>
+      <w:r>
+        <w:rPr>
+          <w:rFonts w:ascii="Aptos" w:eastAsia="Aptos" w:hAnsi="Aptos" w:cs="Aptos"/>
+        </w:rPr>
+        <w:t xml:space="preserve"> If an employee needs to leave early for a valid reason, they must request permission from their supervisor in advance. </w:t>
+      </w:r>
+      <w:proofErr w:type="spellStart"/>
+      <w:r>
+        <w:rPr>
+          <w:rFonts w:ascii="Aptos" w:eastAsia="Aptos" w:hAnsi="Aptos" w:cs="Aptos"/>
+        </w:rPr>
+        <w:t>หากพนักงานจำเป็นต้องกลับก่อนเวลาด้วยเหตุผลอันสมควร</w:t>
+      </w:r>
+      <w:proofErr w:type="spellEnd"/>
+      <w:r>
+        <w:rPr>
+          <w:rFonts w:ascii="Aptos" w:eastAsia="Aptos" w:hAnsi="Aptos" w:cs="Aptos"/>
+        </w:rPr>
+        <w:t xml:space="preserve"> </w:t>
+      </w:r>
+      <w:proofErr w:type="spellStart"/>
+      <w:r>
+        <w:rPr>
+          <w:rFonts w:ascii="Aptos" w:eastAsia="Aptos" w:hAnsi="Aptos" w:cs="Aptos"/>
+        </w:rPr>
+        <w:t>ต้องขออนุญาตจากหัวหน้างานล่วงหน้า</w:t>
+      </w:r>
+      <w:proofErr w:type="spellEnd"/>
     </w:p>
     <w:p>
       <w:pPr>
@@ -3528,8 +7112,18 @@
           <w:b/>
           <w:bCs/>
         </w:rPr>
-        <w:t>5. Compliance with Thai Labor Law / การปฏิบัติตามกฎหมายแรงงานไทย</w:t>
-      </w:r>
+        <w:t xml:space="preserve">5. Compliance with Thai Labor Law / </w:t>
+      </w:r>
+      <w:proofErr w:type="spellStart"/>
+      <w:r>
+        <w:rPr>
+          <w:rFonts w:ascii="Aptos" w:eastAsia="Aptos" w:hAnsi="Aptos" w:cs="Aptos"/>
+          <w:b/>
+          <w:bCs/>
+        </w:rPr>
+        <w:t>การปฏิบัติตามกฎหมายแรงงานไทย</w:t>
+      </w:r>
+      <w:proofErr w:type="spellEnd"/>
     </w:p>
     <w:p>
       <w:pPr>
@@ -3549,7 +7143,25 @@
           <w:b/>
           <w:bCs/>
         </w:rPr>
-        <w:t>Fairness / ความยุติธรรม:</w:t>
+        <w:t xml:space="preserve">Fairness / </w:t>
+      </w:r>
+      <w:proofErr w:type="spellStart"/>
+      <w:r>
+        <w:rPr>
+          <w:rFonts w:ascii="Aptos" w:eastAsia="Aptos" w:hAnsi="Aptos" w:cs="Aptos"/>
+          <w:b/>
+          <w:bCs/>
+        </w:rPr>
+        <w:t>ความยุติธรรม</w:t>
+      </w:r>
+      <w:proofErr w:type="spellEnd"/>
+      <w:r>
+        <w:rPr>
+          <w:rFonts w:ascii="Aptos" w:eastAsia="Aptos" w:hAnsi="Aptos" w:cs="Aptos"/>
+          <w:b/>
+          <w:bCs/>
+        </w:rPr>
+        <w:t>:</w:t>
       </w:r>
       <w:r>
         <w:rPr>
@@ -3576,14 +7188,54 @@
           <w:b/>
           <w:bCs/>
         </w:rPr>
-        <w:t>Procedures / ขั้นตอน:</w:t>
-      </w:r>
-      <w:r>
-        <w:rPr>
-          <w:rFonts w:ascii="Aptos" w:eastAsia="Aptos" w:hAnsi="Aptos" w:cs="Aptos"/>
-        </w:rPr>
-        <w:t xml:space="preserve"> Any disciplinary actions taken will be in accordance with the procedures and protections afforded to employees under Thai law. การดำเนินการทางวินัยใดๆ จะเป็นไปตามขั้นตอนและการคุ้มครองที่มอบให้แก่ลูกจ้างตามกฎหมายไทย</w:t>
-      </w:r>
+        <w:t xml:space="preserve">Procedures / </w:t>
+      </w:r>
+      <w:proofErr w:type="spellStart"/>
+      <w:r>
+        <w:rPr>
+          <w:rFonts w:ascii="Aptos" w:eastAsia="Aptos" w:hAnsi="Aptos" w:cs="Aptos"/>
+          <w:b/>
+          <w:bCs/>
+        </w:rPr>
+        <w:t>ขั้นตอน</w:t>
+      </w:r>
+      <w:proofErr w:type="spellEnd"/>
+      <w:r>
+        <w:rPr>
+          <w:rFonts w:ascii="Aptos" w:eastAsia="Aptos" w:hAnsi="Aptos" w:cs="Aptos"/>
+          <w:b/>
+          <w:bCs/>
+        </w:rPr>
+        <w:t>:</w:t>
+      </w:r>
+      <w:r>
+        <w:rPr>
+          <w:rFonts w:ascii="Aptos" w:eastAsia="Aptos" w:hAnsi="Aptos" w:cs="Aptos"/>
+        </w:rPr>
+        <w:t xml:space="preserve"> Any disciplinary actions taken will be in accordance with the procedures and protections afforded to employees under Thai law. </w:t>
+      </w:r>
+      <w:proofErr w:type="spellStart"/>
+      <w:r>
+        <w:rPr>
+          <w:rFonts w:ascii="Aptos" w:eastAsia="Aptos" w:hAnsi="Aptos" w:cs="Aptos"/>
+        </w:rPr>
+        <w:t>การดำเนินการทางวินัยใดๆ</w:t>
+      </w:r>
+      <w:proofErr w:type="spellEnd"/>
+      <w:r>
+        <w:rPr>
+          <w:rFonts w:ascii="Aptos" w:eastAsia="Aptos" w:hAnsi="Aptos" w:cs="Aptos"/>
+        </w:rPr>
+        <w:t xml:space="preserve"> </w:t>
+      </w:r>
+      <w:proofErr w:type="spellStart"/>
+      <w:r>
+        <w:rPr>
+          <w:rFonts w:ascii="Aptos" w:eastAsia="Aptos" w:hAnsi="Aptos" w:cs="Aptos"/>
+        </w:rPr>
+        <w:t>จะเป็นไปตามขั้นตอนและการคุ้มครองที่มอบให้แก่ลูกจ้างตามกฎหมายไทย</w:t>
+      </w:r>
+      <w:proofErr w:type="spellEnd"/>
     </w:p>
     <w:p>
       <w:pPr>
@@ -3602,8 +7254,36 @@
           <w:b/>
           <w:bCs/>
         </w:rPr>
-        <w:t>Annex C: Public Holidays and Special Day Policy / ภาคผนวก ค: นโยบายวันหยุดนักขัตฤกษ์และวันพิเศษ</w:t>
-      </w:r>
+        <w:t xml:space="preserve">Annex C: Public Holidays and Special Day Policy / </w:t>
+      </w:r>
+      <w:proofErr w:type="spellStart"/>
+      <w:r>
+        <w:rPr>
+          <w:rFonts w:ascii="Aptos" w:eastAsia="Aptos" w:hAnsi="Aptos" w:cs="Aptos"/>
+          <w:b/>
+          <w:bCs/>
+        </w:rPr>
+        <w:t>ภาคผนวก</w:t>
+      </w:r>
+      <w:proofErr w:type="spellEnd"/>
+      <w:r>
+        <w:rPr>
+          <w:rFonts w:ascii="Aptos" w:eastAsia="Aptos" w:hAnsi="Aptos" w:cs="Aptos"/>
+          <w:b/>
+          <w:bCs/>
+        </w:rPr>
+        <w:t xml:space="preserve"> ค: </w:t>
+      </w:r>
+      <w:proofErr w:type="spellStart"/>
+      <w:r>
+        <w:rPr>
+          <w:rFonts w:ascii="Aptos" w:eastAsia="Aptos" w:hAnsi="Aptos" w:cs="Aptos"/>
+          <w:b/>
+          <w:bCs/>
+        </w:rPr>
+        <w:t>นโยบายวันหยุดนักขัตฤกษ์และวันพิเศษ</w:t>
+      </w:r>
+      <w:proofErr w:type="spellEnd"/>
     </w:p>
     <w:p>
       <w:pPr>
@@ -3642,7 +7322,21 @@
         <w:rPr>
           <w:rFonts w:ascii="Aptos" w:eastAsia="Aptos" w:hAnsi="Aptos" w:cs="Aptos"/>
         </w:rPr>
-        <w:t xml:space="preserve"> นโยบายนี้ชี้แจงวิธีการที่ </w:t>
+        <w:t xml:space="preserve"> </w:t>
+      </w:r>
+      <w:proofErr w:type="spellStart"/>
+      <w:r>
+        <w:rPr>
+          <w:rFonts w:ascii="Aptos" w:eastAsia="Aptos" w:hAnsi="Aptos" w:cs="Aptos"/>
+        </w:rPr>
+        <w:t>นโยบายนี้ชี้แจงวิธีการที่</w:t>
+      </w:r>
+      <w:proofErr w:type="spellEnd"/>
+      <w:r>
+        <w:rPr>
+          <w:rFonts w:ascii="Aptos" w:eastAsia="Aptos" w:hAnsi="Aptos" w:cs="Aptos"/>
+        </w:rPr>
+        <w:t xml:space="preserve"> </w:t>
       </w:r>
       <w:r>
         <w:rPr>
@@ -3654,7 +7348,21 @@
         <w:rPr>
           <w:rFonts w:ascii="Aptos" w:eastAsia="Aptos" w:hAnsi="Aptos" w:cs="Aptos"/>
         </w:rPr>
-        <w:t xml:space="preserve"> จัดการกับวันหยุดนักขัตฤกษ์ เพื่อให้มั่นใจถึงกระบวนการที่ชัดเจนและถูกต้องสำหรับทั้งนายจ้างและลูกจ้าง</w:t>
+        <w:t xml:space="preserve"> </w:t>
+      </w:r>
+      <w:proofErr w:type="spellStart"/>
+      <w:r>
+        <w:rPr>
+          <w:rFonts w:ascii="Aptos" w:eastAsia="Aptos" w:hAnsi="Aptos" w:cs="Aptos"/>
+        </w:rPr>
+        <w:t>จัดการกับวันหยุดนักขัตฤกษ์</w:t>
+      </w:r>
+      <w:proofErr w:type="spellEnd"/>
+      <w:r>
+        <w:rPr>
+          <w:rFonts w:ascii="Aptos" w:eastAsia="Aptos" w:hAnsi="Aptos" w:cs="Aptos"/>
+        </w:rPr>
+        <w:t xml:space="preserve"> เพื่อให้มั่นใจถึงกระบวนการที่ชัดเจนและถูกต้องสำหรับทั้งนายจ้างและลูกจ้าง</w:t>
       </w:r>
     </w:p>
     <w:p>
@@ -3674,8 +7382,18 @@
           <w:b/>
           <w:bCs/>
         </w:rPr>
-        <w:t>1. Paid Public Holidays / วันหยุดนักขัตฤกษ์ที่ได้รับค่าจ้าง</w:t>
-      </w:r>
+        <w:t xml:space="preserve">1. Paid Public Holidays / </w:t>
+      </w:r>
+      <w:proofErr w:type="spellStart"/>
+      <w:r>
+        <w:rPr>
+          <w:rFonts w:ascii="Aptos" w:eastAsia="Aptos" w:hAnsi="Aptos" w:cs="Aptos"/>
+          <w:b/>
+          <w:bCs/>
+        </w:rPr>
+        <w:t>วันหยุดนักขัตฤกษ์ที่ได้รับค่าจ้าง</w:t>
+      </w:r>
+      <w:proofErr w:type="spellEnd"/>
     </w:p>
     <w:p>
       <w:pPr>
@@ -3695,7 +7413,25 @@
           <w:b/>
           <w:bCs/>
         </w:rPr>
-        <w:t>Entitlement / สิทธิ:</w:t>
+        <w:t xml:space="preserve">Entitlement / </w:t>
+      </w:r>
+      <w:proofErr w:type="spellStart"/>
+      <w:r>
+        <w:rPr>
+          <w:rFonts w:ascii="Aptos" w:eastAsia="Aptos" w:hAnsi="Aptos" w:cs="Aptos"/>
+          <w:b/>
+          <w:bCs/>
+        </w:rPr>
+        <w:t>สิทธิ</w:t>
+      </w:r>
+      <w:proofErr w:type="spellEnd"/>
+      <w:r>
+        <w:rPr>
+          <w:rFonts w:ascii="Aptos" w:eastAsia="Aptos" w:hAnsi="Aptos" w:cs="Aptos"/>
+          <w:b/>
+          <w:bCs/>
+        </w:rPr>
+        <w:t>:</w:t>
       </w:r>
       <w:r>
         <w:rPr>
@@ -3727,12 +7463,20 @@
         </w:rPr>
         <w:t xml:space="preserve"> paid public holidays per year. The specific dates will follow the official government calendar, which includes national and religious holidays. </w:t>
       </w:r>
+      <w:proofErr w:type="spellStart"/>
       <w:r>
         <w:rPr>
           <w:rFonts w:ascii="Aptos" w:eastAsia="Aptos" w:hAnsi="Aptos" w:cs="Aptos"/>
         </w:rPr>
         <w:lastRenderedPageBreak/>
-        <w:t xml:space="preserve">ตามกฎหมายแรงงานไทย </w:t>
+        <w:t>ตามกฎหมายแรงงานไทย</w:t>
+      </w:r>
+      <w:proofErr w:type="spellEnd"/>
+      <w:r>
+        <w:rPr>
+          <w:rFonts w:ascii="Aptos" w:eastAsia="Aptos" w:hAnsi="Aptos" w:cs="Aptos"/>
+        </w:rPr>
+        <w:t xml:space="preserve"> </w:t>
       </w:r>
       <w:r>
         <w:rPr>
@@ -3770,12 +7514,42 @@
         </w:rPr>
         <w:t xml:space="preserve"> </w:t>
       </w:r>
-      <w:r>
-        <w:rPr>
-          <w:rFonts w:ascii="Aptos" w:eastAsia="Aptos" w:hAnsi="Aptos" w:cs="Aptos"/>
-        </w:rPr>
-        <w:t>วันต่อปี วันที่เฉพาะเจาะจงจะเป็นไปตามปฏิทินราชการ ซึ่งรวมถึงวันหยุดราชการและวันหยุดทางศาสนา</w:t>
-      </w:r>
+      <w:proofErr w:type="spellStart"/>
+      <w:r>
+        <w:rPr>
+          <w:rFonts w:ascii="Aptos" w:eastAsia="Aptos" w:hAnsi="Aptos" w:cs="Aptos"/>
+        </w:rPr>
+        <w:t>วันต่อปี</w:t>
+      </w:r>
+      <w:proofErr w:type="spellEnd"/>
+      <w:r>
+        <w:rPr>
+          <w:rFonts w:ascii="Aptos" w:eastAsia="Aptos" w:hAnsi="Aptos" w:cs="Aptos"/>
+        </w:rPr>
+        <w:t xml:space="preserve"> </w:t>
+      </w:r>
+      <w:proofErr w:type="spellStart"/>
+      <w:r>
+        <w:rPr>
+          <w:rFonts w:ascii="Aptos" w:eastAsia="Aptos" w:hAnsi="Aptos" w:cs="Aptos"/>
+        </w:rPr>
+        <w:t>วันที่เฉพาะเจาะจงจะเป็นไปตามปฏิทินราชการ</w:t>
+      </w:r>
+      <w:proofErr w:type="spellEnd"/>
+      <w:r>
+        <w:rPr>
+          <w:rFonts w:ascii="Aptos" w:eastAsia="Aptos" w:hAnsi="Aptos" w:cs="Aptos"/>
+        </w:rPr>
+        <w:t xml:space="preserve"> </w:t>
+      </w:r>
+      <w:proofErr w:type="spellStart"/>
+      <w:r>
+        <w:rPr>
+          <w:rFonts w:ascii="Aptos" w:eastAsia="Aptos" w:hAnsi="Aptos" w:cs="Aptos"/>
+        </w:rPr>
+        <w:t>ซึ่งรวมถึงวันหยุดราชการและวันหยุดทางศาสนา</w:t>
+      </w:r>
+      <w:proofErr w:type="spellEnd"/>
     </w:p>
     <w:p>
       <w:pPr>
@@ -3794,8 +7568,18 @@
           <w:b/>
           <w:bCs/>
         </w:rPr>
-        <w:t>2. Compensation for Working on Public Holidays / ค่าตอบแทนสำหรับการทำงานในวันหยุดนักขัตฤกษ์</w:t>
-      </w:r>
+        <w:t xml:space="preserve">2. Compensation for Working on Public Holidays / </w:t>
+      </w:r>
+      <w:proofErr w:type="spellStart"/>
+      <w:r>
+        <w:rPr>
+          <w:rFonts w:ascii="Aptos" w:eastAsia="Aptos" w:hAnsi="Aptos" w:cs="Aptos"/>
+          <w:b/>
+          <w:bCs/>
+        </w:rPr>
+        <w:t>ค่าตอบแทนสำหรับการทำงานในวันหยุดนักขัตฤกษ์</w:t>
+      </w:r>
+      <w:proofErr w:type="spellEnd"/>
     </w:p>
     <w:p>
       <w:pPr>
@@ -3815,13 +7599,73 @@
           <w:b/>
           <w:bCs/>
         </w:rPr>
-        <w:t>Requirement / ข้อกำหนด:</w:t>
-      </w:r>
-      <w:r>
-        <w:rPr>
-          <w:rFonts w:ascii="Aptos" w:eastAsia="Aptos" w:hAnsi="Aptos" w:cs="Aptos"/>
-        </w:rPr>
-        <w:t xml:space="preserve"> Due to the nature of the restaurant business, employees may be required to work on official public holidays. In such cases, the employer will compensate the employee in one of the following legally compliant ways: เนื่องจากลักษณะของธุรกิจร้านอาหาร พนักงานอาจจำเป็นต้องทำงานในวันหยุดราชการ ในกรณีเช่นนี้ นายจ้างจะชดเชยให้ลูกจ้างด้วยวิธีใดวิธีหนึ่งที่ถูกต้องตามกฎหมายดังต่อไปนี้:</w:t>
+        <w:t xml:space="preserve">Requirement / </w:t>
+      </w:r>
+      <w:proofErr w:type="spellStart"/>
+      <w:r>
+        <w:rPr>
+          <w:rFonts w:ascii="Aptos" w:eastAsia="Aptos" w:hAnsi="Aptos" w:cs="Aptos"/>
+          <w:b/>
+          <w:bCs/>
+        </w:rPr>
+        <w:t>ข้อกำหนด</w:t>
+      </w:r>
+      <w:proofErr w:type="spellEnd"/>
+      <w:r>
+        <w:rPr>
+          <w:rFonts w:ascii="Aptos" w:eastAsia="Aptos" w:hAnsi="Aptos" w:cs="Aptos"/>
+          <w:b/>
+          <w:bCs/>
+        </w:rPr>
+        <w:t>:</w:t>
+      </w:r>
+      <w:r>
+        <w:rPr>
+          <w:rFonts w:ascii="Aptos" w:eastAsia="Aptos" w:hAnsi="Aptos" w:cs="Aptos"/>
+        </w:rPr>
+        <w:t xml:space="preserve"> Due to the nature of the restaurant business, employees may be required to work on official public holidays. In such cases, the employer will compensate the employee in one of the following legally compliant ways: </w:t>
+      </w:r>
+      <w:proofErr w:type="spellStart"/>
+      <w:r>
+        <w:rPr>
+          <w:rFonts w:ascii="Aptos" w:eastAsia="Aptos" w:hAnsi="Aptos" w:cs="Aptos"/>
+        </w:rPr>
+        <w:t>เนื่องจากลักษณะของธุรกิจร้านอาหาร</w:t>
+      </w:r>
+      <w:proofErr w:type="spellEnd"/>
+      <w:r>
+        <w:rPr>
+          <w:rFonts w:ascii="Aptos" w:eastAsia="Aptos" w:hAnsi="Aptos" w:cs="Aptos"/>
+        </w:rPr>
+        <w:t xml:space="preserve"> </w:t>
+      </w:r>
+      <w:proofErr w:type="spellStart"/>
+      <w:r>
+        <w:rPr>
+          <w:rFonts w:ascii="Aptos" w:eastAsia="Aptos" w:hAnsi="Aptos" w:cs="Aptos"/>
+        </w:rPr>
+        <w:t>พนักงานอาจจำเป็นต้องทำงานในวันหยุดราชการ</w:t>
+      </w:r>
+      <w:proofErr w:type="spellEnd"/>
+      <w:r>
+        <w:rPr>
+          <w:rFonts w:ascii="Aptos" w:eastAsia="Aptos" w:hAnsi="Aptos" w:cs="Aptos"/>
+        </w:rPr>
+        <w:t xml:space="preserve"> </w:t>
+      </w:r>
+      <w:proofErr w:type="spellStart"/>
+      <w:r>
+        <w:rPr>
+          <w:rFonts w:ascii="Aptos" w:eastAsia="Aptos" w:hAnsi="Aptos" w:cs="Aptos"/>
+        </w:rPr>
+        <w:t>ในกรณีเช่นนี้</w:t>
+      </w:r>
+      <w:proofErr w:type="spellEnd"/>
+      <w:r>
+        <w:rPr>
+          <w:rFonts w:ascii="Aptos" w:eastAsia="Aptos" w:hAnsi="Aptos" w:cs="Aptos"/>
+        </w:rPr>
+        <w:t xml:space="preserve"> นายจ้างจะชดเชยให้ลูกจ้างด้วยวิธีใดวิธีหนึ่งที่ถูกต้องตามกฎหมายดังต่อไปนี้:</w:t>
       </w:r>
     </w:p>
     <w:p>
@@ -3842,7 +7686,25 @@
           <w:b/>
           <w:bCs/>
         </w:rPr>
-        <w:t>Payment / การจ่ายเงิน:</w:t>
+        <w:t xml:space="preserve">Payment / </w:t>
+      </w:r>
+      <w:proofErr w:type="spellStart"/>
+      <w:r>
+        <w:rPr>
+          <w:rFonts w:ascii="Aptos" w:eastAsia="Aptos" w:hAnsi="Aptos" w:cs="Aptos"/>
+          <w:b/>
+          <w:bCs/>
+        </w:rPr>
+        <w:t>การจ่ายเงิน</w:t>
+      </w:r>
+      <w:proofErr w:type="spellEnd"/>
+      <w:r>
+        <w:rPr>
+          <w:rFonts w:ascii="Aptos" w:eastAsia="Aptos" w:hAnsi="Aptos" w:cs="Aptos"/>
+          <w:b/>
+          <w:bCs/>
+        </w:rPr>
+        <w:t>:</w:t>
       </w:r>
       <w:r>
         <w:rPr>
@@ -3869,14 +7731,68 @@
           <w:b/>
           <w:bCs/>
         </w:rPr>
-        <w:t>Substitute Day Off / วันหยุดชดเชย:</w:t>
-      </w:r>
-      <w:r>
-        <w:rPr>
-          <w:rFonts w:ascii="Aptos" w:eastAsia="Aptos" w:hAnsi="Aptos" w:cs="Aptos"/>
-        </w:rPr>
-        <w:t xml:space="preserve"> With the mutual agreement of the employee, a substitute paid day off will be granted in place of the holiday pay. This substitute day will be scheduled within the same calendar year. ด้วยความตกลงร่วมกันของลูกจ้าง จะมีการให้วันหยุดชดเชยโดยได้รับค่าจ้างแทนค่าทำงานในวันหยุด วันหยุดชดเชยนี้จะถูกกำหนดภายในปีปฏิทินเดียวกัน</w:t>
-      </w:r>
+        <w:t xml:space="preserve">Substitute Day Off / </w:t>
+      </w:r>
+      <w:proofErr w:type="spellStart"/>
+      <w:r>
+        <w:rPr>
+          <w:rFonts w:ascii="Aptos" w:eastAsia="Aptos" w:hAnsi="Aptos" w:cs="Aptos"/>
+          <w:b/>
+          <w:bCs/>
+        </w:rPr>
+        <w:t>วันหยุดชดเชย</w:t>
+      </w:r>
+      <w:proofErr w:type="spellEnd"/>
+      <w:r>
+        <w:rPr>
+          <w:rFonts w:ascii="Aptos" w:eastAsia="Aptos" w:hAnsi="Aptos" w:cs="Aptos"/>
+          <w:b/>
+          <w:bCs/>
+        </w:rPr>
+        <w:t>:</w:t>
+      </w:r>
+      <w:r>
+        <w:rPr>
+          <w:rFonts w:ascii="Aptos" w:eastAsia="Aptos" w:hAnsi="Aptos" w:cs="Aptos"/>
+        </w:rPr>
+        <w:t xml:space="preserve"> With the mutual agreement of the employee, a substitute paid day off will be granted in place of the holiday pay. This substitute day will be scheduled within the same calendar year. </w:t>
+      </w:r>
+      <w:proofErr w:type="spellStart"/>
+      <w:r>
+        <w:rPr>
+          <w:rFonts w:ascii="Aptos" w:eastAsia="Aptos" w:hAnsi="Aptos" w:cs="Aptos"/>
+        </w:rPr>
+        <w:t>ด้วยความตกลงร่วมกันของลูกจ้าง</w:t>
+      </w:r>
+      <w:proofErr w:type="spellEnd"/>
+      <w:r>
+        <w:rPr>
+          <w:rFonts w:ascii="Aptos" w:eastAsia="Aptos" w:hAnsi="Aptos" w:cs="Aptos"/>
+        </w:rPr>
+        <w:t xml:space="preserve"> </w:t>
+      </w:r>
+      <w:proofErr w:type="spellStart"/>
+      <w:r>
+        <w:rPr>
+          <w:rFonts w:ascii="Aptos" w:eastAsia="Aptos" w:hAnsi="Aptos" w:cs="Aptos"/>
+        </w:rPr>
+        <w:t>จะมีการให้วันหยุดชดเชยโดยได้รับค่าจ้างแทนค่าทำงานในวันหยุด</w:t>
+      </w:r>
+      <w:proofErr w:type="spellEnd"/>
+      <w:r>
+        <w:rPr>
+          <w:rFonts w:ascii="Aptos" w:eastAsia="Aptos" w:hAnsi="Aptos" w:cs="Aptos"/>
+        </w:rPr>
+        <w:t xml:space="preserve"> </w:t>
+      </w:r>
+      <w:proofErr w:type="spellStart"/>
+      <w:r>
+        <w:rPr>
+          <w:rFonts w:ascii="Aptos" w:eastAsia="Aptos" w:hAnsi="Aptos" w:cs="Aptos"/>
+        </w:rPr>
+        <w:t>วันหยุดชดเชยนี้จะถูกกำหนดภายในปีปฏิทินเดียวกัน</w:t>
+      </w:r>
+      <w:proofErr w:type="spellEnd"/>
     </w:p>
     <w:p>
       <w:pPr>
@@ -3895,8 +7811,18 @@
           <w:b/>
           <w:bCs/>
         </w:rPr>
-        <w:t>3. Communication of Holiday Schedule / การสื่อสารตารางวันหยุด</w:t>
-      </w:r>
+        <w:t xml:space="preserve">3. Communication of Holiday Schedule / </w:t>
+      </w:r>
+      <w:proofErr w:type="spellStart"/>
+      <w:r>
+        <w:rPr>
+          <w:rFonts w:ascii="Aptos" w:eastAsia="Aptos" w:hAnsi="Aptos" w:cs="Aptos"/>
+          <w:b/>
+          <w:bCs/>
+        </w:rPr>
+        <w:t>การสื่อสารตารางวันหยุด</w:t>
+      </w:r>
+      <w:proofErr w:type="spellEnd"/>
     </w:p>
     <w:p>
       <w:pPr>
@@ -3916,7 +7842,25 @@
           <w:b/>
           <w:bCs/>
         </w:rPr>
-        <w:t>Announcement / การประกาศ:</w:t>
+        <w:t xml:space="preserve">Announcement / </w:t>
+      </w:r>
+      <w:proofErr w:type="spellStart"/>
+      <w:r>
+        <w:rPr>
+          <w:rFonts w:ascii="Aptos" w:eastAsia="Aptos" w:hAnsi="Aptos" w:cs="Aptos"/>
+          <w:b/>
+          <w:bCs/>
+        </w:rPr>
+        <w:t>การประกาศ</w:t>
+      </w:r>
+      <w:proofErr w:type="spellEnd"/>
+      <w:r>
+        <w:rPr>
+          <w:rFonts w:ascii="Aptos" w:eastAsia="Aptos" w:hAnsi="Aptos" w:cs="Aptos"/>
+          <w:b/>
+          <w:bCs/>
+        </w:rPr>
+        <w:t>:</w:t>
       </w:r>
       <w:r>
         <w:rPr>
@@ -3942,7 +7886,25 @@
           <w:b/>
           <w:bCs/>
         </w:rPr>
-        <w:t>Acknowledgement: / การรับทราบ:</w:t>
+        <w:t xml:space="preserve">Acknowledgement: / </w:t>
+      </w:r>
+      <w:proofErr w:type="spellStart"/>
+      <w:r>
+        <w:rPr>
+          <w:rFonts w:ascii="Aptos" w:eastAsia="Aptos" w:hAnsi="Aptos" w:cs="Aptos"/>
+          <w:b/>
+          <w:bCs/>
+        </w:rPr>
+        <w:t>การรับทราบ</w:t>
+      </w:r>
+      <w:proofErr w:type="spellEnd"/>
+      <w:r>
+        <w:rPr>
+          <w:rFonts w:ascii="Aptos" w:eastAsia="Aptos" w:hAnsi="Aptos" w:cs="Aptos"/>
+          <w:b/>
+          <w:bCs/>
+        </w:rPr>
+        <w:t>:</w:t>
       </w:r>
     </w:p>
     <w:p>
@@ -3966,8 +7928,72 @@
         <w:rPr>
           <w:rFonts w:ascii="Aptos" w:eastAsia="Aptos" w:hAnsi="Aptos" w:cs="Aptos"/>
         </w:rPr>
-        <w:t xml:space="preserve"> โดยการลงนามด้านล่าง ข้าพเจ้ารับทราบว่าข้าพเจ้าได้อ่าน เข้าใจ และตกลงตามข้อกำหนดการจ้างงานที่ระบุไว้ในสัญญานี้ รวมถึงกฎและแนวทางปฏิบัติที่ระบุรายละเอียดในภาคผนวก</w:t>
-      </w:r>
+        <w:t xml:space="preserve"> </w:t>
+      </w:r>
+      <w:proofErr w:type="spellStart"/>
+      <w:r>
+        <w:rPr>
+          <w:rFonts w:ascii="Aptos" w:eastAsia="Aptos" w:hAnsi="Aptos" w:cs="Aptos"/>
+        </w:rPr>
+        <w:t>โดยการลงนามด้านล่าง</w:t>
+      </w:r>
+      <w:proofErr w:type="spellEnd"/>
+      <w:r>
+        <w:rPr>
+          <w:rFonts w:ascii="Aptos" w:eastAsia="Aptos" w:hAnsi="Aptos" w:cs="Aptos"/>
+        </w:rPr>
+        <w:t xml:space="preserve"> </w:t>
+      </w:r>
+      <w:proofErr w:type="spellStart"/>
+      <w:r>
+        <w:rPr>
+          <w:rFonts w:ascii="Aptos" w:eastAsia="Aptos" w:hAnsi="Aptos" w:cs="Aptos"/>
+        </w:rPr>
+        <w:t>ข้าพเจ้ารับทราบว่าข้าพเจ้าได้อ่าน</w:t>
+      </w:r>
+      <w:proofErr w:type="spellEnd"/>
+      <w:r>
+        <w:rPr>
+          <w:rFonts w:ascii="Aptos" w:eastAsia="Aptos" w:hAnsi="Aptos" w:cs="Aptos"/>
+        </w:rPr>
+        <w:t xml:space="preserve"> </w:t>
+      </w:r>
+      <w:proofErr w:type="spellStart"/>
+      <w:r>
+        <w:rPr>
+          <w:rFonts w:ascii="Aptos" w:eastAsia="Aptos" w:hAnsi="Aptos" w:cs="Aptos"/>
+        </w:rPr>
+        <w:t>เข้าใจ</w:t>
+      </w:r>
+      <w:proofErr w:type="spellEnd"/>
+      <w:r>
+        <w:rPr>
+          <w:rFonts w:ascii="Aptos" w:eastAsia="Aptos" w:hAnsi="Aptos" w:cs="Aptos"/>
+        </w:rPr>
+        <w:t xml:space="preserve"> </w:t>
+      </w:r>
+      <w:proofErr w:type="spellStart"/>
+      <w:r>
+        <w:rPr>
+          <w:rFonts w:ascii="Aptos" w:eastAsia="Aptos" w:hAnsi="Aptos" w:cs="Aptos"/>
+        </w:rPr>
+        <w:t>และตกลงตามข้อกำหนดการจ้างงานที่ระบุไว้ในสัญญานี้</w:t>
+      </w:r>
+      <w:proofErr w:type="spellEnd"/>
+      <w:r>
+        <w:rPr>
+          <w:rFonts w:ascii="Aptos" w:eastAsia="Aptos" w:hAnsi="Aptos" w:cs="Aptos"/>
+        </w:rPr>
+        <w:t xml:space="preserve"> </w:t>
+      </w:r>
+      <w:proofErr w:type="spellStart"/>
+      <w:r>
+        <w:rPr>
+          <w:rFonts w:ascii="Aptos" w:eastAsia="Aptos" w:hAnsi="Aptos" w:cs="Aptos"/>
+        </w:rPr>
+        <w:t>รวมถึงกฎและแนวทางปฏิบัติที่ระบุรายละเอียดในภาคผนวก</w:t>
+      </w:r>
+      <w:proofErr w:type="spellEnd"/>
     </w:p>
     <w:p>
       <w:pPr>
@@ -4030,6 +8056,7 @@
         </w:rPr>
         <w:br/>
       </w:r>
+      <w:proofErr w:type="spellStart"/>
       <w:r>
         <w:rPr>
           <w:rFonts w:ascii="Aptos" w:eastAsia="Aptos" w:hAnsi="Aptos" w:cs="Aptos"/>
@@ -4037,7 +8064,17 @@
           <w:bCs/>
           <w:color w:val="1B1C1D"/>
         </w:rPr>
-        <w:t>Employee Name:</w:t>
+        <w:t>Employee</w:t>
+      </w:r>
+      <w:proofErr w:type="spellEnd"/>
+      <w:r>
+        <w:rPr>
+          <w:rFonts w:ascii="Aptos" w:eastAsia="Aptos" w:hAnsi="Aptos" w:cs="Aptos"/>
+          <w:b/>
+          <w:bCs/>
+          <w:color w:val="1B1C1D"/>
+        </w:rPr>
+        <w:t xml:space="preserve"> Name:</w:t>
       </w:r>
       <w:r>
         <w:rPr>
